--- a/WebContent/docx/中国人群BRCA12基因分子分型研究_胚系-基智远.docx
+++ b/WebContent/docx/中国人群BRCA12基因分子分型研究_胚系-基智远.docx
@@ -17,7 +17,7 @@
           <w:lang w:eastAsia="zh-CN"/>
         </w:rPr>
         <w:drawing>
-          <wp:anchor distT="0" distB="0" distL="114300" distR="114300" simplePos="0" relativeHeight="251661312" behindDoc="0" locked="0" layoutInCell="1" allowOverlap="1">
+          <wp:anchor distT="0" distB="0" distL="114300" distR="114300" simplePos="0" relativeHeight="251660288" behindDoc="0" locked="0" layoutInCell="1" allowOverlap="1">
             <wp:simplePos x="0" y="0"/>
             <wp:positionH relativeFrom="column">
               <wp:posOffset>-619125</wp:posOffset>
@@ -42,7 +42,7 @@
                     </pic:cNvPicPr>
                   </pic:nvPicPr>
                   <pic:blipFill>
-                    <a:blip r:embed="rId8"/>
+                    <a:blip r:embed="rId9"/>
                     <a:stretch>
                       <a:fillRect/>
                     </a:stretch>
@@ -2214,11 +2214,11 @@
         </w:rPr>
         <w:fldChar w:fldCharType="end"/>
       </w:r>
-      <w:bookmarkStart w:id="0" w:name="_Toc30143_WPSOffice_Level1"/>
-      <w:bookmarkStart w:id="1" w:name="_Toc21009_WPSOffice_Level1"/>
-      <w:bookmarkStart w:id="2" w:name="_Toc13806"/>
-      <w:bookmarkStart w:id="3" w:name="_Toc21669"/>
-      <w:bookmarkStart w:id="4" w:name="_Toc24178_WPSOffice_Level1"/>
+      <w:bookmarkStart w:id="0" w:name="_Toc13806"/>
+      <w:bookmarkStart w:id="1" w:name="_Toc30143_WPSOffice_Level1"/>
+      <w:bookmarkStart w:id="2" w:name="_Toc21669"/>
+      <w:bookmarkStart w:id="3" w:name="_Toc24178_WPSOffice_Level1"/>
+      <w:bookmarkStart w:id="4" w:name="_Toc21009_WPSOffice_Level1"/>
     </w:p>
     <w:p>
       <w:pPr>
@@ -2826,11 +2826,11 @@
           <w:szCs w:val="32"/>
         </w:rPr>
       </w:pPr>
-      <w:bookmarkStart w:id="6" w:name="_Toc9085"/>
-      <w:bookmarkStart w:id="7" w:name="_Toc11015_WPSOffice_Level1"/>
-      <w:bookmarkStart w:id="8" w:name="_Toc17451"/>
-      <w:bookmarkStart w:id="9" w:name="_Toc18062_WPSOffice_Level1"/>
-      <w:bookmarkStart w:id="10" w:name="_Toc7021_WPSOffice_Level1"/>
+      <w:bookmarkStart w:id="6" w:name="_Toc7021_WPSOffice_Level1"/>
+      <w:bookmarkStart w:id="7" w:name="_Toc17451"/>
+      <w:bookmarkStart w:id="8" w:name="_Toc9085"/>
+      <w:bookmarkStart w:id="9" w:name="_Toc11015_WPSOffice_Level1"/>
+      <w:bookmarkStart w:id="10" w:name="_Toc18062_WPSOffice_Level1"/>
       <w:bookmarkStart w:id="11" w:name="_Toc3823"/>
       <w:r>
         <w:rPr>
@@ -3013,10 +3013,10 @@
           <w:lang w:val="en-US" w:eastAsia="zh-CN"/>
         </w:rPr>
       </w:pPr>
-      <w:bookmarkStart w:id="12" w:name="_Toc18058"/>
-      <w:bookmarkStart w:id="13" w:name="_Toc6221_WPSOffice_Level1"/>
+      <w:bookmarkStart w:id="12" w:name="_Toc23369_WPSOffice_Level1"/>
+      <w:bookmarkStart w:id="13" w:name="_Toc18058"/>
       <w:bookmarkStart w:id="14" w:name="_Toc25920"/>
-      <w:bookmarkStart w:id="15" w:name="_Toc23369_WPSOffice_Level1"/>
+      <w:bookmarkStart w:id="15" w:name="_Toc6221_WPSOffice_Level1"/>
       <w:bookmarkStart w:id="16" w:name="_Toc23124"/>
       <w:bookmarkStart w:id="17" w:name="_Toc534807930"/>
       <w:r>
@@ -4376,7 +4376,6 @@
           <w:lang w:eastAsia="zh-CN"/>
         </w:rPr>
       </w:pPr>
-      <w:bookmarkStart w:id="83" w:name="_GoBack"/>
       <w:r>
         <w:rPr>
           <w:sz w:val="22"/>
@@ -4384,18 +4383,18 @@
         <mc:AlternateContent>
           <mc:Choice Requires="wpg">
             <w:drawing>
-              <wp:anchor distT="0" distB="0" distL="114300" distR="114300" simplePos="0" relativeHeight="251662336" behindDoc="0" locked="0" layoutInCell="1" allowOverlap="1">
+              <wp:anchor distT="0" distB="0" distL="114300" distR="114300" simplePos="0" relativeHeight="251664384" behindDoc="0" locked="0" layoutInCell="1" allowOverlap="1">
                 <wp:simplePos x="0" y="0"/>
                 <wp:positionH relativeFrom="column">
-                  <wp:posOffset>2806700</wp:posOffset>
+                  <wp:posOffset>2775585</wp:posOffset>
                 </wp:positionH>
                 <wp:positionV relativeFrom="paragraph">
-                  <wp:posOffset>33020</wp:posOffset>
+                  <wp:posOffset>80010</wp:posOffset>
                 </wp:positionV>
-                <wp:extent cx="2906395" cy="466090"/>
-                <wp:effectExtent l="0" t="0" r="4445" b="6985"/>
+                <wp:extent cx="2571115" cy="410210"/>
+                <wp:effectExtent l="0" t="0" r="4445" b="1270"/>
                 <wp:wrapNone/>
-                <wp:docPr id="10" name="组合 6"/>
+                <wp:docPr id="35" name="组合 16"/>
                 <wp:cNvGraphicFramePr/>
                 <a:graphic xmlns:a="http://schemas.openxmlformats.org/drawingml/2006/main">
                   <a:graphicData uri="http://schemas.microsoft.com/office/word/2010/wordprocessingGroup">
@@ -4403,53 +4402,15 @@
                       <wpg:cNvGrpSpPr/>
                       <wpg:grpSpPr>
                         <a:xfrm rot="0">
-                          <a:off x="3454400" y="8937625"/>
-                          <a:ext cx="2906395" cy="466090"/>
-                          <a:chOff x="10964" y="4438"/>
-                          <a:chExt cx="4577" cy="734"/>
+                          <a:off x="3423285" y="4040505"/>
+                          <a:ext cx="2571115" cy="410210"/>
+                          <a:chOff x="17956" y="38313"/>
+                          <a:chExt cx="4049" cy="646"/>
                         </a:xfrm>
                       </wpg:grpSpPr>
                       <pic:pic xmlns:pic="http://schemas.openxmlformats.org/drawingml/2006/picture">
                         <pic:nvPicPr>
-                          <pic:cNvPr id="30" name="图片 30" descr="微信图片_20220215110121"/>
-                          <pic:cNvPicPr>
-                            <a:picLocks noChangeAspect="1"/>
-                          </pic:cNvPicPr>
-                        </pic:nvPicPr>
-                        <pic:blipFill>
-                          <a:blip r:embed="rId9">
-                            <a:clrChange>
-                              <a:clrFrom>
-                                <a:srgbClr val="A09D98">
-                                  <a:alpha val="100000"/>
-                                </a:srgbClr>
-                              </a:clrFrom>
-                              <a:clrTo>
-                                <a:srgbClr val="A09D98">
-                                  <a:alpha val="100000"/>
-                                  <a:alpha val="0"/>
-                                </a:srgbClr>
-                              </a:clrTo>
-                            </a:clrChange>
-                            <a:biLevel thresh="50000"/>
-                          </a:blip>
-                          <a:stretch>
-                            <a:fillRect/>
-                          </a:stretch>
-                        </pic:blipFill>
-                        <pic:spPr>
-                          <a:xfrm>
-                            <a:off x="10964" y="4458"/>
-                            <a:ext cx="1234" cy="715"/>
-                          </a:xfrm>
-                          <a:prstGeom prst="rect">
-                            <a:avLst/>
-                          </a:prstGeom>
-                        </pic:spPr>
-                      </pic:pic>
-                      <pic:pic xmlns:pic="http://schemas.openxmlformats.org/drawingml/2006/picture">
-                        <pic:nvPicPr>
-                          <pic:cNvPr id="21" name="图片 34" descr="晓敏"/>
+                          <pic:cNvPr id="1" name="图片 29" descr="IMG_256"/>
                           <pic:cNvPicPr>
                             <a:picLocks noChangeAspect="1"/>
                           </pic:cNvPicPr>
@@ -4458,32 +4419,58 @@
                           <a:blip r:embed="rId10">
                             <a:clrChange>
                               <a:clrFrom>
-                                <a:srgbClr val="949FA1"/>
+                                <a:srgbClr val="FFFFFF">
+                                  <a:alpha val="100000"/>
+                                </a:srgbClr>
                               </a:clrFrom>
                               <a:clrTo>
-                                <a:srgbClr val="949FA1">
+                                <a:srgbClr val="FFFFFF">
+                                  <a:alpha val="100000"/>
                                   <a:alpha val="0"/>
                                 </a:srgbClr>
                               </a:clrTo>
                             </a:clrChange>
                           </a:blip>
-                          <a:srcRect l="34062" t="26445" r="34097" b="9325"/>
                           <a:stretch>
                             <a:fillRect/>
                           </a:stretch>
                         </pic:blipFill>
                         <pic:spPr>
-                          <a:xfrm rot="16200000">
-                            <a:off x="14524" y="3981"/>
-                            <a:ext cx="560" cy="1475"/>
+                          <a:xfrm>
+                            <a:off x="21031" y="38313"/>
+                            <a:ext cx="975" cy="570"/>
                           </a:xfrm>
                           <a:prstGeom prst="rect">
                             <a:avLst/>
                           </a:prstGeom>
                           <a:noFill/>
-                          <a:ln>
+                          <a:ln w="9525">
                             <a:noFill/>
                           </a:ln>
+                        </pic:spPr>
+                      </pic:pic>
+                      <pic:pic xmlns:pic="http://schemas.openxmlformats.org/drawingml/2006/picture">
+                        <pic:nvPicPr>
+                          <pic:cNvPr id="15" name="图片 15" descr="c9514d16fd70679bf0495aeebb03c72d_compress"/>
+                          <pic:cNvPicPr>
+                            <a:picLocks noChangeAspect="1"/>
+                          </pic:cNvPicPr>
+                        </pic:nvPicPr>
+                        <pic:blipFill>
+                          <a:blip r:embed="rId11"/>
+                          <a:srcRect l="21003" t="56913" r="27176" b="26386"/>
+                          <a:stretch>
+                            <a:fillRect/>
+                          </a:stretch>
+                        </pic:blipFill>
+                        <pic:spPr>
+                          <a:xfrm>
+                            <a:off x="17956" y="38485"/>
+                            <a:ext cx="1550" cy="475"/>
+                          </a:xfrm>
+                          <a:prstGeom prst="rect">
+                            <a:avLst/>
+                          </a:prstGeom>
                         </pic:spPr>
                       </pic:pic>
                     </wpg:wgp>
@@ -4494,18 +4481,18 @@
           </mc:Choice>
           <mc:Fallback>
             <w:pict>
-              <v:group id="组合 6" o:spid="_x0000_s1026" o:spt="203" style="position:absolute;left:0pt;margin-left:221pt;margin-top:2.6pt;height:36.7pt;width:228.85pt;z-index:251662336;mso-width-relative:page;mso-height-relative:page;" coordorigin="10964,4438" coordsize="4577,734" o:gfxdata="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">
+              <v:group id="组合 16" o:spid="_x0000_s1026" o:spt="203" style="position:absolute;left:0pt;margin-left:218.55pt;margin-top:6.3pt;height:32.3pt;width:202.45pt;z-index:251664384;mso-width-relative:page;mso-height-relative:page;" coordorigin="17956,38313" coordsize="4049,646" o:gfxdata="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">
                 <o:lock v:ext="edit" aspectratio="f"/>
-                <v:shape id="_x0000_s1026" o:spid="_x0000_s1026" o:spt="75" alt="微信图片_20220215110121" type="#_x0000_t75" style="position:absolute;left:10964;top:4458;height:715;width:1234;" filled="f" o:preferrelative="t" stroked="f" coordsize="21600,21600" o:gfxdata="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">
+                <v:shape id="图片 29" o:spid="_x0000_s1026" o:spt="75" alt="IMG_256" type="#_x0000_t75" style="position:absolute;left:21031;top:38313;height:570;width:975;" filled="f" o:preferrelative="t" stroked="f" coordsize="21600,21600" o:gfxdata="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">
                   <v:fill on="f" focussize="0,0"/>
                   <v:stroke on="f"/>
-                  <v:imagedata r:id="rId9" grayscale="t" bilevel="t" chromakey="#A09D98" o:title=""/>
+                  <v:imagedata r:id="rId10" chromakey="#FFFFFF" o:title=""/>
                   <o:lock v:ext="edit" aspectratio="t"/>
                 </v:shape>
-                <v:shape id="图片 34" o:spid="_x0000_s1026" o:spt="75" alt="晓敏" type="#_x0000_t75" style="position:absolute;left:14524;top:3981;height:1475;width:560;rotation:-5898240f;" filled="f" o:preferrelative="t" stroked="f" coordsize="21600,21600" o:gfxdata="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">
+                <v:shape id="_x0000_s1026" o:spid="_x0000_s1026" o:spt="75" alt="c9514d16fd70679bf0495aeebb03c72d_compress" type="#_x0000_t75" style="position:absolute;left:17956;top:38485;height:475;width:1550;" filled="f" o:preferrelative="t" stroked="f" coordsize="21600,21600" o:gfxdata="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">
                   <v:fill on="f" focussize="0,0"/>
                   <v:stroke on="f"/>
-                  <v:imagedata r:id="rId10" cropleft="22323f" croptop="17331f" cropright="22346f" cropbottom="6111f" chromakey="#949FA1" o:title=""/>
+                  <v:imagedata r:id="rId11" cropleft="13765f" croptop="37299f" cropright="17810f" cropbottom="17292f" o:title=""/>
                   <o:lock v:ext="edit" aspectratio="t"/>
                 </v:shape>
               </v:group>
@@ -4513,7 +4500,6 @@
           </mc:Fallback>
         </mc:AlternateContent>
       </w:r>
-      <w:bookmarkEnd w:id="83"/>
     </w:p>
     <w:tbl>
       <w:tblPr>
@@ -4879,8 +4865,9 @@
     <w:p>
       <w:pPr>
         <w:rPr>
+          <w:rFonts w:hint="default"/>
           <w:sz w:val="24"/>
-          <w:lang w:eastAsia="zh-CN"/>
+          <w:lang w:val="en-US" w:eastAsia="zh-CN"/>
         </w:rPr>
       </w:pPr>
     </w:p>
@@ -4891,6 +4878,130 @@
           <w:lang w:eastAsia="zh-CN"/>
         </w:rPr>
       </w:pPr>
+      <w:r>
+        <w:rPr>
+          <w:sz w:val="24"/>
+        </w:rPr>
+        <mc:AlternateContent>
+          <mc:Choice Requires="wpg">
+            <w:drawing>
+              <wp:anchor distT="0" distB="0" distL="114300" distR="114300" simplePos="0" relativeHeight="251661312" behindDoc="0" locked="0" layoutInCell="1" allowOverlap="1">
+                <wp:simplePos x="0" y="0"/>
+                <wp:positionH relativeFrom="column">
+                  <wp:posOffset>2775585</wp:posOffset>
+                </wp:positionH>
+                <wp:positionV relativeFrom="paragraph">
+                  <wp:posOffset>88900</wp:posOffset>
+                </wp:positionV>
+                <wp:extent cx="2675255" cy="361950"/>
+                <wp:effectExtent l="0" t="0" r="0" b="3810"/>
+                <wp:wrapNone/>
+                <wp:docPr id="37" name="组合 30"/>
+                <wp:cNvGraphicFramePr/>
+                <a:graphic xmlns:a="http://schemas.openxmlformats.org/drawingml/2006/main">
+                  <a:graphicData uri="http://schemas.microsoft.com/office/word/2010/wordprocessingGroup">
+                    <wpg:wgp>
+                      <wpg:cNvGrpSpPr/>
+                      <wpg:grpSpPr>
+                        <a:xfrm rot="0">
+                          <a:off x="3423285" y="5173345"/>
+                          <a:ext cx="2675255" cy="361950"/>
+                          <a:chOff x="17956" y="40098"/>
+                          <a:chExt cx="4213" cy="570"/>
+                        </a:xfrm>
+                      </wpg:grpSpPr>
+                      <pic:pic xmlns:pic="http://schemas.openxmlformats.org/drawingml/2006/picture">
+                        <pic:nvPicPr>
+                          <pic:cNvPr id="2" name="图片 1" descr="24f613a0-66be-430b-9e80-270d3393fac5"/>
+                          <pic:cNvPicPr>
+                            <a:picLocks noChangeAspect="1"/>
+                          </pic:cNvPicPr>
+                        </pic:nvPicPr>
+                        <pic:blipFill>
+                          <a:blip r:embed="rId12"/>
+                          <a:srcRect l="43292" t="26660" r="21693" b="24394"/>
+                          <a:stretch>
+                            <a:fillRect/>
+                          </a:stretch>
+                        </pic:blipFill>
+                        <pic:spPr>
+                          <a:xfrm rot="16200000">
+                            <a:off x="18366" y="39740"/>
+                            <a:ext cx="506" cy="1327"/>
+                          </a:xfrm>
+                          <a:prstGeom prst="rect">
+                            <a:avLst/>
+                          </a:prstGeom>
+                        </pic:spPr>
+                      </pic:pic>
+                      <pic:pic xmlns:pic="http://schemas.openxmlformats.org/drawingml/2006/picture">
+                        <pic:nvPicPr>
+                          <pic:cNvPr id="29" name="图片 29" descr="IMG_256"/>
+                          <pic:cNvPicPr>
+                            <a:picLocks noChangeAspect="1"/>
+                          </pic:cNvPicPr>
+                        </pic:nvPicPr>
+                        <pic:blipFill>
+                          <a:blip r:embed="rId10">
+                            <a:clrChange>
+                              <a:clrFrom>
+                                <a:srgbClr val="FFFFFF">
+                                  <a:alpha val="100000"/>
+                                </a:srgbClr>
+                              </a:clrFrom>
+                              <a:clrTo>
+                                <a:srgbClr val="FFFFFF">
+                                  <a:alpha val="100000"/>
+                                  <a:alpha val="0"/>
+                                </a:srgbClr>
+                              </a:clrTo>
+                            </a:clrChange>
+                          </a:blip>
+                          <a:stretch>
+                            <a:fillRect/>
+                          </a:stretch>
+                        </pic:blipFill>
+                        <pic:spPr>
+                          <a:xfrm>
+                            <a:off x="21195" y="40098"/>
+                            <a:ext cx="975" cy="570"/>
+                          </a:xfrm>
+                          <a:prstGeom prst="rect">
+                            <a:avLst/>
+                          </a:prstGeom>
+                          <a:noFill/>
+                          <a:ln w="9525">
+                            <a:noFill/>
+                          </a:ln>
+                        </pic:spPr>
+                      </pic:pic>
+                    </wpg:wgp>
+                  </a:graphicData>
+                </a:graphic>
+              </wp:anchor>
+            </w:drawing>
+          </mc:Choice>
+          <mc:Fallback>
+            <w:pict>
+              <v:group id="组合 30" o:spid="_x0000_s1026" o:spt="203" style="position:absolute;left:0pt;margin-left:218.55pt;margin-top:7pt;height:28.5pt;width:210.65pt;z-index:251661312;mso-width-relative:page;mso-height-relative:page;" coordorigin="17956,40098" coordsize="4213,570" o:gfxdata="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">
+                <o:lock v:ext="edit" aspectratio="f"/>
+                <v:shape id="图片 1" o:spid="_x0000_s1026" o:spt="75" alt="24f613a0-66be-430b-9e80-270d3393fac5" type="#_x0000_t75" style="position:absolute;left:18366;top:39740;height:1327;width:506;rotation:-5898240f;" filled="f" o:preferrelative="t" stroked="f" coordsize="21600,21600" o:gfxdata="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">
+                  <v:fill on="f" focussize="0,0"/>
+                  <v:stroke on="f"/>
+                  <v:imagedata r:id="rId12" cropleft="28372f" croptop="17472f" cropright="14217f" cropbottom="15987f" o:title=""/>
+                  <o:lock v:ext="edit" aspectratio="t"/>
+                </v:shape>
+                <v:shape id="_x0000_s1026" o:spid="_x0000_s1026" o:spt="75" alt="IMG_256" type="#_x0000_t75" style="position:absolute;left:21195;top:40098;height:570;width:975;" filled="f" o:preferrelative="t" stroked="f" coordsize="21600,21600" o:gfxdata="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">
+                  <v:fill on="f" focussize="0,0"/>
+                  <v:stroke on="f"/>
+                  <v:imagedata r:id="rId10" chromakey="#FFFFFF" o:title=""/>
+                  <o:lock v:ext="edit" aspectratio="t"/>
+                </v:shape>
+              </v:group>
+            </w:pict>
+          </mc:Fallback>
+        </mc:AlternateContent>
+      </w:r>
     </w:p>
     <w:tbl>
       <w:tblPr>
@@ -5277,18 +5388,18 @@
         <mc:AlternateContent>
           <mc:Choice Requires="wpg">
             <w:drawing>
-              <wp:anchor distT="0" distB="0" distL="114300" distR="114300" simplePos="0" relativeHeight="251663360" behindDoc="0" locked="0" layoutInCell="1" allowOverlap="1">
+              <wp:anchor distT="0" distB="0" distL="114300" distR="114300" simplePos="0" relativeHeight="251662336" behindDoc="0" locked="0" layoutInCell="1" allowOverlap="1">
                 <wp:simplePos x="0" y="0"/>
                 <wp:positionH relativeFrom="column">
-                  <wp:posOffset>2757805</wp:posOffset>
+                  <wp:posOffset>2715895</wp:posOffset>
                 </wp:positionH>
                 <wp:positionV relativeFrom="paragraph">
-                  <wp:posOffset>28575</wp:posOffset>
+                  <wp:posOffset>79375</wp:posOffset>
                 </wp:positionV>
-                <wp:extent cx="2872105" cy="453390"/>
-                <wp:effectExtent l="0" t="0" r="8255" b="3810"/>
+                <wp:extent cx="2672080" cy="414020"/>
+                <wp:effectExtent l="0" t="0" r="10160" b="12700"/>
                 <wp:wrapNone/>
-                <wp:docPr id="11" name="组合 15"/>
+                <wp:docPr id="39" name="组合 23"/>
                 <wp:cNvGraphicFramePr/>
                 <a:graphic xmlns:a="http://schemas.openxmlformats.org/drawingml/2006/main">
                   <a:graphicData uri="http://schemas.microsoft.com/office/word/2010/wordprocessingGroup">
@@ -5296,10 +5407,10 @@
                       <wpg:cNvGrpSpPr/>
                       <wpg:grpSpPr>
                         <a:xfrm rot="0">
-                          <a:off x="3405505" y="1805305"/>
-                          <a:ext cx="2872105" cy="453390"/>
-                          <a:chOff x="12357" y="7666"/>
-                          <a:chExt cx="4523" cy="714"/>
+                          <a:off x="3363595" y="6282055"/>
+                          <a:ext cx="2672080" cy="414020"/>
+                          <a:chOff x="17862" y="41843"/>
+                          <a:chExt cx="4208" cy="652"/>
                         </a:xfrm>
                       </wpg:grpSpPr>
                       <pic:pic xmlns:pic="http://schemas.openxmlformats.org/drawingml/2006/picture">
@@ -5310,7 +5421,7 @@
                           </pic:cNvPicPr>
                         </pic:nvPicPr>
                         <pic:blipFill>
-                          <a:blip r:embed="rId11">
+                          <a:blip r:embed="rId13">
                             <a:biLevel thresh="50000"/>
                           </a:blip>
                           <a:srcRect l="7865" t="11797" r="5322" b="19074"/>
@@ -5320,7 +5431,7 @@
                         </pic:blipFill>
                         <pic:spPr>
                           <a:xfrm>
-                            <a:off x="12357" y="7738"/>
+                            <a:off x="17862" y="41869"/>
                             <a:ext cx="1468" cy="627"/>
                           </a:xfrm>
                           <a:prstGeom prst="rect">
@@ -5331,27 +5442,26 @@
                       </pic:pic>
                       <pic:pic xmlns:pic="http://schemas.openxmlformats.org/drawingml/2006/picture">
                         <pic:nvPicPr>
-                          <pic:cNvPr id="6" name="图片 14" descr="微信图片_20220215110121"/>
+                          <pic:cNvPr id="21" name="图片 29" descr="IMG_256"/>
                           <pic:cNvPicPr>
                             <a:picLocks noChangeAspect="1"/>
                           </pic:cNvPicPr>
                         </pic:nvPicPr>
                         <pic:blipFill>
-                          <a:blip r:embed="rId9">
+                          <a:blip r:embed="rId10">
                             <a:clrChange>
                               <a:clrFrom>
-                                <a:srgbClr val="A09D98">
+                                <a:srgbClr val="FFFFFF">
                                   <a:alpha val="100000"/>
                                 </a:srgbClr>
                               </a:clrFrom>
                               <a:clrTo>
-                                <a:srgbClr val="A09D98">
+                                <a:srgbClr val="FFFFFF">
                                   <a:alpha val="100000"/>
                                   <a:alpha val="0"/>
                                 </a:srgbClr>
                               </a:clrTo>
                             </a:clrChange>
-                            <a:biLevel thresh="50000"/>
                           </a:blip>
                           <a:stretch>
                             <a:fillRect/>
@@ -5359,12 +5469,16 @@
                         </pic:blipFill>
                         <pic:spPr>
                           <a:xfrm>
-                            <a:off x="15646" y="7666"/>
-                            <a:ext cx="1234" cy="715"/>
+                            <a:off x="21096" y="41843"/>
+                            <a:ext cx="975" cy="570"/>
                           </a:xfrm>
                           <a:prstGeom prst="rect">
                             <a:avLst/>
                           </a:prstGeom>
+                          <a:noFill/>
+                          <a:ln w="9525">
+                            <a:noFill/>
+                          </a:ln>
                         </pic:spPr>
                       </pic:pic>
                     </wpg:wgp>
@@ -5375,18 +5489,18 @@
           </mc:Choice>
           <mc:Fallback>
             <w:pict>
-              <v:group id="组合 15" o:spid="_x0000_s1026" o:spt="203" style="position:absolute;left:0pt;margin-left:217.15pt;margin-top:2.25pt;height:35.7pt;width:226.15pt;z-index:251663360;mso-width-relative:page;mso-height-relative:page;" coordorigin="12357,7666" coordsize="4523,714" o:gfxdata="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">
+              <v:group id="组合 23" o:spid="_x0000_s1026" o:spt="203" style="position:absolute;left:0pt;margin-left:213.85pt;margin-top:6.25pt;height:32.6pt;width:210.4pt;z-index:251662336;mso-width-relative:page;mso-height-relative:page;" coordorigin="17862,41843" coordsize="4208,652" o:gfxdata="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">
                 <o:lock v:ext="edit" aspectratio="f"/>
-                <v:shape id="图片 59" o:spid="_x0000_s1026" o:spt="75" alt="图片1" type="#_x0000_t75" style="position:absolute;left:12357;top:7738;height:627;width:1468;" filled="f" o:preferrelative="t" stroked="f" coordsize="21600,21600" o:gfxdata="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">
+                <v:shape id="图片 59" o:spid="_x0000_s1026" o:spt="75" alt="图片1" type="#_x0000_t75" style="position:absolute;left:17862;top:41869;height:627;width:1468;" filled="f" o:preferrelative="t" stroked="f" coordsize="21600,21600" o:gfxdata="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">
                   <v:fill on="f" focussize="0,0"/>
                   <v:stroke on="f"/>
-                  <v:imagedata r:id="rId11" cropleft="5154f" croptop="7731f" cropright="3488f" cropbottom="12500f" grayscale="t" bilevel="t" o:title=""/>
+                  <v:imagedata r:id="rId13" cropleft="5154f" croptop="7731f" cropright="3488f" cropbottom="12500f" grayscale="t" bilevel="t" o:title=""/>
                   <o:lock v:ext="edit" aspectratio="t"/>
                 </v:shape>
-                <v:shape id="图片 14" o:spid="_x0000_s1026" o:spt="75" alt="微信图片_20220215110121" type="#_x0000_t75" style="position:absolute;left:15646;top:7666;height:715;width:1234;" filled="f" o:preferrelative="t" stroked="f" coordsize="21600,21600" o:gfxdata="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">
+                <v:shape id="图片 29" o:spid="_x0000_s1026" o:spt="75" alt="IMG_256" type="#_x0000_t75" style="position:absolute;left:21096;top:41843;height:570;width:975;" filled="f" o:preferrelative="t" stroked="f" coordsize="21600,21600" o:gfxdata="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">
                   <v:fill on="f" focussize="0,0"/>
                   <v:stroke on="f"/>
-                  <v:imagedata r:id="rId9" grayscale="t" bilevel="t" chromakey="#A09D98" o:title=""/>
+                  <v:imagedata r:id="rId10" chromakey="#FFFFFF" o:title=""/>
                   <o:lock v:ext="edit" aspectratio="t"/>
                 </v:shape>
               </v:group>
@@ -5765,6 +5879,16 @@
           <w:lang w:eastAsia="zh-CN"/>
         </w:rPr>
       </w:pPr>
+    </w:p>
+    <w:p>
+      <w:pPr>
+        <w:rPr>
+          <w:rFonts w:ascii="Times New Roman" w:hAnsi="Times New Roman" w:eastAsia="微软雅黑" w:cs="Times New Roman"/>
+          <w:sz w:val="24"/>
+          <w:szCs w:val="24"/>
+          <w:lang w:eastAsia="zh-CN"/>
+        </w:rPr>
+      </w:pPr>
       <w:r>
         <w:rPr>
           <w:sz w:val="24"/>
@@ -5772,18 +5896,18 @@
         <mc:AlternateContent>
           <mc:Choice Requires="wpg">
             <w:drawing>
-              <wp:anchor distT="0" distB="0" distL="114300" distR="114300" simplePos="0" relativeHeight="251664384" behindDoc="0" locked="0" layoutInCell="1" allowOverlap="1">
+              <wp:anchor distT="0" distB="0" distL="114300" distR="114300" simplePos="0" relativeHeight="251663360" behindDoc="0" locked="0" layoutInCell="1" allowOverlap="1">
                 <wp:simplePos x="0" y="0"/>
                 <wp:positionH relativeFrom="column">
                   <wp:posOffset>2788285</wp:posOffset>
                 </wp:positionH>
                 <wp:positionV relativeFrom="paragraph">
-                  <wp:posOffset>174625</wp:posOffset>
+                  <wp:posOffset>85090</wp:posOffset>
                 </wp:positionV>
-                <wp:extent cx="2803525" cy="453390"/>
-                <wp:effectExtent l="0" t="0" r="635" b="3810"/>
+                <wp:extent cx="2889885" cy="397510"/>
+                <wp:effectExtent l="0" t="0" r="5715" b="13970"/>
                 <wp:wrapNone/>
-                <wp:docPr id="12" name="组合 22"/>
+                <wp:docPr id="41" name="组合 27"/>
                 <wp:cNvGraphicFramePr/>
                 <a:graphic xmlns:a="http://schemas.openxmlformats.org/drawingml/2006/main">
                   <a:graphicData uri="http://schemas.microsoft.com/office/word/2010/wordprocessingGroup">
@@ -5791,21 +5915,21 @@
                       <wpg:cNvGrpSpPr/>
                       <wpg:grpSpPr>
                         <a:xfrm rot="0">
-                          <a:off x="3435985" y="2894330"/>
-                          <a:ext cx="2803525" cy="453390"/>
-                          <a:chOff x="12525" y="9562"/>
-                          <a:chExt cx="4415" cy="714"/>
+                          <a:off x="3435985" y="7406005"/>
+                          <a:ext cx="2889885" cy="397510"/>
+                          <a:chOff x="17976" y="43614"/>
+                          <a:chExt cx="4551" cy="626"/>
                         </a:xfrm>
                       </wpg:grpSpPr>
                       <pic:pic xmlns:pic="http://schemas.openxmlformats.org/drawingml/2006/picture">
                         <pic:nvPicPr>
-                          <pic:cNvPr id="9" name="图片 29" descr="IMG_256"/>
+                          <pic:cNvPr id="4" name="图片 29" descr="IMG_256"/>
                           <pic:cNvPicPr>
                             <a:picLocks noChangeAspect="1"/>
                           </pic:cNvPicPr>
                         </pic:nvPicPr>
                         <pic:blipFill>
-                          <a:blip r:embed="rId12">
+                          <a:blip r:embed="rId10">
                             <a:clrChange>
                               <a:clrFrom>
                                 <a:srgbClr val="FFFFFF">
@@ -5826,7 +5950,7 @@
                         </pic:blipFill>
                         <pic:spPr>
                           <a:xfrm>
-                            <a:off x="12525" y="9698"/>
+                            <a:off x="17976" y="43615"/>
                             <a:ext cx="975" cy="570"/>
                           </a:xfrm>
                           <a:prstGeom prst="rect">
@@ -5840,40 +5964,29 @@
                       </pic:pic>
                       <pic:pic xmlns:pic="http://schemas.openxmlformats.org/drawingml/2006/picture">
                         <pic:nvPicPr>
-                          <pic:cNvPr id="29" name="图片 20" descr="微信图片_20220215110121"/>
+                          <pic:cNvPr id="26" name="图片 59" descr="图片1"/>
                           <pic:cNvPicPr>
                             <a:picLocks noChangeAspect="1"/>
                           </pic:cNvPicPr>
                         </pic:nvPicPr>
                         <pic:blipFill>
-                          <a:blip r:embed="rId9">
-                            <a:clrChange>
-                              <a:clrFrom>
-                                <a:srgbClr val="A09D98">
-                                  <a:alpha val="100000"/>
-                                </a:srgbClr>
-                              </a:clrFrom>
-                              <a:clrTo>
-                                <a:srgbClr val="A09D98">
-                                  <a:alpha val="100000"/>
-                                  <a:alpha val="0"/>
-                                </a:srgbClr>
-                              </a:clrTo>
-                            </a:clrChange>
+                          <a:blip r:embed="rId13">
                             <a:biLevel thresh="50000"/>
                           </a:blip>
+                          <a:srcRect l="7865" t="11797" r="5322" b="19074"/>
                           <a:stretch>
                             <a:fillRect/>
                           </a:stretch>
                         </pic:blipFill>
                         <pic:spPr>
                           <a:xfrm>
-                            <a:off x="15706" y="9562"/>
-                            <a:ext cx="1234" cy="715"/>
+                            <a:off x="21059" y="43614"/>
+                            <a:ext cx="1468" cy="627"/>
                           </a:xfrm>
                           <a:prstGeom prst="rect">
                             <a:avLst/>
                           </a:prstGeom>
+                          <a:noFill/>
                         </pic:spPr>
                       </pic:pic>
                     </wpg:wgp>
@@ -5884,18 +5997,18 @@
           </mc:Choice>
           <mc:Fallback>
             <w:pict>
-              <v:group id="组合 22" o:spid="_x0000_s1026" o:spt="203" style="position:absolute;left:0pt;margin-left:219.55pt;margin-top:13.75pt;height:35.7pt;width:220.75pt;z-index:251664384;mso-width-relative:page;mso-height-relative:page;" coordorigin="12525,9562" coordsize="4415,714" o:gfxdata="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">
+              <v:group id="组合 27" o:spid="_x0000_s1026" o:spt="203" style="position:absolute;left:0pt;margin-left:219.55pt;margin-top:6.7pt;height:31.3pt;width:227.55pt;z-index:251663360;mso-width-relative:page;mso-height-relative:page;" coordorigin="17976,43614" coordsize="4551,626" o:gfxdata="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">
                 <o:lock v:ext="edit" aspectratio="f"/>
-                <v:shape id="图片 29" o:spid="_x0000_s1026" o:spt="75" alt="IMG_256" type="#_x0000_t75" style="position:absolute;left:12525;top:9698;height:570;width:975;" filled="f" o:preferrelative="t" stroked="f" coordsize="21600,21600" o:gfxdata="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">
+                <v:shape id="图片 29" o:spid="_x0000_s1026" o:spt="75" alt="IMG_256" type="#_x0000_t75" style="position:absolute;left:17976;top:43615;height:570;width:975;" filled="f" o:preferrelative="t" stroked="f" coordsize="21600,21600" o:gfxdata="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">
                   <v:fill on="f" focussize="0,0"/>
                   <v:stroke on="f"/>
-                  <v:imagedata r:id="rId12" chromakey="#FFFFFF" o:title=""/>
+                  <v:imagedata r:id="rId10" chromakey="#FFFFFF" o:title=""/>
                   <o:lock v:ext="edit" aspectratio="t"/>
                 </v:shape>
-                <v:shape id="图片 20" o:spid="_x0000_s1026" o:spt="75" alt="微信图片_20220215110121" type="#_x0000_t75" style="position:absolute;left:15706;top:9562;height:715;width:1234;" filled="f" o:preferrelative="t" stroked="f" coordsize="21600,21600" o:gfxdata="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">
+                <v:shape id="图片 59" o:spid="_x0000_s1026" o:spt="75" alt="图片1" type="#_x0000_t75" style="position:absolute;left:21059;top:43614;height:627;width:1468;" filled="f" o:preferrelative="t" stroked="f" coordsize="21600,21600" o:gfxdata="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">
                   <v:fill on="f" focussize="0,0"/>
                   <v:stroke on="f"/>
-                  <v:imagedata r:id="rId9" grayscale="t" bilevel="t" chromakey="#A09D98" o:title=""/>
+                  <v:imagedata r:id="rId13" cropleft="5154f" croptop="7731f" cropright="3488f" cropbottom="12500f" grayscale="t" bilevel="t" o:title=""/>
                   <o:lock v:ext="edit" aspectratio="t"/>
                 </v:shape>
               </v:group>
@@ -5903,16 +6016,6 @@
           </mc:Fallback>
         </mc:AlternateContent>
       </w:r>
-    </w:p>
-    <w:p>
-      <w:pPr>
-        <w:rPr>
-          <w:rFonts w:ascii="Times New Roman" w:hAnsi="Times New Roman" w:eastAsia="微软雅黑" w:cs="Times New Roman"/>
-          <w:sz w:val="24"/>
-          <w:szCs w:val="24"/>
-          <w:lang w:eastAsia="zh-CN"/>
-        </w:rPr>
-      </w:pPr>
     </w:p>
     <w:tbl>
       <w:tblPr>
@@ -7026,17 +7129,17 @@
           <w:szCs w:val="32"/>
         </w:rPr>
       </w:pPr>
-      <w:bookmarkStart w:id="20" w:name="_Toc22132"/>
-      <w:bookmarkStart w:id="21" w:name="_Toc28496"/>
-      <w:bookmarkStart w:id="22" w:name="_Toc31696"/>
-      <w:bookmarkStart w:id="23" w:name="_Toc20136_WPSOffice_Level1"/>
-      <w:bookmarkStart w:id="24" w:name="_Toc19898_WPSOffice_Level1"/>
+      <w:bookmarkStart w:id="20" w:name="_Toc28496"/>
+      <w:bookmarkStart w:id="21" w:name="_Toc22132"/>
+      <w:bookmarkStart w:id="22" w:name="_Toc19898_WPSOffice_Level1"/>
+      <w:bookmarkStart w:id="23" w:name="_Toc31696"/>
+      <w:bookmarkStart w:id="24" w:name="_Toc20136_WPSOffice_Level1"/>
       <w:bookmarkStart w:id="25" w:name="_Toc2781"/>
-      <w:bookmarkStart w:id="26" w:name="_Toc23846_WPSOffice_Level1"/>
+      <w:bookmarkStart w:id="26" w:name="_Toc4331_WPSOffice_Level1"/>
       <w:bookmarkStart w:id="27" w:name="_Toc32443_WPSOffice_Level1"/>
-      <w:bookmarkStart w:id="28" w:name="_Toc4331_WPSOffice_Level1"/>
-      <w:bookmarkStart w:id="29" w:name="_Toc23903"/>
-      <w:bookmarkStart w:id="30" w:name="_Toc25727"/>
+      <w:bookmarkStart w:id="28" w:name="_Toc23846_WPSOffice_Level1"/>
+      <w:bookmarkStart w:id="29" w:name="_Toc25727"/>
+      <w:bookmarkStart w:id="30" w:name="_Toc23903"/>
       <w:r>
         <w:rPr>
           <w:rFonts w:hint="default"/>
@@ -7065,8 +7168,8 @@
           <w:color w:val="0070C0"/>
         </w:rPr>
       </w:pPr>
-      <w:bookmarkStart w:id="31" w:name="_Toc149837259"/>
-      <w:bookmarkStart w:id="32" w:name="_Toc4979"/>
+      <w:bookmarkStart w:id="31" w:name="_Toc4979"/>
+      <w:bookmarkStart w:id="32" w:name="_Toc149837259"/>
       <w:bookmarkStart w:id="33" w:name="_Toc8159"/>
       <w:r>
         <w:rPr>
@@ -11639,8 +11742,8 @@
       </w:pPr>
       <w:bookmarkStart w:id="34" w:name="_Toc10223"/>
       <w:bookmarkStart w:id="35" w:name="_Toc106719764"/>
-      <w:bookmarkStart w:id="36" w:name="_Toc29769"/>
-      <w:bookmarkStart w:id="37" w:name="_Toc20034"/>
+      <w:bookmarkStart w:id="36" w:name="_Toc20034"/>
+      <w:bookmarkStart w:id="37" w:name="_Toc29769"/>
       <w:r>
         <w:rPr>
           <w:rFonts w:hint="eastAsia"/>
@@ -14625,9 +14728,9 @@
       <w:bookmarkEnd w:id="28"/>
       <w:bookmarkEnd w:id="29"/>
       <w:bookmarkEnd w:id="30"/>
-      <w:bookmarkStart w:id="38" w:name="_Toc6931_WPSOffice_Level3"/>
+      <w:bookmarkStart w:id="38" w:name="_Toc26395"/>
       <w:bookmarkStart w:id="39" w:name="_Toc15289_WPSOffice_Level3"/>
-      <w:bookmarkStart w:id="40" w:name="_Toc26395"/>
+      <w:bookmarkStart w:id="40" w:name="_Toc6931_WPSOffice_Level3"/>
       <w:r>
         <w:rPr>
           <w:rFonts w:hint="eastAsia" w:ascii="Times New Roman" w:hAnsi="Times New Roman" w:eastAsia="微软雅黑" w:cs="Times New Roman"/>
@@ -14673,8 +14776,8 @@
           <w:lang w:eastAsia="zh-CN"/>
         </w:rPr>
       </w:pPr>
-      <w:bookmarkStart w:id="41" w:name="_Toc1566"/>
-      <w:bookmarkStart w:id="42" w:name="_Toc30134"/>
+      <w:bookmarkStart w:id="41" w:name="_Toc30134"/>
+      <w:bookmarkStart w:id="42" w:name="_Toc1566"/>
       <w:r>
         <w:rPr>
           <w:rFonts w:hint="eastAsia"/>
@@ -14703,8 +14806,8 @@
         </w:rPr>
       </w:pPr>
       <w:bookmarkStart w:id="43" w:name="_Toc8867"/>
-      <w:bookmarkStart w:id="44" w:name="_Toc5547"/>
-      <w:bookmarkStart w:id="45" w:name="_Toc149837265"/>
+      <w:bookmarkStart w:id="44" w:name="_Toc149837265"/>
+      <w:bookmarkStart w:id="45" w:name="_Toc5547"/>
       <w:r>
         <w:rPr>
           <w:rFonts w:hint="eastAsia"/>
@@ -14781,8 +14884,8 @@
       </w:pPr>
       <w:bookmarkStart w:id="46" w:name="_Toc28240"/>
       <w:bookmarkStart w:id="47" w:name="_Toc1707_WPSOffice_Level1"/>
-      <w:bookmarkStart w:id="48" w:name="_Toc21764_WPSOffice_Level1"/>
-      <w:bookmarkStart w:id="49" w:name="_Toc13196_WPSOffice_Level1"/>
+      <w:bookmarkStart w:id="48" w:name="_Toc13196_WPSOffice_Level1"/>
+      <w:bookmarkStart w:id="49" w:name="_Toc21764_WPSOffice_Level1"/>
       <w:bookmarkStart w:id="50" w:name="_Toc27302"/>
       <w:r>
         <w:rPr>
@@ -18851,12 +18954,12 @@
           <w:lang w:val="en-US" w:eastAsia="zh-CN"/>
         </w:rPr>
       </w:pPr>
-      <w:bookmarkStart w:id="52" w:name="_Toc3674"/>
-      <w:bookmarkStart w:id="53" w:name="_Toc24085_WPSOffice_Level1"/>
-      <w:bookmarkStart w:id="54" w:name="_Toc9066"/>
+      <w:bookmarkStart w:id="52" w:name="_Toc9066"/>
+      <w:bookmarkStart w:id="53" w:name="_Toc14255_WPSOffice_Level1"/>
+      <w:bookmarkStart w:id="54" w:name="_Toc15840_WPSOffice_Level1"/>
       <w:bookmarkStart w:id="55" w:name="_Toc3767"/>
-      <w:bookmarkStart w:id="56" w:name="_Toc15840_WPSOffice_Level1"/>
-      <w:bookmarkStart w:id="57" w:name="_Toc14255_WPSOffice_Level1"/>
+      <w:bookmarkStart w:id="56" w:name="_Toc3674"/>
+      <w:bookmarkStart w:id="57" w:name="_Toc24085_WPSOffice_Level1"/>
       <w:bookmarkStart w:id="58" w:name="_Hlk33190413"/>
       <w:bookmarkStart w:id="59" w:name="_Toc18699"/>
       <w:bookmarkStart w:id="60" w:name="_Toc11193_WPSOffice_Level1"/>
@@ -23109,14 +23212,14 @@
           <w:lang w:eastAsia="zh-CN"/>
         </w:rPr>
       </w:pPr>
-      <w:bookmarkStart w:id="67" w:name="_Toc17547"/>
-      <w:bookmarkStart w:id="68" w:name="_Toc3846"/>
-      <w:bookmarkStart w:id="69" w:name="_Toc8993"/>
-      <w:bookmarkStart w:id="70" w:name="_Toc23769"/>
-      <w:bookmarkStart w:id="71" w:name="_Toc32060"/>
-      <w:bookmarkStart w:id="72" w:name="_Toc5400"/>
-      <w:bookmarkStart w:id="73" w:name="_Toc30922"/>
-      <w:bookmarkStart w:id="74" w:name="_Toc9076"/>
+      <w:bookmarkStart w:id="67" w:name="_Toc9076"/>
+      <w:bookmarkStart w:id="68" w:name="_Toc23769"/>
+      <w:bookmarkStart w:id="69" w:name="_Toc32060"/>
+      <w:bookmarkStart w:id="70" w:name="_Toc3846"/>
+      <w:bookmarkStart w:id="71" w:name="_Toc30922"/>
+      <w:bookmarkStart w:id="72" w:name="_Toc17547"/>
+      <w:bookmarkStart w:id="73" w:name="_Toc5400"/>
+      <w:bookmarkStart w:id="74" w:name="_Toc8993"/>
       <w:r>
         <w:rPr>
           <w:rFonts w:ascii="Times New Roman" w:hAnsi="Times New Roman" w:eastAsia="微软雅黑" w:cs="Times New Roman"/>
@@ -23275,13 +23378,13 @@
           <w:lang w:eastAsia="zh-CN"/>
         </w:rPr>
       </w:pPr>
-      <w:bookmarkStart w:id="75" w:name="_Toc24939"/>
-      <w:bookmarkStart w:id="76" w:name="_Toc126"/>
-      <w:bookmarkStart w:id="77" w:name="_Toc30105"/>
-      <w:bookmarkStart w:id="78" w:name="_Toc22196"/>
-      <w:bookmarkStart w:id="79" w:name="_Toc22915"/>
-      <w:bookmarkStart w:id="80" w:name="_Toc10299"/>
-      <w:bookmarkStart w:id="81" w:name="_Toc15385"/>
+      <w:bookmarkStart w:id="75" w:name="_Toc15385"/>
+      <w:bookmarkStart w:id="76" w:name="_Toc22196"/>
+      <w:bookmarkStart w:id="77" w:name="_Toc22915"/>
+      <w:bookmarkStart w:id="78" w:name="_Toc126"/>
+      <w:bookmarkStart w:id="79" w:name="_Toc30105"/>
+      <w:bookmarkStart w:id="80" w:name="_Toc24939"/>
+      <w:bookmarkStart w:id="81" w:name="_Toc10299"/>
       <w:bookmarkStart w:id="82" w:name="_Toc3389"/>
       <w:r>
         <w:rPr>
@@ -23482,26 +23585,35 @@
           <w:lang w:eastAsia="zh-CN"/>
         </w:rPr>
       </w:pPr>
-      <w:r>
-        <w:rPr>
-          <w:rFonts w:ascii="Times New Roman" w:hAnsi="Times New Roman" w:eastAsia="微软雅黑" w:cs="Times New Roman"/>
-          <w:color w:val="001C4A"/>
-          <w:sz w:val="15"/>
+    </w:p>
+    <w:p>
+      <w:pPr>
+        <w:rPr>
+          <w:rFonts w:ascii="Times New Roman" w:hAnsi="Times New Roman" w:eastAsia="等线"/>
+          <w:sz w:val="22"/>
+          <w:highlight w:val="none"/>
+        </w:rPr>
+      </w:pPr>
+      <w:bookmarkStart w:id="83" w:name="_GoBack"/>
+      <w:r>
+        <w:rPr>
+          <w:rFonts w:ascii="Times New Roman" w:hAnsi="Times New Roman" w:eastAsia="等线"/>
+          <w:sz w:val="22"/>
           <w:lang w:eastAsia="zh-CN"/>
         </w:rPr>
         <w:drawing>
-          <wp:anchor distT="0" distB="0" distL="114300" distR="114300" simplePos="0" relativeHeight="251660288" behindDoc="0" locked="0" layoutInCell="1" allowOverlap="1">
+          <wp:anchor distT="0" distB="0" distL="114300" distR="114300" simplePos="0" relativeHeight="251665408" behindDoc="0" locked="0" layoutInCell="1" allowOverlap="1">
             <wp:simplePos x="0" y="0"/>
             <wp:positionH relativeFrom="column">
-              <wp:posOffset>-647700</wp:posOffset>
+              <wp:posOffset>-655320</wp:posOffset>
             </wp:positionH>
             <wp:positionV relativeFrom="paragraph">
-              <wp:posOffset>-685800</wp:posOffset>
+              <wp:posOffset>-891540</wp:posOffset>
             </wp:positionV>
-            <wp:extent cx="7560945" cy="10690860"/>
-            <wp:effectExtent l="0" t="0" r="1905" b="5715"/>
+            <wp:extent cx="7564120" cy="10699115"/>
+            <wp:effectExtent l="0" t="0" r="10160" b="14605"/>
             <wp:wrapNone/>
-            <wp:docPr id="41104356" name="图片 2"/>
+            <wp:docPr id="7" name="图片 7" descr="6c64ff75c49ad23cdf6155d2581daf7"/>
             <wp:cNvGraphicFramePr>
               <a:graphicFrameLocks xmlns:a="http://schemas.openxmlformats.org/drawingml/2006/main" noChangeAspect="1"/>
             </wp:cNvGraphicFramePr>
@@ -23509,20 +23621,13 @@
               <a:graphicData uri="http://schemas.openxmlformats.org/drawingml/2006/picture">
                 <pic:pic xmlns:pic="http://schemas.openxmlformats.org/drawingml/2006/picture">
                   <pic:nvPicPr>
-                    <pic:cNvPr id="41104356" name="图片 2"/>
+                    <pic:cNvPr id="7" name="图片 7" descr="6c64ff75c49ad23cdf6155d2581daf7"/>
                     <pic:cNvPicPr>
-                      <a:picLocks noChangeAspect="1" noChangeArrowheads="1"/>
+                      <a:picLocks noChangeAspect="1"/>
                     </pic:cNvPicPr>
                   </pic:nvPicPr>
                   <pic:blipFill>
-                    <a:blip r:embed="rId13" cstate="print">
-                      <a:extLst>
-                        <a:ext uri="{28A0092B-C50C-407E-A947-70E740481C1C}">
-                          <a14:useLocalDpi xmlns:a14="http://schemas.microsoft.com/office/drawing/2010/main" val="0"/>
-                        </a:ext>
-                      </a:extLst>
-                    </a:blip>
-                    <a:srcRect/>
+                    <a:blip r:embed="rId14"/>
                     <a:stretch>
                       <a:fillRect/>
                     </a:stretch>
@@ -23530,15 +23635,11 @@
                   <pic:spPr>
                     <a:xfrm>
                       <a:off x="0" y="0"/>
-                      <a:ext cx="7560945" cy="10690860"/>
+                      <a:ext cx="7564120" cy="10699115"/>
                     </a:xfrm>
                     <a:prstGeom prst="rect">
                       <a:avLst/>
                     </a:prstGeom>
-                    <a:noFill/>
-                    <a:ln>
-                      <a:noFill/>
-                    </a:ln>
                   </pic:spPr>
                 </pic:pic>
               </a:graphicData>
@@ -23546,17 +23647,10 @@
           </wp:anchor>
         </w:drawing>
       </w:r>
-    </w:p>
-    <w:p>
-      <w:pPr>
-        <w:rPr>
-          <w:rFonts w:ascii="Times New Roman" w:hAnsi="Times New Roman" w:eastAsia="等线"/>
-          <w:sz w:val="22"/>
-          <w:highlight w:val="none"/>
-        </w:rPr>
-      </w:pPr>
+      <w:bookmarkEnd w:id="83"/>
     </w:p>
     <w:sectPr>
+      <w:footerReference r:id="rId7" w:type="default"/>
       <w:pgSz w:w="11905" w:h="16838"/>
       <w:pgMar w:top="1037" w:right="1020" w:bottom="981" w:left="1020" w:header="850" w:footer="567" w:gutter="0"/>
       <w:pgBorders>
@@ -23772,6 +23866,16 @@
         </mc:Fallback>
       </mc:AlternateContent>
     </w:r>
+  </w:p>
+</w:ftr>
+</file>
+
+<file path=word/footer3.xml><?xml version="1.0" encoding="utf-8"?>
+<w:ftr xmlns:wpc="http://schemas.microsoft.com/office/word/2010/wordprocessingCanvas" xmlns:mc="http://schemas.openxmlformats.org/markup-compatibility/2006" xmlns:o="urn:schemas-microsoft-com:office:office" xmlns:r="http://schemas.openxmlformats.org/officeDocument/2006/relationships" xmlns:m="http://schemas.openxmlformats.org/officeDocument/2006/math" xmlns:v="urn:schemas-microsoft-com:vml" xmlns:wp14="http://schemas.microsoft.com/office/word/2010/wordprocessingDrawing" xmlns:wp="http://schemas.openxmlformats.org/drawingml/2006/wordprocessingDrawing" xmlns:w10="urn:schemas-microsoft-com:office:word" xmlns:w="http://schemas.openxmlformats.org/wordprocessingml/2006/main" xmlns:w14="http://schemas.microsoft.com/office/word/2010/wordml" xmlns:w15="http://schemas.microsoft.com/office/word/2012/wordml" xmlns:wpg="http://schemas.microsoft.com/office/word/2010/wordprocessingGroup" xmlns:wpi="http://schemas.microsoft.com/office/word/2010/wordprocessingInk" xmlns:wne="http://schemas.microsoft.com/office/word/2006/wordml" xmlns:wps="http://schemas.microsoft.com/office/word/2010/wordprocessingShape" xmlns:wpsCustomData="http://www.wps.cn/officeDocument/2013/wpsCustomData" mc:Ignorable="w14 w15 wp14">
+  <w:p>
+    <w:pPr>
+      <w:pStyle w:val="9"/>
+    </w:pPr>
   </w:p>
 </w:ftr>
 </file>
@@ -25854,7 +25958,6 @@
     <customSectPr/>
     <customSectPr/>
     <customSectPr/>
-    <customSectPr/>
   </customSectProps>
   <customShpExts>
     <customShpInfo spid="_x0000_s1026" textRotate="1"/>

--- a/WebContent/docx/中国人群BRCA12基因分子分型研究_胚系-基智远.docx
+++ b/WebContent/docx/中国人群BRCA12基因分子分型研究_胚系-基智远.docx
@@ -17,7 +17,7 @@
           <w:lang w:eastAsia="zh-CN"/>
         </w:rPr>
         <w:drawing>
-          <wp:anchor distT="0" distB="0" distL="114300" distR="114300" simplePos="0" relativeHeight="251660288" behindDoc="0" locked="0" layoutInCell="1" allowOverlap="1">
+          <wp:anchor distT="0" distB="0" distL="114300" distR="114300" simplePos="0" relativeHeight="251661312" behindDoc="0" locked="0" layoutInCell="1" allowOverlap="1">
             <wp:simplePos x="0" y="0"/>
             <wp:positionH relativeFrom="column">
               <wp:posOffset>-619125</wp:posOffset>
@@ -42,7 +42,7 @@
                     </pic:cNvPicPr>
                   </pic:nvPicPr>
                   <pic:blipFill>
-                    <a:blip r:embed="rId9"/>
+                    <a:blip r:embed="rId8"/>
                     <a:stretch>
                       <a:fillRect/>
                     </a:stretch>
@@ -2214,11 +2214,11 @@
         </w:rPr>
         <w:fldChar w:fldCharType="end"/>
       </w:r>
-      <w:bookmarkStart w:id="0" w:name="_Toc13806"/>
-      <w:bookmarkStart w:id="1" w:name="_Toc30143_WPSOffice_Level1"/>
-      <w:bookmarkStart w:id="2" w:name="_Toc21669"/>
-      <w:bookmarkStart w:id="3" w:name="_Toc24178_WPSOffice_Level1"/>
-      <w:bookmarkStart w:id="4" w:name="_Toc21009_WPSOffice_Level1"/>
+      <w:bookmarkStart w:id="0" w:name="_Toc30143_WPSOffice_Level1"/>
+      <w:bookmarkStart w:id="1" w:name="_Toc21009_WPSOffice_Level1"/>
+      <w:bookmarkStart w:id="2" w:name="_Toc13806"/>
+      <w:bookmarkStart w:id="3" w:name="_Toc21669"/>
+      <w:bookmarkStart w:id="4" w:name="_Toc24178_WPSOffice_Level1"/>
     </w:p>
     <w:p>
       <w:pPr>
@@ -2826,11 +2826,11 @@
           <w:szCs w:val="32"/>
         </w:rPr>
       </w:pPr>
-      <w:bookmarkStart w:id="6" w:name="_Toc7021_WPSOffice_Level1"/>
-      <w:bookmarkStart w:id="7" w:name="_Toc17451"/>
-      <w:bookmarkStart w:id="8" w:name="_Toc9085"/>
-      <w:bookmarkStart w:id="9" w:name="_Toc11015_WPSOffice_Level1"/>
-      <w:bookmarkStart w:id="10" w:name="_Toc18062_WPSOffice_Level1"/>
+      <w:bookmarkStart w:id="6" w:name="_Toc9085"/>
+      <w:bookmarkStart w:id="7" w:name="_Toc11015_WPSOffice_Level1"/>
+      <w:bookmarkStart w:id="8" w:name="_Toc17451"/>
+      <w:bookmarkStart w:id="9" w:name="_Toc18062_WPSOffice_Level1"/>
+      <w:bookmarkStart w:id="10" w:name="_Toc7021_WPSOffice_Level1"/>
       <w:bookmarkStart w:id="11" w:name="_Toc3823"/>
       <w:r>
         <w:rPr>
@@ -3013,10 +3013,10 @@
           <w:lang w:val="en-US" w:eastAsia="zh-CN"/>
         </w:rPr>
       </w:pPr>
-      <w:bookmarkStart w:id="12" w:name="_Toc23369_WPSOffice_Level1"/>
-      <w:bookmarkStart w:id="13" w:name="_Toc18058"/>
+      <w:bookmarkStart w:id="12" w:name="_Toc18058"/>
+      <w:bookmarkStart w:id="13" w:name="_Toc6221_WPSOffice_Level1"/>
       <w:bookmarkStart w:id="14" w:name="_Toc25920"/>
-      <w:bookmarkStart w:id="15" w:name="_Toc6221_WPSOffice_Level1"/>
+      <w:bookmarkStart w:id="15" w:name="_Toc23369_WPSOffice_Level1"/>
       <w:bookmarkStart w:id="16" w:name="_Toc23124"/>
       <w:bookmarkStart w:id="17" w:name="_Toc534807930"/>
       <w:r>
@@ -4376,6 +4376,7 @@
           <w:lang w:eastAsia="zh-CN"/>
         </w:rPr>
       </w:pPr>
+      <w:bookmarkStart w:id="83" w:name="_GoBack"/>
       <w:r>
         <w:rPr>
           <w:sz w:val="22"/>
@@ -4383,18 +4384,18 @@
         <mc:AlternateContent>
           <mc:Choice Requires="wpg">
             <w:drawing>
-              <wp:anchor distT="0" distB="0" distL="114300" distR="114300" simplePos="0" relativeHeight="251664384" behindDoc="0" locked="0" layoutInCell="1" allowOverlap="1">
+              <wp:anchor distT="0" distB="0" distL="114300" distR="114300" simplePos="0" relativeHeight="251662336" behindDoc="0" locked="0" layoutInCell="1" allowOverlap="1">
                 <wp:simplePos x="0" y="0"/>
                 <wp:positionH relativeFrom="column">
-                  <wp:posOffset>2775585</wp:posOffset>
+                  <wp:posOffset>2806700</wp:posOffset>
                 </wp:positionH>
                 <wp:positionV relativeFrom="paragraph">
-                  <wp:posOffset>80010</wp:posOffset>
+                  <wp:posOffset>33020</wp:posOffset>
                 </wp:positionV>
-                <wp:extent cx="2571115" cy="410210"/>
-                <wp:effectExtent l="0" t="0" r="4445" b="1270"/>
+                <wp:extent cx="2906395" cy="466090"/>
+                <wp:effectExtent l="0" t="0" r="4445" b="6985"/>
                 <wp:wrapNone/>
-                <wp:docPr id="35" name="组合 16"/>
+                <wp:docPr id="10" name="组合 6"/>
                 <wp:cNvGraphicFramePr/>
                 <a:graphic xmlns:a="http://schemas.openxmlformats.org/drawingml/2006/main">
                   <a:graphicData uri="http://schemas.microsoft.com/office/word/2010/wordprocessingGroup">
@@ -4402,15 +4403,53 @@
                       <wpg:cNvGrpSpPr/>
                       <wpg:grpSpPr>
                         <a:xfrm rot="0">
-                          <a:off x="3423285" y="4040505"/>
-                          <a:ext cx="2571115" cy="410210"/>
-                          <a:chOff x="17956" y="38313"/>
-                          <a:chExt cx="4049" cy="646"/>
+                          <a:off x="3454400" y="8937625"/>
+                          <a:ext cx="2906395" cy="466090"/>
+                          <a:chOff x="10964" y="4438"/>
+                          <a:chExt cx="4577" cy="734"/>
                         </a:xfrm>
                       </wpg:grpSpPr>
                       <pic:pic xmlns:pic="http://schemas.openxmlformats.org/drawingml/2006/picture">
                         <pic:nvPicPr>
-                          <pic:cNvPr id="1" name="图片 29" descr="IMG_256"/>
+                          <pic:cNvPr id="30" name="图片 30" descr="微信图片_20220215110121"/>
+                          <pic:cNvPicPr>
+                            <a:picLocks noChangeAspect="1"/>
+                          </pic:cNvPicPr>
+                        </pic:nvPicPr>
+                        <pic:blipFill>
+                          <a:blip r:embed="rId9">
+                            <a:clrChange>
+                              <a:clrFrom>
+                                <a:srgbClr val="A09D98">
+                                  <a:alpha val="100000"/>
+                                </a:srgbClr>
+                              </a:clrFrom>
+                              <a:clrTo>
+                                <a:srgbClr val="A09D98">
+                                  <a:alpha val="100000"/>
+                                  <a:alpha val="0"/>
+                                </a:srgbClr>
+                              </a:clrTo>
+                            </a:clrChange>
+                            <a:biLevel thresh="50000"/>
+                          </a:blip>
+                          <a:stretch>
+                            <a:fillRect/>
+                          </a:stretch>
+                        </pic:blipFill>
+                        <pic:spPr>
+                          <a:xfrm>
+                            <a:off x="10964" y="4458"/>
+                            <a:ext cx="1234" cy="715"/>
+                          </a:xfrm>
+                          <a:prstGeom prst="rect">
+                            <a:avLst/>
+                          </a:prstGeom>
+                        </pic:spPr>
+                      </pic:pic>
+                      <pic:pic xmlns:pic="http://schemas.openxmlformats.org/drawingml/2006/picture">
+                        <pic:nvPicPr>
+                          <pic:cNvPr id="21" name="图片 34" descr="晓敏"/>
                           <pic:cNvPicPr>
                             <a:picLocks noChangeAspect="1"/>
                           </pic:cNvPicPr>
@@ -4419,58 +4458,32 @@
                           <a:blip r:embed="rId10">
                             <a:clrChange>
                               <a:clrFrom>
-                                <a:srgbClr val="FFFFFF">
-                                  <a:alpha val="100000"/>
-                                </a:srgbClr>
+                                <a:srgbClr val="949FA1"/>
                               </a:clrFrom>
                               <a:clrTo>
-                                <a:srgbClr val="FFFFFF">
-                                  <a:alpha val="100000"/>
+                                <a:srgbClr val="949FA1">
                                   <a:alpha val="0"/>
                                 </a:srgbClr>
                               </a:clrTo>
                             </a:clrChange>
                           </a:blip>
+                          <a:srcRect l="34062" t="26445" r="34097" b="9325"/>
                           <a:stretch>
                             <a:fillRect/>
                           </a:stretch>
                         </pic:blipFill>
                         <pic:spPr>
-                          <a:xfrm>
-                            <a:off x="21031" y="38313"/>
-                            <a:ext cx="975" cy="570"/>
+                          <a:xfrm rot="16200000">
+                            <a:off x="14524" y="3981"/>
+                            <a:ext cx="560" cy="1475"/>
                           </a:xfrm>
                           <a:prstGeom prst="rect">
                             <a:avLst/>
                           </a:prstGeom>
                           <a:noFill/>
-                          <a:ln w="9525">
+                          <a:ln>
                             <a:noFill/>
                           </a:ln>
-                        </pic:spPr>
-                      </pic:pic>
-                      <pic:pic xmlns:pic="http://schemas.openxmlformats.org/drawingml/2006/picture">
-                        <pic:nvPicPr>
-                          <pic:cNvPr id="15" name="图片 15" descr="c9514d16fd70679bf0495aeebb03c72d_compress"/>
-                          <pic:cNvPicPr>
-                            <a:picLocks noChangeAspect="1"/>
-                          </pic:cNvPicPr>
-                        </pic:nvPicPr>
-                        <pic:blipFill>
-                          <a:blip r:embed="rId11"/>
-                          <a:srcRect l="21003" t="56913" r="27176" b="26386"/>
-                          <a:stretch>
-                            <a:fillRect/>
-                          </a:stretch>
-                        </pic:blipFill>
-                        <pic:spPr>
-                          <a:xfrm>
-                            <a:off x="17956" y="38485"/>
-                            <a:ext cx="1550" cy="475"/>
-                          </a:xfrm>
-                          <a:prstGeom prst="rect">
-                            <a:avLst/>
-                          </a:prstGeom>
                         </pic:spPr>
                       </pic:pic>
                     </wpg:wgp>
@@ -4481,18 +4494,18 @@
           </mc:Choice>
           <mc:Fallback>
             <w:pict>
-              <v:group id="组合 16" o:spid="_x0000_s1026" o:spt="203" style="position:absolute;left:0pt;margin-left:218.55pt;margin-top:6.3pt;height:32.3pt;width:202.45pt;z-index:251664384;mso-width-relative:page;mso-height-relative:page;" coordorigin="17956,38313" coordsize="4049,646" o:gfxdata="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">
+              <v:group id="组合 6" o:spid="_x0000_s1026" o:spt="203" style="position:absolute;left:0pt;margin-left:221pt;margin-top:2.6pt;height:36.7pt;width:228.85pt;z-index:251662336;mso-width-relative:page;mso-height-relative:page;" coordorigin="10964,4438" coordsize="4577,734" o:gfxdata="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">
                 <o:lock v:ext="edit" aspectratio="f"/>
-                <v:shape id="图片 29" o:spid="_x0000_s1026" o:spt="75" alt="IMG_256" type="#_x0000_t75" style="position:absolute;left:21031;top:38313;height:570;width:975;" filled="f" o:preferrelative="t" stroked="f" coordsize="21600,21600" o:gfxdata="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">
+                <v:shape id="_x0000_s1026" o:spid="_x0000_s1026" o:spt="75" alt="微信图片_20220215110121" type="#_x0000_t75" style="position:absolute;left:10964;top:4458;height:715;width:1234;" filled="f" o:preferrelative="t" stroked="f" coordsize="21600,21600" o:gfxdata="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">
                   <v:fill on="f" focussize="0,0"/>
                   <v:stroke on="f"/>
-                  <v:imagedata r:id="rId10" chromakey="#FFFFFF" o:title=""/>
+                  <v:imagedata r:id="rId9" grayscale="t" bilevel="t" chromakey="#A09D98" o:title=""/>
                   <o:lock v:ext="edit" aspectratio="t"/>
                 </v:shape>
-                <v:shape id="_x0000_s1026" o:spid="_x0000_s1026" o:spt="75" alt="c9514d16fd70679bf0495aeebb03c72d_compress" type="#_x0000_t75" style="position:absolute;left:17956;top:38485;height:475;width:1550;" filled="f" o:preferrelative="t" stroked="f" coordsize="21600,21600" o:gfxdata="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">
+                <v:shape id="图片 34" o:spid="_x0000_s1026" o:spt="75" alt="晓敏" type="#_x0000_t75" style="position:absolute;left:14524;top:3981;height:1475;width:560;rotation:-5898240f;" filled="f" o:preferrelative="t" stroked="f" coordsize="21600,21600" o:gfxdata="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">
                   <v:fill on="f" focussize="0,0"/>
                   <v:stroke on="f"/>
-                  <v:imagedata r:id="rId11" cropleft="13765f" croptop="37299f" cropright="17810f" cropbottom="17292f" o:title=""/>
+                  <v:imagedata r:id="rId10" cropleft="22323f" croptop="17331f" cropright="22346f" cropbottom="6111f" chromakey="#949FA1" o:title=""/>
                   <o:lock v:ext="edit" aspectratio="t"/>
                 </v:shape>
               </v:group>
@@ -4500,6 +4513,7 @@
           </mc:Fallback>
         </mc:AlternateContent>
       </w:r>
+      <w:bookmarkEnd w:id="83"/>
     </w:p>
     <w:tbl>
       <w:tblPr>
@@ -4865,9 +4879,8 @@
     <w:p>
       <w:pPr>
         <w:rPr>
-          <w:rFonts w:hint="default"/>
           <w:sz w:val="24"/>
-          <w:lang w:val="en-US" w:eastAsia="zh-CN"/>
+          <w:lang w:eastAsia="zh-CN"/>
         </w:rPr>
       </w:pPr>
     </w:p>
@@ -4878,130 +4891,6 @@
           <w:lang w:eastAsia="zh-CN"/>
         </w:rPr>
       </w:pPr>
-      <w:r>
-        <w:rPr>
-          <w:sz w:val="24"/>
-        </w:rPr>
-        <mc:AlternateContent>
-          <mc:Choice Requires="wpg">
-            <w:drawing>
-              <wp:anchor distT="0" distB="0" distL="114300" distR="114300" simplePos="0" relativeHeight="251661312" behindDoc="0" locked="0" layoutInCell="1" allowOverlap="1">
-                <wp:simplePos x="0" y="0"/>
-                <wp:positionH relativeFrom="column">
-                  <wp:posOffset>2775585</wp:posOffset>
-                </wp:positionH>
-                <wp:positionV relativeFrom="paragraph">
-                  <wp:posOffset>88900</wp:posOffset>
-                </wp:positionV>
-                <wp:extent cx="2675255" cy="361950"/>
-                <wp:effectExtent l="0" t="0" r="0" b="3810"/>
-                <wp:wrapNone/>
-                <wp:docPr id="37" name="组合 30"/>
-                <wp:cNvGraphicFramePr/>
-                <a:graphic xmlns:a="http://schemas.openxmlformats.org/drawingml/2006/main">
-                  <a:graphicData uri="http://schemas.microsoft.com/office/word/2010/wordprocessingGroup">
-                    <wpg:wgp>
-                      <wpg:cNvGrpSpPr/>
-                      <wpg:grpSpPr>
-                        <a:xfrm rot="0">
-                          <a:off x="3423285" y="5173345"/>
-                          <a:ext cx="2675255" cy="361950"/>
-                          <a:chOff x="17956" y="40098"/>
-                          <a:chExt cx="4213" cy="570"/>
-                        </a:xfrm>
-                      </wpg:grpSpPr>
-                      <pic:pic xmlns:pic="http://schemas.openxmlformats.org/drawingml/2006/picture">
-                        <pic:nvPicPr>
-                          <pic:cNvPr id="2" name="图片 1" descr="24f613a0-66be-430b-9e80-270d3393fac5"/>
-                          <pic:cNvPicPr>
-                            <a:picLocks noChangeAspect="1"/>
-                          </pic:cNvPicPr>
-                        </pic:nvPicPr>
-                        <pic:blipFill>
-                          <a:blip r:embed="rId12"/>
-                          <a:srcRect l="43292" t="26660" r="21693" b="24394"/>
-                          <a:stretch>
-                            <a:fillRect/>
-                          </a:stretch>
-                        </pic:blipFill>
-                        <pic:spPr>
-                          <a:xfrm rot="16200000">
-                            <a:off x="18366" y="39740"/>
-                            <a:ext cx="506" cy="1327"/>
-                          </a:xfrm>
-                          <a:prstGeom prst="rect">
-                            <a:avLst/>
-                          </a:prstGeom>
-                        </pic:spPr>
-                      </pic:pic>
-                      <pic:pic xmlns:pic="http://schemas.openxmlformats.org/drawingml/2006/picture">
-                        <pic:nvPicPr>
-                          <pic:cNvPr id="29" name="图片 29" descr="IMG_256"/>
-                          <pic:cNvPicPr>
-                            <a:picLocks noChangeAspect="1"/>
-                          </pic:cNvPicPr>
-                        </pic:nvPicPr>
-                        <pic:blipFill>
-                          <a:blip r:embed="rId10">
-                            <a:clrChange>
-                              <a:clrFrom>
-                                <a:srgbClr val="FFFFFF">
-                                  <a:alpha val="100000"/>
-                                </a:srgbClr>
-                              </a:clrFrom>
-                              <a:clrTo>
-                                <a:srgbClr val="FFFFFF">
-                                  <a:alpha val="100000"/>
-                                  <a:alpha val="0"/>
-                                </a:srgbClr>
-                              </a:clrTo>
-                            </a:clrChange>
-                          </a:blip>
-                          <a:stretch>
-                            <a:fillRect/>
-                          </a:stretch>
-                        </pic:blipFill>
-                        <pic:spPr>
-                          <a:xfrm>
-                            <a:off x="21195" y="40098"/>
-                            <a:ext cx="975" cy="570"/>
-                          </a:xfrm>
-                          <a:prstGeom prst="rect">
-                            <a:avLst/>
-                          </a:prstGeom>
-                          <a:noFill/>
-                          <a:ln w="9525">
-                            <a:noFill/>
-                          </a:ln>
-                        </pic:spPr>
-                      </pic:pic>
-                    </wpg:wgp>
-                  </a:graphicData>
-                </a:graphic>
-              </wp:anchor>
-            </w:drawing>
-          </mc:Choice>
-          <mc:Fallback>
-            <w:pict>
-              <v:group id="组合 30" o:spid="_x0000_s1026" o:spt="203" style="position:absolute;left:0pt;margin-left:218.55pt;margin-top:7pt;height:28.5pt;width:210.65pt;z-index:251661312;mso-width-relative:page;mso-height-relative:page;" coordorigin="17956,40098" coordsize="4213,570" o:gfxdata="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">
-                <o:lock v:ext="edit" aspectratio="f"/>
-                <v:shape id="图片 1" o:spid="_x0000_s1026" o:spt="75" alt="24f613a0-66be-430b-9e80-270d3393fac5" type="#_x0000_t75" style="position:absolute;left:18366;top:39740;height:1327;width:506;rotation:-5898240f;" filled="f" o:preferrelative="t" stroked="f" coordsize="21600,21600" o:gfxdata="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">
-                  <v:fill on="f" focussize="0,0"/>
-                  <v:stroke on="f"/>
-                  <v:imagedata r:id="rId12" cropleft="28372f" croptop="17472f" cropright="14217f" cropbottom="15987f" o:title=""/>
-                  <o:lock v:ext="edit" aspectratio="t"/>
-                </v:shape>
-                <v:shape id="_x0000_s1026" o:spid="_x0000_s1026" o:spt="75" alt="IMG_256" type="#_x0000_t75" style="position:absolute;left:21195;top:40098;height:570;width:975;" filled="f" o:preferrelative="t" stroked="f" coordsize="21600,21600" o:gfxdata="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">
-                  <v:fill on="f" focussize="0,0"/>
-                  <v:stroke on="f"/>
-                  <v:imagedata r:id="rId10" chromakey="#FFFFFF" o:title=""/>
-                  <o:lock v:ext="edit" aspectratio="t"/>
-                </v:shape>
-              </v:group>
-            </w:pict>
-          </mc:Fallback>
-        </mc:AlternateContent>
-      </w:r>
     </w:p>
     <w:tbl>
       <w:tblPr>
@@ -5388,18 +5277,18 @@
         <mc:AlternateContent>
           <mc:Choice Requires="wpg">
             <w:drawing>
-              <wp:anchor distT="0" distB="0" distL="114300" distR="114300" simplePos="0" relativeHeight="251662336" behindDoc="0" locked="0" layoutInCell="1" allowOverlap="1">
+              <wp:anchor distT="0" distB="0" distL="114300" distR="114300" simplePos="0" relativeHeight="251663360" behindDoc="0" locked="0" layoutInCell="1" allowOverlap="1">
                 <wp:simplePos x="0" y="0"/>
                 <wp:positionH relativeFrom="column">
-                  <wp:posOffset>2715895</wp:posOffset>
+                  <wp:posOffset>2757805</wp:posOffset>
                 </wp:positionH>
                 <wp:positionV relativeFrom="paragraph">
-                  <wp:posOffset>79375</wp:posOffset>
+                  <wp:posOffset>28575</wp:posOffset>
                 </wp:positionV>
-                <wp:extent cx="2672080" cy="414020"/>
-                <wp:effectExtent l="0" t="0" r="10160" b="12700"/>
+                <wp:extent cx="2872105" cy="453390"/>
+                <wp:effectExtent l="0" t="0" r="8255" b="3810"/>
                 <wp:wrapNone/>
-                <wp:docPr id="39" name="组合 23"/>
+                <wp:docPr id="11" name="组合 15"/>
                 <wp:cNvGraphicFramePr/>
                 <a:graphic xmlns:a="http://schemas.openxmlformats.org/drawingml/2006/main">
                   <a:graphicData uri="http://schemas.microsoft.com/office/word/2010/wordprocessingGroup">
@@ -5407,10 +5296,10 @@
                       <wpg:cNvGrpSpPr/>
                       <wpg:grpSpPr>
                         <a:xfrm rot="0">
-                          <a:off x="3363595" y="6282055"/>
-                          <a:ext cx="2672080" cy="414020"/>
-                          <a:chOff x="17862" y="41843"/>
-                          <a:chExt cx="4208" cy="652"/>
+                          <a:off x="3405505" y="1805305"/>
+                          <a:ext cx="2872105" cy="453390"/>
+                          <a:chOff x="12357" y="7666"/>
+                          <a:chExt cx="4523" cy="714"/>
                         </a:xfrm>
                       </wpg:grpSpPr>
                       <pic:pic xmlns:pic="http://schemas.openxmlformats.org/drawingml/2006/picture">
@@ -5421,7 +5310,7 @@
                           </pic:cNvPicPr>
                         </pic:nvPicPr>
                         <pic:blipFill>
-                          <a:blip r:embed="rId13">
+                          <a:blip r:embed="rId11">
                             <a:biLevel thresh="50000"/>
                           </a:blip>
                           <a:srcRect l="7865" t="11797" r="5322" b="19074"/>
@@ -5431,7 +5320,7 @@
                         </pic:blipFill>
                         <pic:spPr>
                           <a:xfrm>
-                            <a:off x="17862" y="41869"/>
+                            <a:off x="12357" y="7738"/>
                             <a:ext cx="1468" cy="627"/>
                           </a:xfrm>
                           <a:prstGeom prst="rect">
@@ -5442,26 +5331,27 @@
                       </pic:pic>
                       <pic:pic xmlns:pic="http://schemas.openxmlformats.org/drawingml/2006/picture">
                         <pic:nvPicPr>
-                          <pic:cNvPr id="21" name="图片 29" descr="IMG_256"/>
+                          <pic:cNvPr id="6" name="图片 14" descr="微信图片_20220215110121"/>
                           <pic:cNvPicPr>
                             <a:picLocks noChangeAspect="1"/>
                           </pic:cNvPicPr>
                         </pic:nvPicPr>
                         <pic:blipFill>
-                          <a:blip r:embed="rId10">
+                          <a:blip r:embed="rId9">
                             <a:clrChange>
                               <a:clrFrom>
-                                <a:srgbClr val="FFFFFF">
+                                <a:srgbClr val="A09D98">
                                   <a:alpha val="100000"/>
                                 </a:srgbClr>
                               </a:clrFrom>
                               <a:clrTo>
-                                <a:srgbClr val="FFFFFF">
+                                <a:srgbClr val="A09D98">
                                   <a:alpha val="100000"/>
                                   <a:alpha val="0"/>
                                 </a:srgbClr>
                               </a:clrTo>
                             </a:clrChange>
+                            <a:biLevel thresh="50000"/>
                           </a:blip>
                           <a:stretch>
                             <a:fillRect/>
@@ -5469,16 +5359,12 @@
                         </pic:blipFill>
                         <pic:spPr>
                           <a:xfrm>
-                            <a:off x="21096" y="41843"/>
-                            <a:ext cx="975" cy="570"/>
+                            <a:off x="15646" y="7666"/>
+                            <a:ext cx="1234" cy="715"/>
                           </a:xfrm>
                           <a:prstGeom prst="rect">
                             <a:avLst/>
                           </a:prstGeom>
-                          <a:noFill/>
-                          <a:ln w="9525">
-                            <a:noFill/>
-                          </a:ln>
                         </pic:spPr>
                       </pic:pic>
                     </wpg:wgp>
@@ -5489,18 +5375,18 @@
           </mc:Choice>
           <mc:Fallback>
             <w:pict>
-              <v:group id="组合 23" o:spid="_x0000_s1026" o:spt="203" style="position:absolute;left:0pt;margin-left:213.85pt;margin-top:6.25pt;height:32.6pt;width:210.4pt;z-index:251662336;mso-width-relative:page;mso-height-relative:page;" coordorigin="17862,41843" coordsize="4208,652" o:gfxdata="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">
+              <v:group id="组合 15" o:spid="_x0000_s1026" o:spt="203" style="position:absolute;left:0pt;margin-left:217.15pt;margin-top:2.25pt;height:35.7pt;width:226.15pt;z-index:251663360;mso-width-relative:page;mso-height-relative:page;" coordorigin="12357,7666" coordsize="4523,714" o:gfxdata="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">
                 <o:lock v:ext="edit" aspectratio="f"/>
-                <v:shape id="图片 59" o:spid="_x0000_s1026" o:spt="75" alt="图片1" type="#_x0000_t75" style="position:absolute;left:17862;top:41869;height:627;width:1468;" filled="f" o:preferrelative="t" stroked="f" coordsize="21600,21600" o:gfxdata="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">
+                <v:shape id="图片 59" o:spid="_x0000_s1026" o:spt="75" alt="图片1" type="#_x0000_t75" style="position:absolute;left:12357;top:7738;height:627;width:1468;" filled="f" o:preferrelative="t" stroked="f" coordsize="21600,21600" o:gfxdata="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">
                   <v:fill on="f" focussize="0,0"/>
                   <v:stroke on="f"/>
-                  <v:imagedata r:id="rId13" cropleft="5154f" croptop="7731f" cropright="3488f" cropbottom="12500f" grayscale="t" bilevel="t" o:title=""/>
+                  <v:imagedata r:id="rId11" cropleft="5154f" croptop="7731f" cropright="3488f" cropbottom="12500f" grayscale="t" bilevel="t" o:title=""/>
                   <o:lock v:ext="edit" aspectratio="t"/>
                 </v:shape>
-                <v:shape id="图片 29" o:spid="_x0000_s1026" o:spt="75" alt="IMG_256" type="#_x0000_t75" style="position:absolute;left:21096;top:41843;height:570;width:975;" filled="f" o:preferrelative="t" stroked="f" coordsize="21600,21600" o:gfxdata="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">
+                <v:shape id="图片 14" o:spid="_x0000_s1026" o:spt="75" alt="微信图片_20220215110121" type="#_x0000_t75" style="position:absolute;left:15646;top:7666;height:715;width:1234;" filled="f" o:preferrelative="t" stroked="f" coordsize="21600,21600" o:gfxdata="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">
                   <v:fill on="f" focussize="0,0"/>
                   <v:stroke on="f"/>
-                  <v:imagedata r:id="rId10" chromakey="#FFFFFF" o:title=""/>
+                  <v:imagedata r:id="rId9" grayscale="t" bilevel="t" chromakey="#A09D98" o:title=""/>
                   <o:lock v:ext="edit" aspectratio="t"/>
                 </v:shape>
               </v:group>
@@ -5879,16 +5765,6 @@
           <w:lang w:eastAsia="zh-CN"/>
         </w:rPr>
       </w:pPr>
-    </w:p>
-    <w:p>
-      <w:pPr>
-        <w:rPr>
-          <w:rFonts w:ascii="Times New Roman" w:hAnsi="Times New Roman" w:eastAsia="微软雅黑" w:cs="Times New Roman"/>
-          <w:sz w:val="24"/>
-          <w:szCs w:val="24"/>
-          <w:lang w:eastAsia="zh-CN"/>
-        </w:rPr>
-      </w:pPr>
       <w:r>
         <w:rPr>
           <w:sz w:val="24"/>
@@ -5896,18 +5772,18 @@
         <mc:AlternateContent>
           <mc:Choice Requires="wpg">
             <w:drawing>
-              <wp:anchor distT="0" distB="0" distL="114300" distR="114300" simplePos="0" relativeHeight="251663360" behindDoc="0" locked="0" layoutInCell="1" allowOverlap="1">
+              <wp:anchor distT="0" distB="0" distL="114300" distR="114300" simplePos="0" relativeHeight="251664384" behindDoc="0" locked="0" layoutInCell="1" allowOverlap="1">
                 <wp:simplePos x="0" y="0"/>
                 <wp:positionH relativeFrom="column">
                   <wp:posOffset>2788285</wp:posOffset>
                 </wp:positionH>
                 <wp:positionV relativeFrom="paragraph">
-                  <wp:posOffset>85090</wp:posOffset>
+                  <wp:posOffset>174625</wp:posOffset>
                 </wp:positionV>
-                <wp:extent cx="2889885" cy="397510"/>
-                <wp:effectExtent l="0" t="0" r="5715" b="13970"/>
+                <wp:extent cx="2803525" cy="453390"/>
+                <wp:effectExtent l="0" t="0" r="635" b="3810"/>
                 <wp:wrapNone/>
-                <wp:docPr id="41" name="组合 27"/>
+                <wp:docPr id="12" name="组合 22"/>
                 <wp:cNvGraphicFramePr/>
                 <a:graphic xmlns:a="http://schemas.openxmlformats.org/drawingml/2006/main">
                   <a:graphicData uri="http://schemas.microsoft.com/office/word/2010/wordprocessingGroup">
@@ -5915,21 +5791,21 @@
                       <wpg:cNvGrpSpPr/>
                       <wpg:grpSpPr>
                         <a:xfrm rot="0">
-                          <a:off x="3435985" y="7406005"/>
-                          <a:ext cx="2889885" cy="397510"/>
-                          <a:chOff x="17976" y="43614"/>
-                          <a:chExt cx="4551" cy="626"/>
+                          <a:off x="3435985" y="2894330"/>
+                          <a:ext cx="2803525" cy="453390"/>
+                          <a:chOff x="12525" y="9562"/>
+                          <a:chExt cx="4415" cy="714"/>
                         </a:xfrm>
                       </wpg:grpSpPr>
                       <pic:pic xmlns:pic="http://schemas.openxmlformats.org/drawingml/2006/picture">
                         <pic:nvPicPr>
-                          <pic:cNvPr id="4" name="图片 29" descr="IMG_256"/>
+                          <pic:cNvPr id="9" name="图片 29" descr="IMG_256"/>
                           <pic:cNvPicPr>
                             <a:picLocks noChangeAspect="1"/>
                           </pic:cNvPicPr>
                         </pic:nvPicPr>
                         <pic:blipFill>
-                          <a:blip r:embed="rId10">
+                          <a:blip r:embed="rId12">
                             <a:clrChange>
                               <a:clrFrom>
                                 <a:srgbClr val="FFFFFF">
@@ -5950,7 +5826,7 @@
                         </pic:blipFill>
                         <pic:spPr>
                           <a:xfrm>
-                            <a:off x="17976" y="43615"/>
+                            <a:off x="12525" y="9698"/>
                             <a:ext cx="975" cy="570"/>
                           </a:xfrm>
                           <a:prstGeom prst="rect">
@@ -5964,29 +5840,40 @@
                       </pic:pic>
                       <pic:pic xmlns:pic="http://schemas.openxmlformats.org/drawingml/2006/picture">
                         <pic:nvPicPr>
-                          <pic:cNvPr id="26" name="图片 59" descr="图片1"/>
+                          <pic:cNvPr id="29" name="图片 20" descr="微信图片_20220215110121"/>
                           <pic:cNvPicPr>
                             <a:picLocks noChangeAspect="1"/>
                           </pic:cNvPicPr>
                         </pic:nvPicPr>
                         <pic:blipFill>
-                          <a:blip r:embed="rId13">
+                          <a:blip r:embed="rId9">
+                            <a:clrChange>
+                              <a:clrFrom>
+                                <a:srgbClr val="A09D98">
+                                  <a:alpha val="100000"/>
+                                </a:srgbClr>
+                              </a:clrFrom>
+                              <a:clrTo>
+                                <a:srgbClr val="A09D98">
+                                  <a:alpha val="100000"/>
+                                  <a:alpha val="0"/>
+                                </a:srgbClr>
+                              </a:clrTo>
+                            </a:clrChange>
                             <a:biLevel thresh="50000"/>
                           </a:blip>
-                          <a:srcRect l="7865" t="11797" r="5322" b="19074"/>
                           <a:stretch>
                             <a:fillRect/>
                           </a:stretch>
                         </pic:blipFill>
                         <pic:spPr>
                           <a:xfrm>
-                            <a:off x="21059" y="43614"/>
-                            <a:ext cx="1468" cy="627"/>
+                            <a:off x="15706" y="9562"/>
+                            <a:ext cx="1234" cy="715"/>
                           </a:xfrm>
                           <a:prstGeom prst="rect">
                             <a:avLst/>
                           </a:prstGeom>
-                          <a:noFill/>
                         </pic:spPr>
                       </pic:pic>
                     </wpg:wgp>
@@ -5997,18 +5884,18 @@
           </mc:Choice>
           <mc:Fallback>
             <w:pict>
-              <v:group id="组合 27" o:spid="_x0000_s1026" o:spt="203" style="position:absolute;left:0pt;margin-left:219.55pt;margin-top:6.7pt;height:31.3pt;width:227.55pt;z-index:251663360;mso-width-relative:page;mso-height-relative:page;" coordorigin="17976,43614" coordsize="4551,626" o:gfxdata="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">
+              <v:group id="组合 22" o:spid="_x0000_s1026" o:spt="203" style="position:absolute;left:0pt;margin-left:219.55pt;margin-top:13.75pt;height:35.7pt;width:220.75pt;z-index:251664384;mso-width-relative:page;mso-height-relative:page;" coordorigin="12525,9562" coordsize="4415,714" o:gfxdata="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">
                 <o:lock v:ext="edit" aspectratio="f"/>
-                <v:shape id="图片 29" o:spid="_x0000_s1026" o:spt="75" alt="IMG_256" type="#_x0000_t75" style="position:absolute;left:17976;top:43615;height:570;width:975;" filled="f" o:preferrelative="t" stroked="f" coordsize="21600,21600" o:gfxdata="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">
+                <v:shape id="图片 29" o:spid="_x0000_s1026" o:spt="75" alt="IMG_256" type="#_x0000_t75" style="position:absolute;left:12525;top:9698;height:570;width:975;" filled="f" o:preferrelative="t" stroked="f" coordsize="21600,21600" o:gfxdata="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">
                   <v:fill on="f" focussize="0,0"/>
                   <v:stroke on="f"/>
-                  <v:imagedata r:id="rId10" chromakey="#FFFFFF" o:title=""/>
+                  <v:imagedata r:id="rId12" chromakey="#FFFFFF" o:title=""/>
                   <o:lock v:ext="edit" aspectratio="t"/>
                 </v:shape>
-                <v:shape id="图片 59" o:spid="_x0000_s1026" o:spt="75" alt="图片1" type="#_x0000_t75" style="position:absolute;left:21059;top:43614;height:627;width:1468;" filled="f" o:preferrelative="t" stroked="f" coordsize="21600,21600" o:gfxdata="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">
+                <v:shape id="图片 20" o:spid="_x0000_s1026" o:spt="75" alt="微信图片_20220215110121" type="#_x0000_t75" style="position:absolute;left:15706;top:9562;height:715;width:1234;" filled="f" o:preferrelative="t" stroked="f" coordsize="21600,21600" o:gfxdata="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">
                   <v:fill on="f" focussize="0,0"/>
                   <v:stroke on="f"/>
-                  <v:imagedata r:id="rId13" cropleft="5154f" croptop="7731f" cropright="3488f" cropbottom="12500f" grayscale="t" bilevel="t" o:title=""/>
+                  <v:imagedata r:id="rId9" grayscale="t" bilevel="t" chromakey="#A09D98" o:title=""/>
                   <o:lock v:ext="edit" aspectratio="t"/>
                 </v:shape>
               </v:group>
@@ -6016,6 +5903,16 @@
           </mc:Fallback>
         </mc:AlternateContent>
       </w:r>
+    </w:p>
+    <w:p>
+      <w:pPr>
+        <w:rPr>
+          <w:rFonts w:ascii="Times New Roman" w:hAnsi="Times New Roman" w:eastAsia="微软雅黑" w:cs="Times New Roman"/>
+          <w:sz w:val="24"/>
+          <w:szCs w:val="24"/>
+          <w:lang w:eastAsia="zh-CN"/>
+        </w:rPr>
+      </w:pPr>
     </w:p>
     <w:tbl>
       <w:tblPr>
@@ -7129,17 +7026,17 @@
           <w:szCs w:val="32"/>
         </w:rPr>
       </w:pPr>
-      <w:bookmarkStart w:id="20" w:name="_Toc28496"/>
-      <w:bookmarkStart w:id="21" w:name="_Toc22132"/>
-      <w:bookmarkStart w:id="22" w:name="_Toc19898_WPSOffice_Level1"/>
-      <w:bookmarkStart w:id="23" w:name="_Toc31696"/>
-      <w:bookmarkStart w:id="24" w:name="_Toc20136_WPSOffice_Level1"/>
+      <w:bookmarkStart w:id="20" w:name="_Toc22132"/>
+      <w:bookmarkStart w:id="21" w:name="_Toc28496"/>
+      <w:bookmarkStart w:id="22" w:name="_Toc31696"/>
+      <w:bookmarkStart w:id="23" w:name="_Toc20136_WPSOffice_Level1"/>
+      <w:bookmarkStart w:id="24" w:name="_Toc19898_WPSOffice_Level1"/>
       <w:bookmarkStart w:id="25" w:name="_Toc2781"/>
-      <w:bookmarkStart w:id="26" w:name="_Toc4331_WPSOffice_Level1"/>
+      <w:bookmarkStart w:id="26" w:name="_Toc23846_WPSOffice_Level1"/>
       <w:bookmarkStart w:id="27" w:name="_Toc32443_WPSOffice_Level1"/>
-      <w:bookmarkStart w:id="28" w:name="_Toc23846_WPSOffice_Level1"/>
-      <w:bookmarkStart w:id="29" w:name="_Toc25727"/>
-      <w:bookmarkStart w:id="30" w:name="_Toc23903"/>
+      <w:bookmarkStart w:id="28" w:name="_Toc4331_WPSOffice_Level1"/>
+      <w:bookmarkStart w:id="29" w:name="_Toc23903"/>
+      <w:bookmarkStart w:id="30" w:name="_Toc25727"/>
       <w:r>
         <w:rPr>
           <w:rFonts w:hint="default"/>
@@ -7168,8 +7065,8 @@
           <w:color w:val="0070C0"/>
         </w:rPr>
       </w:pPr>
-      <w:bookmarkStart w:id="31" w:name="_Toc4979"/>
-      <w:bookmarkStart w:id="32" w:name="_Toc149837259"/>
+      <w:bookmarkStart w:id="31" w:name="_Toc149837259"/>
+      <w:bookmarkStart w:id="32" w:name="_Toc4979"/>
       <w:bookmarkStart w:id="33" w:name="_Toc8159"/>
       <w:r>
         <w:rPr>
@@ -11742,8 +11639,8 @@
       </w:pPr>
       <w:bookmarkStart w:id="34" w:name="_Toc10223"/>
       <w:bookmarkStart w:id="35" w:name="_Toc106719764"/>
-      <w:bookmarkStart w:id="36" w:name="_Toc20034"/>
-      <w:bookmarkStart w:id="37" w:name="_Toc29769"/>
+      <w:bookmarkStart w:id="36" w:name="_Toc29769"/>
+      <w:bookmarkStart w:id="37" w:name="_Toc20034"/>
       <w:r>
         <w:rPr>
           <w:rFonts w:hint="eastAsia"/>
@@ -14728,9 +14625,9 @@
       <w:bookmarkEnd w:id="28"/>
       <w:bookmarkEnd w:id="29"/>
       <w:bookmarkEnd w:id="30"/>
-      <w:bookmarkStart w:id="38" w:name="_Toc26395"/>
+      <w:bookmarkStart w:id="38" w:name="_Toc6931_WPSOffice_Level3"/>
       <w:bookmarkStart w:id="39" w:name="_Toc15289_WPSOffice_Level3"/>
-      <w:bookmarkStart w:id="40" w:name="_Toc6931_WPSOffice_Level3"/>
+      <w:bookmarkStart w:id="40" w:name="_Toc26395"/>
       <w:r>
         <w:rPr>
           <w:rFonts w:hint="eastAsia" w:ascii="Times New Roman" w:hAnsi="Times New Roman" w:eastAsia="微软雅黑" w:cs="Times New Roman"/>
@@ -14776,8 +14673,8 @@
           <w:lang w:eastAsia="zh-CN"/>
         </w:rPr>
       </w:pPr>
-      <w:bookmarkStart w:id="41" w:name="_Toc30134"/>
-      <w:bookmarkStart w:id="42" w:name="_Toc1566"/>
+      <w:bookmarkStart w:id="41" w:name="_Toc1566"/>
+      <w:bookmarkStart w:id="42" w:name="_Toc30134"/>
       <w:r>
         <w:rPr>
           <w:rFonts w:hint="eastAsia"/>
@@ -14806,8 +14703,8 @@
         </w:rPr>
       </w:pPr>
       <w:bookmarkStart w:id="43" w:name="_Toc8867"/>
-      <w:bookmarkStart w:id="44" w:name="_Toc149837265"/>
-      <w:bookmarkStart w:id="45" w:name="_Toc5547"/>
+      <w:bookmarkStart w:id="44" w:name="_Toc5547"/>
+      <w:bookmarkStart w:id="45" w:name="_Toc149837265"/>
       <w:r>
         <w:rPr>
           <w:rFonts w:hint="eastAsia"/>
@@ -14884,8 +14781,8 @@
       </w:pPr>
       <w:bookmarkStart w:id="46" w:name="_Toc28240"/>
       <w:bookmarkStart w:id="47" w:name="_Toc1707_WPSOffice_Level1"/>
-      <w:bookmarkStart w:id="48" w:name="_Toc13196_WPSOffice_Level1"/>
-      <w:bookmarkStart w:id="49" w:name="_Toc21764_WPSOffice_Level1"/>
+      <w:bookmarkStart w:id="48" w:name="_Toc21764_WPSOffice_Level1"/>
+      <w:bookmarkStart w:id="49" w:name="_Toc13196_WPSOffice_Level1"/>
       <w:bookmarkStart w:id="50" w:name="_Toc27302"/>
       <w:r>
         <w:rPr>
@@ -18954,12 +18851,12 @@
           <w:lang w:val="en-US" w:eastAsia="zh-CN"/>
         </w:rPr>
       </w:pPr>
-      <w:bookmarkStart w:id="52" w:name="_Toc9066"/>
-      <w:bookmarkStart w:id="53" w:name="_Toc14255_WPSOffice_Level1"/>
-      <w:bookmarkStart w:id="54" w:name="_Toc15840_WPSOffice_Level1"/>
+      <w:bookmarkStart w:id="52" w:name="_Toc3674"/>
+      <w:bookmarkStart w:id="53" w:name="_Toc24085_WPSOffice_Level1"/>
+      <w:bookmarkStart w:id="54" w:name="_Toc9066"/>
       <w:bookmarkStart w:id="55" w:name="_Toc3767"/>
-      <w:bookmarkStart w:id="56" w:name="_Toc3674"/>
-      <w:bookmarkStart w:id="57" w:name="_Toc24085_WPSOffice_Level1"/>
+      <w:bookmarkStart w:id="56" w:name="_Toc15840_WPSOffice_Level1"/>
+      <w:bookmarkStart w:id="57" w:name="_Toc14255_WPSOffice_Level1"/>
       <w:bookmarkStart w:id="58" w:name="_Hlk33190413"/>
       <w:bookmarkStart w:id="59" w:name="_Toc18699"/>
       <w:bookmarkStart w:id="60" w:name="_Toc11193_WPSOffice_Level1"/>
@@ -23212,14 +23109,14 @@
           <w:lang w:eastAsia="zh-CN"/>
         </w:rPr>
       </w:pPr>
-      <w:bookmarkStart w:id="67" w:name="_Toc9076"/>
-      <w:bookmarkStart w:id="68" w:name="_Toc23769"/>
-      <w:bookmarkStart w:id="69" w:name="_Toc32060"/>
-      <w:bookmarkStart w:id="70" w:name="_Toc3846"/>
-      <w:bookmarkStart w:id="71" w:name="_Toc30922"/>
-      <w:bookmarkStart w:id="72" w:name="_Toc17547"/>
-      <w:bookmarkStart w:id="73" w:name="_Toc5400"/>
-      <w:bookmarkStart w:id="74" w:name="_Toc8993"/>
+      <w:bookmarkStart w:id="67" w:name="_Toc17547"/>
+      <w:bookmarkStart w:id="68" w:name="_Toc3846"/>
+      <w:bookmarkStart w:id="69" w:name="_Toc8993"/>
+      <w:bookmarkStart w:id="70" w:name="_Toc23769"/>
+      <w:bookmarkStart w:id="71" w:name="_Toc32060"/>
+      <w:bookmarkStart w:id="72" w:name="_Toc5400"/>
+      <w:bookmarkStart w:id="73" w:name="_Toc30922"/>
+      <w:bookmarkStart w:id="74" w:name="_Toc9076"/>
       <w:r>
         <w:rPr>
           <w:rFonts w:ascii="Times New Roman" w:hAnsi="Times New Roman" w:eastAsia="微软雅黑" w:cs="Times New Roman"/>
@@ -23378,13 +23275,13 @@
           <w:lang w:eastAsia="zh-CN"/>
         </w:rPr>
       </w:pPr>
-      <w:bookmarkStart w:id="75" w:name="_Toc15385"/>
-      <w:bookmarkStart w:id="76" w:name="_Toc22196"/>
-      <w:bookmarkStart w:id="77" w:name="_Toc22915"/>
-      <w:bookmarkStart w:id="78" w:name="_Toc126"/>
-      <w:bookmarkStart w:id="79" w:name="_Toc30105"/>
-      <w:bookmarkStart w:id="80" w:name="_Toc24939"/>
-      <w:bookmarkStart w:id="81" w:name="_Toc10299"/>
+      <w:bookmarkStart w:id="75" w:name="_Toc24939"/>
+      <w:bookmarkStart w:id="76" w:name="_Toc126"/>
+      <w:bookmarkStart w:id="77" w:name="_Toc30105"/>
+      <w:bookmarkStart w:id="78" w:name="_Toc22196"/>
+      <w:bookmarkStart w:id="79" w:name="_Toc22915"/>
+      <w:bookmarkStart w:id="80" w:name="_Toc10299"/>
+      <w:bookmarkStart w:id="81" w:name="_Toc15385"/>
       <w:bookmarkStart w:id="82" w:name="_Toc3389"/>
       <w:r>
         <w:rPr>
@@ -23585,35 +23482,26 @@
           <w:lang w:eastAsia="zh-CN"/>
         </w:rPr>
       </w:pPr>
-    </w:p>
-    <w:p>
-      <w:pPr>
-        <w:rPr>
-          <w:rFonts w:ascii="Times New Roman" w:hAnsi="Times New Roman" w:eastAsia="等线"/>
-          <w:sz w:val="22"/>
-          <w:highlight w:val="none"/>
-        </w:rPr>
-      </w:pPr>
-      <w:bookmarkStart w:id="83" w:name="_GoBack"/>
-      <w:r>
-        <w:rPr>
-          <w:rFonts w:ascii="Times New Roman" w:hAnsi="Times New Roman" w:eastAsia="等线"/>
-          <w:sz w:val="22"/>
+      <w:r>
+        <w:rPr>
+          <w:rFonts w:ascii="Times New Roman" w:hAnsi="Times New Roman" w:eastAsia="微软雅黑" w:cs="Times New Roman"/>
+          <w:color w:val="001C4A"/>
+          <w:sz w:val="15"/>
           <w:lang w:eastAsia="zh-CN"/>
         </w:rPr>
         <w:drawing>
-          <wp:anchor distT="0" distB="0" distL="114300" distR="114300" simplePos="0" relativeHeight="251665408" behindDoc="0" locked="0" layoutInCell="1" allowOverlap="1">
+          <wp:anchor distT="0" distB="0" distL="114300" distR="114300" simplePos="0" relativeHeight="251660288" behindDoc="0" locked="0" layoutInCell="1" allowOverlap="1">
             <wp:simplePos x="0" y="0"/>
             <wp:positionH relativeFrom="column">
-              <wp:posOffset>-655320</wp:posOffset>
+              <wp:posOffset>-647700</wp:posOffset>
             </wp:positionH>
             <wp:positionV relativeFrom="paragraph">
-              <wp:posOffset>-891540</wp:posOffset>
+              <wp:posOffset>-685800</wp:posOffset>
             </wp:positionV>
-            <wp:extent cx="7564120" cy="10699115"/>
-            <wp:effectExtent l="0" t="0" r="10160" b="14605"/>
+            <wp:extent cx="7560945" cy="10690860"/>
+            <wp:effectExtent l="0" t="0" r="1905" b="5715"/>
             <wp:wrapNone/>
-            <wp:docPr id="7" name="图片 7" descr="6c64ff75c49ad23cdf6155d2581daf7"/>
+            <wp:docPr id="41104356" name="图片 2"/>
             <wp:cNvGraphicFramePr>
               <a:graphicFrameLocks xmlns:a="http://schemas.openxmlformats.org/drawingml/2006/main" noChangeAspect="1"/>
             </wp:cNvGraphicFramePr>
@@ -23621,13 +23509,20 @@
               <a:graphicData uri="http://schemas.openxmlformats.org/drawingml/2006/picture">
                 <pic:pic xmlns:pic="http://schemas.openxmlformats.org/drawingml/2006/picture">
                   <pic:nvPicPr>
-                    <pic:cNvPr id="7" name="图片 7" descr="6c64ff75c49ad23cdf6155d2581daf7"/>
+                    <pic:cNvPr id="41104356" name="图片 2"/>
                     <pic:cNvPicPr>
-                      <a:picLocks noChangeAspect="1"/>
+                      <a:picLocks noChangeAspect="1" noChangeArrowheads="1"/>
                     </pic:cNvPicPr>
                   </pic:nvPicPr>
                   <pic:blipFill>
-                    <a:blip r:embed="rId14"/>
+                    <a:blip r:embed="rId13" cstate="print">
+                      <a:extLst>
+                        <a:ext uri="{28A0092B-C50C-407E-A947-70E740481C1C}">
+                          <a14:useLocalDpi xmlns:a14="http://schemas.microsoft.com/office/drawing/2010/main" val="0"/>
+                        </a:ext>
+                      </a:extLst>
+                    </a:blip>
+                    <a:srcRect/>
                     <a:stretch>
                       <a:fillRect/>
                     </a:stretch>
@@ -23635,11 +23530,15 @@
                   <pic:spPr>
                     <a:xfrm>
                       <a:off x="0" y="0"/>
-                      <a:ext cx="7564120" cy="10699115"/>
+                      <a:ext cx="7560945" cy="10690860"/>
                     </a:xfrm>
                     <a:prstGeom prst="rect">
                       <a:avLst/>
                     </a:prstGeom>
+                    <a:noFill/>
+                    <a:ln>
+                      <a:noFill/>
+                    </a:ln>
                   </pic:spPr>
                 </pic:pic>
               </a:graphicData>
@@ -23647,10 +23546,17 @@
           </wp:anchor>
         </w:drawing>
       </w:r>
-      <w:bookmarkEnd w:id="83"/>
+    </w:p>
+    <w:p>
+      <w:pPr>
+        <w:rPr>
+          <w:rFonts w:ascii="Times New Roman" w:hAnsi="Times New Roman" w:eastAsia="等线"/>
+          <w:sz w:val="22"/>
+          <w:highlight w:val="none"/>
+        </w:rPr>
+      </w:pPr>
     </w:p>
     <w:sectPr>
-      <w:footerReference r:id="rId7" w:type="default"/>
       <w:pgSz w:w="11905" w:h="16838"/>
       <w:pgMar w:top="1037" w:right="1020" w:bottom="981" w:left="1020" w:header="850" w:footer="567" w:gutter="0"/>
       <w:pgBorders>
@@ -23866,16 +23772,6 @@
         </mc:Fallback>
       </mc:AlternateContent>
     </w:r>
-  </w:p>
-</w:ftr>
-</file>
-
-<file path=word/footer3.xml><?xml version="1.0" encoding="utf-8"?>
-<w:ftr xmlns:wpc="http://schemas.microsoft.com/office/word/2010/wordprocessingCanvas" xmlns:mc="http://schemas.openxmlformats.org/markup-compatibility/2006" xmlns:o="urn:schemas-microsoft-com:office:office" xmlns:r="http://schemas.openxmlformats.org/officeDocument/2006/relationships" xmlns:m="http://schemas.openxmlformats.org/officeDocument/2006/math" xmlns:v="urn:schemas-microsoft-com:vml" xmlns:wp14="http://schemas.microsoft.com/office/word/2010/wordprocessingDrawing" xmlns:wp="http://schemas.openxmlformats.org/drawingml/2006/wordprocessingDrawing" xmlns:w10="urn:schemas-microsoft-com:office:word" xmlns:w="http://schemas.openxmlformats.org/wordprocessingml/2006/main" xmlns:w14="http://schemas.microsoft.com/office/word/2010/wordml" xmlns:w15="http://schemas.microsoft.com/office/word/2012/wordml" xmlns:wpg="http://schemas.microsoft.com/office/word/2010/wordprocessingGroup" xmlns:wpi="http://schemas.microsoft.com/office/word/2010/wordprocessingInk" xmlns:wne="http://schemas.microsoft.com/office/word/2006/wordml" xmlns:wps="http://schemas.microsoft.com/office/word/2010/wordprocessingShape" xmlns:wpsCustomData="http://www.wps.cn/officeDocument/2013/wpsCustomData" mc:Ignorable="w14 w15 wp14">
-  <w:p>
-    <w:pPr>
-      <w:pStyle w:val="9"/>
-    </w:pPr>
   </w:p>
 </w:ftr>
 </file>
@@ -25958,6 +25854,7 @@
     <customSectPr/>
     <customSectPr/>
     <customSectPr/>
+    <customSectPr/>
   </customSectProps>
   <customShpExts>
     <customShpInfo spid="_x0000_s1026" textRotate="1"/>

--- a/WebContent/docx/中国人群BRCA12基因分子分型研究_胚系-基智远.docx
+++ b/WebContent/docx/中国人群BRCA12基因分子分型研究_胚系-基智远.docx
@@ -2215,10 +2215,10 @@
         <w:fldChar w:fldCharType="end"/>
       </w:r>
       <w:bookmarkStart w:id="0" w:name="_Toc13806"/>
-      <w:bookmarkStart w:id="1" w:name="_Toc30143_WPSOffice_Level1"/>
-      <w:bookmarkStart w:id="2" w:name="_Toc21669"/>
-      <w:bookmarkStart w:id="3" w:name="_Toc24178_WPSOffice_Level1"/>
-      <w:bookmarkStart w:id="4" w:name="_Toc21009_WPSOffice_Level1"/>
+      <w:bookmarkStart w:id="1" w:name="_Toc24178_WPSOffice_Level1"/>
+      <w:bookmarkStart w:id="2" w:name="_Toc21009_WPSOffice_Level1"/>
+      <w:bookmarkStart w:id="3" w:name="_Toc21669"/>
+      <w:bookmarkStart w:id="4" w:name="_Toc30143_WPSOffice_Level1"/>
     </w:p>
     <w:p>
       <w:pPr>
@@ -2826,10 +2826,10 @@
           <w:szCs w:val="32"/>
         </w:rPr>
       </w:pPr>
-      <w:bookmarkStart w:id="6" w:name="_Toc7021_WPSOffice_Level1"/>
-      <w:bookmarkStart w:id="7" w:name="_Toc17451"/>
-      <w:bookmarkStart w:id="8" w:name="_Toc9085"/>
-      <w:bookmarkStart w:id="9" w:name="_Toc11015_WPSOffice_Level1"/>
+      <w:bookmarkStart w:id="6" w:name="_Toc11015_WPSOffice_Level1"/>
+      <w:bookmarkStart w:id="7" w:name="_Toc7021_WPSOffice_Level1"/>
+      <w:bookmarkStart w:id="8" w:name="_Toc17451"/>
+      <w:bookmarkStart w:id="9" w:name="_Toc9085"/>
       <w:bookmarkStart w:id="10" w:name="_Toc18062_WPSOffice_Level1"/>
       <w:bookmarkStart w:id="11" w:name="_Toc3823"/>
       <w:r>
@@ -3013,10 +3013,10 @@
           <w:lang w:val="en-US" w:eastAsia="zh-CN"/>
         </w:rPr>
       </w:pPr>
-      <w:bookmarkStart w:id="12" w:name="_Toc23369_WPSOffice_Level1"/>
-      <w:bookmarkStart w:id="13" w:name="_Toc18058"/>
-      <w:bookmarkStart w:id="14" w:name="_Toc25920"/>
-      <w:bookmarkStart w:id="15" w:name="_Toc6221_WPSOffice_Level1"/>
+      <w:bookmarkStart w:id="12" w:name="_Toc18058"/>
+      <w:bookmarkStart w:id="13" w:name="_Toc25920"/>
+      <w:bookmarkStart w:id="14" w:name="_Toc6221_WPSOffice_Level1"/>
+      <w:bookmarkStart w:id="15" w:name="_Toc23369_WPSOffice_Level1"/>
       <w:bookmarkStart w:id="16" w:name="_Toc23124"/>
       <w:bookmarkStart w:id="17" w:name="_Toc534807930"/>
       <w:r>
@@ -3073,8 +3073,8 @@
           <w:lang w:val="en-US" w:eastAsia="zh-CN"/>
         </w:rPr>
       </w:pPr>
-      <w:bookmarkStart w:id="18" w:name="_Toc149837254"/>
-      <w:bookmarkStart w:id="19" w:name="_Toc19624"/>
+      <w:bookmarkStart w:id="18" w:name="_Toc19624"/>
+      <w:bookmarkStart w:id="19" w:name="_Toc149837254"/>
       <w:r>
         <w:rPr>
           <w:rFonts w:hint="eastAsia"/>
@@ -4376,6 +4376,7 @@
           <w:lang w:eastAsia="zh-CN"/>
         </w:rPr>
       </w:pPr>
+      <w:bookmarkStart w:id="83" w:name="_GoBack"/>
       <w:r>
         <w:rPr>
           <w:sz w:val="22"/>
@@ -4383,34 +4384,34 @@
         <mc:AlternateContent>
           <mc:Choice Requires="wpg">
             <w:drawing>
-              <wp:anchor distT="0" distB="0" distL="114300" distR="114300" simplePos="0" relativeHeight="251664384" behindDoc="0" locked="0" layoutInCell="1" allowOverlap="1">
+              <wp:anchor distT="0" distB="0" distL="114300" distR="114300" simplePos="0" relativeHeight="251662336" behindDoc="0" locked="0" layoutInCell="1" allowOverlap="1">
                 <wp:simplePos x="0" y="0"/>
                 <wp:positionH relativeFrom="column">
-                  <wp:posOffset>2775585</wp:posOffset>
+                  <wp:posOffset>2782570</wp:posOffset>
                 </wp:positionH>
                 <wp:positionV relativeFrom="paragraph">
-                  <wp:posOffset>80010</wp:posOffset>
+                  <wp:posOffset>52070</wp:posOffset>
                 </wp:positionV>
-                <wp:extent cx="2571115" cy="410210"/>
-                <wp:effectExtent l="0" t="0" r="4445" b="1270"/>
+                <wp:extent cx="2735580" cy="452755"/>
+                <wp:effectExtent l="0" t="0" r="0" b="4445"/>
                 <wp:wrapNone/>
-                <wp:docPr id="35" name="组合 16"/>
+                <wp:docPr id="3" name="组合 3"/>
                 <wp:cNvGraphicFramePr/>
                 <a:graphic xmlns:a="http://schemas.openxmlformats.org/drawingml/2006/main">
                   <a:graphicData uri="http://schemas.microsoft.com/office/word/2010/wordprocessingGroup">
                     <wpg:wgp>
                       <wpg:cNvGrpSpPr/>
                       <wpg:grpSpPr>
-                        <a:xfrm rot="0">
-                          <a:off x="3423285" y="4040505"/>
-                          <a:ext cx="2571115" cy="410210"/>
-                          <a:chOff x="17956" y="38313"/>
-                          <a:chExt cx="4049" cy="646"/>
+                        <a:xfrm>
+                          <a:off x="0" y="0"/>
+                          <a:ext cx="2735580" cy="452755"/>
+                          <a:chOff x="19211" y="19395"/>
+                          <a:chExt cx="4308" cy="713"/>
                         </a:xfrm>
                       </wpg:grpSpPr>
                       <pic:pic xmlns:pic="http://schemas.openxmlformats.org/drawingml/2006/picture">
                         <pic:nvPicPr>
-                          <pic:cNvPr id="1" name="图片 29" descr="IMG_256"/>
+                          <pic:cNvPr id="4" name="图片 6" descr="蔡冬雪"/>
                           <pic:cNvPicPr>
                             <a:picLocks noChangeAspect="1"/>
                           </pic:cNvPicPr>
@@ -4431,42 +4432,52 @@
                               </a:clrTo>
                             </a:clrChange>
                           </a:blip>
+                          <a:srcRect l="18656" t="33322" r="18897" b="26699"/>
                           <a:stretch>
                             <a:fillRect/>
                           </a:stretch>
                         </pic:blipFill>
                         <pic:spPr>
                           <a:xfrm>
-                            <a:off x="21031" y="38313"/>
-                            <a:ext cx="975" cy="570"/>
+                            <a:off x="19211" y="19491"/>
+                            <a:ext cx="1261" cy="566"/>
                           </a:xfrm>
                           <a:prstGeom prst="rect">
                             <a:avLst/>
                           </a:prstGeom>
-                          <a:noFill/>
-                          <a:ln w="9525">
-                            <a:noFill/>
-                          </a:ln>
                         </pic:spPr>
                       </pic:pic>
                       <pic:pic xmlns:pic="http://schemas.openxmlformats.org/drawingml/2006/picture">
                         <pic:nvPicPr>
-                          <pic:cNvPr id="15" name="图片 15" descr="c9514d16fd70679bf0495aeebb03c72d_compress"/>
+                          <pic:cNvPr id="13" name="图片 4" descr="王建丽"/>
                           <pic:cNvPicPr>
                             <a:picLocks noChangeAspect="1"/>
                           </pic:cNvPicPr>
                         </pic:nvPicPr>
                         <pic:blipFill>
-                          <a:blip r:embed="rId11"/>
-                          <a:srcRect l="21003" t="56913" r="27176" b="26386"/>
+                          <a:blip r:embed="rId11">
+                            <a:clrChange>
+                              <a:clrFrom>
+                                <a:srgbClr val="FFFFFF">
+                                  <a:alpha val="100000"/>
+                                </a:srgbClr>
+                              </a:clrFrom>
+                              <a:clrTo>
+                                <a:srgbClr val="FFFFFF">
+                                  <a:alpha val="100000"/>
+                                  <a:alpha val="0"/>
+                                </a:srgbClr>
+                              </a:clrTo>
+                            </a:clrChange>
+                          </a:blip>
                           <a:stretch>
                             <a:fillRect/>
                           </a:stretch>
                         </pic:blipFill>
                         <pic:spPr>
                           <a:xfrm>
-                            <a:off x="17956" y="38485"/>
-                            <a:ext cx="1550" cy="475"/>
+                            <a:off x="22261" y="19395"/>
+                            <a:ext cx="1258" cy="713"/>
                           </a:xfrm>
                           <a:prstGeom prst="rect">
                             <a:avLst/>
@@ -4481,18 +4492,18 @@
           </mc:Choice>
           <mc:Fallback>
             <w:pict>
-              <v:group id="组合 16" o:spid="_x0000_s1026" o:spt="203" style="position:absolute;left:0pt;margin-left:218.55pt;margin-top:6.3pt;height:32.3pt;width:202.45pt;z-index:251664384;mso-width-relative:page;mso-height-relative:page;" coordorigin="17956,38313" coordsize="4049,646" o:gfxdata="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">
+              <v:group id="_x0000_s1026" o:spid="_x0000_s1026" o:spt="203" style="position:absolute;left:0pt;margin-left:219.1pt;margin-top:4.1pt;height:35.65pt;width:215.4pt;z-index:251662336;mso-width-relative:page;mso-height-relative:page;" coordorigin="19211,19395" coordsize="4308,713" o:gfxdata="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">
                 <o:lock v:ext="edit" aspectratio="f"/>
-                <v:shape id="图片 29" o:spid="_x0000_s1026" o:spt="75" alt="IMG_256" type="#_x0000_t75" style="position:absolute;left:21031;top:38313;height:570;width:975;" filled="f" o:preferrelative="t" stroked="f" coordsize="21600,21600" o:gfxdata="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">
+                <v:shape id="图片 6" o:spid="_x0000_s1026" o:spt="75" alt="蔡冬雪" type="#_x0000_t75" style="position:absolute;left:19211;top:19491;height:566;width:1261;" filled="f" o:preferrelative="t" stroked="f" coordsize="21600,21600" o:gfxdata="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">
                   <v:fill on="f" focussize="0,0"/>
                   <v:stroke on="f"/>
-                  <v:imagedata r:id="rId10" chromakey="#FFFFFF" o:title=""/>
+                  <v:imagedata r:id="rId10" cropleft="12226f" croptop="21838f" cropright="12384f" cropbottom="17497f" chromakey="#FFFFFF" o:title=""/>
                   <o:lock v:ext="edit" aspectratio="t"/>
                 </v:shape>
-                <v:shape id="_x0000_s1026" o:spid="_x0000_s1026" o:spt="75" alt="c9514d16fd70679bf0495aeebb03c72d_compress" type="#_x0000_t75" style="position:absolute;left:17956;top:38485;height:475;width:1550;" filled="f" o:preferrelative="t" stroked="f" coordsize="21600,21600" o:gfxdata="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">
+                <v:shape id="图片 4" o:spid="_x0000_s1026" o:spt="75" alt="王建丽" type="#_x0000_t75" style="position:absolute;left:22261;top:19395;height:713;width:1258;" filled="f" o:preferrelative="t" stroked="f" coordsize="21600,21600" o:gfxdata="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">
                   <v:fill on="f" focussize="0,0"/>
                   <v:stroke on="f"/>
-                  <v:imagedata r:id="rId11" cropleft="13765f" croptop="37299f" cropright="17810f" cropbottom="17292f" o:title=""/>
+                  <v:imagedata r:id="rId11" chromakey="#FFFFFF" o:title=""/>
                   <o:lock v:ext="edit" aspectratio="t"/>
                 </v:shape>
               </v:group>
@@ -4500,6 +4511,7 @@
           </mc:Fallback>
         </mc:AlternateContent>
       </w:r>
+      <w:bookmarkEnd w:id="83"/>
     </w:p>
     <w:tbl>
       <w:tblPr>
@@ -4880,69 +4892,87 @@
       </w:pPr>
       <w:r>
         <w:rPr>
-          <w:sz w:val="24"/>
+          <w:sz w:val="22"/>
         </w:rPr>
         <mc:AlternateContent>
           <mc:Choice Requires="wpg">
             <w:drawing>
-              <wp:anchor distT="0" distB="0" distL="114300" distR="114300" simplePos="0" relativeHeight="251661312" behindDoc="0" locked="0" layoutInCell="1" allowOverlap="1">
+              <wp:anchor distT="0" distB="0" distL="114300" distR="114300" simplePos="0" relativeHeight="251663360" behindDoc="0" locked="0" layoutInCell="1" allowOverlap="1">
                 <wp:simplePos x="0" y="0"/>
                 <wp:positionH relativeFrom="column">
-                  <wp:posOffset>2775585</wp:posOffset>
+                  <wp:posOffset>2774950</wp:posOffset>
                 </wp:positionH>
                 <wp:positionV relativeFrom="paragraph">
-                  <wp:posOffset>88900</wp:posOffset>
+                  <wp:posOffset>76200</wp:posOffset>
                 </wp:positionV>
-                <wp:extent cx="2675255" cy="361950"/>
-                <wp:effectExtent l="0" t="0" r="0" b="3810"/>
+                <wp:extent cx="2927350" cy="572135"/>
+                <wp:effectExtent l="0" t="0" r="0" b="0"/>
                 <wp:wrapNone/>
-                <wp:docPr id="37" name="组合 30"/>
+                <wp:docPr id="19" name="组合 19"/>
                 <wp:cNvGraphicFramePr/>
                 <a:graphic xmlns:a="http://schemas.openxmlformats.org/drawingml/2006/main">
                   <a:graphicData uri="http://schemas.microsoft.com/office/word/2010/wordprocessingGroup">
                     <wpg:wgp>
                       <wpg:cNvGrpSpPr/>
                       <wpg:grpSpPr>
-                        <a:xfrm rot="0">
-                          <a:off x="3423285" y="5173345"/>
-                          <a:ext cx="2675255" cy="361950"/>
-                          <a:chOff x="17956" y="40098"/>
-                          <a:chExt cx="4213" cy="570"/>
+                        <a:xfrm>
+                          <a:off x="0" y="0"/>
+                          <a:ext cx="2927350" cy="572135"/>
+                          <a:chOff x="19199" y="21203"/>
+                          <a:chExt cx="4610" cy="901"/>
                         </a:xfrm>
                       </wpg:grpSpPr>
                       <pic:pic xmlns:pic="http://schemas.openxmlformats.org/drawingml/2006/picture">
                         <pic:nvPicPr>
-                          <pic:cNvPr id="2" name="图片 1" descr="24f613a0-66be-430b-9e80-270d3393fac5"/>
+                          <pic:cNvPr id="23" name="图片 1"/>
                           <pic:cNvPicPr>
                             <a:picLocks noChangeAspect="1"/>
                           </pic:cNvPicPr>
                         </pic:nvPicPr>
                         <pic:blipFill>
-                          <a:blip r:embed="rId12"/>
-                          <a:srcRect l="43292" t="26660" r="21693" b="24394"/>
+                          <a:blip r:embed="rId12">
+                            <a:clrChange>
+                              <a:clrFrom>
+                                <a:srgbClr val="FFFFFF">
+                                  <a:alpha val="100000"/>
+                                </a:srgbClr>
+                              </a:clrFrom>
+                              <a:clrTo>
+                                <a:srgbClr val="FFFFFF">
+                                  <a:alpha val="100000"/>
+                                  <a:alpha val="0"/>
+                                </a:srgbClr>
+                              </a:clrTo>
+                            </a:clrChange>
+                          </a:blip>
+                          <a:srcRect l="10922" t="11667"/>
                           <a:stretch>
                             <a:fillRect/>
                           </a:stretch>
                         </pic:blipFill>
                         <pic:spPr>
-                          <a:xfrm rot="16200000">
-                            <a:off x="18366" y="39740"/>
-                            <a:ext cx="506" cy="1327"/>
+                          <a:xfrm>
+                            <a:off x="19199" y="21203"/>
+                            <a:ext cx="1672" cy="901"/>
                           </a:xfrm>
                           <a:prstGeom prst="rect">
                             <a:avLst/>
                           </a:prstGeom>
+                          <a:noFill/>
+                          <a:ln>
+                            <a:noFill/>
+                          </a:ln>
                         </pic:spPr>
                       </pic:pic>
                       <pic:pic xmlns:pic="http://schemas.openxmlformats.org/drawingml/2006/picture">
                         <pic:nvPicPr>
-                          <pic:cNvPr id="29" name="图片 29" descr="IMG_256"/>
+                          <pic:cNvPr id="27" name="图片 11" descr="王建丽"/>
                           <pic:cNvPicPr>
                             <a:picLocks noChangeAspect="1"/>
                           </pic:cNvPicPr>
                         </pic:nvPicPr>
                         <pic:blipFill>
-                          <a:blip r:embed="rId10">
+                          <a:blip r:embed="rId11">
                             <a:clrChange>
                               <a:clrFrom>
                                 <a:srgbClr val="FFFFFF">
@@ -4963,16 +4993,12 @@
                         </pic:blipFill>
                         <pic:spPr>
                           <a:xfrm>
-                            <a:off x="21195" y="40098"/>
-                            <a:ext cx="975" cy="570"/>
+                            <a:off x="22321" y="21215"/>
+                            <a:ext cx="1488" cy="842"/>
                           </a:xfrm>
                           <a:prstGeom prst="rect">
                             <a:avLst/>
                           </a:prstGeom>
-                          <a:noFill/>
-                          <a:ln w="9525">
-                            <a:noFill/>
-                          </a:ln>
                         </pic:spPr>
                       </pic:pic>
                     </wpg:wgp>
@@ -4983,18 +5009,18 @@
           </mc:Choice>
           <mc:Fallback>
             <w:pict>
-              <v:group id="组合 30" o:spid="_x0000_s1026" o:spt="203" style="position:absolute;left:0pt;margin-left:218.55pt;margin-top:7pt;height:28.5pt;width:210.65pt;z-index:251661312;mso-width-relative:page;mso-height-relative:page;" coordorigin="17956,40098" coordsize="4213,570" o:gfxdata="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">
+              <v:group id="_x0000_s1026" o:spid="_x0000_s1026" o:spt="203" style="position:absolute;left:0pt;margin-left:218.5pt;margin-top:6pt;height:45.05pt;width:230.5pt;z-index:251663360;mso-width-relative:page;mso-height-relative:page;" coordorigin="19199,21203" coordsize="4610,901" o:gfxdata="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">
                 <o:lock v:ext="edit" aspectratio="f"/>
-                <v:shape id="图片 1" o:spid="_x0000_s1026" o:spt="75" alt="24f613a0-66be-430b-9e80-270d3393fac5" type="#_x0000_t75" style="position:absolute;left:18366;top:39740;height:1327;width:506;rotation:-5898240f;" filled="f" o:preferrelative="t" stroked="f" coordsize="21600,21600" o:gfxdata="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">
+                <v:shape id="图片 1" o:spid="_x0000_s1026" o:spt="75" type="#_x0000_t75" style="position:absolute;left:19199;top:21203;height:901;width:1672;" filled="f" o:preferrelative="t" stroked="f" coordsize="21600,21600" o:gfxdata="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">
                   <v:fill on="f" focussize="0,0"/>
                   <v:stroke on="f"/>
-                  <v:imagedata r:id="rId12" cropleft="28372f" croptop="17472f" cropright="14217f" cropbottom="15987f" o:title=""/>
+                  <v:imagedata r:id="rId12" cropleft="7158f" croptop="7646f" chromakey="#FFFFFF" o:title=""/>
                   <o:lock v:ext="edit" aspectratio="t"/>
                 </v:shape>
-                <v:shape id="_x0000_s1026" o:spid="_x0000_s1026" o:spt="75" alt="IMG_256" type="#_x0000_t75" style="position:absolute;left:21195;top:40098;height:570;width:975;" filled="f" o:preferrelative="t" stroked="f" coordsize="21600,21600" o:gfxdata="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">
+                <v:shape id="图片 11" o:spid="_x0000_s1026" o:spt="75" alt="王建丽" type="#_x0000_t75" style="position:absolute;left:22321;top:21215;height:842;width:1488;" filled="f" o:preferrelative="t" stroked="f" coordsize="21600,21600" o:gfxdata="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">
                   <v:fill on="f" focussize="0,0"/>
                   <v:stroke on="f"/>
-                  <v:imagedata r:id="rId10" chromakey="#FFFFFF" o:title=""/>
+                  <v:imagedata r:id="rId11" chromakey="#FFFFFF" o:title=""/>
                   <o:lock v:ext="edit" aspectratio="t"/>
                 </v:shape>
               </v:group>
@@ -5311,1776 +5337,6 @@
     </w:tbl>
     <w:p>
       <w:pPr>
-        <w:rPr>
-          <w:rFonts w:ascii="Times New Roman" w:hAnsi="Times New Roman" w:eastAsia="微软雅黑" w:cs="Times New Roman"/>
-          <w:sz w:val="24"/>
-          <w:szCs w:val="24"/>
-          <w:lang w:eastAsia="zh-CN"/>
-        </w:rPr>
-      </w:pPr>
-      <w:r>
-        <w:rPr>
-          <w:rFonts w:hint="eastAsia" w:ascii="Times New Roman" w:hAnsi="Times New Roman" w:eastAsia="微软雅黑" w:cs="Times New Roman"/>
-          <w:sz w:val="24"/>
-          <w:szCs w:val="24"/>
-          <w:lang w:eastAsia="zh-CN"/>
-        </w:rPr>
-        <w:t xml:space="preserve">{% endif %}{% if testedby == </w:t>
-      </w:r>
-      <w:r>
-        <w:rPr>
-          <w:rFonts w:ascii="Times New Roman" w:hAnsi="Times New Roman" w:eastAsia="微软雅黑" w:cs="Times New Roman"/>
-          <w:sz w:val="24"/>
-          <w:szCs w:val="24"/>
-          <w:lang w:eastAsia="zh-CN"/>
-        </w:rPr>
-        <w:t>“</w:t>
-      </w:r>
-      <w:r>
-        <w:rPr>
-          <w:rFonts w:hint="eastAsia" w:ascii="Times New Roman" w:hAnsi="Times New Roman" w:eastAsia="微软雅黑" w:cs="Times New Roman"/>
-          <w:sz w:val="24"/>
-          <w:szCs w:val="24"/>
-          <w:lang w:eastAsia="zh-CN"/>
-        </w:rPr>
-        <w:t>3</w:t>
-      </w:r>
-      <w:r>
-        <w:rPr>
-          <w:rFonts w:ascii="Times New Roman" w:hAnsi="Times New Roman" w:eastAsia="微软雅黑" w:cs="Times New Roman"/>
-          <w:sz w:val="24"/>
-          <w:szCs w:val="24"/>
-          <w:lang w:eastAsia="zh-CN"/>
-        </w:rPr>
-        <w:t>”</w:t>
-      </w:r>
-      <w:r>
-        <w:rPr>
-          <w:rFonts w:hint="eastAsia" w:ascii="Times New Roman" w:hAnsi="Times New Roman" w:eastAsia="微软雅黑" w:cs="Times New Roman"/>
-          <w:sz w:val="24"/>
-          <w:szCs w:val="24"/>
-          <w:lang w:eastAsia="zh-CN"/>
-        </w:rPr>
-        <w:t xml:space="preserve"> %}</w:t>
-      </w:r>
-    </w:p>
-    <w:p>
-      <w:pPr>
-        <w:rPr>
-          <w:rFonts w:ascii="Times New Roman" w:hAnsi="Times New Roman" w:eastAsia="微软雅黑" w:cs="Times New Roman"/>
-          <w:sz w:val="24"/>
-          <w:szCs w:val="24"/>
-          <w:lang w:eastAsia="zh-CN"/>
-        </w:rPr>
-      </w:pPr>
-    </w:p>
-    <w:p>
-      <w:pPr>
-        <w:rPr>
-          <w:sz w:val="24"/>
-          <w:lang w:eastAsia="zh-CN"/>
-        </w:rPr>
-      </w:pPr>
-      <w:r>
-        <w:rPr>
-          <w:sz w:val="24"/>
-        </w:rPr>
-        <mc:AlternateContent>
-          <mc:Choice Requires="wpg">
-            <w:drawing>
-              <wp:anchor distT="0" distB="0" distL="114300" distR="114300" simplePos="0" relativeHeight="251662336" behindDoc="0" locked="0" layoutInCell="1" allowOverlap="1">
-                <wp:simplePos x="0" y="0"/>
-                <wp:positionH relativeFrom="column">
-                  <wp:posOffset>2715895</wp:posOffset>
-                </wp:positionH>
-                <wp:positionV relativeFrom="paragraph">
-                  <wp:posOffset>79375</wp:posOffset>
-                </wp:positionV>
-                <wp:extent cx="2672080" cy="414020"/>
-                <wp:effectExtent l="0" t="0" r="10160" b="12700"/>
-                <wp:wrapNone/>
-                <wp:docPr id="39" name="组合 23"/>
-                <wp:cNvGraphicFramePr/>
-                <a:graphic xmlns:a="http://schemas.openxmlformats.org/drawingml/2006/main">
-                  <a:graphicData uri="http://schemas.microsoft.com/office/word/2010/wordprocessingGroup">
-                    <wpg:wgp>
-                      <wpg:cNvGrpSpPr/>
-                      <wpg:grpSpPr>
-                        <a:xfrm rot="0">
-                          <a:off x="3363595" y="6282055"/>
-                          <a:ext cx="2672080" cy="414020"/>
-                          <a:chOff x="17862" y="41843"/>
-                          <a:chExt cx="4208" cy="652"/>
-                        </a:xfrm>
-                      </wpg:grpSpPr>
-                      <pic:pic xmlns:pic="http://schemas.openxmlformats.org/drawingml/2006/picture">
-                        <pic:nvPicPr>
-                          <pic:cNvPr id="22" name="图片 59" descr="图片1"/>
-                          <pic:cNvPicPr>
-                            <a:picLocks noChangeAspect="1"/>
-                          </pic:cNvPicPr>
-                        </pic:nvPicPr>
-                        <pic:blipFill>
-                          <a:blip r:embed="rId13">
-                            <a:biLevel thresh="50000"/>
-                          </a:blip>
-                          <a:srcRect l="7865" t="11797" r="5322" b="19074"/>
-                          <a:stretch>
-                            <a:fillRect/>
-                          </a:stretch>
-                        </pic:blipFill>
-                        <pic:spPr>
-                          <a:xfrm>
-                            <a:off x="17862" y="41869"/>
-                            <a:ext cx="1468" cy="627"/>
-                          </a:xfrm>
-                          <a:prstGeom prst="rect">
-                            <a:avLst/>
-                          </a:prstGeom>
-                          <a:noFill/>
-                        </pic:spPr>
-                      </pic:pic>
-                      <pic:pic xmlns:pic="http://schemas.openxmlformats.org/drawingml/2006/picture">
-                        <pic:nvPicPr>
-                          <pic:cNvPr id="21" name="图片 29" descr="IMG_256"/>
-                          <pic:cNvPicPr>
-                            <a:picLocks noChangeAspect="1"/>
-                          </pic:cNvPicPr>
-                        </pic:nvPicPr>
-                        <pic:blipFill>
-                          <a:blip r:embed="rId10">
-                            <a:clrChange>
-                              <a:clrFrom>
-                                <a:srgbClr val="FFFFFF">
-                                  <a:alpha val="100000"/>
-                                </a:srgbClr>
-                              </a:clrFrom>
-                              <a:clrTo>
-                                <a:srgbClr val="FFFFFF">
-                                  <a:alpha val="100000"/>
-                                  <a:alpha val="0"/>
-                                </a:srgbClr>
-                              </a:clrTo>
-                            </a:clrChange>
-                          </a:blip>
-                          <a:stretch>
-                            <a:fillRect/>
-                          </a:stretch>
-                        </pic:blipFill>
-                        <pic:spPr>
-                          <a:xfrm>
-                            <a:off x="21096" y="41843"/>
-                            <a:ext cx="975" cy="570"/>
-                          </a:xfrm>
-                          <a:prstGeom prst="rect">
-                            <a:avLst/>
-                          </a:prstGeom>
-                          <a:noFill/>
-                          <a:ln w="9525">
-                            <a:noFill/>
-                          </a:ln>
-                        </pic:spPr>
-                      </pic:pic>
-                    </wpg:wgp>
-                  </a:graphicData>
-                </a:graphic>
-              </wp:anchor>
-            </w:drawing>
-          </mc:Choice>
-          <mc:Fallback>
-            <w:pict>
-              <v:group id="组合 23" o:spid="_x0000_s1026" o:spt="203" style="position:absolute;left:0pt;margin-left:213.85pt;margin-top:6.25pt;height:32.6pt;width:210.4pt;z-index:251662336;mso-width-relative:page;mso-height-relative:page;" coordorigin="17862,41843" coordsize="4208,652" o:gfxdata="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">
-                <o:lock v:ext="edit" aspectratio="f"/>
-                <v:shape id="图片 59" o:spid="_x0000_s1026" o:spt="75" alt="图片1" type="#_x0000_t75" style="position:absolute;left:17862;top:41869;height:627;width:1468;" filled="f" o:preferrelative="t" stroked="f" coordsize="21600,21600" o:gfxdata="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">
-                  <v:fill on="f" focussize="0,0"/>
-                  <v:stroke on="f"/>
-                  <v:imagedata r:id="rId13" cropleft="5154f" croptop="7731f" cropright="3488f" cropbottom="12500f" grayscale="t" bilevel="t" o:title=""/>
-                  <o:lock v:ext="edit" aspectratio="t"/>
-                </v:shape>
-                <v:shape id="图片 29" o:spid="_x0000_s1026" o:spt="75" alt="IMG_256" type="#_x0000_t75" style="position:absolute;left:21096;top:41843;height:570;width:975;" filled="f" o:preferrelative="t" stroked="f" coordsize="21600,21600" o:gfxdata="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">
-                  <v:fill on="f" focussize="0,0"/>
-                  <v:stroke on="f"/>
-                  <v:imagedata r:id="rId10" chromakey="#FFFFFF" o:title=""/>
-                  <o:lock v:ext="edit" aspectratio="t"/>
-                </v:shape>
-              </v:group>
-            </w:pict>
-          </mc:Fallback>
-        </mc:AlternateContent>
-      </w:r>
-    </w:p>
-    <w:tbl>
-      <w:tblPr>
-        <w:tblStyle w:val="34"/>
-        <w:tblW w:w="6772" w:type="dxa"/>
-        <w:jc w:val="right"/>
-        <w:tblLayout w:type="fixed"/>
-        <w:tblCellMar>
-          <w:top w:w="0" w:type="dxa"/>
-          <w:left w:w="0" w:type="dxa"/>
-          <w:bottom w:w="0" w:type="dxa"/>
-          <w:right w:w="0" w:type="dxa"/>
-        </w:tblCellMar>
-      </w:tblPr>
-      <w:tblGrid>
-        <w:gridCol w:w="1272"/>
-        <w:gridCol w:w="2040"/>
-        <w:gridCol w:w="1166"/>
-        <w:gridCol w:w="2294"/>
-      </w:tblGrid>
-      <w:tr>
-        <w:tblPrEx>
-          <w:tblCellMar>
-            <w:top w:w="0" w:type="dxa"/>
-            <w:left w:w="0" w:type="dxa"/>
-            <w:bottom w:w="0" w:type="dxa"/>
-            <w:right w:w="0" w:type="dxa"/>
-          </w:tblCellMar>
-        </w:tblPrEx>
-        <w:trPr>
-          <w:trHeight w:val="441" w:hRule="exact"/>
-          <w:jc w:val="right"/>
-        </w:trPr>
-        <w:tc>
-          <w:tcPr>
-            <w:tcW w:w="1272" w:type="dxa"/>
-            <w:vAlign w:val="center"/>
-          </w:tcPr>
-          <w:p>
-            <w:pPr>
-              <w:pStyle w:val="20"/>
-              <w:spacing w:before="13"/>
-              <w:ind w:left="13" w:right="95"/>
-              <w:jc w:val="both"/>
-              <w:rPr>
-                <w:rFonts w:ascii="Times New Roman" w:hAnsi="Times New Roman" w:cs="Times New Roman"/>
-                <w:b/>
-                <w:sz w:val="24"/>
-                <w:szCs w:val="24"/>
-              </w:rPr>
-            </w:pPr>
-            <w:r>
-              <w:rPr>
-                <w:rFonts w:ascii="Times New Roman" w:hAnsi="Times New Roman" w:cs="Times New Roman"/>
-                <w:b/>
-                <w:sz w:val="24"/>
-                <w:szCs w:val="24"/>
-              </w:rPr>
-              <w:t>检测人：</w:t>
-            </w:r>
-          </w:p>
-        </w:tc>
-        <w:tc>
-          <w:tcPr>
-            <w:tcW w:w="2040" w:type="dxa"/>
-            <w:vAlign w:val="center"/>
-          </w:tcPr>
-          <w:p>
-            <w:pPr>
-              <w:pStyle w:val="20"/>
-              <w:spacing w:before="13"/>
-              <w:jc w:val="both"/>
-              <w:rPr>
-                <w:rFonts w:ascii="Times New Roman" w:hAnsi="Times New Roman" w:cs="Times New Roman"/>
-                <w:b/>
-                <w:sz w:val="24"/>
-                <w:szCs w:val="24"/>
-              </w:rPr>
-            </w:pPr>
-          </w:p>
-        </w:tc>
-        <w:tc>
-          <w:tcPr>
-            <w:tcW w:w="1166" w:type="dxa"/>
-            <w:vAlign w:val="center"/>
-          </w:tcPr>
-          <w:p>
-            <w:pPr>
-              <w:pStyle w:val="20"/>
-              <w:spacing w:before="13"/>
-              <w:jc w:val="both"/>
-              <w:rPr>
-                <w:rFonts w:ascii="Times New Roman" w:hAnsi="Times New Roman" w:cs="Times New Roman"/>
-                <w:b/>
-                <w:sz w:val="24"/>
-                <w:szCs w:val="24"/>
-              </w:rPr>
-            </w:pPr>
-            <w:r>
-              <w:rPr>
-                <w:rFonts w:ascii="Times New Roman" w:hAnsi="Times New Roman" w:cs="Times New Roman"/>
-                <w:b/>
-                <w:sz w:val="24"/>
-                <w:szCs w:val="24"/>
-              </w:rPr>
-              <w:t>复核人</w:t>
-            </w:r>
-            <w:r>
-              <w:rPr>
-                <w:rFonts w:ascii="Times New Roman" w:hAnsi="Times New Roman" w:cs="Times New Roman"/>
-                <w:b/>
-                <w:sz w:val="24"/>
-                <w:szCs w:val="24"/>
-                <w:lang w:eastAsia="zh-CN"/>
-              </w:rPr>
-              <w:t>：</w:t>
-            </w:r>
-          </w:p>
-        </w:tc>
-        <w:tc>
-          <w:tcPr>
-            <w:tcW w:w="2294" w:type="dxa"/>
-            <w:vAlign w:val="center"/>
-          </w:tcPr>
-          <w:p>
-            <w:pPr>
-              <w:pStyle w:val="20"/>
-              <w:spacing w:before="13"/>
-              <w:ind w:right="15"/>
-              <w:jc w:val="both"/>
-              <w:rPr>
-                <w:rFonts w:ascii="Times New Roman" w:hAnsi="Times New Roman" w:cs="Times New Roman"/>
-                <w:b/>
-                <w:sz w:val="24"/>
-                <w:szCs w:val="24"/>
-              </w:rPr>
-            </w:pPr>
-          </w:p>
-        </w:tc>
-      </w:tr>
-      <w:tr>
-        <w:tblPrEx>
-          <w:tblCellMar>
-            <w:top w:w="0" w:type="dxa"/>
-            <w:left w:w="0" w:type="dxa"/>
-            <w:bottom w:w="0" w:type="dxa"/>
-            <w:right w:w="0" w:type="dxa"/>
-          </w:tblCellMar>
-        </w:tblPrEx>
-        <w:trPr>
-          <w:trHeight w:val="457" w:hRule="exact"/>
-          <w:jc w:val="right"/>
-        </w:trPr>
-        <w:tc>
-          <w:tcPr>
-            <w:tcW w:w="1272" w:type="dxa"/>
-            <w:vAlign w:val="center"/>
-          </w:tcPr>
-          <w:p>
-            <w:pPr>
-              <w:pStyle w:val="20"/>
-              <w:spacing w:line="341" w:lineRule="exact"/>
-              <w:ind w:left="13" w:right="165"/>
-              <w:jc w:val="both"/>
-              <w:rPr>
-                <w:rFonts w:ascii="Times New Roman" w:hAnsi="Times New Roman" w:cs="Times New Roman"/>
-                <w:b/>
-                <w:sz w:val="24"/>
-                <w:szCs w:val="24"/>
-              </w:rPr>
-            </w:pPr>
-            <w:r>
-              <w:rPr>
-                <w:rFonts w:ascii="Times New Roman" w:hAnsi="Times New Roman" w:cs="Times New Roman"/>
-                <w:b/>
-                <w:sz w:val="24"/>
-                <w:szCs w:val="24"/>
-              </w:rPr>
-              <w:t>日</w:t>
-            </w:r>
-            <w:r>
-              <w:rPr>
-                <w:rFonts w:ascii="Times New Roman" w:hAnsi="Times New Roman" w:cs="Times New Roman"/>
-                <w:b/>
-                <w:sz w:val="24"/>
-                <w:szCs w:val="24"/>
-                <w:lang w:eastAsia="zh-CN"/>
-              </w:rPr>
-              <w:t xml:space="preserve">  </w:t>
-            </w:r>
-            <w:r>
-              <w:rPr>
-                <w:rFonts w:ascii="Times New Roman" w:hAnsi="Times New Roman" w:cs="Times New Roman"/>
-                <w:b/>
-                <w:sz w:val="24"/>
-                <w:szCs w:val="24"/>
-              </w:rPr>
-              <w:t>期：</w:t>
-            </w:r>
-          </w:p>
-        </w:tc>
-        <w:tc>
-          <w:tcPr>
-            <w:tcW w:w="2040" w:type="dxa"/>
-            <w:vAlign w:val="center"/>
-          </w:tcPr>
-          <w:p>
-            <w:pPr>
-              <w:pStyle w:val="20"/>
-              <w:spacing w:line="363" w:lineRule="exact"/>
-              <w:jc w:val="both"/>
-              <w:rPr>
-                <w:rFonts w:ascii="Times New Roman" w:hAnsi="Times New Roman" w:cs="Times New Roman"/>
-                <w:sz w:val="24"/>
-                <w:szCs w:val="24"/>
-              </w:rPr>
-            </w:pPr>
-            <w:r>
-              <w:rPr>
-                <w:rFonts w:ascii="Times New Roman" w:hAnsi="Times New Roman" w:cs="Times New Roman"/>
-                <w:kern w:val="2"/>
-                <w:sz w:val="24"/>
-                <w:szCs w:val="24"/>
-                <w:lang w:eastAsia="zh-CN"/>
-              </w:rPr>
-              <w:t>{{ reportdate }}</w:t>
-            </w:r>
-          </w:p>
-        </w:tc>
-        <w:tc>
-          <w:tcPr>
-            <w:tcW w:w="1166" w:type="dxa"/>
-            <w:vAlign w:val="center"/>
-          </w:tcPr>
-          <w:p>
-            <w:pPr>
-              <w:pStyle w:val="20"/>
-              <w:spacing w:line="341" w:lineRule="exact"/>
-              <w:jc w:val="both"/>
-              <w:rPr>
-                <w:rFonts w:ascii="Times New Roman" w:hAnsi="Times New Roman" w:cs="Times New Roman"/>
-                <w:b/>
-                <w:sz w:val="24"/>
-                <w:szCs w:val="24"/>
-              </w:rPr>
-            </w:pPr>
-            <w:r>
-              <w:rPr>
-                <w:rFonts w:ascii="Times New Roman" w:hAnsi="Times New Roman" w:cs="Times New Roman"/>
-                <w:b/>
-                <w:sz w:val="24"/>
-                <w:szCs w:val="24"/>
-              </w:rPr>
-              <w:t>日</w:t>
-            </w:r>
-            <w:r>
-              <w:rPr>
-                <w:rFonts w:ascii="Times New Roman" w:hAnsi="Times New Roman" w:cs="Times New Roman"/>
-                <w:b/>
-                <w:sz w:val="24"/>
-                <w:szCs w:val="24"/>
-                <w:lang w:eastAsia="zh-CN"/>
-              </w:rPr>
-              <w:t xml:space="preserve">  </w:t>
-            </w:r>
-            <w:r>
-              <w:rPr>
-                <w:rFonts w:ascii="Times New Roman" w:hAnsi="Times New Roman" w:cs="Times New Roman"/>
-                <w:b/>
-                <w:sz w:val="24"/>
-                <w:szCs w:val="24"/>
-              </w:rPr>
-              <w:t>期：</w:t>
-            </w:r>
-          </w:p>
-        </w:tc>
-        <w:tc>
-          <w:tcPr>
-            <w:tcW w:w="2294" w:type="dxa"/>
-            <w:vAlign w:val="center"/>
-          </w:tcPr>
-          <w:p>
-            <w:pPr>
-              <w:pStyle w:val="20"/>
-              <w:spacing w:line="363" w:lineRule="exact"/>
-              <w:ind w:right="15"/>
-              <w:jc w:val="both"/>
-              <w:rPr>
-                <w:rFonts w:ascii="Times New Roman" w:hAnsi="Times New Roman" w:cs="Times New Roman"/>
-                <w:sz w:val="24"/>
-                <w:szCs w:val="24"/>
-              </w:rPr>
-            </w:pPr>
-            <w:r>
-              <w:rPr>
-                <w:rFonts w:ascii="Times New Roman" w:hAnsi="Times New Roman" w:cs="Times New Roman"/>
-                <w:kern w:val="2"/>
-                <w:sz w:val="24"/>
-                <w:szCs w:val="24"/>
-                <w:lang w:eastAsia="zh-CN"/>
-              </w:rPr>
-              <w:t>{{ reportdate }}</w:t>
-            </w:r>
-          </w:p>
-        </w:tc>
-      </w:tr>
-    </w:tbl>
-    <w:p>
-      <w:pPr>
-        <w:rPr>
-          <w:rFonts w:ascii="Times New Roman" w:hAnsi="Times New Roman" w:eastAsia="微软雅黑" w:cs="Times New Roman"/>
-          <w:sz w:val="24"/>
-          <w:szCs w:val="24"/>
-          <w:lang w:eastAsia="zh-CN"/>
-        </w:rPr>
-      </w:pPr>
-      <w:r>
-        <w:rPr>
-          <w:rFonts w:hint="eastAsia" w:ascii="Times New Roman" w:hAnsi="Times New Roman" w:eastAsia="微软雅黑" w:cs="Times New Roman"/>
-          <w:sz w:val="24"/>
-          <w:szCs w:val="24"/>
-          <w:lang w:eastAsia="zh-CN"/>
-        </w:rPr>
-        <w:t xml:space="preserve">{% endif %}{% if testedby == </w:t>
-      </w:r>
-      <w:r>
-        <w:rPr>
-          <w:rFonts w:ascii="Times New Roman" w:hAnsi="Times New Roman" w:eastAsia="微软雅黑" w:cs="Times New Roman"/>
-          <w:sz w:val="24"/>
-          <w:szCs w:val="24"/>
-          <w:lang w:eastAsia="zh-CN"/>
-        </w:rPr>
-        <w:t>“</w:t>
-      </w:r>
-      <w:r>
-        <w:rPr>
-          <w:rFonts w:hint="eastAsia" w:ascii="Times New Roman" w:hAnsi="Times New Roman" w:eastAsia="微软雅黑" w:cs="Times New Roman"/>
-          <w:sz w:val="24"/>
-          <w:szCs w:val="24"/>
-          <w:lang w:eastAsia="zh-CN"/>
-        </w:rPr>
-        <w:t>4</w:t>
-      </w:r>
-      <w:r>
-        <w:rPr>
-          <w:rFonts w:ascii="Times New Roman" w:hAnsi="Times New Roman" w:eastAsia="微软雅黑" w:cs="Times New Roman"/>
-          <w:sz w:val="24"/>
-          <w:szCs w:val="24"/>
-          <w:lang w:eastAsia="zh-CN"/>
-        </w:rPr>
-        <w:t>”</w:t>
-      </w:r>
-      <w:r>
-        <w:rPr>
-          <w:rFonts w:hint="eastAsia" w:ascii="Times New Roman" w:hAnsi="Times New Roman" w:eastAsia="微软雅黑" w:cs="Times New Roman"/>
-          <w:sz w:val="24"/>
-          <w:szCs w:val="24"/>
-          <w:lang w:eastAsia="zh-CN"/>
-        </w:rPr>
-        <w:t xml:space="preserve"> %}</w:t>
-      </w:r>
-    </w:p>
-    <w:p>
-      <w:pPr>
-        <w:rPr>
-          <w:rFonts w:ascii="Times New Roman" w:hAnsi="Times New Roman" w:eastAsia="微软雅黑" w:cs="Times New Roman"/>
-          <w:sz w:val="24"/>
-          <w:szCs w:val="24"/>
-          <w:lang w:eastAsia="zh-CN"/>
-        </w:rPr>
-      </w:pPr>
-    </w:p>
-    <w:p>
-      <w:pPr>
-        <w:rPr>
-          <w:rFonts w:ascii="Times New Roman" w:hAnsi="Times New Roman" w:eastAsia="微软雅黑" w:cs="Times New Roman"/>
-          <w:sz w:val="24"/>
-          <w:szCs w:val="24"/>
-          <w:lang w:eastAsia="zh-CN"/>
-        </w:rPr>
-      </w:pPr>
-      <w:r>
-        <w:rPr>
-          <w:sz w:val="24"/>
-        </w:rPr>
-        <mc:AlternateContent>
-          <mc:Choice Requires="wpg">
-            <w:drawing>
-              <wp:anchor distT="0" distB="0" distL="114300" distR="114300" simplePos="0" relativeHeight="251663360" behindDoc="0" locked="0" layoutInCell="1" allowOverlap="1">
-                <wp:simplePos x="0" y="0"/>
-                <wp:positionH relativeFrom="column">
-                  <wp:posOffset>2788285</wp:posOffset>
-                </wp:positionH>
-                <wp:positionV relativeFrom="paragraph">
-                  <wp:posOffset>85090</wp:posOffset>
-                </wp:positionV>
-                <wp:extent cx="2889885" cy="397510"/>
-                <wp:effectExtent l="0" t="0" r="5715" b="13970"/>
-                <wp:wrapNone/>
-                <wp:docPr id="41" name="组合 27"/>
-                <wp:cNvGraphicFramePr/>
-                <a:graphic xmlns:a="http://schemas.openxmlformats.org/drawingml/2006/main">
-                  <a:graphicData uri="http://schemas.microsoft.com/office/word/2010/wordprocessingGroup">
-                    <wpg:wgp>
-                      <wpg:cNvGrpSpPr/>
-                      <wpg:grpSpPr>
-                        <a:xfrm rot="0">
-                          <a:off x="3435985" y="7406005"/>
-                          <a:ext cx="2889885" cy="397510"/>
-                          <a:chOff x="17976" y="43614"/>
-                          <a:chExt cx="4551" cy="626"/>
-                        </a:xfrm>
-                      </wpg:grpSpPr>
-                      <pic:pic xmlns:pic="http://schemas.openxmlformats.org/drawingml/2006/picture">
-                        <pic:nvPicPr>
-                          <pic:cNvPr id="4" name="图片 29" descr="IMG_256"/>
-                          <pic:cNvPicPr>
-                            <a:picLocks noChangeAspect="1"/>
-                          </pic:cNvPicPr>
-                        </pic:nvPicPr>
-                        <pic:blipFill>
-                          <a:blip r:embed="rId10">
-                            <a:clrChange>
-                              <a:clrFrom>
-                                <a:srgbClr val="FFFFFF">
-                                  <a:alpha val="100000"/>
-                                </a:srgbClr>
-                              </a:clrFrom>
-                              <a:clrTo>
-                                <a:srgbClr val="FFFFFF">
-                                  <a:alpha val="100000"/>
-                                  <a:alpha val="0"/>
-                                </a:srgbClr>
-                              </a:clrTo>
-                            </a:clrChange>
-                          </a:blip>
-                          <a:stretch>
-                            <a:fillRect/>
-                          </a:stretch>
-                        </pic:blipFill>
-                        <pic:spPr>
-                          <a:xfrm>
-                            <a:off x="17976" y="43615"/>
-                            <a:ext cx="975" cy="570"/>
-                          </a:xfrm>
-                          <a:prstGeom prst="rect">
-                            <a:avLst/>
-                          </a:prstGeom>
-                          <a:noFill/>
-                          <a:ln w="9525">
-                            <a:noFill/>
-                          </a:ln>
-                        </pic:spPr>
-                      </pic:pic>
-                      <pic:pic xmlns:pic="http://schemas.openxmlformats.org/drawingml/2006/picture">
-                        <pic:nvPicPr>
-                          <pic:cNvPr id="26" name="图片 59" descr="图片1"/>
-                          <pic:cNvPicPr>
-                            <a:picLocks noChangeAspect="1"/>
-                          </pic:cNvPicPr>
-                        </pic:nvPicPr>
-                        <pic:blipFill>
-                          <a:blip r:embed="rId13">
-                            <a:biLevel thresh="50000"/>
-                          </a:blip>
-                          <a:srcRect l="7865" t="11797" r="5322" b="19074"/>
-                          <a:stretch>
-                            <a:fillRect/>
-                          </a:stretch>
-                        </pic:blipFill>
-                        <pic:spPr>
-                          <a:xfrm>
-                            <a:off x="21059" y="43614"/>
-                            <a:ext cx="1468" cy="627"/>
-                          </a:xfrm>
-                          <a:prstGeom prst="rect">
-                            <a:avLst/>
-                          </a:prstGeom>
-                          <a:noFill/>
-                        </pic:spPr>
-                      </pic:pic>
-                    </wpg:wgp>
-                  </a:graphicData>
-                </a:graphic>
-              </wp:anchor>
-            </w:drawing>
-          </mc:Choice>
-          <mc:Fallback>
-            <w:pict>
-              <v:group id="组合 27" o:spid="_x0000_s1026" o:spt="203" style="position:absolute;left:0pt;margin-left:219.55pt;margin-top:6.7pt;height:31.3pt;width:227.55pt;z-index:251663360;mso-width-relative:page;mso-height-relative:page;" coordorigin="17976,43614" coordsize="4551,626" o:gfxdata="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">
-                <o:lock v:ext="edit" aspectratio="f"/>
-                <v:shape id="图片 29" o:spid="_x0000_s1026" o:spt="75" alt="IMG_256" type="#_x0000_t75" style="position:absolute;left:17976;top:43615;height:570;width:975;" filled="f" o:preferrelative="t" stroked="f" coordsize="21600,21600" o:gfxdata="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">
-                  <v:fill on="f" focussize="0,0"/>
-                  <v:stroke on="f"/>
-                  <v:imagedata r:id="rId10" chromakey="#FFFFFF" o:title=""/>
-                  <o:lock v:ext="edit" aspectratio="t"/>
-                </v:shape>
-                <v:shape id="图片 59" o:spid="_x0000_s1026" o:spt="75" alt="图片1" type="#_x0000_t75" style="position:absolute;left:21059;top:43614;height:627;width:1468;" filled="f" o:preferrelative="t" stroked="f" coordsize="21600,21600" o:gfxdata="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">
-                  <v:fill on="f" focussize="0,0"/>
-                  <v:stroke on="f"/>
-                  <v:imagedata r:id="rId13" cropleft="5154f" croptop="7731f" cropright="3488f" cropbottom="12500f" grayscale="t" bilevel="t" o:title=""/>
-                  <o:lock v:ext="edit" aspectratio="t"/>
-                </v:shape>
-              </v:group>
-            </w:pict>
-          </mc:Fallback>
-        </mc:AlternateContent>
-      </w:r>
-    </w:p>
-    <w:tbl>
-      <w:tblPr>
-        <w:tblStyle w:val="34"/>
-        <w:tblW w:w="6772" w:type="dxa"/>
-        <w:jc w:val="right"/>
-        <w:tblLayout w:type="fixed"/>
-        <w:tblCellMar>
-          <w:top w:w="0" w:type="dxa"/>
-          <w:left w:w="0" w:type="dxa"/>
-          <w:bottom w:w="0" w:type="dxa"/>
-          <w:right w:w="0" w:type="dxa"/>
-        </w:tblCellMar>
-      </w:tblPr>
-      <w:tblGrid>
-        <w:gridCol w:w="1272"/>
-        <w:gridCol w:w="2040"/>
-        <w:gridCol w:w="1166"/>
-        <w:gridCol w:w="2294"/>
-      </w:tblGrid>
-      <w:tr>
-        <w:tblPrEx>
-          <w:tblCellMar>
-            <w:top w:w="0" w:type="dxa"/>
-            <w:left w:w="0" w:type="dxa"/>
-            <w:bottom w:w="0" w:type="dxa"/>
-            <w:right w:w="0" w:type="dxa"/>
-          </w:tblCellMar>
-        </w:tblPrEx>
-        <w:trPr>
-          <w:trHeight w:val="441" w:hRule="exact"/>
-          <w:jc w:val="right"/>
-        </w:trPr>
-        <w:tc>
-          <w:tcPr>
-            <w:tcW w:w="1272" w:type="dxa"/>
-            <w:vAlign w:val="center"/>
-          </w:tcPr>
-          <w:p>
-            <w:pPr>
-              <w:pStyle w:val="20"/>
-              <w:spacing w:before="13"/>
-              <w:ind w:left="13" w:right="95"/>
-              <w:jc w:val="both"/>
-              <w:rPr>
-                <w:rFonts w:ascii="Times New Roman" w:hAnsi="Times New Roman" w:cs="Times New Roman"/>
-                <w:b/>
-                <w:sz w:val="24"/>
-                <w:szCs w:val="24"/>
-              </w:rPr>
-            </w:pPr>
-            <w:r>
-              <w:rPr>
-                <w:rFonts w:ascii="Times New Roman" w:hAnsi="Times New Roman" w:cs="Times New Roman"/>
-                <w:b/>
-                <w:sz w:val="24"/>
-                <w:szCs w:val="24"/>
-              </w:rPr>
-              <w:t>检测人：</w:t>
-            </w:r>
-          </w:p>
-        </w:tc>
-        <w:tc>
-          <w:tcPr>
-            <w:tcW w:w="2040" w:type="dxa"/>
-            <w:vAlign w:val="center"/>
-          </w:tcPr>
-          <w:p>
-            <w:pPr>
-              <w:pStyle w:val="20"/>
-              <w:spacing w:before="13"/>
-              <w:jc w:val="both"/>
-              <w:rPr>
-                <w:rFonts w:ascii="Times New Roman" w:hAnsi="Times New Roman" w:cs="Times New Roman"/>
-                <w:b/>
-                <w:sz w:val="24"/>
-                <w:szCs w:val="24"/>
-              </w:rPr>
-            </w:pPr>
-          </w:p>
-        </w:tc>
-        <w:tc>
-          <w:tcPr>
-            <w:tcW w:w="1166" w:type="dxa"/>
-            <w:vAlign w:val="center"/>
-          </w:tcPr>
-          <w:p>
-            <w:pPr>
-              <w:pStyle w:val="20"/>
-              <w:spacing w:before="13"/>
-              <w:jc w:val="both"/>
-              <w:rPr>
-                <w:rFonts w:ascii="Times New Roman" w:hAnsi="Times New Roman" w:cs="Times New Roman"/>
-                <w:b/>
-                <w:sz w:val="24"/>
-                <w:szCs w:val="24"/>
-              </w:rPr>
-            </w:pPr>
-            <w:r>
-              <w:rPr>
-                <w:rFonts w:ascii="Times New Roman" w:hAnsi="Times New Roman" w:cs="Times New Roman"/>
-                <w:b/>
-                <w:sz w:val="24"/>
-                <w:szCs w:val="24"/>
-              </w:rPr>
-              <w:t>复核人</w:t>
-            </w:r>
-            <w:r>
-              <w:rPr>
-                <w:rFonts w:ascii="Times New Roman" w:hAnsi="Times New Roman" w:cs="Times New Roman"/>
-                <w:b/>
-                <w:sz w:val="24"/>
-                <w:szCs w:val="24"/>
-                <w:lang w:eastAsia="zh-CN"/>
-              </w:rPr>
-              <w:t>：</w:t>
-            </w:r>
-          </w:p>
-        </w:tc>
-        <w:tc>
-          <w:tcPr>
-            <w:tcW w:w="2294" w:type="dxa"/>
-            <w:vAlign w:val="center"/>
-          </w:tcPr>
-          <w:p>
-            <w:pPr>
-              <w:pStyle w:val="20"/>
-              <w:spacing w:before="13"/>
-              <w:ind w:right="15"/>
-              <w:jc w:val="both"/>
-              <w:rPr>
-                <w:rFonts w:ascii="Times New Roman" w:hAnsi="Times New Roman" w:cs="Times New Roman"/>
-                <w:b/>
-                <w:sz w:val="24"/>
-                <w:szCs w:val="24"/>
-              </w:rPr>
-            </w:pPr>
-          </w:p>
-        </w:tc>
-      </w:tr>
-      <w:tr>
-        <w:tblPrEx>
-          <w:tblCellMar>
-            <w:top w:w="0" w:type="dxa"/>
-            <w:left w:w="0" w:type="dxa"/>
-            <w:bottom w:w="0" w:type="dxa"/>
-            <w:right w:w="0" w:type="dxa"/>
-          </w:tblCellMar>
-        </w:tblPrEx>
-        <w:trPr>
-          <w:trHeight w:val="457" w:hRule="exact"/>
-          <w:jc w:val="right"/>
-        </w:trPr>
-        <w:tc>
-          <w:tcPr>
-            <w:tcW w:w="1272" w:type="dxa"/>
-            <w:vAlign w:val="center"/>
-          </w:tcPr>
-          <w:p>
-            <w:pPr>
-              <w:pStyle w:val="20"/>
-              <w:spacing w:line="341" w:lineRule="exact"/>
-              <w:ind w:left="13" w:right="165"/>
-              <w:jc w:val="both"/>
-              <w:rPr>
-                <w:rFonts w:ascii="Times New Roman" w:hAnsi="Times New Roman" w:cs="Times New Roman"/>
-                <w:b/>
-                <w:sz w:val="24"/>
-                <w:szCs w:val="24"/>
-              </w:rPr>
-            </w:pPr>
-            <w:r>
-              <w:rPr>
-                <w:rFonts w:ascii="Times New Roman" w:hAnsi="Times New Roman" w:cs="Times New Roman"/>
-                <w:b/>
-                <w:sz w:val="24"/>
-                <w:szCs w:val="24"/>
-              </w:rPr>
-              <w:t>日</w:t>
-            </w:r>
-            <w:r>
-              <w:rPr>
-                <w:rFonts w:ascii="Times New Roman" w:hAnsi="Times New Roman" w:cs="Times New Roman"/>
-                <w:b/>
-                <w:sz w:val="24"/>
-                <w:szCs w:val="24"/>
-                <w:lang w:eastAsia="zh-CN"/>
-              </w:rPr>
-              <w:t xml:space="preserve">  </w:t>
-            </w:r>
-            <w:r>
-              <w:rPr>
-                <w:rFonts w:ascii="Times New Roman" w:hAnsi="Times New Roman" w:cs="Times New Roman"/>
-                <w:b/>
-                <w:sz w:val="24"/>
-                <w:szCs w:val="24"/>
-              </w:rPr>
-              <w:t>期：</w:t>
-            </w:r>
-          </w:p>
-        </w:tc>
-        <w:tc>
-          <w:tcPr>
-            <w:tcW w:w="2040" w:type="dxa"/>
-            <w:vAlign w:val="center"/>
-          </w:tcPr>
-          <w:p>
-            <w:pPr>
-              <w:pStyle w:val="20"/>
-              <w:spacing w:line="363" w:lineRule="exact"/>
-              <w:jc w:val="both"/>
-              <w:rPr>
-                <w:rFonts w:ascii="Times New Roman" w:hAnsi="Times New Roman" w:cs="Times New Roman"/>
-                <w:sz w:val="24"/>
-                <w:szCs w:val="24"/>
-              </w:rPr>
-            </w:pPr>
-            <w:r>
-              <w:rPr>
-                <w:rFonts w:ascii="Times New Roman" w:hAnsi="Times New Roman" w:cs="Times New Roman"/>
-                <w:kern w:val="2"/>
-                <w:sz w:val="24"/>
-                <w:szCs w:val="24"/>
-                <w:lang w:eastAsia="zh-CN"/>
-              </w:rPr>
-              <w:t>{{ reportdate }}</w:t>
-            </w:r>
-          </w:p>
-        </w:tc>
-        <w:tc>
-          <w:tcPr>
-            <w:tcW w:w="1166" w:type="dxa"/>
-            <w:vAlign w:val="center"/>
-          </w:tcPr>
-          <w:p>
-            <w:pPr>
-              <w:pStyle w:val="20"/>
-              <w:spacing w:line="341" w:lineRule="exact"/>
-              <w:jc w:val="both"/>
-              <w:rPr>
-                <w:rFonts w:ascii="Times New Roman" w:hAnsi="Times New Roman" w:cs="Times New Roman"/>
-                <w:b/>
-                <w:sz w:val="24"/>
-                <w:szCs w:val="24"/>
-              </w:rPr>
-            </w:pPr>
-            <w:r>
-              <w:rPr>
-                <w:rFonts w:ascii="Times New Roman" w:hAnsi="Times New Roman" w:cs="Times New Roman"/>
-                <w:b/>
-                <w:sz w:val="24"/>
-                <w:szCs w:val="24"/>
-              </w:rPr>
-              <w:t>日</w:t>
-            </w:r>
-            <w:r>
-              <w:rPr>
-                <w:rFonts w:ascii="Times New Roman" w:hAnsi="Times New Roman" w:cs="Times New Roman"/>
-                <w:b/>
-                <w:sz w:val="24"/>
-                <w:szCs w:val="24"/>
-                <w:lang w:eastAsia="zh-CN"/>
-              </w:rPr>
-              <w:t xml:space="preserve">  </w:t>
-            </w:r>
-            <w:r>
-              <w:rPr>
-                <w:rFonts w:ascii="Times New Roman" w:hAnsi="Times New Roman" w:cs="Times New Roman"/>
-                <w:b/>
-                <w:sz w:val="24"/>
-                <w:szCs w:val="24"/>
-              </w:rPr>
-              <w:t>期：</w:t>
-            </w:r>
-          </w:p>
-        </w:tc>
-        <w:tc>
-          <w:tcPr>
-            <w:tcW w:w="2294" w:type="dxa"/>
-            <w:vAlign w:val="center"/>
-          </w:tcPr>
-          <w:p>
-            <w:pPr>
-              <w:pStyle w:val="20"/>
-              <w:spacing w:line="363" w:lineRule="exact"/>
-              <w:ind w:right="15"/>
-              <w:jc w:val="both"/>
-              <w:rPr>
-                <w:rFonts w:ascii="Times New Roman" w:hAnsi="Times New Roman" w:cs="Times New Roman"/>
-                <w:sz w:val="24"/>
-                <w:szCs w:val="24"/>
-              </w:rPr>
-            </w:pPr>
-            <w:r>
-              <w:rPr>
-                <w:rFonts w:ascii="Times New Roman" w:hAnsi="Times New Roman" w:cs="Times New Roman"/>
-                <w:kern w:val="2"/>
-                <w:sz w:val="24"/>
-                <w:szCs w:val="24"/>
-                <w:lang w:eastAsia="zh-CN"/>
-              </w:rPr>
-              <w:t>{{ reportdate }}</w:t>
-            </w:r>
-          </w:p>
-        </w:tc>
-      </w:tr>
-    </w:tbl>
-    <w:p>
-      <w:pPr>
-        <w:rPr>
-          <w:rFonts w:ascii="Times New Roman" w:hAnsi="Times New Roman" w:eastAsia="微软雅黑" w:cs="Times New Roman"/>
-          <w:sz w:val="24"/>
-          <w:szCs w:val="24"/>
-          <w:lang w:eastAsia="zh-CN"/>
-        </w:rPr>
-      </w:pPr>
-      <w:r>
-        <w:rPr>
-          <w:rFonts w:hint="eastAsia" w:ascii="Times New Roman" w:hAnsi="Times New Roman" w:eastAsia="微软雅黑" w:cs="Times New Roman"/>
-          <w:sz w:val="24"/>
-          <w:szCs w:val="24"/>
-          <w:lang w:eastAsia="zh-CN"/>
-        </w:rPr>
-        <w:t xml:space="preserve">{% endif %}{% if testedby == </w:t>
-      </w:r>
-      <w:r>
-        <w:rPr>
-          <w:rFonts w:ascii="Times New Roman" w:hAnsi="Times New Roman" w:eastAsia="微软雅黑" w:cs="Times New Roman"/>
-          <w:sz w:val="24"/>
-          <w:szCs w:val="24"/>
-          <w:lang w:eastAsia="zh-CN"/>
-        </w:rPr>
-        <w:t>“</w:t>
-      </w:r>
-      <w:r>
-        <w:rPr>
-          <w:rFonts w:hint="eastAsia" w:ascii="Times New Roman" w:hAnsi="Times New Roman" w:eastAsia="微软雅黑" w:cs="Times New Roman"/>
-          <w:sz w:val="24"/>
-          <w:szCs w:val="24"/>
-          <w:lang w:eastAsia="zh-CN"/>
-        </w:rPr>
-        <w:t>5</w:t>
-      </w:r>
-      <w:r>
-        <w:rPr>
-          <w:rFonts w:ascii="Times New Roman" w:hAnsi="Times New Roman" w:eastAsia="微软雅黑" w:cs="Times New Roman"/>
-          <w:sz w:val="24"/>
-          <w:szCs w:val="24"/>
-          <w:lang w:eastAsia="zh-CN"/>
-        </w:rPr>
-        <w:t>”</w:t>
-      </w:r>
-      <w:r>
-        <w:rPr>
-          <w:rFonts w:hint="eastAsia" w:ascii="Times New Roman" w:hAnsi="Times New Roman" w:eastAsia="微软雅黑" w:cs="Times New Roman"/>
-          <w:sz w:val="24"/>
-          <w:szCs w:val="24"/>
-          <w:lang w:eastAsia="zh-CN"/>
-        </w:rPr>
-        <w:t xml:space="preserve"> %}</w:t>
-      </w:r>
-    </w:p>
-    <w:p>
-      <w:pPr>
-        <w:rPr>
-          <w:lang w:eastAsia="zh-CN"/>
-        </w:rPr>
-      </w:pPr>
-    </w:p>
-    <w:p>
-      <w:pPr>
-        <w:rPr>
-          <w:lang w:eastAsia="zh-CN"/>
-        </w:rPr>
-      </w:pPr>
-    </w:p>
-    <w:tbl>
-      <w:tblPr>
-        <w:tblStyle w:val="34"/>
-        <w:tblW w:w="6772" w:type="dxa"/>
-        <w:jc w:val="right"/>
-        <w:tblLayout w:type="fixed"/>
-        <w:tblCellMar>
-          <w:top w:w="0" w:type="dxa"/>
-          <w:left w:w="0" w:type="dxa"/>
-          <w:bottom w:w="0" w:type="dxa"/>
-          <w:right w:w="0" w:type="dxa"/>
-        </w:tblCellMar>
-      </w:tblPr>
-      <w:tblGrid>
-        <w:gridCol w:w="1272"/>
-        <w:gridCol w:w="2040"/>
-        <w:gridCol w:w="1166"/>
-        <w:gridCol w:w="2294"/>
-      </w:tblGrid>
-      <w:tr>
-        <w:tblPrEx>
-          <w:tblCellMar>
-            <w:top w:w="0" w:type="dxa"/>
-            <w:left w:w="0" w:type="dxa"/>
-            <w:bottom w:w="0" w:type="dxa"/>
-            <w:right w:w="0" w:type="dxa"/>
-          </w:tblCellMar>
-        </w:tblPrEx>
-        <w:trPr>
-          <w:trHeight w:val="441" w:hRule="exact"/>
-          <w:jc w:val="right"/>
-        </w:trPr>
-        <w:tc>
-          <w:tcPr>
-            <w:tcW w:w="1272" w:type="dxa"/>
-            <w:vAlign w:val="center"/>
-          </w:tcPr>
-          <w:p>
-            <w:pPr>
-              <w:pStyle w:val="20"/>
-              <w:spacing w:before="13"/>
-              <w:ind w:left="13" w:right="95"/>
-              <w:jc w:val="both"/>
-              <w:rPr>
-                <w:rFonts w:ascii="Times New Roman" w:hAnsi="Times New Roman" w:cs="Times New Roman"/>
-                <w:b/>
-                <w:sz w:val="24"/>
-                <w:szCs w:val="24"/>
-              </w:rPr>
-            </w:pPr>
-            <w:r>
-              <w:rPr>
-                <w:rFonts w:ascii="Times New Roman" w:hAnsi="Times New Roman" w:cs="Times New Roman"/>
-                <w:b/>
-                <w:sz w:val="24"/>
-                <w:szCs w:val="24"/>
-              </w:rPr>
-              <w:t>检测人：</w:t>
-            </w:r>
-          </w:p>
-        </w:tc>
-        <w:tc>
-          <w:tcPr>
-            <w:tcW w:w="2040" w:type="dxa"/>
-            <w:vAlign w:val="center"/>
-          </w:tcPr>
-          <w:p>
-            <w:pPr>
-              <w:pStyle w:val="20"/>
-              <w:spacing w:before="13"/>
-              <w:jc w:val="both"/>
-              <w:rPr>
-                <w:rFonts w:ascii="Times New Roman" w:hAnsi="Times New Roman" w:cs="Times New Roman"/>
-                <w:b/>
-                <w:sz w:val="24"/>
-                <w:szCs w:val="24"/>
-              </w:rPr>
-            </w:pPr>
-          </w:p>
-        </w:tc>
-        <w:tc>
-          <w:tcPr>
-            <w:tcW w:w="1166" w:type="dxa"/>
-            <w:vAlign w:val="center"/>
-          </w:tcPr>
-          <w:p>
-            <w:pPr>
-              <w:pStyle w:val="20"/>
-              <w:spacing w:before="13"/>
-              <w:jc w:val="both"/>
-              <w:rPr>
-                <w:rFonts w:ascii="Times New Roman" w:hAnsi="Times New Roman" w:cs="Times New Roman"/>
-                <w:b/>
-                <w:sz w:val="24"/>
-                <w:szCs w:val="24"/>
-              </w:rPr>
-            </w:pPr>
-            <w:r>
-              <w:rPr>
-                <w:rFonts w:ascii="Times New Roman" w:hAnsi="Times New Roman" w:cs="Times New Roman"/>
-                <w:b/>
-                <w:sz w:val="24"/>
-                <w:szCs w:val="24"/>
-              </w:rPr>
-              <w:t>复核人</w:t>
-            </w:r>
-            <w:r>
-              <w:rPr>
-                <w:rFonts w:ascii="Times New Roman" w:hAnsi="Times New Roman" w:cs="Times New Roman"/>
-                <w:b/>
-                <w:sz w:val="24"/>
-                <w:szCs w:val="24"/>
-                <w:lang w:eastAsia="zh-CN"/>
-              </w:rPr>
-              <w:t>：</w:t>
-            </w:r>
-          </w:p>
-        </w:tc>
-        <w:tc>
-          <w:tcPr>
-            <w:tcW w:w="2294" w:type="dxa"/>
-            <w:vAlign w:val="center"/>
-          </w:tcPr>
-          <w:p>
-            <w:pPr>
-              <w:pStyle w:val="20"/>
-              <w:spacing w:before="13"/>
-              <w:ind w:right="15"/>
-              <w:jc w:val="both"/>
-              <w:rPr>
-                <w:rFonts w:ascii="Times New Roman" w:hAnsi="Times New Roman" w:cs="Times New Roman"/>
-                <w:b/>
-                <w:sz w:val="24"/>
-                <w:szCs w:val="24"/>
-              </w:rPr>
-            </w:pPr>
-          </w:p>
-        </w:tc>
-      </w:tr>
-      <w:tr>
-        <w:tblPrEx>
-          <w:tblCellMar>
-            <w:top w:w="0" w:type="dxa"/>
-            <w:left w:w="0" w:type="dxa"/>
-            <w:bottom w:w="0" w:type="dxa"/>
-            <w:right w:w="0" w:type="dxa"/>
-          </w:tblCellMar>
-        </w:tblPrEx>
-        <w:trPr>
-          <w:trHeight w:val="457" w:hRule="exact"/>
-          <w:jc w:val="right"/>
-        </w:trPr>
-        <w:tc>
-          <w:tcPr>
-            <w:tcW w:w="1272" w:type="dxa"/>
-            <w:vAlign w:val="center"/>
-          </w:tcPr>
-          <w:p>
-            <w:pPr>
-              <w:pStyle w:val="20"/>
-              <w:spacing w:line="341" w:lineRule="exact"/>
-              <w:ind w:left="13" w:right="165"/>
-              <w:jc w:val="both"/>
-              <w:rPr>
-                <w:rFonts w:ascii="Times New Roman" w:hAnsi="Times New Roman" w:cs="Times New Roman"/>
-                <w:b/>
-                <w:sz w:val="24"/>
-                <w:szCs w:val="24"/>
-              </w:rPr>
-            </w:pPr>
-            <w:r>
-              <w:rPr>
-                <w:rFonts w:ascii="Times New Roman" w:hAnsi="Times New Roman" w:cs="Times New Roman"/>
-                <w:b/>
-                <w:sz w:val="24"/>
-                <w:szCs w:val="24"/>
-              </w:rPr>
-              <w:t>日</w:t>
-            </w:r>
-            <w:r>
-              <w:rPr>
-                <w:rFonts w:ascii="Times New Roman" w:hAnsi="Times New Roman" w:cs="Times New Roman"/>
-                <w:b/>
-                <w:sz w:val="24"/>
-                <w:szCs w:val="24"/>
-                <w:lang w:eastAsia="zh-CN"/>
-              </w:rPr>
-              <w:t xml:space="preserve">  </w:t>
-            </w:r>
-            <w:r>
-              <w:rPr>
-                <w:rFonts w:ascii="Times New Roman" w:hAnsi="Times New Roman" w:cs="Times New Roman"/>
-                <w:b/>
-                <w:sz w:val="24"/>
-                <w:szCs w:val="24"/>
-              </w:rPr>
-              <w:t>期：</w:t>
-            </w:r>
-          </w:p>
-        </w:tc>
-        <w:tc>
-          <w:tcPr>
-            <w:tcW w:w="2040" w:type="dxa"/>
-            <w:vAlign w:val="center"/>
-          </w:tcPr>
-          <w:p>
-            <w:pPr>
-              <w:pStyle w:val="20"/>
-              <w:spacing w:line="363" w:lineRule="exact"/>
-              <w:jc w:val="both"/>
-              <w:rPr>
-                <w:rFonts w:ascii="Times New Roman" w:hAnsi="Times New Roman" w:cs="Times New Roman"/>
-                <w:sz w:val="24"/>
-                <w:szCs w:val="24"/>
-              </w:rPr>
-            </w:pPr>
-            <w:r>
-              <w:rPr>
-                <w:rFonts w:ascii="Times New Roman" w:hAnsi="Times New Roman" w:cs="Times New Roman"/>
-                <w:kern w:val="2"/>
-                <w:sz w:val="24"/>
-                <w:szCs w:val="24"/>
-                <w:lang w:eastAsia="zh-CN"/>
-              </w:rPr>
-              <w:t>{{ reportdate }}</w:t>
-            </w:r>
-          </w:p>
-        </w:tc>
-        <w:tc>
-          <w:tcPr>
-            <w:tcW w:w="1166" w:type="dxa"/>
-            <w:vAlign w:val="center"/>
-          </w:tcPr>
-          <w:p>
-            <w:pPr>
-              <w:pStyle w:val="20"/>
-              <w:spacing w:line="341" w:lineRule="exact"/>
-              <w:jc w:val="both"/>
-              <w:rPr>
-                <w:rFonts w:ascii="Times New Roman" w:hAnsi="Times New Roman" w:cs="Times New Roman"/>
-                <w:b/>
-                <w:sz w:val="24"/>
-                <w:szCs w:val="24"/>
-              </w:rPr>
-            </w:pPr>
-            <w:r>
-              <w:rPr>
-                <w:rFonts w:ascii="Times New Roman" w:hAnsi="Times New Roman" w:cs="Times New Roman"/>
-                <w:b/>
-                <w:sz w:val="24"/>
-                <w:szCs w:val="24"/>
-              </w:rPr>
-              <w:t>日</w:t>
-            </w:r>
-            <w:r>
-              <w:rPr>
-                <w:rFonts w:ascii="Times New Roman" w:hAnsi="Times New Roman" w:cs="Times New Roman"/>
-                <w:b/>
-                <w:sz w:val="24"/>
-                <w:szCs w:val="24"/>
-                <w:lang w:eastAsia="zh-CN"/>
-              </w:rPr>
-              <w:t xml:space="preserve">  </w:t>
-            </w:r>
-            <w:r>
-              <w:rPr>
-                <w:rFonts w:ascii="Times New Roman" w:hAnsi="Times New Roman" w:cs="Times New Roman"/>
-                <w:b/>
-                <w:sz w:val="24"/>
-                <w:szCs w:val="24"/>
-              </w:rPr>
-              <w:t>期：</w:t>
-            </w:r>
-          </w:p>
-        </w:tc>
-        <w:tc>
-          <w:tcPr>
-            <w:tcW w:w="2294" w:type="dxa"/>
-            <w:vAlign w:val="center"/>
-          </w:tcPr>
-          <w:p>
-            <w:pPr>
-              <w:pStyle w:val="20"/>
-              <w:spacing w:line="363" w:lineRule="exact"/>
-              <w:ind w:right="15"/>
-              <w:jc w:val="both"/>
-              <w:rPr>
-                <w:rFonts w:ascii="Times New Roman" w:hAnsi="Times New Roman" w:cs="Times New Roman"/>
-                <w:sz w:val="24"/>
-                <w:szCs w:val="24"/>
-              </w:rPr>
-            </w:pPr>
-            <w:r>
-              <w:rPr>
-                <w:rFonts w:ascii="Times New Roman" w:hAnsi="Times New Roman" w:cs="Times New Roman"/>
-                <w:kern w:val="2"/>
-                <w:sz w:val="24"/>
-                <w:szCs w:val="24"/>
-                <w:lang w:eastAsia="zh-CN"/>
-              </w:rPr>
-              <w:t>{{ reportdate }}</w:t>
-            </w:r>
-          </w:p>
-        </w:tc>
-      </w:tr>
-    </w:tbl>
-    <w:p>
-      <w:pPr>
-        <w:rPr>
-          <w:rFonts w:ascii="Times New Roman" w:hAnsi="Times New Roman" w:eastAsia="微软雅黑" w:cs="Times New Roman"/>
-          <w:sz w:val="24"/>
-          <w:szCs w:val="24"/>
-          <w:lang w:eastAsia="zh-CN"/>
-        </w:rPr>
-      </w:pPr>
-      <w:r>
-        <w:rPr>
-          <w:rFonts w:hint="eastAsia" w:ascii="Times New Roman" w:hAnsi="Times New Roman" w:eastAsia="微软雅黑" w:cs="Times New Roman"/>
-          <w:sz w:val="24"/>
-          <w:szCs w:val="24"/>
-          <w:lang w:eastAsia="zh-CN"/>
-        </w:rPr>
-        <w:t xml:space="preserve">{% endif %}{% if testedby == </w:t>
-      </w:r>
-      <w:r>
-        <w:rPr>
-          <w:rFonts w:ascii="Times New Roman" w:hAnsi="Times New Roman" w:eastAsia="微软雅黑" w:cs="Times New Roman"/>
-          <w:sz w:val="24"/>
-          <w:szCs w:val="24"/>
-          <w:lang w:eastAsia="zh-CN"/>
-        </w:rPr>
-        <w:t>“</w:t>
-      </w:r>
-      <w:r>
-        <w:rPr>
-          <w:rFonts w:hint="eastAsia" w:ascii="Times New Roman" w:hAnsi="Times New Roman" w:eastAsia="微软雅黑" w:cs="Times New Roman"/>
-          <w:sz w:val="24"/>
-          <w:szCs w:val="24"/>
-          <w:lang w:eastAsia="zh-CN"/>
-        </w:rPr>
-        <w:t>6</w:t>
-      </w:r>
-      <w:r>
-        <w:rPr>
-          <w:rFonts w:ascii="Times New Roman" w:hAnsi="Times New Roman" w:eastAsia="微软雅黑" w:cs="Times New Roman"/>
-          <w:sz w:val="24"/>
-          <w:szCs w:val="24"/>
-          <w:lang w:eastAsia="zh-CN"/>
-        </w:rPr>
-        <w:t>”</w:t>
-      </w:r>
-      <w:r>
-        <w:rPr>
-          <w:rFonts w:hint="eastAsia" w:ascii="Times New Roman" w:hAnsi="Times New Roman" w:eastAsia="微软雅黑" w:cs="Times New Roman"/>
-          <w:sz w:val="24"/>
-          <w:szCs w:val="24"/>
-          <w:lang w:eastAsia="zh-CN"/>
-        </w:rPr>
-        <w:t xml:space="preserve"> %}</w:t>
-      </w:r>
-    </w:p>
-    <w:p>
-      <w:pPr>
-        <w:rPr>
-          <w:rFonts w:ascii="Times New Roman" w:hAnsi="Times New Roman" w:eastAsia="微软雅黑" w:cs="Times New Roman"/>
-          <w:sz w:val="24"/>
-          <w:szCs w:val="24"/>
-          <w:lang w:eastAsia="zh-CN"/>
-        </w:rPr>
-      </w:pPr>
-    </w:p>
-    <w:p>
-      <w:pPr>
-        <w:rPr>
-          <w:rFonts w:ascii="Times New Roman" w:hAnsi="Times New Roman" w:eastAsia="微软雅黑" w:cs="Times New Roman"/>
-          <w:sz w:val="24"/>
-          <w:szCs w:val="24"/>
-          <w:lang w:eastAsia="zh-CN"/>
-        </w:rPr>
-      </w:pPr>
-    </w:p>
-    <w:tbl>
-      <w:tblPr>
-        <w:tblStyle w:val="34"/>
-        <w:tblW w:w="6772" w:type="dxa"/>
-        <w:jc w:val="right"/>
-        <w:tblLayout w:type="fixed"/>
-        <w:tblCellMar>
-          <w:top w:w="0" w:type="dxa"/>
-          <w:left w:w="0" w:type="dxa"/>
-          <w:bottom w:w="0" w:type="dxa"/>
-          <w:right w:w="0" w:type="dxa"/>
-        </w:tblCellMar>
-      </w:tblPr>
-      <w:tblGrid>
-        <w:gridCol w:w="1272"/>
-        <w:gridCol w:w="2040"/>
-        <w:gridCol w:w="1166"/>
-        <w:gridCol w:w="2294"/>
-      </w:tblGrid>
-      <w:tr>
-        <w:tblPrEx>
-          <w:tblCellMar>
-            <w:top w:w="0" w:type="dxa"/>
-            <w:left w:w="0" w:type="dxa"/>
-            <w:bottom w:w="0" w:type="dxa"/>
-            <w:right w:w="0" w:type="dxa"/>
-          </w:tblCellMar>
-        </w:tblPrEx>
-        <w:trPr>
-          <w:trHeight w:val="441" w:hRule="exact"/>
-          <w:jc w:val="right"/>
-        </w:trPr>
-        <w:tc>
-          <w:tcPr>
-            <w:tcW w:w="1272" w:type="dxa"/>
-            <w:vAlign w:val="center"/>
-          </w:tcPr>
-          <w:p>
-            <w:pPr>
-              <w:pStyle w:val="20"/>
-              <w:spacing w:before="13"/>
-              <w:ind w:left="13" w:right="95"/>
-              <w:jc w:val="both"/>
-              <w:rPr>
-                <w:rFonts w:ascii="Times New Roman" w:hAnsi="Times New Roman" w:cs="Times New Roman"/>
-                <w:b/>
-                <w:sz w:val="24"/>
-                <w:szCs w:val="24"/>
-              </w:rPr>
-            </w:pPr>
-            <w:r>
-              <w:rPr>
-                <w:rFonts w:ascii="Times New Roman" w:hAnsi="Times New Roman" w:cs="Times New Roman"/>
-                <w:b/>
-                <w:sz w:val="24"/>
-                <w:szCs w:val="24"/>
-              </w:rPr>
-              <w:t>检测人：</w:t>
-            </w:r>
-          </w:p>
-        </w:tc>
-        <w:tc>
-          <w:tcPr>
-            <w:tcW w:w="2040" w:type="dxa"/>
-            <w:vAlign w:val="center"/>
-          </w:tcPr>
-          <w:p>
-            <w:pPr>
-              <w:pStyle w:val="20"/>
-              <w:spacing w:before="13"/>
-              <w:jc w:val="both"/>
-              <w:rPr>
-                <w:rFonts w:ascii="Times New Roman" w:hAnsi="Times New Roman" w:cs="Times New Roman"/>
-                <w:b/>
-                <w:sz w:val="24"/>
-                <w:szCs w:val="24"/>
-              </w:rPr>
-            </w:pPr>
-          </w:p>
-        </w:tc>
-        <w:tc>
-          <w:tcPr>
-            <w:tcW w:w="1166" w:type="dxa"/>
-            <w:vAlign w:val="center"/>
-          </w:tcPr>
-          <w:p>
-            <w:pPr>
-              <w:pStyle w:val="20"/>
-              <w:spacing w:before="13"/>
-              <w:jc w:val="both"/>
-              <w:rPr>
-                <w:rFonts w:ascii="Times New Roman" w:hAnsi="Times New Roman" w:cs="Times New Roman"/>
-                <w:b/>
-                <w:sz w:val="24"/>
-                <w:szCs w:val="24"/>
-              </w:rPr>
-            </w:pPr>
-            <w:r>
-              <w:rPr>
-                <w:rFonts w:ascii="Times New Roman" w:hAnsi="Times New Roman" w:cs="Times New Roman"/>
-                <w:b/>
-                <w:sz w:val="24"/>
-                <w:szCs w:val="24"/>
-              </w:rPr>
-              <w:t>复核人</w:t>
-            </w:r>
-            <w:r>
-              <w:rPr>
-                <w:rFonts w:ascii="Times New Roman" w:hAnsi="Times New Roman" w:cs="Times New Roman"/>
-                <w:b/>
-                <w:sz w:val="24"/>
-                <w:szCs w:val="24"/>
-                <w:lang w:eastAsia="zh-CN"/>
-              </w:rPr>
-              <w:t>：</w:t>
-            </w:r>
-          </w:p>
-        </w:tc>
-        <w:tc>
-          <w:tcPr>
-            <w:tcW w:w="2294" w:type="dxa"/>
-            <w:vAlign w:val="center"/>
-          </w:tcPr>
-          <w:p>
-            <w:pPr>
-              <w:pStyle w:val="20"/>
-              <w:spacing w:before="13"/>
-              <w:ind w:right="15"/>
-              <w:jc w:val="both"/>
-              <w:rPr>
-                <w:rFonts w:ascii="Times New Roman" w:hAnsi="Times New Roman" w:cs="Times New Roman"/>
-                <w:b/>
-                <w:sz w:val="24"/>
-                <w:szCs w:val="24"/>
-              </w:rPr>
-            </w:pPr>
-          </w:p>
-        </w:tc>
-      </w:tr>
-      <w:tr>
-        <w:tblPrEx>
-          <w:tblCellMar>
-            <w:top w:w="0" w:type="dxa"/>
-            <w:left w:w="0" w:type="dxa"/>
-            <w:bottom w:w="0" w:type="dxa"/>
-            <w:right w:w="0" w:type="dxa"/>
-          </w:tblCellMar>
-        </w:tblPrEx>
-        <w:trPr>
-          <w:trHeight w:val="457" w:hRule="exact"/>
-          <w:jc w:val="right"/>
-        </w:trPr>
-        <w:tc>
-          <w:tcPr>
-            <w:tcW w:w="1272" w:type="dxa"/>
-            <w:vAlign w:val="center"/>
-          </w:tcPr>
-          <w:p>
-            <w:pPr>
-              <w:pStyle w:val="20"/>
-              <w:spacing w:line="341" w:lineRule="exact"/>
-              <w:ind w:left="13" w:right="165"/>
-              <w:jc w:val="both"/>
-              <w:rPr>
-                <w:rFonts w:ascii="Times New Roman" w:hAnsi="Times New Roman" w:cs="Times New Roman"/>
-                <w:b/>
-                <w:sz w:val="24"/>
-                <w:szCs w:val="24"/>
-              </w:rPr>
-            </w:pPr>
-            <w:r>
-              <w:rPr>
-                <w:rFonts w:ascii="Times New Roman" w:hAnsi="Times New Roman" w:cs="Times New Roman"/>
-                <w:b/>
-                <w:sz w:val="24"/>
-                <w:szCs w:val="24"/>
-              </w:rPr>
-              <w:t>日</w:t>
-            </w:r>
-            <w:r>
-              <w:rPr>
-                <w:rFonts w:ascii="Times New Roman" w:hAnsi="Times New Roman" w:cs="Times New Roman"/>
-                <w:b/>
-                <w:sz w:val="24"/>
-                <w:szCs w:val="24"/>
-                <w:lang w:eastAsia="zh-CN"/>
-              </w:rPr>
-              <w:t xml:space="preserve">  </w:t>
-            </w:r>
-            <w:r>
-              <w:rPr>
-                <w:rFonts w:ascii="Times New Roman" w:hAnsi="Times New Roman" w:cs="Times New Roman"/>
-                <w:b/>
-                <w:sz w:val="24"/>
-                <w:szCs w:val="24"/>
-              </w:rPr>
-              <w:t>期：</w:t>
-            </w:r>
-          </w:p>
-        </w:tc>
-        <w:tc>
-          <w:tcPr>
-            <w:tcW w:w="2040" w:type="dxa"/>
-            <w:vAlign w:val="center"/>
-          </w:tcPr>
-          <w:p>
-            <w:pPr>
-              <w:pStyle w:val="20"/>
-              <w:spacing w:line="363" w:lineRule="exact"/>
-              <w:jc w:val="both"/>
-              <w:rPr>
-                <w:rFonts w:ascii="Times New Roman" w:hAnsi="Times New Roman" w:cs="Times New Roman"/>
-                <w:sz w:val="24"/>
-                <w:szCs w:val="24"/>
-              </w:rPr>
-            </w:pPr>
-            <w:r>
-              <w:rPr>
-                <w:rFonts w:ascii="Times New Roman" w:hAnsi="Times New Roman" w:cs="Times New Roman"/>
-                <w:kern w:val="2"/>
-                <w:sz w:val="24"/>
-                <w:szCs w:val="24"/>
-                <w:lang w:eastAsia="zh-CN"/>
-              </w:rPr>
-              <w:t>{{ reportdate }}</w:t>
-            </w:r>
-          </w:p>
-        </w:tc>
-        <w:tc>
-          <w:tcPr>
-            <w:tcW w:w="1166" w:type="dxa"/>
-            <w:vAlign w:val="center"/>
-          </w:tcPr>
-          <w:p>
-            <w:pPr>
-              <w:pStyle w:val="20"/>
-              <w:spacing w:line="341" w:lineRule="exact"/>
-              <w:jc w:val="both"/>
-              <w:rPr>
-                <w:rFonts w:ascii="Times New Roman" w:hAnsi="Times New Roman" w:cs="Times New Roman"/>
-                <w:b/>
-                <w:sz w:val="24"/>
-                <w:szCs w:val="24"/>
-              </w:rPr>
-            </w:pPr>
-            <w:r>
-              <w:rPr>
-                <w:rFonts w:ascii="Times New Roman" w:hAnsi="Times New Roman" w:cs="Times New Roman"/>
-                <w:b/>
-                <w:sz w:val="24"/>
-                <w:szCs w:val="24"/>
-              </w:rPr>
-              <w:t>日</w:t>
-            </w:r>
-            <w:r>
-              <w:rPr>
-                <w:rFonts w:ascii="Times New Roman" w:hAnsi="Times New Roman" w:cs="Times New Roman"/>
-                <w:b/>
-                <w:sz w:val="24"/>
-                <w:szCs w:val="24"/>
-                <w:lang w:eastAsia="zh-CN"/>
-              </w:rPr>
-              <w:t xml:space="preserve">  </w:t>
-            </w:r>
-            <w:r>
-              <w:rPr>
-                <w:rFonts w:ascii="Times New Roman" w:hAnsi="Times New Roman" w:cs="Times New Roman"/>
-                <w:b/>
-                <w:sz w:val="24"/>
-                <w:szCs w:val="24"/>
-              </w:rPr>
-              <w:t>期：</w:t>
-            </w:r>
-          </w:p>
-        </w:tc>
-        <w:tc>
-          <w:tcPr>
-            <w:tcW w:w="2294" w:type="dxa"/>
-            <w:vAlign w:val="center"/>
-          </w:tcPr>
-          <w:p>
-            <w:pPr>
-              <w:pStyle w:val="20"/>
-              <w:spacing w:line="363" w:lineRule="exact"/>
-              <w:ind w:right="15"/>
-              <w:jc w:val="both"/>
-              <w:rPr>
-                <w:rFonts w:ascii="Times New Roman" w:hAnsi="Times New Roman" w:cs="Times New Roman"/>
-                <w:sz w:val="24"/>
-                <w:szCs w:val="24"/>
-              </w:rPr>
-            </w:pPr>
-            <w:r>
-              <w:rPr>
-                <w:rFonts w:ascii="Times New Roman" w:hAnsi="Times New Roman" w:cs="Times New Roman"/>
-                <w:kern w:val="2"/>
-                <w:sz w:val="24"/>
-                <w:szCs w:val="24"/>
-                <w:lang w:eastAsia="zh-CN"/>
-              </w:rPr>
-              <w:t>{{ reportdate }}</w:t>
-            </w:r>
-          </w:p>
-        </w:tc>
-      </w:tr>
-    </w:tbl>
-    <w:p>
-      <w:pPr>
         <w:numPr>
           <w:ilvl w:val="0"/>
           <w:numId w:val="0"/>
@@ -7130,8 +5386,8 @@
         </w:rPr>
       </w:pPr>
       <w:bookmarkStart w:id="20" w:name="_Toc28496"/>
-      <w:bookmarkStart w:id="21" w:name="_Toc22132"/>
-      <w:bookmarkStart w:id="22" w:name="_Toc19898_WPSOffice_Level1"/>
+      <w:bookmarkStart w:id="21" w:name="_Toc19898_WPSOffice_Level1"/>
+      <w:bookmarkStart w:id="22" w:name="_Toc22132"/>
       <w:bookmarkStart w:id="23" w:name="_Toc31696"/>
       <w:bookmarkStart w:id="24" w:name="_Toc20136_WPSOffice_Level1"/>
       <w:bookmarkStart w:id="25" w:name="_Toc2781"/>
@@ -7168,9 +5424,9 @@
           <w:color w:val="0070C0"/>
         </w:rPr>
       </w:pPr>
-      <w:bookmarkStart w:id="31" w:name="_Toc4979"/>
-      <w:bookmarkStart w:id="32" w:name="_Toc149837259"/>
-      <w:bookmarkStart w:id="33" w:name="_Toc8159"/>
+      <w:bookmarkStart w:id="31" w:name="_Toc149837259"/>
+      <w:bookmarkStart w:id="32" w:name="_Toc8159"/>
+      <w:bookmarkStart w:id="33" w:name="_Toc4979"/>
       <w:r>
         <w:rPr>
           <w:rFonts w:hint="eastAsia"/>
@@ -11741,8 +9997,8 @@
         </w:rPr>
       </w:pPr>
       <w:bookmarkStart w:id="34" w:name="_Toc10223"/>
-      <w:bookmarkStart w:id="35" w:name="_Toc106719764"/>
-      <w:bookmarkStart w:id="36" w:name="_Toc20034"/>
+      <w:bookmarkStart w:id="35" w:name="_Toc20034"/>
+      <w:bookmarkStart w:id="36" w:name="_Toc106719764"/>
       <w:bookmarkStart w:id="37" w:name="_Toc29769"/>
       <w:r>
         <w:rPr>
@@ -14728,9 +12984,9 @@
       <w:bookmarkEnd w:id="28"/>
       <w:bookmarkEnd w:id="29"/>
       <w:bookmarkEnd w:id="30"/>
-      <w:bookmarkStart w:id="38" w:name="_Toc26395"/>
+      <w:bookmarkStart w:id="38" w:name="_Toc6931_WPSOffice_Level3"/>
       <w:bookmarkStart w:id="39" w:name="_Toc15289_WPSOffice_Level3"/>
-      <w:bookmarkStart w:id="40" w:name="_Toc6931_WPSOffice_Level3"/>
+      <w:bookmarkStart w:id="40" w:name="_Toc26395"/>
       <w:r>
         <w:rPr>
           <w:rFonts w:hint="eastAsia" w:ascii="Times New Roman" w:hAnsi="Times New Roman" w:eastAsia="微软雅黑" w:cs="Times New Roman"/>
@@ -14776,8 +13032,8 @@
           <w:lang w:eastAsia="zh-CN"/>
         </w:rPr>
       </w:pPr>
-      <w:bookmarkStart w:id="41" w:name="_Toc30134"/>
-      <w:bookmarkStart w:id="42" w:name="_Toc1566"/>
+      <w:bookmarkStart w:id="41" w:name="_Toc1566"/>
+      <w:bookmarkStart w:id="42" w:name="_Toc30134"/>
       <w:r>
         <w:rPr>
           <w:rFonts w:hint="eastAsia"/>
@@ -14882,11 +13138,11 @@
           <w:lang w:eastAsia="zh-CN"/>
         </w:rPr>
       </w:pPr>
-      <w:bookmarkStart w:id="46" w:name="_Toc28240"/>
-      <w:bookmarkStart w:id="47" w:name="_Toc1707_WPSOffice_Level1"/>
-      <w:bookmarkStart w:id="48" w:name="_Toc13196_WPSOffice_Level1"/>
-      <w:bookmarkStart w:id="49" w:name="_Toc21764_WPSOffice_Level1"/>
-      <w:bookmarkStart w:id="50" w:name="_Toc27302"/>
+      <w:bookmarkStart w:id="46" w:name="_Toc21764_WPSOffice_Level1"/>
+      <w:bookmarkStart w:id="47" w:name="_Toc27302"/>
+      <w:bookmarkStart w:id="48" w:name="_Toc28240"/>
+      <w:bookmarkStart w:id="49" w:name="_Toc13196_WPSOffice_Level1"/>
+      <w:bookmarkStart w:id="50" w:name="_Toc1707_WPSOffice_Level1"/>
       <w:r>
         <w:rPr>
           <w:rFonts w:hint="eastAsia" w:ascii="Times New Roman" w:hAnsi="Times New Roman" w:eastAsia="微软雅黑" w:cs="黑体"/>
@@ -22495,8 +20751,8 @@
           <w:lang w:eastAsia="zh-CN"/>
         </w:rPr>
       </w:pPr>
-      <w:bookmarkStart w:id="65" w:name="_Toc7697"/>
-      <w:bookmarkStart w:id="66" w:name="_Toc26220"/>
+      <w:bookmarkStart w:id="65" w:name="_Toc26220"/>
+      <w:bookmarkStart w:id="66" w:name="_Toc7697"/>
       <w:r>
         <w:rPr>
           <w:rFonts w:hint="eastAsia" w:ascii="Times New Roman" w:hAnsi="Times New Roman"/>
@@ -23212,14 +21468,14 @@
           <w:lang w:eastAsia="zh-CN"/>
         </w:rPr>
       </w:pPr>
-      <w:bookmarkStart w:id="67" w:name="_Toc9076"/>
-      <w:bookmarkStart w:id="68" w:name="_Toc23769"/>
-      <w:bookmarkStart w:id="69" w:name="_Toc32060"/>
-      <w:bookmarkStart w:id="70" w:name="_Toc3846"/>
-      <w:bookmarkStart w:id="71" w:name="_Toc30922"/>
-      <w:bookmarkStart w:id="72" w:name="_Toc17547"/>
-      <w:bookmarkStart w:id="73" w:name="_Toc5400"/>
-      <w:bookmarkStart w:id="74" w:name="_Toc8993"/>
+      <w:bookmarkStart w:id="67" w:name="_Toc5400"/>
+      <w:bookmarkStart w:id="68" w:name="_Toc8993"/>
+      <w:bookmarkStart w:id="69" w:name="_Toc23769"/>
+      <w:bookmarkStart w:id="70" w:name="_Toc17547"/>
+      <w:bookmarkStart w:id="71" w:name="_Toc3846"/>
+      <w:bookmarkStart w:id="72" w:name="_Toc9076"/>
+      <w:bookmarkStart w:id="73" w:name="_Toc32060"/>
+      <w:bookmarkStart w:id="74" w:name="_Toc30922"/>
       <w:r>
         <w:rPr>
           <w:rFonts w:ascii="Times New Roman" w:hAnsi="Times New Roman" w:eastAsia="微软雅黑" w:cs="Times New Roman"/>
@@ -23379,13 +21635,13 @@
         </w:rPr>
       </w:pPr>
       <w:bookmarkStart w:id="75" w:name="_Toc15385"/>
-      <w:bookmarkStart w:id="76" w:name="_Toc22196"/>
-      <w:bookmarkStart w:id="77" w:name="_Toc22915"/>
+      <w:bookmarkStart w:id="76" w:name="_Toc30105"/>
+      <w:bookmarkStart w:id="77" w:name="_Toc24939"/>
       <w:bookmarkStart w:id="78" w:name="_Toc126"/>
-      <w:bookmarkStart w:id="79" w:name="_Toc30105"/>
-      <w:bookmarkStart w:id="80" w:name="_Toc24939"/>
+      <w:bookmarkStart w:id="79" w:name="_Toc3389"/>
+      <w:bookmarkStart w:id="80" w:name="_Toc22196"/>
       <w:bookmarkStart w:id="81" w:name="_Toc10299"/>
-      <w:bookmarkStart w:id="82" w:name="_Toc3389"/>
+      <w:bookmarkStart w:id="82" w:name="_Toc22915"/>
       <w:r>
         <w:rPr>
           <w:rFonts w:ascii="Times New Roman" w:hAnsi="Times New Roman" w:eastAsia="微软雅黑" w:cs="Times New Roman"/>
@@ -23594,7 +21850,6 @@
           <w:highlight w:val="none"/>
         </w:rPr>
       </w:pPr>
-      <w:bookmarkStart w:id="83" w:name="_GoBack"/>
       <w:r>
         <w:rPr>
           <w:rFonts w:ascii="Times New Roman" w:hAnsi="Times New Roman" w:eastAsia="等线"/>
@@ -23602,7 +21857,7 @@
           <w:lang w:eastAsia="zh-CN"/>
         </w:rPr>
         <w:drawing>
-          <wp:anchor distT="0" distB="0" distL="114300" distR="114300" simplePos="0" relativeHeight="251665408" behindDoc="0" locked="0" layoutInCell="1" allowOverlap="1">
+          <wp:anchor distT="0" distB="0" distL="114300" distR="114300" simplePos="0" relativeHeight="251661312" behindDoc="0" locked="0" layoutInCell="1" allowOverlap="1">
             <wp:simplePos x="0" y="0"/>
             <wp:positionH relativeFrom="column">
               <wp:posOffset>-655320</wp:posOffset>
@@ -23627,7 +21882,7 @@
                     </pic:cNvPicPr>
                   </pic:nvPicPr>
                   <pic:blipFill>
-                    <a:blip r:embed="rId14"/>
+                    <a:blip r:embed="rId13"/>
                     <a:stretch>
                       <a:fillRect/>
                     </a:stretch>
@@ -23647,7 +21902,6 @@
           </wp:anchor>
         </w:drawing>
       </w:r>
-      <w:bookmarkEnd w:id="83"/>
     </w:p>
     <w:sectPr>
       <w:footerReference r:id="rId7" w:type="default"/>

--- a/WebContent/docx/中国人群BRCA12基因分子分型研究_胚系-基智远.docx
+++ b/WebContent/docx/中国人群BRCA12基因分子分型研究_胚系-基智远.docx
@@ -2215,10 +2215,10 @@
         <w:fldChar w:fldCharType="end"/>
       </w:r>
       <w:bookmarkStart w:id="0" w:name="_Toc13806"/>
-      <w:bookmarkStart w:id="1" w:name="_Toc24178_WPSOffice_Level1"/>
+      <w:bookmarkStart w:id="1" w:name="_Toc30143_WPSOffice_Level1"/>
       <w:bookmarkStart w:id="2" w:name="_Toc21009_WPSOffice_Level1"/>
-      <w:bookmarkStart w:id="3" w:name="_Toc21669"/>
-      <w:bookmarkStart w:id="4" w:name="_Toc30143_WPSOffice_Level1"/>
+      <w:bookmarkStart w:id="3" w:name="_Toc24178_WPSOffice_Level1"/>
+      <w:bookmarkStart w:id="4" w:name="_Toc21669"/>
     </w:p>
     <w:p>
       <w:pPr>
@@ -2487,26 +2487,40 @@
             </w:pPr>
             <w:r>
               <w:rPr>
-                <w:rFonts w:ascii="Times New Roman" w:hAnsi="Times New Roman" w:eastAsia="微软雅黑" w:cs="Times New Roman"/>
+                <w:rFonts w:hint="eastAsia" w:ascii="Times New Roman" w:hAnsi="Times New Roman" w:eastAsia="微软雅黑" w:cs="Times New Roman"/>
                 <w:bCs/>
                 <w:color w:val="000000"/>
                 <w:sz w:val="21"/>
                 <w:szCs w:val="21"/>
-                <w:lang w:eastAsia="zh-CN"/>
-              </w:rPr>
-              <w:t>送检时间：</w:t>
-            </w:r>
-            <w:r>
-              <w:rPr>
-                <w:rFonts w:hint="eastAsia" w:ascii="Times New Roman" w:hAnsi="Times New Roman" w:eastAsia="微软雅黑" w:cs="Times New Roman"/>
+                <w:lang w:val="en-US" w:eastAsia="zh-CN"/>
+              </w:rPr>
+              <w:t>样本采集</w:t>
+            </w:r>
+            <w:r>
+              <w:rPr>
+                <w:rFonts w:ascii="Times New Roman" w:hAnsi="Times New Roman" w:eastAsia="微软雅黑" w:cs="Times New Roman"/>
                 <w:bCs/>
                 <w:color w:val="000000"/>
                 <w:sz w:val="21"/>
                 <w:szCs w:val="21"/>
                 <w:lang w:eastAsia="zh-CN"/>
               </w:rPr>
-              <w:t>{{ commission_date }}</w:t>
-            </w:r>
+              <w:t>时间：</w:t>
+            </w:r>
+            <w:r>
+              <w:rPr>
+                <w:rFonts w:hint="eastAsia" w:ascii="Times New Roman" w:hAnsi="Times New Roman" w:eastAsia="微软雅黑" w:cs="Times New Roman"/>
+                <w:bCs/>
+                <w:color w:val="000000"/>
+                <w:sz w:val="21"/>
+                <w:szCs w:val="21"/>
+                <w:highlight w:val="none"/>
+                <w:lang w:val="en-US" w:eastAsia="zh-CN"/>
+              </w:rPr>
+              <w:t>-</w:t>
+            </w:r>
+            <w:bookmarkStart w:id="83" w:name="_GoBack"/>
+            <w:bookmarkEnd w:id="83"/>
           </w:p>
         </w:tc>
       </w:tr>
@@ -2826,10 +2840,10 @@
           <w:szCs w:val="32"/>
         </w:rPr>
       </w:pPr>
-      <w:bookmarkStart w:id="6" w:name="_Toc11015_WPSOffice_Level1"/>
-      <w:bookmarkStart w:id="7" w:name="_Toc7021_WPSOffice_Level1"/>
+      <w:bookmarkStart w:id="6" w:name="_Toc7021_WPSOffice_Level1"/>
+      <w:bookmarkStart w:id="7" w:name="_Toc9085"/>
       <w:bookmarkStart w:id="8" w:name="_Toc17451"/>
-      <w:bookmarkStart w:id="9" w:name="_Toc9085"/>
+      <w:bookmarkStart w:id="9" w:name="_Toc11015_WPSOffice_Level1"/>
       <w:bookmarkStart w:id="10" w:name="_Toc18062_WPSOffice_Level1"/>
       <w:bookmarkStart w:id="11" w:name="_Toc3823"/>
       <w:r>
@@ -3013,9 +3027,9 @@
           <w:lang w:val="en-US" w:eastAsia="zh-CN"/>
         </w:rPr>
       </w:pPr>
-      <w:bookmarkStart w:id="12" w:name="_Toc18058"/>
-      <w:bookmarkStart w:id="13" w:name="_Toc25920"/>
-      <w:bookmarkStart w:id="14" w:name="_Toc6221_WPSOffice_Level1"/>
+      <w:bookmarkStart w:id="12" w:name="_Toc25920"/>
+      <w:bookmarkStart w:id="13" w:name="_Toc6221_WPSOffice_Level1"/>
+      <w:bookmarkStart w:id="14" w:name="_Toc18058"/>
       <w:bookmarkStart w:id="15" w:name="_Toc23369_WPSOffice_Level1"/>
       <w:bookmarkStart w:id="16" w:name="_Toc23124"/>
       <w:bookmarkStart w:id="17" w:name="_Toc534807930"/>
@@ -4376,7 +4390,6 @@
           <w:lang w:eastAsia="zh-CN"/>
         </w:rPr>
       </w:pPr>
-      <w:bookmarkStart w:id="83" w:name="_GoBack"/>
       <w:r>
         <w:rPr>
           <w:sz w:val="22"/>
@@ -4492,7 +4505,7 @@
           </mc:Choice>
           <mc:Fallback>
             <w:pict>
-              <v:group id="_x0000_s1026" o:spid="_x0000_s1026" o:spt="203" style="position:absolute;left:0pt;margin-left:219.1pt;margin-top:4.1pt;height:35.65pt;width:215.4pt;z-index:251662336;mso-width-relative:page;mso-height-relative:page;" coordorigin="19211,19395" coordsize="4308,713" o:gfxdata="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">
+              <v:group id="_x0000_s1026" o:spid="_x0000_s1026" o:spt="203" style="position:absolute;left:0pt;margin-left:219.1pt;margin-top:4.1pt;height:35.65pt;width:215.4pt;z-index:251662336;mso-width-relative:page;mso-height-relative:page;" coordorigin="19211,19395" coordsize="4308,713" o:gfxdata="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">
                 <o:lock v:ext="edit" aspectratio="f"/>
                 <v:shape id="图片 6" o:spid="_x0000_s1026" o:spt="75" alt="蔡冬雪" type="#_x0000_t75" style="position:absolute;left:19211;top:19491;height:566;width:1261;" filled="f" o:preferrelative="t" stroked="f" coordsize="21600,21600" o:gfxdata="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">
                   <v:fill on="f" focussize="0,0"/>
@@ -4511,7 +4524,6 @@
           </mc:Fallback>
         </mc:AlternateContent>
       </w:r>
-      <w:bookmarkEnd w:id="83"/>
     </w:p>
     <w:tbl>
       <w:tblPr>
@@ -5009,7 +5021,7 @@
           </mc:Choice>
           <mc:Fallback>
             <w:pict>
-              <v:group id="_x0000_s1026" o:spid="_x0000_s1026" o:spt="203" style="position:absolute;left:0pt;margin-left:218.5pt;margin-top:6pt;height:45.05pt;width:230.5pt;z-index:251663360;mso-width-relative:page;mso-height-relative:page;" coordorigin="19199,21203" coordsize="4610,901" o:gfxdata="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">
+              <v:group id="_x0000_s1026" o:spid="_x0000_s1026" o:spt="203" style="position:absolute;left:0pt;margin-left:218.5pt;margin-top:6pt;height:45.05pt;width:230.5pt;z-index:251663360;mso-width-relative:page;mso-height-relative:page;" coordorigin="19199,21203" coordsize="4610,901" o:gfxdata="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">
                 <o:lock v:ext="edit" aspectratio="f"/>
                 <v:shape id="图片 1" o:spid="_x0000_s1026" o:spt="75" type="#_x0000_t75" style="position:absolute;left:19199;top:21203;height:901;width:1672;" filled="f" o:preferrelative="t" stroked="f" coordsize="21600,21600" o:gfxdata="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">
                   <v:fill on="f" focussize="0,0"/>
@@ -5386,16 +5398,16 @@
         </w:rPr>
       </w:pPr>
       <w:bookmarkStart w:id="20" w:name="_Toc28496"/>
-      <w:bookmarkStart w:id="21" w:name="_Toc19898_WPSOffice_Level1"/>
-      <w:bookmarkStart w:id="22" w:name="_Toc22132"/>
-      <w:bookmarkStart w:id="23" w:name="_Toc31696"/>
-      <w:bookmarkStart w:id="24" w:name="_Toc20136_WPSOffice_Level1"/>
-      <w:bookmarkStart w:id="25" w:name="_Toc2781"/>
+      <w:bookmarkStart w:id="21" w:name="_Toc31696"/>
+      <w:bookmarkStart w:id="22" w:name="_Toc2781"/>
+      <w:bookmarkStart w:id="23" w:name="_Toc20136_WPSOffice_Level1"/>
+      <w:bookmarkStart w:id="24" w:name="_Toc22132"/>
+      <w:bookmarkStart w:id="25" w:name="_Toc19898_WPSOffice_Level1"/>
       <w:bookmarkStart w:id="26" w:name="_Toc4331_WPSOffice_Level1"/>
       <w:bookmarkStart w:id="27" w:name="_Toc32443_WPSOffice_Level1"/>
-      <w:bookmarkStart w:id="28" w:name="_Toc23846_WPSOffice_Level1"/>
-      <w:bookmarkStart w:id="29" w:name="_Toc25727"/>
-      <w:bookmarkStart w:id="30" w:name="_Toc23903"/>
+      <w:bookmarkStart w:id="28" w:name="_Toc25727"/>
+      <w:bookmarkStart w:id="29" w:name="_Toc23903"/>
+      <w:bookmarkStart w:id="30" w:name="_Toc23846_WPSOffice_Level1"/>
       <w:r>
         <w:rPr>
           <w:rFonts w:hint="default"/>
@@ -5424,9 +5436,9 @@
           <w:color w:val="0070C0"/>
         </w:rPr>
       </w:pPr>
-      <w:bookmarkStart w:id="31" w:name="_Toc149837259"/>
-      <w:bookmarkStart w:id="32" w:name="_Toc8159"/>
-      <w:bookmarkStart w:id="33" w:name="_Toc4979"/>
+      <w:bookmarkStart w:id="31" w:name="_Toc8159"/>
+      <w:bookmarkStart w:id="32" w:name="_Toc4979"/>
+      <w:bookmarkStart w:id="33" w:name="_Toc149837259"/>
       <w:r>
         <w:rPr>
           <w:rFonts w:hint="eastAsia"/>
@@ -7734,12 +7746,6 @@
             <w:insideH w:val="single" w:color="A4A4A4" w:sz="4" w:space="0"/>
             <w:insideV w:val="single" w:color="A4A4A4" w:sz="4" w:space="0"/>
           </w:tblBorders>
-          <w:tblCellMar>
-            <w:top w:w="0" w:type="dxa"/>
-            <w:left w:w="0" w:type="dxa"/>
-            <w:bottom w:w="0" w:type="dxa"/>
-            <w:right w:w="0" w:type="dxa"/>
-          </w:tblCellMar>
         </w:tblPrEx>
         <w:trPr>
           <w:trHeight w:val="510" w:hRule="atLeast"/>
@@ -9996,9 +10002,9 @@
           <w:lang w:eastAsia="zh-CN"/>
         </w:rPr>
       </w:pPr>
-      <w:bookmarkStart w:id="34" w:name="_Toc10223"/>
-      <w:bookmarkStart w:id="35" w:name="_Toc20034"/>
-      <w:bookmarkStart w:id="36" w:name="_Toc106719764"/>
+      <w:bookmarkStart w:id="34" w:name="_Toc20034"/>
+      <w:bookmarkStart w:id="35" w:name="_Toc106719764"/>
+      <w:bookmarkStart w:id="36" w:name="_Toc10223"/>
       <w:bookmarkStart w:id="37" w:name="_Toc29769"/>
       <w:r>
         <w:rPr>
@@ -12984,8 +12990,8 @@
       <w:bookmarkEnd w:id="28"/>
       <w:bookmarkEnd w:id="29"/>
       <w:bookmarkEnd w:id="30"/>
-      <w:bookmarkStart w:id="38" w:name="_Toc6931_WPSOffice_Level3"/>
-      <w:bookmarkStart w:id="39" w:name="_Toc15289_WPSOffice_Level3"/>
+      <w:bookmarkStart w:id="38" w:name="_Toc15289_WPSOffice_Level3"/>
+      <w:bookmarkStart w:id="39" w:name="_Toc6931_WPSOffice_Level3"/>
       <w:bookmarkStart w:id="40" w:name="_Toc26395"/>
       <w:r>
         <w:rPr>
@@ -13032,8 +13038,8 @@
           <w:lang w:eastAsia="zh-CN"/>
         </w:rPr>
       </w:pPr>
-      <w:bookmarkStart w:id="41" w:name="_Toc1566"/>
-      <w:bookmarkStart w:id="42" w:name="_Toc30134"/>
+      <w:bookmarkStart w:id="41" w:name="_Toc30134"/>
+      <w:bookmarkStart w:id="42" w:name="_Toc1566"/>
       <w:r>
         <w:rPr>
           <w:rFonts w:hint="eastAsia"/>
@@ -13062,8 +13068,8 @@
         </w:rPr>
       </w:pPr>
       <w:bookmarkStart w:id="43" w:name="_Toc8867"/>
-      <w:bookmarkStart w:id="44" w:name="_Toc149837265"/>
-      <w:bookmarkStart w:id="45" w:name="_Toc5547"/>
+      <w:bookmarkStart w:id="44" w:name="_Toc5547"/>
+      <w:bookmarkStart w:id="45" w:name="_Toc149837265"/>
       <w:r>
         <w:rPr>
           <w:rFonts w:hint="eastAsia"/>
@@ -13138,10 +13144,10 @@
           <w:lang w:eastAsia="zh-CN"/>
         </w:rPr>
       </w:pPr>
-      <w:bookmarkStart w:id="46" w:name="_Toc21764_WPSOffice_Level1"/>
+      <w:bookmarkStart w:id="46" w:name="_Toc28240"/>
       <w:bookmarkStart w:id="47" w:name="_Toc27302"/>
-      <w:bookmarkStart w:id="48" w:name="_Toc28240"/>
-      <w:bookmarkStart w:id="49" w:name="_Toc13196_WPSOffice_Level1"/>
+      <w:bookmarkStart w:id="48" w:name="_Toc13196_WPSOffice_Level1"/>
+      <w:bookmarkStart w:id="49" w:name="_Toc21764_WPSOffice_Level1"/>
       <w:bookmarkStart w:id="50" w:name="_Toc1707_WPSOffice_Level1"/>
       <w:r>
         <w:rPr>
@@ -17210,12 +17216,12 @@
           <w:lang w:val="en-US" w:eastAsia="zh-CN"/>
         </w:rPr>
       </w:pPr>
-      <w:bookmarkStart w:id="52" w:name="_Toc9066"/>
-      <w:bookmarkStart w:id="53" w:name="_Toc14255_WPSOffice_Level1"/>
-      <w:bookmarkStart w:id="54" w:name="_Toc15840_WPSOffice_Level1"/>
+      <w:bookmarkStart w:id="52" w:name="_Toc14255_WPSOffice_Level1"/>
+      <w:bookmarkStart w:id="53" w:name="_Toc9066"/>
+      <w:bookmarkStart w:id="54" w:name="_Toc3674"/>
       <w:bookmarkStart w:id="55" w:name="_Toc3767"/>
-      <w:bookmarkStart w:id="56" w:name="_Toc3674"/>
-      <w:bookmarkStart w:id="57" w:name="_Toc24085_WPSOffice_Level1"/>
+      <w:bookmarkStart w:id="56" w:name="_Toc24085_WPSOffice_Level1"/>
+      <w:bookmarkStart w:id="57" w:name="_Toc15840_WPSOffice_Level1"/>
       <w:bookmarkStart w:id="58" w:name="_Hlk33190413"/>
       <w:bookmarkStart w:id="59" w:name="_Toc18699"/>
       <w:bookmarkStart w:id="60" w:name="_Toc11193_WPSOffice_Level1"/>
@@ -21469,13 +21475,13 @@
         </w:rPr>
       </w:pPr>
       <w:bookmarkStart w:id="67" w:name="_Toc5400"/>
-      <w:bookmarkStart w:id="68" w:name="_Toc8993"/>
-      <w:bookmarkStart w:id="69" w:name="_Toc23769"/>
-      <w:bookmarkStart w:id="70" w:name="_Toc17547"/>
+      <w:bookmarkStart w:id="68" w:name="_Toc17547"/>
+      <w:bookmarkStart w:id="69" w:name="_Toc32060"/>
+      <w:bookmarkStart w:id="70" w:name="_Toc30922"/>
       <w:bookmarkStart w:id="71" w:name="_Toc3846"/>
-      <w:bookmarkStart w:id="72" w:name="_Toc9076"/>
-      <w:bookmarkStart w:id="73" w:name="_Toc32060"/>
-      <w:bookmarkStart w:id="74" w:name="_Toc30922"/>
+      <w:bookmarkStart w:id="72" w:name="_Toc8993"/>
+      <w:bookmarkStart w:id="73" w:name="_Toc23769"/>
+      <w:bookmarkStart w:id="74" w:name="_Toc9076"/>
       <w:r>
         <w:rPr>
           <w:rFonts w:ascii="Times New Roman" w:hAnsi="Times New Roman" w:eastAsia="微软雅黑" w:cs="Times New Roman"/>
@@ -21634,13 +21640,13 @@
           <w:lang w:eastAsia="zh-CN"/>
         </w:rPr>
       </w:pPr>
-      <w:bookmarkStart w:id="75" w:name="_Toc15385"/>
-      <w:bookmarkStart w:id="76" w:name="_Toc30105"/>
-      <w:bookmarkStart w:id="77" w:name="_Toc24939"/>
-      <w:bookmarkStart w:id="78" w:name="_Toc126"/>
-      <w:bookmarkStart w:id="79" w:name="_Toc3389"/>
-      <w:bookmarkStart w:id="80" w:name="_Toc22196"/>
-      <w:bookmarkStart w:id="81" w:name="_Toc10299"/>
+      <w:bookmarkStart w:id="75" w:name="_Toc126"/>
+      <w:bookmarkStart w:id="76" w:name="_Toc3389"/>
+      <w:bookmarkStart w:id="77" w:name="_Toc22196"/>
+      <w:bookmarkStart w:id="78" w:name="_Toc10299"/>
+      <w:bookmarkStart w:id="79" w:name="_Toc15385"/>
+      <w:bookmarkStart w:id="80" w:name="_Toc30105"/>
+      <w:bookmarkStart w:id="81" w:name="_Toc24939"/>
       <w:bookmarkStart w:id="82" w:name="_Toc22915"/>
       <w:r>
         <w:rPr>

--- a/WebContent/docx/中国人群BRCA12基因分子分型研究_胚系-基智远.docx
+++ b/WebContent/docx/中国人群BRCA12基因分子分型研究_胚系-基智远.docx
@@ -2214,10 +2214,10 @@
         </w:rPr>
         <w:fldChar w:fldCharType="end"/>
       </w:r>
-      <w:bookmarkStart w:id="0" w:name="_Toc13806"/>
-      <w:bookmarkStart w:id="1" w:name="_Toc30143_WPSOffice_Level1"/>
-      <w:bookmarkStart w:id="2" w:name="_Toc21009_WPSOffice_Level1"/>
-      <w:bookmarkStart w:id="3" w:name="_Toc24178_WPSOffice_Level1"/>
+      <w:bookmarkStart w:id="0" w:name="_Toc24178_WPSOffice_Level1"/>
+      <w:bookmarkStart w:id="1" w:name="_Toc21009_WPSOffice_Level1"/>
+      <w:bookmarkStart w:id="2" w:name="_Toc30143_WPSOffice_Level1"/>
+      <w:bookmarkStart w:id="3" w:name="_Toc13806"/>
       <w:bookmarkStart w:id="4" w:name="_Toc21669"/>
     </w:p>
     <w:p>
@@ -2514,10 +2514,9 @@
                 <w:color w:val="000000"/>
                 <w:sz w:val="21"/>
                 <w:szCs w:val="21"/>
-                <w:highlight w:val="none"/>
-                <w:lang w:val="en-US" w:eastAsia="zh-CN"/>
-              </w:rPr>
-              <w:t>-</w:t>
+                <w:lang w:eastAsia="zh-CN"/>
+              </w:rPr>
+              <w:t>{{sample.collect_date}}</w:t>
             </w:r>
             <w:bookmarkStart w:id="83" w:name="_GoBack"/>
             <w:bookmarkEnd w:id="83"/>
@@ -2840,11 +2839,11 @@
           <w:szCs w:val="32"/>
         </w:rPr>
       </w:pPr>
-      <w:bookmarkStart w:id="6" w:name="_Toc7021_WPSOffice_Level1"/>
+      <w:bookmarkStart w:id="6" w:name="_Toc18062_WPSOffice_Level1"/>
       <w:bookmarkStart w:id="7" w:name="_Toc9085"/>
-      <w:bookmarkStart w:id="8" w:name="_Toc17451"/>
-      <w:bookmarkStart w:id="9" w:name="_Toc11015_WPSOffice_Level1"/>
-      <w:bookmarkStart w:id="10" w:name="_Toc18062_WPSOffice_Level1"/>
+      <w:bookmarkStart w:id="8" w:name="_Toc7021_WPSOffice_Level1"/>
+      <w:bookmarkStart w:id="9" w:name="_Toc17451"/>
+      <w:bookmarkStart w:id="10" w:name="_Toc11015_WPSOffice_Level1"/>
       <w:bookmarkStart w:id="11" w:name="_Toc3823"/>
       <w:r>
         <w:rPr>
@@ -3027,9 +3026,9 @@
           <w:lang w:val="en-US" w:eastAsia="zh-CN"/>
         </w:rPr>
       </w:pPr>
-      <w:bookmarkStart w:id="12" w:name="_Toc25920"/>
+      <w:bookmarkStart w:id="12" w:name="_Toc18058"/>
       <w:bookmarkStart w:id="13" w:name="_Toc6221_WPSOffice_Level1"/>
-      <w:bookmarkStart w:id="14" w:name="_Toc18058"/>
+      <w:bookmarkStart w:id="14" w:name="_Toc25920"/>
       <w:bookmarkStart w:id="15" w:name="_Toc23369_WPSOffice_Level1"/>
       <w:bookmarkStart w:id="16" w:name="_Toc23124"/>
       <w:bookmarkStart w:id="17" w:name="_Toc534807930"/>
@@ -3087,8 +3086,8 @@
           <w:lang w:val="en-US" w:eastAsia="zh-CN"/>
         </w:rPr>
       </w:pPr>
-      <w:bookmarkStart w:id="18" w:name="_Toc19624"/>
-      <w:bookmarkStart w:id="19" w:name="_Toc149837254"/>
+      <w:bookmarkStart w:id="18" w:name="_Toc149837254"/>
+      <w:bookmarkStart w:id="19" w:name="_Toc19624"/>
       <w:r>
         <w:rPr>
           <w:rFonts w:hint="eastAsia"/>
@@ -5397,17 +5396,17 @@
           <w:szCs w:val="32"/>
         </w:rPr>
       </w:pPr>
-      <w:bookmarkStart w:id="20" w:name="_Toc28496"/>
-      <w:bookmarkStart w:id="21" w:name="_Toc31696"/>
+      <w:bookmarkStart w:id="20" w:name="_Toc19898_WPSOffice_Level1"/>
+      <w:bookmarkStart w:id="21" w:name="_Toc22132"/>
       <w:bookmarkStart w:id="22" w:name="_Toc2781"/>
       <w:bookmarkStart w:id="23" w:name="_Toc20136_WPSOffice_Level1"/>
-      <w:bookmarkStart w:id="24" w:name="_Toc22132"/>
-      <w:bookmarkStart w:id="25" w:name="_Toc19898_WPSOffice_Level1"/>
-      <w:bookmarkStart w:id="26" w:name="_Toc4331_WPSOffice_Level1"/>
-      <w:bookmarkStart w:id="27" w:name="_Toc32443_WPSOffice_Level1"/>
-      <w:bookmarkStart w:id="28" w:name="_Toc25727"/>
-      <w:bookmarkStart w:id="29" w:name="_Toc23903"/>
-      <w:bookmarkStart w:id="30" w:name="_Toc23846_WPSOffice_Level1"/>
+      <w:bookmarkStart w:id="24" w:name="_Toc28496"/>
+      <w:bookmarkStart w:id="25" w:name="_Toc31696"/>
+      <w:bookmarkStart w:id="26" w:name="_Toc23903"/>
+      <w:bookmarkStart w:id="27" w:name="_Toc25727"/>
+      <w:bookmarkStart w:id="28" w:name="_Toc32443_WPSOffice_Level1"/>
+      <w:bookmarkStart w:id="29" w:name="_Toc23846_WPSOffice_Level1"/>
+      <w:bookmarkStart w:id="30" w:name="_Toc4331_WPSOffice_Level1"/>
       <w:r>
         <w:rPr>
           <w:rFonts w:hint="default"/>
@@ -7746,6 +7745,12 @@
             <w:insideH w:val="single" w:color="A4A4A4" w:sz="4" w:space="0"/>
             <w:insideV w:val="single" w:color="A4A4A4" w:sz="4" w:space="0"/>
           </w:tblBorders>
+          <w:tblCellMar>
+            <w:top w:w="0" w:type="dxa"/>
+            <w:left w:w="0" w:type="dxa"/>
+            <w:bottom w:w="0" w:type="dxa"/>
+            <w:right w:w="0" w:type="dxa"/>
+          </w:tblCellMar>
         </w:tblPrEx>
         <w:trPr>
           <w:trHeight w:val="510" w:hRule="atLeast"/>
@@ -10002,10 +10007,10 @@
           <w:lang w:eastAsia="zh-CN"/>
         </w:rPr>
       </w:pPr>
-      <w:bookmarkStart w:id="34" w:name="_Toc20034"/>
-      <w:bookmarkStart w:id="35" w:name="_Toc106719764"/>
+      <w:bookmarkStart w:id="34" w:name="_Toc106719764"/>
+      <w:bookmarkStart w:id="35" w:name="_Toc29769"/>
       <w:bookmarkStart w:id="36" w:name="_Toc10223"/>
-      <w:bookmarkStart w:id="37" w:name="_Toc29769"/>
+      <w:bookmarkStart w:id="37" w:name="_Toc20034"/>
       <w:r>
         <w:rPr>
           <w:rFonts w:hint="eastAsia"/>
@@ -12991,8 +12996,8 @@
       <w:bookmarkEnd w:id="29"/>
       <w:bookmarkEnd w:id="30"/>
       <w:bookmarkStart w:id="38" w:name="_Toc15289_WPSOffice_Level3"/>
-      <w:bookmarkStart w:id="39" w:name="_Toc6931_WPSOffice_Level3"/>
-      <w:bookmarkStart w:id="40" w:name="_Toc26395"/>
+      <w:bookmarkStart w:id="39" w:name="_Toc26395"/>
+      <w:bookmarkStart w:id="40" w:name="_Toc6931_WPSOffice_Level3"/>
       <w:r>
         <w:rPr>
           <w:rFonts w:hint="eastAsia" w:ascii="Times New Roman" w:hAnsi="Times New Roman" w:eastAsia="微软雅黑" w:cs="Times New Roman"/>
@@ -13068,8 +13073,8 @@
         </w:rPr>
       </w:pPr>
       <w:bookmarkStart w:id="43" w:name="_Toc8867"/>
-      <w:bookmarkStart w:id="44" w:name="_Toc5547"/>
-      <w:bookmarkStart w:id="45" w:name="_Toc149837265"/>
+      <w:bookmarkStart w:id="44" w:name="_Toc149837265"/>
+      <w:bookmarkStart w:id="45" w:name="_Toc5547"/>
       <w:r>
         <w:rPr>
           <w:rFonts w:hint="eastAsia"/>
@@ -13144,11 +13149,11 @@
           <w:lang w:eastAsia="zh-CN"/>
         </w:rPr>
       </w:pPr>
-      <w:bookmarkStart w:id="46" w:name="_Toc28240"/>
+      <w:bookmarkStart w:id="46" w:name="_Toc13196_WPSOffice_Level1"/>
       <w:bookmarkStart w:id="47" w:name="_Toc27302"/>
-      <w:bookmarkStart w:id="48" w:name="_Toc13196_WPSOffice_Level1"/>
-      <w:bookmarkStart w:id="49" w:name="_Toc21764_WPSOffice_Level1"/>
-      <w:bookmarkStart w:id="50" w:name="_Toc1707_WPSOffice_Level1"/>
+      <w:bookmarkStart w:id="48" w:name="_Toc28240"/>
+      <w:bookmarkStart w:id="49" w:name="_Toc1707_WPSOffice_Level1"/>
+      <w:bookmarkStart w:id="50" w:name="_Toc21764_WPSOffice_Level1"/>
       <w:r>
         <w:rPr>
           <w:rFonts w:hint="eastAsia" w:ascii="Times New Roman" w:hAnsi="Times New Roman" w:eastAsia="微软雅黑" w:cs="黑体"/>
@@ -17216,17 +17221,17 @@
           <w:lang w:val="en-US" w:eastAsia="zh-CN"/>
         </w:rPr>
       </w:pPr>
-      <w:bookmarkStart w:id="52" w:name="_Toc14255_WPSOffice_Level1"/>
-      <w:bookmarkStart w:id="53" w:name="_Toc9066"/>
-      <w:bookmarkStart w:id="54" w:name="_Toc3674"/>
-      <w:bookmarkStart w:id="55" w:name="_Toc3767"/>
-      <w:bookmarkStart w:id="56" w:name="_Toc24085_WPSOffice_Level1"/>
-      <w:bookmarkStart w:id="57" w:name="_Toc15840_WPSOffice_Level1"/>
+      <w:bookmarkStart w:id="52" w:name="_Toc3767"/>
+      <w:bookmarkStart w:id="53" w:name="_Toc3674"/>
+      <w:bookmarkStart w:id="54" w:name="_Toc24085_WPSOffice_Level1"/>
+      <w:bookmarkStart w:id="55" w:name="_Toc15840_WPSOffice_Level1"/>
+      <w:bookmarkStart w:id="56" w:name="_Toc14255_WPSOffice_Level1"/>
+      <w:bookmarkStart w:id="57" w:name="_Toc9066"/>
       <w:bookmarkStart w:id="58" w:name="_Hlk33190413"/>
       <w:bookmarkStart w:id="59" w:name="_Toc18699"/>
-      <w:bookmarkStart w:id="60" w:name="_Toc11193_WPSOffice_Level1"/>
+      <w:bookmarkStart w:id="60" w:name="_Toc28810_WPSOffice_Level1"/>
       <w:bookmarkStart w:id="61" w:name="_Toc11896_WPSOffice_Level1"/>
-      <w:bookmarkStart w:id="62" w:name="_Toc28810_WPSOffice_Level1"/>
+      <w:bookmarkStart w:id="62" w:name="_Toc11193_WPSOffice_Level1"/>
       <w:r>
         <w:rPr>
           <w:rFonts w:hint="eastAsia" w:ascii="Times New Roman" w:hAnsi="Times New Roman"/>
@@ -20757,8 +20762,8 @@
           <w:lang w:eastAsia="zh-CN"/>
         </w:rPr>
       </w:pPr>
-      <w:bookmarkStart w:id="65" w:name="_Toc26220"/>
-      <w:bookmarkStart w:id="66" w:name="_Toc7697"/>
+      <w:bookmarkStart w:id="65" w:name="_Toc7697"/>
+      <w:bookmarkStart w:id="66" w:name="_Toc26220"/>
       <w:r>
         <w:rPr>
           <w:rFonts w:hint="eastAsia" w:ascii="Times New Roman" w:hAnsi="Times New Roman"/>
@@ -21474,14 +21479,14 @@
           <w:lang w:eastAsia="zh-CN"/>
         </w:rPr>
       </w:pPr>
-      <w:bookmarkStart w:id="67" w:name="_Toc5400"/>
-      <w:bookmarkStart w:id="68" w:name="_Toc17547"/>
-      <w:bookmarkStart w:id="69" w:name="_Toc32060"/>
-      <w:bookmarkStart w:id="70" w:name="_Toc30922"/>
-      <w:bookmarkStart w:id="71" w:name="_Toc3846"/>
-      <w:bookmarkStart w:id="72" w:name="_Toc8993"/>
-      <w:bookmarkStart w:id="73" w:name="_Toc23769"/>
-      <w:bookmarkStart w:id="74" w:name="_Toc9076"/>
+      <w:bookmarkStart w:id="67" w:name="_Toc23769"/>
+      <w:bookmarkStart w:id="68" w:name="_Toc9076"/>
+      <w:bookmarkStart w:id="69" w:name="_Toc3846"/>
+      <w:bookmarkStart w:id="70" w:name="_Toc8993"/>
+      <w:bookmarkStart w:id="71" w:name="_Toc5400"/>
+      <w:bookmarkStart w:id="72" w:name="_Toc30922"/>
+      <w:bookmarkStart w:id="73" w:name="_Toc17547"/>
+      <w:bookmarkStart w:id="74" w:name="_Toc32060"/>
       <w:r>
         <w:rPr>
           <w:rFonts w:ascii="Times New Roman" w:hAnsi="Times New Roman" w:eastAsia="微软雅黑" w:cs="Times New Roman"/>
@@ -21640,14 +21645,14 @@
           <w:lang w:eastAsia="zh-CN"/>
         </w:rPr>
       </w:pPr>
-      <w:bookmarkStart w:id="75" w:name="_Toc126"/>
-      <w:bookmarkStart w:id="76" w:name="_Toc3389"/>
-      <w:bookmarkStart w:id="77" w:name="_Toc22196"/>
-      <w:bookmarkStart w:id="78" w:name="_Toc10299"/>
-      <w:bookmarkStart w:id="79" w:name="_Toc15385"/>
-      <w:bookmarkStart w:id="80" w:name="_Toc30105"/>
-      <w:bookmarkStart w:id="81" w:name="_Toc24939"/>
-      <w:bookmarkStart w:id="82" w:name="_Toc22915"/>
+      <w:bookmarkStart w:id="75" w:name="_Toc22915"/>
+      <w:bookmarkStart w:id="76" w:name="_Toc24939"/>
+      <w:bookmarkStart w:id="77" w:name="_Toc30105"/>
+      <w:bookmarkStart w:id="78" w:name="_Toc3389"/>
+      <w:bookmarkStart w:id="79" w:name="_Toc126"/>
+      <w:bookmarkStart w:id="80" w:name="_Toc15385"/>
+      <w:bookmarkStart w:id="81" w:name="_Toc22196"/>
+      <w:bookmarkStart w:id="82" w:name="_Toc10299"/>
       <w:r>
         <w:rPr>
           <w:rFonts w:ascii="Times New Roman" w:hAnsi="Times New Roman" w:eastAsia="微软雅黑" w:cs="Times New Roman"/>

--- a/WebContent/docx/中国人群BRCA12基因分子分型研究_胚系-基智远.docx
+++ b/WebContent/docx/中国人群BRCA12基因分子分型研究_胚系-基智远.docx
@@ -9,6 +9,60 @@
           <w:szCs w:val="20"/>
         </w:rPr>
       </w:pPr>
+      <w:r>
+        <w:rPr>
+          <w:color w:val="7F7F7F"/>
+          <w:sz w:val="20"/>
+          <w:szCs w:val="20"/>
+          <w:lang w:eastAsia="zh-CN"/>
+        </w:rPr>
+        <w:drawing>
+          <wp:anchor distT="0" distB="0" distL="0" distR="0" simplePos="0" relativeHeight="251664384" behindDoc="0" locked="0" layoutInCell="1" allowOverlap="1">
+            <wp:simplePos x="0" y="0"/>
+            <wp:positionH relativeFrom="column">
+              <wp:posOffset>4683125</wp:posOffset>
+            </wp:positionH>
+            <wp:positionV relativeFrom="paragraph">
+              <wp:posOffset>-107950</wp:posOffset>
+            </wp:positionV>
+            <wp:extent cx="1369060" cy="389255"/>
+            <wp:effectExtent l="0" t="0" r="2540" b="6985"/>
+            <wp:wrapNone/>
+            <wp:docPr id="40" name="图片 40" descr="C:\Users\JT\Desktop\2019.3.1-诺禾致源logo-最新版\logo-透明底.pnglogo-透明底"/>
+            <wp:cNvGraphicFramePr>
+              <a:graphicFrameLocks xmlns:a="http://schemas.openxmlformats.org/drawingml/2006/main" noChangeAspect="1"/>
+            </wp:cNvGraphicFramePr>
+            <a:graphic xmlns:a="http://schemas.openxmlformats.org/drawingml/2006/main">
+              <a:graphicData uri="http://schemas.openxmlformats.org/drawingml/2006/picture">
+                <pic:pic xmlns:pic="http://schemas.openxmlformats.org/drawingml/2006/picture">
+                  <pic:nvPicPr>
+                    <pic:cNvPr id="40" name="图片 40" descr="C:\Users\JT\Desktop\2019.3.1-诺禾致源logo-最新版\logo-透明底.pnglogo-透明底"/>
+                    <pic:cNvPicPr>
+                      <a:picLocks noChangeAspect="1"/>
+                    </pic:cNvPicPr>
+                  </pic:nvPicPr>
+                  <pic:blipFill>
+                    <a:blip r:embed="rId9"/>
+                    <a:srcRect/>
+                    <a:stretch>
+                      <a:fillRect/>
+                    </a:stretch>
+                  </pic:blipFill>
+                  <pic:spPr>
+                    <a:xfrm>
+                      <a:off x="0" y="0"/>
+                      <a:ext cx="1369060" cy="389255"/>
+                    </a:xfrm>
+                    <a:prstGeom prst="rect">
+                      <a:avLst/>
+                    </a:prstGeom>
+                  </pic:spPr>
+                </pic:pic>
+              </a:graphicData>
+            </a:graphic>
+          </wp:anchor>
+        </w:drawing>
+      </w:r>
       <w:r>
         <w:rPr>
           <w:rFonts w:hint="eastAsia" w:eastAsia="宋体"/>
@@ -42,7 +96,7 @@
                     </pic:cNvPicPr>
                   </pic:nvPicPr>
                   <pic:blipFill>
-                    <a:blip r:embed="rId9"/>
+                    <a:blip r:embed="rId10"/>
                     <a:stretch>
                       <a:fillRect/>
                     </a:stretch>
@@ -2216,9 +2270,9 @@
       </w:r>
       <w:bookmarkStart w:id="0" w:name="_Toc24178_WPSOffice_Level1"/>
       <w:bookmarkStart w:id="1" w:name="_Toc21009_WPSOffice_Level1"/>
-      <w:bookmarkStart w:id="2" w:name="_Toc30143_WPSOffice_Level1"/>
-      <w:bookmarkStart w:id="3" w:name="_Toc13806"/>
-      <w:bookmarkStart w:id="4" w:name="_Toc21669"/>
+      <w:bookmarkStart w:id="2" w:name="_Toc21669"/>
+      <w:bookmarkStart w:id="3" w:name="_Toc30143_WPSOffice_Level1"/>
+      <w:bookmarkStart w:id="4" w:name="_Toc13806"/>
     </w:p>
     <w:p>
       <w:pPr>
@@ -2288,12 +2342,6 @@
             <w:insideH w:val="single" w:color="A4A4A4" w:sz="4" w:space="0"/>
             <w:insideV w:val="single" w:color="A4A4A4" w:sz="4" w:space="0"/>
           </w:tblBorders>
-          <w:tblCellMar>
-            <w:top w:w="0" w:type="dxa"/>
-            <w:left w:w="108" w:type="dxa"/>
-            <w:bottom w:w="0" w:type="dxa"/>
-            <w:right w:w="108" w:type="dxa"/>
-          </w:tblCellMar>
         </w:tblPrEx>
         <w:trPr>
           <w:trHeight w:val="397" w:hRule="atLeast"/>
@@ -2487,39 +2535,15 @@
             </w:pPr>
             <w:r>
               <w:rPr>
-                <w:rFonts w:hint="eastAsia" w:ascii="Times New Roman" w:hAnsi="Times New Roman" w:eastAsia="微软雅黑" w:cs="Times New Roman"/>
+                <w:rFonts w:hint="default" w:ascii="Times New Roman" w:hAnsi="Times New Roman" w:eastAsia="微软雅黑" w:cs="Times New Roman"/>
                 <w:bCs/>
                 <w:color w:val="000000"/>
                 <w:sz w:val="21"/>
                 <w:szCs w:val="21"/>
-                <w:lang w:val="en-US" w:eastAsia="zh-CN"/>
-              </w:rPr>
-              <w:t>样本采集</w:t>
-            </w:r>
-            <w:r>
-              <w:rPr>
-                <w:rFonts w:ascii="Times New Roman" w:hAnsi="Times New Roman" w:eastAsia="微软雅黑" w:cs="Times New Roman"/>
-                <w:bCs/>
-                <w:color w:val="000000"/>
-                <w:sz w:val="21"/>
-                <w:szCs w:val="21"/>
-                <w:lang w:eastAsia="zh-CN"/>
-              </w:rPr>
-              <w:t>时间：</w:t>
-            </w:r>
-            <w:r>
-              <w:rPr>
-                <w:rFonts w:hint="eastAsia" w:ascii="Times New Roman" w:hAnsi="Times New Roman" w:eastAsia="微软雅黑" w:cs="Times New Roman"/>
-                <w:bCs/>
-                <w:color w:val="000000"/>
-                <w:sz w:val="21"/>
-                <w:szCs w:val="21"/>
-                <w:lang w:eastAsia="zh-CN"/>
-              </w:rPr>
-              <w:t>{{sample.collect_date}}</w:t>
-            </w:r>
-            <w:bookmarkStart w:id="83" w:name="_GoBack"/>
-            <w:bookmarkEnd w:id="83"/>
+                <w:lang w:eastAsia="zh-CN"/>
+              </w:rPr>
+              <w:t>门诊/住院号：{{ room }}</w:t>
+            </w:r>
           </w:p>
         </w:tc>
       </w:tr>
@@ -2611,30 +2635,41 @@
                 <w:color w:val="000000"/>
                 <w:sz w:val="21"/>
                 <w:szCs w:val="21"/>
-                <w:lang w:eastAsia="zh-CN"/>
-              </w:rPr>
-            </w:pPr>
-            <w:r>
-              <w:rPr>
-                <w:rFonts w:ascii="Times New Roman" w:hAnsi="Times New Roman" w:eastAsia="微软雅黑" w:cs="Times New Roman"/>
+                <w:lang w:val="en-US" w:eastAsia="zh-CN" w:bidi="ar-SA"/>
+              </w:rPr>
+            </w:pPr>
+            <w:r>
+              <w:rPr>
+                <w:rFonts w:hint="eastAsia" w:ascii="Times New Roman" w:hAnsi="Times New Roman" w:eastAsia="微软雅黑" w:cs="Times New Roman"/>
                 <w:bCs/>
                 <w:color w:val="000000"/>
                 <w:sz w:val="21"/>
                 <w:szCs w:val="21"/>
-                <w:lang w:eastAsia="zh-CN"/>
-              </w:rPr>
-              <w:t>接收时间：</w:t>
-            </w:r>
-            <w:r>
-              <w:rPr>
-                <w:rFonts w:hint="eastAsia" w:ascii="Times New Roman" w:hAnsi="Times New Roman" w:eastAsia="微软雅黑" w:cs="Times New Roman"/>
+                <w:lang w:val="en-US" w:eastAsia="zh-CN"/>
+              </w:rPr>
+              <w:t>样本采集</w:t>
+            </w:r>
+            <w:r>
+              <w:rPr>
+                <w:rFonts w:ascii="Times New Roman" w:hAnsi="Times New Roman" w:eastAsia="微软雅黑" w:cs="Times New Roman"/>
                 <w:bCs/>
                 <w:color w:val="000000"/>
                 <w:sz w:val="21"/>
                 <w:szCs w:val="21"/>
                 <w:lang w:eastAsia="zh-CN"/>
               </w:rPr>
-              <w:t>{{ receiveddate }}</w:t>
+              <w:t>时间：</w:t>
+            </w:r>
+            <w:r>
+              <w:rPr>
+                <w:rFonts w:hint="eastAsia" w:ascii="Times New Roman" w:hAnsi="Times New Roman" w:eastAsia="微软雅黑" w:cs="Times New Roman"/>
+                <w:bCs/>
+                <w:color w:val="000000"/>
+                <w:sz w:val="21"/>
+                <w:szCs w:val="21"/>
+                <w:lang w:eastAsia="zh-CN"/>
+              </w:rPr>
+              <w:t>{{sample.collect_date}}</w:t>
             </w:r>
           </w:p>
         </w:tc>
@@ -2680,6 +2715,111 @@
                 <w:color w:val="000000"/>
                 <w:sz w:val="21"/>
                 <w:szCs w:val="21"/>
+                <w:lang w:val="en-US" w:eastAsia="zh-CN" w:bidi="ar-SA"/>
+              </w:rPr>
+            </w:pPr>
+            <w:r>
+              <w:rPr>
+                <w:rFonts w:hint="default" w:ascii="Times New Roman" w:hAnsi="Times New Roman" w:eastAsia="微软雅黑" w:cs="Times New Roman"/>
+                <w:bCs/>
+                <w:color w:val="000000"/>
+                <w:sz w:val="21"/>
+                <w:szCs w:val="21"/>
+                <w:lang w:eastAsia="zh-CN"/>
+              </w:rPr>
+              <w:t>送检医院：{{ hospital }}</w:t>
+            </w:r>
+          </w:p>
+        </w:tc>
+        <w:tc>
+          <w:tcPr>
+            <w:tcW w:w="4882" w:type="dxa"/>
+            <w:tcBorders>
+              <w:top w:val="single" w:color="0070C0" w:sz="4" w:space="0"/>
+              <w:left w:val="single" w:color="0070C0" w:sz="4" w:space="0"/>
+              <w:bottom w:val="single" w:color="0070C0" w:sz="4" w:space="0"/>
+            </w:tcBorders>
+            <w:shd w:val="clear" w:color="auto" w:fill="auto"/>
+            <w:vAlign w:val="center"/>
+          </w:tcPr>
+          <w:p>
+            <w:pPr>
+              <w:jc w:val="both"/>
+              <w:rPr>
+                <w:rFonts w:hint="eastAsia" w:ascii="Times New Roman" w:hAnsi="Times New Roman" w:eastAsia="微软雅黑" w:cs="Times New Roman"/>
+                <w:bCs/>
+                <w:color w:val="000000"/>
+                <w:sz w:val="21"/>
+                <w:szCs w:val="21"/>
+                <w:lang w:val="en-US" w:eastAsia="zh-CN" w:bidi="ar-SA"/>
+              </w:rPr>
+            </w:pPr>
+            <w:r>
+              <w:rPr>
+                <w:rFonts w:ascii="Times New Roman" w:hAnsi="Times New Roman" w:eastAsia="微软雅黑" w:cs="Times New Roman"/>
+                <w:bCs/>
+                <w:color w:val="000000"/>
+                <w:sz w:val="21"/>
+                <w:szCs w:val="21"/>
+                <w:lang w:eastAsia="zh-CN"/>
+              </w:rPr>
+              <w:t>接收时间：</w:t>
+            </w:r>
+            <w:r>
+              <w:rPr>
+                <w:rFonts w:hint="eastAsia" w:ascii="Times New Roman" w:hAnsi="Times New Roman" w:eastAsia="微软雅黑" w:cs="Times New Roman"/>
+                <w:bCs/>
+                <w:color w:val="000000"/>
+                <w:sz w:val="21"/>
+                <w:szCs w:val="21"/>
+                <w:lang w:eastAsia="zh-CN"/>
+              </w:rPr>
+              <w:t>{{ receiveddate }}</w:t>
+            </w:r>
+          </w:p>
+        </w:tc>
+      </w:tr>
+      <w:tr>
+        <w:tblPrEx>
+          <w:tblBorders>
+            <w:top w:val="single" w:color="5A9D46" w:sz="24" w:space="0"/>
+            <w:left w:val="none" w:color="auto" w:sz="0" w:space="0"/>
+            <w:bottom w:val="single" w:color="A4A4A4" w:sz="4" w:space="0"/>
+            <w:right w:val="none" w:color="auto" w:sz="0" w:space="0"/>
+            <w:insideH w:val="single" w:color="A4A4A4" w:sz="4" w:space="0"/>
+            <w:insideV w:val="single" w:color="A4A4A4" w:sz="4" w:space="0"/>
+          </w:tblBorders>
+          <w:tblCellMar>
+            <w:top w:w="0" w:type="dxa"/>
+            <w:left w:w="108" w:type="dxa"/>
+            <w:bottom w:w="0" w:type="dxa"/>
+            <w:right w:w="108" w:type="dxa"/>
+          </w:tblCellMar>
+        </w:tblPrEx>
+        <w:trPr>
+          <w:trHeight w:val="397" w:hRule="atLeast"/>
+          <w:jc w:val="center"/>
+        </w:trPr>
+        <w:tc>
+          <w:tcPr>
+            <w:tcW w:w="4756" w:type="dxa"/>
+            <w:tcBorders>
+              <w:top w:val="single" w:color="0070C0" w:sz="4" w:space="0"/>
+              <w:bottom w:val="single" w:color="0070C0" w:sz="4" w:space="0"/>
+              <w:right w:val="single" w:color="0070C0" w:sz="4" w:space="0"/>
+            </w:tcBorders>
+            <w:shd w:val="clear" w:color="auto" w:fill="auto"/>
+            <w:vAlign w:val="center"/>
+          </w:tcPr>
+          <w:p>
+            <w:pPr>
+              <w:jc w:val="both"/>
+              <w:rPr>
+                <w:rFonts w:ascii="Times New Roman" w:hAnsi="Times New Roman" w:eastAsia="微软雅黑" w:cs="Times New Roman"/>
+                <w:bCs/>
+                <w:color w:val="000000"/>
+                <w:sz w:val="21"/>
+                <w:szCs w:val="21"/>
                 <w:lang w:eastAsia="zh-CN"/>
               </w:rPr>
             </w:pPr>
@@ -2781,7 +2921,6 @@
               <w:jc w:val="both"/>
               <w:rPr>
                 <w:rFonts w:ascii="Times New Roman" w:hAnsi="Times New Roman" w:eastAsia="微软雅黑" w:cs="Times New Roman"/>
-                <w:bCs/>
                 <w:color w:val="000000"/>
                 <w:sz w:val="21"/>
                 <w:szCs w:val="21"/>
@@ -2839,11 +2978,11 @@
           <w:szCs w:val="32"/>
         </w:rPr>
       </w:pPr>
-      <w:bookmarkStart w:id="6" w:name="_Toc18062_WPSOffice_Level1"/>
+      <w:bookmarkStart w:id="6" w:name="_Toc7021_WPSOffice_Level1"/>
       <w:bookmarkStart w:id="7" w:name="_Toc9085"/>
-      <w:bookmarkStart w:id="8" w:name="_Toc7021_WPSOffice_Level1"/>
+      <w:bookmarkStart w:id="8" w:name="_Toc11015_WPSOffice_Level1"/>
       <w:bookmarkStart w:id="9" w:name="_Toc17451"/>
-      <w:bookmarkStart w:id="10" w:name="_Toc11015_WPSOffice_Level1"/>
+      <w:bookmarkStart w:id="10" w:name="_Toc18062_WPSOffice_Level1"/>
       <w:bookmarkStart w:id="11" w:name="_Toc3823"/>
       <w:r>
         <w:rPr>
@@ -3086,8 +3225,8 @@
           <w:lang w:val="en-US" w:eastAsia="zh-CN"/>
         </w:rPr>
       </w:pPr>
-      <w:bookmarkStart w:id="18" w:name="_Toc149837254"/>
-      <w:bookmarkStart w:id="19" w:name="_Toc19624"/>
+      <w:bookmarkStart w:id="18" w:name="_Toc19624"/>
+      <w:bookmarkStart w:id="19" w:name="_Toc149837254"/>
       <w:r>
         <w:rPr>
           <w:rFonts w:hint="eastAsia"/>
@@ -4429,7 +4568,7 @@
                           </pic:cNvPicPr>
                         </pic:nvPicPr>
                         <pic:blipFill>
-                          <a:blip r:embed="rId10">
+                          <a:blip r:embed="rId11">
                             <a:clrChange>
                               <a:clrFrom>
                                 <a:srgbClr val="FFFFFF">
@@ -4467,7 +4606,7 @@
                           </pic:cNvPicPr>
                         </pic:nvPicPr>
                         <pic:blipFill>
-                          <a:blip r:embed="rId11">
+                          <a:blip r:embed="rId12">
                             <a:clrChange>
                               <a:clrFrom>
                                 <a:srgbClr val="FFFFFF">
@@ -4509,13 +4648,13 @@
                 <v:shape id="图片 6" o:spid="_x0000_s1026" o:spt="75" alt="蔡冬雪" type="#_x0000_t75" style="position:absolute;left:19211;top:19491;height:566;width:1261;" filled="f" o:preferrelative="t" stroked="f" coordsize="21600,21600" o:gfxdata="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">
                   <v:fill on="f" focussize="0,0"/>
                   <v:stroke on="f"/>
-                  <v:imagedata r:id="rId10" cropleft="12226f" croptop="21838f" cropright="12384f" cropbottom="17497f" chromakey="#FFFFFF" o:title=""/>
+                  <v:imagedata r:id="rId11" cropleft="12226f" croptop="21838f" cropright="12384f" cropbottom="17497f" chromakey="#FFFFFF" o:title=""/>
                   <o:lock v:ext="edit" aspectratio="t"/>
                 </v:shape>
                 <v:shape id="图片 4" o:spid="_x0000_s1026" o:spt="75" alt="王建丽" type="#_x0000_t75" style="position:absolute;left:22261;top:19395;height:713;width:1258;" filled="f" o:preferrelative="t" stroked="f" coordsize="21600,21600" o:gfxdata="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">
                   <v:fill on="f" focussize="0,0"/>
                   <v:stroke on="f"/>
-                  <v:imagedata r:id="rId11" chromakey="#FFFFFF" o:title=""/>
+                  <v:imagedata r:id="rId12" chromakey="#FFFFFF" o:title=""/>
                   <o:lock v:ext="edit" aspectratio="t"/>
                 </v:shape>
               </v:group>
@@ -4544,14 +4683,6 @@
         <w:gridCol w:w="2294"/>
       </w:tblGrid>
       <w:tr>
-        <w:tblPrEx>
-          <w:tblCellMar>
-            <w:top w:w="0" w:type="dxa"/>
-            <w:left w:w="0" w:type="dxa"/>
-            <w:bottom w:w="0" w:type="dxa"/>
-            <w:right w:w="0" w:type="dxa"/>
-          </w:tblCellMar>
-        </w:tblPrEx>
         <w:trPr>
           <w:trHeight w:val="441" w:hRule="exact"/>
           <w:jc w:val="right"/>
@@ -4941,7 +5072,7 @@
                           </pic:cNvPicPr>
                         </pic:nvPicPr>
                         <pic:blipFill>
-                          <a:blip r:embed="rId12">
+                          <a:blip r:embed="rId13">
                             <a:clrChange>
                               <a:clrFrom>
                                 <a:srgbClr val="FFFFFF">
@@ -4983,7 +5114,7 @@
                           </pic:cNvPicPr>
                         </pic:nvPicPr>
                         <pic:blipFill>
-                          <a:blip r:embed="rId11">
+                          <a:blip r:embed="rId12">
                             <a:clrChange>
                               <a:clrFrom>
                                 <a:srgbClr val="FFFFFF">
@@ -5020,18 +5151,18 @@
           </mc:Choice>
           <mc:Fallback>
             <w:pict>
-              <v:group id="_x0000_s1026" o:spid="_x0000_s1026" o:spt="203" style="position:absolute;left:0pt;margin-left:218.5pt;margin-top:6pt;height:45.05pt;width:230.5pt;z-index:251663360;mso-width-relative:page;mso-height-relative:page;" coordorigin="19199,21203" coordsize="4610,901" o:gfxdata="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">
+              <v:group id="_x0000_s1026" o:spid="_x0000_s1026" o:spt="203" style="position:absolute;left:0pt;margin-left:218.5pt;margin-top:6pt;height:45.05pt;width:230.5pt;z-index:251663360;mso-width-relative:page;mso-height-relative:page;" coordorigin="19199,21203" coordsize="4610,901" o:gfxdata="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">
                 <o:lock v:ext="edit" aspectratio="f"/>
                 <v:shape id="图片 1" o:spid="_x0000_s1026" o:spt="75" type="#_x0000_t75" style="position:absolute;left:19199;top:21203;height:901;width:1672;" filled="f" o:preferrelative="t" stroked="f" coordsize="21600,21600" o:gfxdata="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">
                   <v:fill on="f" focussize="0,0"/>
                   <v:stroke on="f"/>
-                  <v:imagedata r:id="rId12" cropleft="7158f" croptop="7646f" chromakey="#FFFFFF" o:title=""/>
+                  <v:imagedata r:id="rId13" cropleft="7158f" croptop="7646f" chromakey="#FFFFFF" o:title=""/>
                   <o:lock v:ext="edit" aspectratio="t"/>
                 </v:shape>
                 <v:shape id="图片 11" o:spid="_x0000_s1026" o:spt="75" alt="王建丽" type="#_x0000_t75" style="position:absolute;left:22321;top:21215;height:842;width:1488;" filled="f" o:preferrelative="t" stroked="f" coordsize="21600,21600" o:gfxdata="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">
                   <v:fill on="f" focussize="0,0"/>
                   <v:stroke on="f"/>
-                  <v:imagedata r:id="rId11" chromakey="#FFFFFF" o:title=""/>
+                  <v:imagedata r:id="rId12" chromakey="#FFFFFF" o:title=""/>
                   <o:lock v:ext="edit" aspectratio="t"/>
                 </v:shape>
               </v:group>
@@ -5396,14 +5527,14 @@
           <w:szCs w:val="32"/>
         </w:rPr>
       </w:pPr>
-      <w:bookmarkStart w:id="20" w:name="_Toc19898_WPSOffice_Level1"/>
-      <w:bookmarkStart w:id="21" w:name="_Toc22132"/>
-      <w:bookmarkStart w:id="22" w:name="_Toc2781"/>
-      <w:bookmarkStart w:id="23" w:name="_Toc20136_WPSOffice_Level1"/>
-      <w:bookmarkStart w:id="24" w:name="_Toc28496"/>
-      <w:bookmarkStart w:id="25" w:name="_Toc31696"/>
-      <w:bookmarkStart w:id="26" w:name="_Toc23903"/>
-      <w:bookmarkStart w:id="27" w:name="_Toc25727"/>
+      <w:bookmarkStart w:id="20" w:name="_Toc28496"/>
+      <w:bookmarkStart w:id="21" w:name="_Toc20136_WPSOffice_Level1"/>
+      <w:bookmarkStart w:id="22" w:name="_Toc22132"/>
+      <w:bookmarkStart w:id="23" w:name="_Toc31696"/>
+      <w:bookmarkStart w:id="24" w:name="_Toc19898_WPSOffice_Level1"/>
+      <w:bookmarkStart w:id="25" w:name="_Toc2781"/>
+      <w:bookmarkStart w:id="26" w:name="_Toc25727"/>
+      <w:bookmarkStart w:id="27" w:name="_Toc23903"/>
       <w:bookmarkStart w:id="28" w:name="_Toc32443_WPSOffice_Level1"/>
       <w:bookmarkStart w:id="29" w:name="_Toc23846_WPSOffice_Level1"/>
       <w:bookmarkStart w:id="30" w:name="_Toc4331_WPSOffice_Level1"/>
@@ -5435,8 +5566,8 @@
           <w:color w:val="0070C0"/>
         </w:rPr>
       </w:pPr>
-      <w:bookmarkStart w:id="31" w:name="_Toc8159"/>
-      <w:bookmarkStart w:id="32" w:name="_Toc4979"/>
+      <w:bookmarkStart w:id="31" w:name="_Toc4979"/>
+      <w:bookmarkStart w:id="32" w:name="_Toc8159"/>
       <w:bookmarkStart w:id="33" w:name="_Toc149837259"/>
       <w:r>
         <w:rPr>
@@ -7214,12 +7345,6 @@
             <w:insideH w:val="dotted" w:color="00B050" w:sz="4" w:space="0"/>
             <w:insideV w:val="dotted" w:color="00B050" w:sz="4" w:space="0"/>
           </w:tblBorders>
-          <w:tblCellMar>
-            <w:top w:w="0" w:type="dxa"/>
-            <w:left w:w="0" w:type="dxa"/>
-            <w:bottom w:w="0" w:type="dxa"/>
-            <w:right w:w="0" w:type="dxa"/>
-          </w:tblCellMar>
         </w:tblPrEx>
         <w:trPr>
           <w:trHeight w:val="510" w:hRule="atLeast"/>
@@ -10007,8 +10132,8 @@
           <w:lang w:eastAsia="zh-CN"/>
         </w:rPr>
       </w:pPr>
-      <w:bookmarkStart w:id="34" w:name="_Toc106719764"/>
-      <w:bookmarkStart w:id="35" w:name="_Toc29769"/>
+      <w:bookmarkStart w:id="34" w:name="_Toc29769"/>
+      <w:bookmarkStart w:id="35" w:name="_Toc106719764"/>
       <w:bookmarkStart w:id="36" w:name="_Toc10223"/>
       <w:bookmarkStart w:id="37" w:name="_Toc20034"/>
       <w:r>
@@ -13043,8 +13168,8 @@
           <w:lang w:eastAsia="zh-CN"/>
         </w:rPr>
       </w:pPr>
-      <w:bookmarkStart w:id="41" w:name="_Toc30134"/>
-      <w:bookmarkStart w:id="42" w:name="_Toc1566"/>
+      <w:bookmarkStart w:id="41" w:name="_Toc1566"/>
+      <w:bookmarkStart w:id="42" w:name="_Toc30134"/>
       <w:r>
         <w:rPr>
           <w:rFonts w:hint="eastAsia"/>
@@ -13150,8 +13275,8 @@
         </w:rPr>
       </w:pPr>
       <w:bookmarkStart w:id="46" w:name="_Toc13196_WPSOffice_Level1"/>
-      <w:bookmarkStart w:id="47" w:name="_Toc27302"/>
-      <w:bookmarkStart w:id="48" w:name="_Toc28240"/>
+      <w:bookmarkStart w:id="47" w:name="_Toc28240"/>
+      <w:bookmarkStart w:id="48" w:name="_Toc27302"/>
       <w:bookmarkStart w:id="49" w:name="_Toc1707_WPSOffice_Level1"/>
       <w:bookmarkStart w:id="50" w:name="_Toc21764_WPSOffice_Level1"/>
       <w:r>
@@ -17222,11 +17347,11 @@
         </w:rPr>
       </w:pPr>
       <w:bookmarkStart w:id="52" w:name="_Toc3767"/>
-      <w:bookmarkStart w:id="53" w:name="_Toc3674"/>
-      <w:bookmarkStart w:id="54" w:name="_Toc24085_WPSOffice_Level1"/>
-      <w:bookmarkStart w:id="55" w:name="_Toc15840_WPSOffice_Level1"/>
-      <w:bookmarkStart w:id="56" w:name="_Toc14255_WPSOffice_Level1"/>
-      <w:bookmarkStart w:id="57" w:name="_Toc9066"/>
+      <w:bookmarkStart w:id="53" w:name="_Toc24085_WPSOffice_Level1"/>
+      <w:bookmarkStart w:id="54" w:name="_Toc9066"/>
+      <w:bookmarkStart w:id="55" w:name="_Toc3674"/>
+      <w:bookmarkStart w:id="56" w:name="_Toc15840_WPSOffice_Level1"/>
+      <w:bookmarkStart w:id="57" w:name="_Toc14255_WPSOffice_Level1"/>
       <w:bookmarkStart w:id="58" w:name="_Hlk33190413"/>
       <w:bookmarkStart w:id="59" w:name="_Toc18699"/>
       <w:bookmarkStart w:id="60" w:name="_Toc28810_WPSOffice_Level1"/>
@@ -21482,11 +21607,11 @@
       <w:bookmarkStart w:id="67" w:name="_Toc23769"/>
       <w:bookmarkStart w:id="68" w:name="_Toc9076"/>
       <w:bookmarkStart w:id="69" w:name="_Toc3846"/>
-      <w:bookmarkStart w:id="70" w:name="_Toc8993"/>
-      <w:bookmarkStart w:id="71" w:name="_Toc5400"/>
-      <w:bookmarkStart w:id="72" w:name="_Toc30922"/>
+      <w:bookmarkStart w:id="70" w:name="_Toc5400"/>
+      <w:bookmarkStart w:id="71" w:name="_Toc8993"/>
+      <w:bookmarkStart w:id="72" w:name="_Toc32060"/>
       <w:bookmarkStart w:id="73" w:name="_Toc17547"/>
-      <w:bookmarkStart w:id="74" w:name="_Toc32060"/>
+      <w:bookmarkStart w:id="74" w:name="_Toc30922"/>
       <w:r>
         <w:rPr>
           <w:rFonts w:ascii="Times New Roman" w:hAnsi="Times New Roman" w:eastAsia="微软雅黑" w:cs="Times New Roman"/>
@@ -21645,12 +21770,12 @@
           <w:lang w:eastAsia="zh-CN"/>
         </w:rPr>
       </w:pPr>
-      <w:bookmarkStart w:id="75" w:name="_Toc22915"/>
-      <w:bookmarkStart w:id="76" w:name="_Toc24939"/>
+      <w:bookmarkStart w:id="75" w:name="_Toc24939"/>
+      <w:bookmarkStart w:id="76" w:name="_Toc22915"/>
       <w:bookmarkStart w:id="77" w:name="_Toc30105"/>
       <w:bookmarkStart w:id="78" w:name="_Toc3389"/>
-      <w:bookmarkStart w:id="79" w:name="_Toc126"/>
-      <w:bookmarkStart w:id="80" w:name="_Toc15385"/>
+      <w:bookmarkStart w:id="79" w:name="_Toc15385"/>
+      <w:bookmarkStart w:id="80" w:name="_Toc126"/>
       <w:bookmarkStart w:id="81" w:name="_Toc22196"/>
       <w:bookmarkStart w:id="82" w:name="_Toc10299"/>
       <w:r>
@@ -21848,17 +21973,936 @@
     </w:p>
     <w:p>
       <w:pPr>
-        <w:rPr>
-          <w:lang w:eastAsia="zh-CN"/>
-        </w:rPr>
-      </w:pPr>
+        <w:pStyle w:val="3"/>
+        <w:keepNext w:val="0"/>
+        <w:keepLines w:val="0"/>
+        <w:pageBreakBefore w:val="0"/>
+        <w:widowControl w:val="0"/>
+        <w:numPr>
+          <w:ilvl w:val="255"/>
+          <w:numId w:val="0"/>
+        </w:numPr>
+        <w:kinsoku/>
+        <w:wordWrap/>
+        <w:overflowPunct/>
+        <w:topLinePunct w:val="0"/>
+        <w:autoSpaceDE/>
+        <w:autoSpaceDN/>
+        <w:bidi w:val="0"/>
+        <w:adjustRightInd/>
+        <w:snapToGrid/>
+        <w:spacing w:line="240" w:lineRule="auto"/>
+        <w:jc w:val="left"/>
+        <w:textAlignment w:val="auto"/>
+        <w:rPr>
+          <w:rFonts w:hint="default"/>
+          <w:color w:val="0070C0"/>
+          <w:sz w:val="30"/>
+          <w:lang w:val="en-US" w:eastAsia="zh-CN"/>
+        </w:rPr>
+      </w:pPr>
+      <w:bookmarkStart w:id="83" w:name="_Toc20962"/>
+      <w:r>
+        <w:rPr>
+          <w:rFonts w:hint="default"/>
+          <w:color w:val="0070C0"/>
+          <w:sz w:val="30"/>
+          <w:lang w:val="en-US" w:eastAsia="zh-CN"/>
+        </w:rPr>
+        <w:t>检测方法与局限性</w:t>
+      </w:r>
+      <w:bookmarkEnd w:id="83"/>
     </w:p>
     <w:p>
       <w:pPr>
-        <w:rPr>
-          <w:rFonts w:ascii="Times New Roman" w:hAnsi="Times New Roman" w:eastAsia="等线"/>
+        <w:spacing w:line="240" w:lineRule="auto"/>
+        <w:ind w:right="448"/>
+        <w:rPr>
+          <w:rFonts w:hint="default" w:ascii="Times New Roman" w:hAnsi="Times New Roman" w:eastAsia="微软雅黑" w:cs="Times New Roman"/>
+          <w:b/>
+          <w:bCs/>
+          <w:sz w:val="24"/>
+          <w:szCs w:val="24"/>
+          <w:lang w:eastAsia="zh-CN"/>
+        </w:rPr>
+      </w:pPr>
+      <w:r>
+        <w:rPr>
+          <w:rFonts w:hint="default" w:ascii="Times New Roman" w:hAnsi="Times New Roman" w:eastAsia="微软雅黑" w:cs="Times New Roman"/>
+          <w:b/>
+          <w:bCs/>
+          <w:sz w:val="24"/>
+          <w:szCs w:val="24"/>
+          <w:lang w:eastAsia="zh-CN"/>
+        </w:rPr>
+        <w:t>检测方法</w:t>
+      </w:r>
+    </w:p>
+    <w:p>
+      <w:pPr>
+        <w:spacing w:line="240" w:lineRule="auto"/>
+        <w:ind w:firstLine="420" w:firstLineChars="200"/>
+        <w:jc w:val="both"/>
+        <w:rPr>
+          <w:rFonts w:hint="default" w:ascii="Times New Roman" w:hAnsi="Times New Roman" w:eastAsia="微软雅黑" w:cs="Times New Roman"/>
+          <w:bCs/>
+          <w:sz w:val="21"/>
+          <w:szCs w:val="21"/>
+          <w:lang w:eastAsia="zh-CN"/>
+        </w:rPr>
+      </w:pPr>
+      <w:r>
+        <w:rPr>
+          <w:rFonts w:hint="default" w:ascii="Times New Roman" w:hAnsi="Times New Roman" w:eastAsia="微软雅黑" w:cs="Times New Roman"/>
+          <w:bCs/>
+          <w:sz w:val="21"/>
+          <w:szCs w:val="21"/>
+          <w:lang w:eastAsia="zh-CN"/>
+        </w:rPr>
+        <w:t>{% for b in summaryOfRresults.productModularization.detection_method | nl() %}{%if loop.last%}{{ b }}{%else%}{{ b }}</w:t>
+      </w:r>
+    </w:p>
+    <w:p>
+      <w:pPr>
+        <w:spacing w:line="240" w:lineRule="auto"/>
+        <w:ind w:firstLine="420" w:firstLineChars="200"/>
+        <w:jc w:val="both"/>
+        <w:rPr>
+          <w:rFonts w:hint="default" w:ascii="Times New Roman" w:hAnsi="Times New Roman" w:eastAsia="微软雅黑" w:cs="Times New Roman"/>
+          <w:bCs/>
+          <w:sz w:val="21"/>
+          <w:szCs w:val="21"/>
+          <w:lang w:eastAsia="zh-CN"/>
+        </w:rPr>
+      </w:pPr>
+      <w:r>
+        <w:rPr>
+          <w:rFonts w:hint="default" w:ascii="Times New Roman" w:hAnsi="Times New Roman" w:eastAsia="微软雅黑" w:cs="Times New Roman"/>
+          <w:bCs/>
+          <w:sz w:val="21"/>
+          <w:szCs w:val="21"/>
+          <w:lang w:eastAsia="zh-CN"/>
+        </w:rPr>
+        <w:t>{%endif%}{% endfor%}</w:t>
+      </w:r>
+    </w:p>
+    <w:p>
+      <w:pPr>
+        <w:spacing w:line="240" w:lineRule="auto"/>
+        <w:ind w:right="448"/>
+        <w:rPr>
+          <w:rFonts w:hint="default" w:ascii="Times New Roman" w:hAnsi="Times New Roman" w:eastAsia="微软雅黑" w:cs="Times New Roman"/>
+          <w:b/>
+          <w:bCs/>
+          <w:sz w:val="24"/>
+          <w:szCs w:val="24"/>
+          <w:lang w:eastAsia="zh-CN"/>
+        </w:rPr>
+      </w:pPr>
+      <w:r>
+        <w:rPr>
+          <w:rFonts w:hint="default" w:ascii="Times New Roman" w:hAnsi="Times New Roman" w:eastAsia="微软雅黑" w:cs="Times New Roman"/>
+          <w:b/>
+          <w:bCs/>
+          <w:sz w:val="24"/>
+          <w:szCs w:val="24"/>
+          <w:lang w:eastAsia="zh-CN"/>
+        </w:rPr>
+        <w:t>局限性说明</w:t>
+      </w:r>
+    </w:p>
+    <w:p>
+      <w:pPr>
+        <w:spacing w:line="240" w:lineRule="auto"/>
+        <w:ind w:firstLine="420" w:firstLineChars="200"/>
+        <w:jc w:val="both"/>
+        <w:rPr>
+          <w:rFonts w:hint="default" w:ascii="Times New Roman" w:hAnsi="Times New Roman" w:eastAsia="微软雅黑" w:cs="Times New Roman"/>
+          <w:bCs/>
+          <w:sz w:val="21"/>
+          <w:szCs w:val="21"/>
+          <w:lang w:eastAsia="zh-CN"/>
+        </w:rPr>
+      </w:pPr>
+      <w:r>
+        <w:rPr>
+          <w:rFonts w:hint="default" w:ascii="Times New Roman" w:hAnsi="Times New Roman" w:eastAsia="微软雅黑" w:cs="Times New Roman"/>
+          <w:bCs/>
+          <w:sz w:val="21"/>
+          <w:szCs w:val="21"/>
+          <w:lang w:eastAsia="zh-CN"/>
+        </w:rPr>
+        <w:t>{% for b in summaryOfRresults.productModularization.limitation_statement | nl() %}{%if loop.last%}{{ b }}{%else%}{{ b }}</w:t>
+      </w:r>
+    </w:p>
+    <w:p>
+      <w:pPr>
+        <w:spacing w:line="240" w:lineRule="auto"/>
+        <w:ind w:firstLine="420" w:firstLineChars="200"/>
+        <w:jc w:val="both"/>
+        <w:rPr>
+          <w:rFonts w:hint="default" w:ascii="Times New Roman" w:hAnsi="Times New Roman" w:eastAsia="微软雅黑" w:cs="Times New Roman"/>
+          <w:bCs/>
+          <w:sz w:val="21"/>
+          <w:szCs w:val="21"/>
+          <w:lang w:eastAsia="zh-CN"/>
+        </w:rPr>
+      </w:pPr>
+      <w:r>
+        <w:rPr>
+          <w:rFonts w:hint="default" w:ascii="Times New Roman" w:hAnsi="Times New Roman" w:eastAsia="微软雅黑" w:cs="Times New Roman"/>
+          <w:bCs/>
+          <w:sz w:val="21"/>
+          <w:szCs w:val="21"/>
+          <w:lang w:eastAsia="zh-CN"/>
+        </w:rPr>
+        <w:t>{%endif%}{% endfor%}</w:t>
+      </w:r>
+    </w:p>
+    <w:p>
+      <w:pPr>
+        <w:spacing w:line="240" w:lineRule="auto"/>
+        <w:ind w:firstLine="420" w:firstLineChars="200"/>
+        <w:jc w:val="both"/>
+        <w:rPr>
+          <w:rFonts w:hint="default" w:ascii="Times New Roman" w:hAnsi="Times New Roman" w:eastAsia="微软雅黑" w:cs="Times New Roman"/>
+          <w:bCs/>
+          <w:sz w:val="21"/>
+          <w:szCs w:val="21"/>
+          <w:lang w:eastAsia="zh-CN"/>
+        </w:rPr>
+      </w:pPr>
+    </w:p>
+    <w:p>
+      <w:pPr>
+        <w:widowControl/>
+        <w:rPr>
+          <w:rFonts w:hint="eastAsia" w:ascii="Times New Roman" w:hAnsi="Times New Roman" w:eastAsia="微软雅黑" w:cs="Times New Roman"/>
+          <w:b/>
+          <w:bCs/>
+          <w:sz w:val="21"/>
+          <w:szCs w:val="21"/>
+          <w:lang w:val="en-US" w:eastAsia="zh-CN" w:bidi="ar-SA"/>
+        </w:rPr>
+      </w:pPr>
+      <w:r>
+        <w:rPr>
+          <w:rFonts w:hint="eastAsia" w:ascii="Times New Roman" w:hAnsi="Times New Roman" w:eastAsia="微软雅黑" w:cs="Times New Roman"/>
+          <w:b/>
+          <w:bCs/>
+          <w:sz w:val="21"/>
+          <w:szCs w:val="21"/>
+          <w:lang w:val="en-US" w:eastAsia="zh-CN" w:bidi="ar-SA"/>
+        </w:rPr>
+        <w:t>广州诺禾医学检验实验室</w:t>
+      </w:r>
+    </w:p>
+    <w:p>
+      <w:pPr>
+        <w:widowControl/>
+        <w:rPr>
+          <w:rFonts w:hint="eastAsia" w:ascii="Times New Roman" w:hAnsi="Times New Roman" w:eastAsia="微软雅黑" w:cs="Times New Roman"/>
+          <w:b w:val="0"/>
+          <w:bCs w:val="0"/>
+          <w:sz w:val="21"/>
+          <w:szCs w:val="21"/>
+          <w:lang w:val="en-US" w:eastAsia="zh-CN" w:bidi="ar-SA"/>
+        </w:rPr>
+      </w:pPr>
+      <w:r>
+        <w:rPr>
+          <w:rFonts w:hint="eastAsia" w:ascii="Times New Roman" w:hAnsi="Times New Roman" w:eastAsia="微软雅黑" w:cs="Times New Roman"/>
+          <w:b w:val="0"/>
+          <w:bCs w:val="0"/>
+          <w:sz w:val="21"/>
+          <w:szCs w:val="21"/>
+          <w:lang w:val="en-US" w:eastAsia="zh-CN" w:bidi="ar-SA"/>
+        </w:rPr>
+        <w:t>广州市黄埔区开源大道11号C6栋702室</w:t>
+      </w:r>
+    </w:p>
+    <w:p>
+      <w:pPr>
+        <w:widowControl/>
+        <w:rPr>
+          <w:rFonts w:hint="eastAsia" w:ascii="Times New Roman" w:hAnsi="Times New Roman" w:eastAsia="微软雅黑" w:cs="Times New Roman"/>
+          <w:b/>
+          <w:bCs/>
+          <w:sz w:val="21"/>
+          <w:szCs w:val="21"/>
+          <w:lang w:val="en-US" w:eastAsia="zh-CN" w:bidi="ar-SA"/>
+        </w:rPr>
+      </w:pPr>
+      <w:r>
+        <w:rPr>
+          <w:rFonts w:hint="eastAsia" w:ascii="Times New Roman" w:hAnsi="Times New Roman" w:eastAsia="微软雅黑" w:cs="Times New Roman"/>
+          <w:b/>
+          <w:bCs/>
+          <w:sz w:val="21"/>
+          <w:szCs w:val="21"/>
+          <w:lang w:val="en-US" w:eastAsia="zh-CN" w:bidi="ar-SA"/>
+        </w:rPr>
+        <w:t>上海诺禾医学检验实验室</w:t>
+      </w:r>
+    </w:p>
+    <w:p>
+      <w:pPr>
+        <w:widowControl/>
+        <w:rPr>
+          <w:rFonts w:hint="eastAsia" w:ascii="Times New Roman" w:hAnsi="Times New Roman" w:eastAsia="微软雅黑" w:cs="Times New Roman"/>
+          <w:b w:val="0"/>
+          <w:bCs w:val="0"/>
+          <w:sz w:val="21"/>
+          <w:szCs w:val="21"/>
+          <w:lang w:val="en-US" w:eastAsia="zh-CN" w:bidi="ar-SA"/>
+        </w:rPr>
+      </w:pPr>
+      <w:r>
+        <w:rPr>
+          <w:rFonts w:hint="eastAsia" w:ascii="Times New Roman" w:hAnsi="Times New Roman" w:eastAsia="微软雅黑" w:cs="Times New Roman"/>
+          <w:b w:val="0"/>
+          <w:bCs w:val="0"/>
+          <w:sz w:val="21"/>
+          <w:szCs w:val="21"/>
+          <w:lang w:val="en-US" w:eastAsia="zh-CN" w:bidi="ar-SA"/>
+        </w:rPr>
+        <w:t>上海市闵行区绿洲环路396弄9号201室</w:t>
+      </w:r>
+    </w:p>
+    <w:p>
+      <w:pPr>
+        <w:widowControl/>
+        <w:rPr>
+          <w:rFonts w:hint="eastAsia" w:ascii="Times New Roman" w:hAnsi="Times New Roman" w:eastAsia="微软雅黑" w:cs="Times New Roman"/>
+          <w:b/>
+          <w:bCs/>
+          <w:sz w:val="21"/>
+          <w:szCs w:val="21"/>
+          <w:lang w:val="en-US" w:eastAsia="zh-CN" w:bidi="ar-SA"/>
+        </w:rPr>
+      </w:pPr>
+      <w:r>
+        <w:rPr>
+          <w:rFonts w:hint="eastAsia" w:ascii="Times New Roman" w:hAnsi="Times New Roman" w:eastAsia="微软雅黑" w:cs="Times New Roman"/>
+          <w:b/>
+          <w:bCs/>
+          <w:sz w:val="21"/>
+          <w:szCs w:val="21"/>
+          <w:lang w:val="en-US" w:eastAsia="zh-CN" w:bidi="ar-SA"/>
+        </w:rPr>
+        <w:t>天津诺禾医学检验实验室</w:t>
+      </w:r>
+    </w:p>
+    <w:p>
+      <w:pPr>
+        <w:tabs>
+          <w:tab w:val="left" w:pos="6770"/>
+        </w:tabs>
+        <w:spacing w:before="27"/>
+        <w:rPr>
+          <w:rFonts w:hint="eastAsia" w:ascii="Times New Roman" w:hAnsi="Times New Roman" w:eastAsia="微软雅黑" w:cs="Times New Roman"/>
+          <w:b w:val="0"/>
+          <w:bCs w:val="0"/>
+          <w:sz w:val="21"/>
+          <w:szCs w:val="21"/>
+          <w:lang w:val="en-US" w:eastAsia="zh-CN" w:bidi="ar-SA"/>
+        </w:rPr>
+      </w:pPr>
+      <w:r>
+        <w:rPr>
+          <w:rFonts w:hint="eastAsia" w:ascii="Times New Roman" w:hAnsi="Times New Roman" w:eastAsia="微软雅黑" w:cs="Times New Roman"/>
+          <w:b w:val="0"/>
+          <w:bCs w:val="0"/>
+          <w:sz w:val="21"/>
+          <w:szCs w:val="21"/>
+          <w:lang w:val="en-US" w:eastAsia="zh-CN" w:bidi="ar-SA"/>
+        </w:rPr>
+        <w:t>天津市武清区创业总部基地B07</w:t>
+      </w:r>
+    </w:p>
+    <w:p>
+      <w:pPr>
+        <w:tabs>
+          <w:tab w:val="left" w:pos="6770"/>
+        </w:tabs>
+        <w:spacing w:before="27"/>
+        <w:rPr>
+          <w:rFonts w:hint="eastAsia" w:ascii="Times New Roman" w:hAnsi="Times New Roman" w:eastAsia="微软雅黑" w:cs="Times New Roman"/>
+          <w:b w:val="0"/>
+          <w:bCs w:val="0"/>
+          <w:sz w:val="24"/>
+          <w:szCs w:val="22"/>
+          <w:lang w:val="en-US" w:eastAsia="zh-CN" w:bidi="ar-SA"/>
+        </w:rPr>
+      </w:pPr>
+    </w:p>
+    <w:p>
+      <w:pPr>
+        <w:widowControl/>
+        <w:rPr>
+          <w:rFonts w:ascii="Times New Roman" w:hAnsi="Times New Roman" w:eastAsia="等线" w:cs="宋体"/>
+          <w:sz w:val="24"/>
+          <w:szCs w:val="22"/>
+          <w:lang w:val="en-US" w:eastAsia="zh-CN" w:bidi="ar-SA"/>
+        </w:rPr>
+      </w:pPr>
+      <w:r>
+        <w:rPr>
+          <w:rFonts w:ascii="宋体" w:hAnsi="宋体" w:eastAsia="宋体" w:cs="宋体"/>
+          <w:sz w:val="24"/>
+          <w:szCs w:val="24"/>
+          <w:lang w:val="en-US" w:eastAsia="en-US" w:bidi="ar-SA"/>
+        </w:rPr>
+        <w:drawing>
+          <wp:anchor distT="0" distB="0" distL="114935" distR="114935" simplePos="0" relativeHeight="251667456" behindDoc="0" locked="0" layoutInCell="1" allowOverlap="1">
+            <wp:simplePos x="0" y="0"/>
+            <wp:positionH relativeFrom="column">
+              <wp:posOffset>723900</wp:posOffset>
+            </wp:positionH>
+            <wp:positionV relativeFrom="paragraph">
+              <wp:posOffset>76200</wp:posOffset>
+            </wp:positionV>
+            <wp:extent cx="468630" cy="468630"/>
+            <wp:effectExtent l="0" t="0" r="3810" b="3810"/>
+            <wp:wrapNone/>
+            <wp:docPr id="9" name="图片 4" descr="IMG_256"/>
+            <wp:cNvGraphicFramePr>
+              <a:graphicFrameLocks xmlns:a="http://schemas.openxmlformats.org/drawingml/2006/main" noChangeAspect="1"/>
+            </wp:cNvGraphicFramePr>
+            <a:graphic xmlns:a="http://schemas.openxmlformats.org/drawingml/2006/main">
+              <a:graphicData uri="http://schemas.openxmlformats.org/drawingml/2006/picture">
+                <pic:pic xmlns:pic="http://schemas.openxmlformats.org/drawingml/2006/picture">
+                  <pic:nvPicPr>
+                    <pic:cNvPr id="9" name="图片 4" descr="IMG_256"/>
+                    <pic:cNvPicPr>
+                      <a:picLocks noChangeAspect="1"/>
+                    </pic:cNvPicPr>
+                  </pic:nvPicPr>
+                  <pic:blipFill>
+                    <a:blip r:embed="rId14"/>
+                    <a:stretch>
+                      <a:fillRect/>
+                    </a:stretch>
+                  </pic:blipFill>
+                  <pic:spPr>
+                    <a:xfrm>
+                      <a:off x="0" y="0"/>
+                      <a:ext cx="468630" cy="468630"/>
+                    </a:xfrm>
+                    <a:prstGeom prst="rect">
+                      <a:avLst/>
+                    </a:prstGeom>
+                    <a:noFill/>
+                    <a:ln w="9525">
+                      <a:noFill/>
+                    </a:ln>
+                  </pic:spPr>
+                </pic:pic>
+              </a:graphicData>
+            </a:graphic>
+          </wp:anchor>
+        </w:drawing>
+      </w:r>
+      <w:r>
+        <w:rPr>
+          <w:rFonts w:ascii="宋体" w:hAnsi="宋体" w:eastAsia="宋体" w:cs="宋体"/>
+          <w:sz w:val="24"/>
+          <w:szCs w:val="24"/>
+          <w:lang w:val="en-US" w:eastAsia="en-US" w:bidi="ar-SA"/>
+        </w:rPr>
+        <w:drawing>
+          <wp:anchor distT="0" distB="0" distL="114935" distR="114935" simplePos="0" relativeHeight="251666432" behindDoc="0" locked="0" layoutInCell="1" allowOverlap="1">
+            <wp:simplePos x="0" y="0"/>
+            <wp:positionH relativeFrom="column">
+              <wp:posOffset>30480</wp:posOffset>
+            </wp:positionH>
+            <wp:positionV relativeFrom="paragraph">
+              <wp:posOffset>83820</wp:posOffset>
+            </wp:positionV>
+            <wp:extent cx="439420" cy="439420"/>
+            <wp:effectExtent l="0" t="0" r="2540" b="2540"/>
+            <wp:wrapNone/>
+            <wp:docPr id="10" name="图片 3" descr="IMG_256"/>
+            <wp:cNvGraphicFramePr>
+              <a:graphicFrameLocks xmlns:a="http://schemas.openxmlformats.org/drawingml/2006/main" noChangeAspect="1"/>
+            </wp:cNvGraphicFramePr>
+            <a:graphic xmlns:a="http://schemas.openxmlformats.org/drawingml/2006/main">
+              <a:graphicData uri="http://schemas.openxmlformats.org/drawingml/2006/picture">
+                <pic:pic xmlns:pic="http://schemas.openxmlformats.org/drawingml/2006/picture">
+                  <pic:nvPicPr>
+                    <pic:cNvPr id="10" name="图片 3" descr="IMG_256"/>
+                    <pic:cNvPicPr>
+                      <a:picLocks noChangeAspect="1"/>
+                    </pic:cNvPicPr>
+                  </pic:nvPicPr>
+                  <pic:blipFill>
+                    <a:blip r:embed="rId15"/>
+                    <a:stretch>
+                      <a:fillRect/>
+                    </a:stretch>
+                  </pic:blipFill>
+                  <pic:spPr>
+                    <a:xfrm>
+                      <a:off x="0" y="0"/>
+                      <a:ext cx="439420" cy="439420"/>
+                    </a:xfrm>
+                    <a:prstGeom prst="rect">
+                      <a:avLst/>
+                    </a:prstGeom>
+                    <a:noFill/>
+                    <a:ln w="9525">
+                      <a:noFill/>
+                    </a:ln>
+                  </pic:spPr>
+                </pic:pic>
+              </a:graphicData>
+            </a:graphic>
+          </wp:anchor>
+        </w:drawing>
+      </w:r>
+      <w:r>
+        <w:rPr>
+          <w:rFonts w:hint="eastAsia" w:ascii="Times New Roman" w:hAnsi="Times New Roman" w:eastAsia="等线" w:cs="宋体"/>
+          <w:sz w:val="24"/>
+          <w:szCs w:val="22"/>
+          <w:lang w:val="en-US" w:eastAsia="zh-CN" w:bidi="ar-SA"/>
+        </w:rPr>
+        <w:tab/>
+      </w:r>
+      <w:r>
+        <w:rPr>
+          <w:rFonts w:hint="eastAsia" w:ascii="Times New Roman" w:hAnsi="Times New Roman" w:eastAsia="等线" w:cs="宋体"/>
+          <w:sz w:val="24"/>
+          <w:szCs w:val="22"/>
+          <w:lang w:val="en-US" w:eastAsia="zh-CN" w:bidi="ar-SA"/>
+        </w:rPr>
+        <w:tab/>
+      </w:r>
+      <w:r>
+        <w:rPr>
+          <w:rFonts w:hint="eastAsia" w:ascii="Times New Roman" w:hAnsi="Times New Roman" w:eastAsia="等线" w:cs="宋体"/>
+          <w:sz w:val="24"/>
+          <w:szCs w:val="22"/>
+          <w:lang w:val="en-US" w:eastAsia="zh-CN" w:bidi="ar-SA"/>
+        </w:rPr>
+        <w:tab/>
+      </w:r>
+      <w:r>
+        <w:rPr>
+          <w:rFonts w:hint="eastAsia" w:ascii="Times New Roman" w:hAnsi="Times New Roman" w:eastAsia="等线" w:cs="宋体"/>
+          <w:sz w:val="24"/>
+          <w:szCs w:val="22"/>
+          <w:lang w:val="en-US" w:eastAsia="zh-CN" w:bidi="ar-SA"/>
+        </w:rPr>
+        <w:tab/>
+      </w:r>
+      <w:r>
+        <w:rPr>
+          <w:rFonts w:hint="eastAsia" w:ascii="Times New Roman" w:hAnsi="Times New Roman" w:eastAsia="等线" w:cs="宋体"/>
+          <w:sz w:val="24"/>
+          <w:szCs w:val="22"/>
+          <w:lang w:val="en-US" w:eastAsia="zh-CN" w:bidi="ar-SA"/>
+        </w:rPr>
+        <w:tab/>
+      </w:r>
+      <w:r>
+        <w:rPr>
+          <w:rFonts w:hint="eastAsia" w:ascii="Times New Roman" w:hAnsi="Times New Roman" w:eastAsia="等线" w:cs="宋体"/>
+          <w:sz w:val="24"/>
+          <w:szCs w:val="22"/>
+          <w:lang w:val="en-US" w:eastAsia="zh-CN" w:bidi="ar-SA"/>
+        </w:rPr>
+        <w:t xml:space="preserve"> </w:t>
+      </w:r>
+    </w:p>
+    <w:p>
+      <w:pPr>
+        <w:widowControl/>
+        <w:rPr>
+          <w:rFonts w:ascii="Times New Roman" w:hAnsi="Times New Roman" w:eastAsia="等线" w:cs="宋体"/>
+          <w:sz w:val="24"/>
+          <w:szCs w:val="22"/>
+          <w:lang w:val="en-US" w:eastAsia="zh-CN" w:bidi="ar-SA"/>
+        </w:rPr>
+      </w:pPr>
+    </w:p>
+    <w:p>
+      <w:pPr>
+        <w:widowControl/>
+        <w:rPr>
+          <w:rFonts w:ascii="Times New Roman" w:hAnsi="Times New Roman" w:eastAsia="等线" w:cs="宋体"/>
+          <w:sz w:val="24"/>
+          <w:szCs w:val="22"/>
+          <w:lang w:val="en-US" w:eastAsia="zh-CN" w:bidi="ar-SA"/>
+        </w:rPr>
+      </w:pPr>
+    </w:p>
+    <w:p>
+      <w:pPr>
+        <w:widowControl/>
+        <w:rPr>
+          <w:rFonts w:hint="eastAsia" w:ascii="微软雅黑" w:hAnsi="微软雅黑" w:eastAsia="微软雅黑" w:cs="微软雅黑"/>
+          <w:b/>
+          <w:bCs/>
+          <w:color w:val="0070C0"/>
+          <w:sz w:val="20"/>
+          <w:szCs w:val="20"/>
+          <w:lang w:val="en-US" w:eastAsia="zh-CN" w:bidi="ar-SA"/>
+        </w:rPr>
+      </w:pPr>
+      <w:r>
+        <w:rPr>
+          <w:rFonts w:hint="eastAsia" w:ascii="微软雅黑" w:hAnsi="微软雅黑" w:eastAsia="微软雅黑" w:cs="微软雅黑"/>
+          <w:b/>
+          <w:bCs/>
+          <w:color w:val="0070C0"/>
+          <w:sz w:val="20"/>
+          <w:szCs w:val="20"/>
+          <w:lang w:val="en-US" w:eastAsia="zh-CN" w:bidi="ar-SA"/>
+        </w:rPr>
+        <w:t>诺禾医学   诺禾在线</w:t>
+      </w:r>
+    </w:p>
+    <w:p>
+      <w:pPr>
+        <w:widowControl/>
+        <w:rPr>
+          <w:rFonts w:ascii="Times New Roman" w:hAnsi="Times New Roman" w:eastAsia="等线" w:cs="宋体"/>
+          <w:color w:val="0070C0"/>
+          <w:sz w:val="24"/>
+          <w:szCs w:val="22"/>
+          <w:lang w:val="en-US" w:eastAsia="zh-CN" w:bidi="ar-SA"/>
+        </w:rPr>
+      </w:pPr>
+      <w:r>
+        <w:rPr>
+          <w:rFonts w:ascii="Times New Roman" w:hAnsi="Times New Roman" w:eastAsia="等线" w:cs="宋体"/>
+          <w:b/>
+          <w:bCs/>
+          <w:color w:val="0070C0"/>
+          <w:sz w:val="28"/>
+          <w:szCs w:val="28"/>
+          <w:lang w:val="en-US" w:eastAsia="en-US" w:bidi="ar-SA"/>
+        </w:rPr>
+        <w:t>www.novogene.com</w:t>
+      </w:r>
+    </w:p>
+    <w:p>
+      <w:pPr>
+        <w:widowControl/>
+        <w:rPr>
+          <w:rFonts w:hint="eastAsia" w:ascii="微软雅黑" w:hAnsi="微软雅黑" w:eastAsia="微软雅黑" w:cs="微软雅黑"/>
+          <w:b/>
+          <w:bCs/>
+          <w:sz w:val="24"/>
+          <w:szCs w:val="24"/>
+          <w:lang w:val="en-US" w:eastAsia="zh-CN" w:bidi="ar-SA"/>
+        </w:rPr>
+      </w:pPr>
+      <w:r>
+        <w:rPr>
+          <w:rFonts w:hint="eastAsia" w:ascii="微软雅黑" w:hAnsi="微软雅黑" w:eastAsia="微软雅黑" w:cs="微软雅黑"/>
+          <w:color w:val="7F7F7F"/>
+          <w:sz w:val="20"/>
+          <w:szCs w:val="20"/>
+          <w:lang w:val="en-US" w:eastAsia="zh-CN" w:bidi="ar-SA"/>
+        </w:rPr>
+        <w:drawing>
+          <wp:anchor distT="0" distB="0" distL="0" distR="0" simplePos="0" relativeHeight="251665408" behindDoc="1" locked="0" layoutInCell="1" allowOverlap="1">
+            <wp:simplePos x="0" y="0"/>
+            <wp:positionH relativeFrom="column">
+              <wp:posOffset>4900295</wp:posOffset>
+            </wp:positionH>
+            <wp:positionV relativeFrom="paragraph">
+              <wp:posOffset>224790</wp:posOffset>
+            </wp:positionV>
+            <wp:extent cx="1369060" cy="389255"/>
+            <wp:effectExtent l="0" t="0" r="2540" b="6985"/>
+            <wp:wrapNone/>
+            <wp:docPr id="24" name="图片 24" descr="C:\Users\JT\Desktop\2019.3.1-诺禾致源logo-最新版\logo-透明底.pnglogo-透明底"/>
+            <wp:cNvGraphicFramePr>
+              <a:graphicFrameLocks xmlns:a="http://schemas.openxmlformats.org/drawingml/2006/main" noChangeAspect="1"/>
+            </wp:cNvGraphicFramePr>
+            <a:graphic xmlns:a="http://schemas.openxmlformats.org/drawingml/2006/main">
+              <a:graphicData uri="http://schemas.openxmlformats.org/drawingml/2006/picture">
+                <pic:pic xmlns:pic="http://schemas.openxmlformats.org/drawingml/2006/picture">
+                  <pic:nvPicPr>
+                    <pic:cNvPr id="24" name="图片 24" descr="C:\Users\JT\Desktop\2019.3.1-诺禾致源logo-最新版\logo-透明底.pnglogo-透明底"/>
+                    <pic:cNvPicPr>
+                      <a:picLocks noChangeAspect="1"/>
+                    </pic:cNvPicPr>
+                  </pic:nvPicPr>
+                  <pic:blipFill>
+                    <a:blip r:embed="rId9"/>
+                    <a:srcRect/>
+                    <a:stretch>
+                      <a:fillRect/>
+                    </a:stretch>
+                  </pic:blipFill>
+                  <pic:spPr>
+                    <a:xfrm>
+                      <a:off x="0" y="0"/>
+                      <a:ext cx="1369060" cy="389255"/>
+                    </a:xfrm>
+                    <a:prstGeom prst="rect">
+                      <a:avLst/>
+                    </a:prstGeom>
+                  </pic:spPr>
+                </pic:pic>
+              </a:graphicData>
+            </a:graphic>
+          </wp:anchor>
+        </w:drawing>
+      </w:r>
+      <w:r>
+        <w:rPr>
+          <w:rFonts w:hint="eastAsia" w:ascii="微软雅黑" w:hAnsi="微软雅黑" w:eastAsia="微软雅黑" w:cs="微软雅黑"/>
+          <w:b/>
+          <w:bCs/>
+          <w:sz w:val="24"/>
+          <w:szCs w:val="24"/>
+          <w:lang w:val="en-US" w:eastAsia="zh-CN" w:bidi="ar-SA"/>
+        </w:rPr>
+        <w:t>中国 · 美国 · 英国 · 新加坡 · 荷兰 · 日本</w:t>
+      </w:r>
+    </w:p>
+    <w:p>
+      <w:pPr>
+        <w:rPr>
+          <w:lang w:eastAsia="zh-CN"/>
+        </w:rPr>
+      </w:pPr>
+      <w:r>
+        <w:rPr>
+          <w:rFonts w:ascii="Times New Roman" w:hAnsi="Times New Roman" w:eastAsia="等线" w:cs="宋体"/>
           <w:sz w:val="22"/>
-          <w:highlight w:val="none"/>
+          <w:szCs w:val="22"/>
+          <w:lang w:val="en-US" w:eastAsia="en-US" w:bidi="ar-SA"/>
+        </w:rPr>
+        <w:t>China</w:t>
+      </w:r>
+      <w:r>
+        <w:rPr>
+          <w:rFonts w:hint="eastAsia" w:ascii="Times New Roman" w:hAnsi="Times New Roman" w:eastAsia="等线" w:cs="宋体"/>
+          <w:sz w:val="22"/>
+          <w:szCs w:val="22"/>
+          <w:lang w:val="en-US" w:eastAsia="zh-CN" w:bidi="ar-SA"/>
+        </w:rPr>
+        <w:t xml:space="preserve"> </w:t>
+      </w:r>
+      <w:r>
+        <w:rPr>
+          <w:rFonts w:ascii="Times New Roman" w:hAnsi="Times New Roman" w:eastAsia="等线" w:cs="宋体"/>
+          <w:b/>
+          <w:bCs/>
+          <w:sz w:val="24"/>
+          <w:szCs w:val="24"/>
+          <w:lang w:val="en-US" w:eastAsia="zh-CN" w:bidi="ar-SA"/>
+        </w:rPr>
+        <w:t>·</w:t>
+      </w:r>
+      <w:r>
+        <w:rPr>
+          <w:rFonts w:hint="eastAsia" w:ascii="Times New Roman" w:hAnsi="Times New Roman" w:eastAsia="等线" w:cs="宋体"/>
+          <w:b/>
+          <w:bCs/>
+          <w:sz w:val="24"/>
+          <w:szCs w:val="24"/>
+          <w:lang w:val="en-US" w:eastAsia="zh-CN" w:bidi="ar-SA"/>
+        </w:rPr>
+        <w:t xml:space="preserve"> </w:t>
+      </w:r>
+      <w:r>
+        <w:rPr>
+          <w:rFonts w:ascii="Times New Roman" w:hAnsi="Times New Roman" w:eastAsia="等线" w:cs="宋体"/>
+          <w:sz w:val="22"/>
+          <w:szCs w:val="22"/>
+          <w:lang w:val="en-US" w:eastAsia="en-US" w:bidi="ar-SA"/>
+        </w:rPr>
+        <w:t>USA</w:t>
+      </w:r>
+      <w:r>
+        <w:rPr>
+          <w:rFonts w:hint="eastAsia" w:ascii="Times New Roman" w:hAnsi="Times New Roman" w:eastAsia="等线" w:cs="宋体"/>
+          <w:sz w:val="22"/>
+          <w:szCs w:val="22"/>
+          <w:lang w:val="en-US" w:eastAsia="zh-CN" w:bidi="ar-SA"/>
+        </w:rPr>
+        <w:t xml:space="preserve"> </w:t>
+      </w:r>
+      <w:r>
+        <w:rPr>
+          <w:rFonts w:ascii="Times New Roman" w:hAnsi="Times New Roman" w:eastAsia="等线" w:cs="宋体"/>
+          <w:b/>
+          <w:bCs/>
+          <w:sz w:val="24"/>
+          <w:szCs w:val="24"/>
+          <w:lang w:val="en-US" w:eastAsia="zh-CN" w:bidi="ar-SA"/>
+        </w:rPr>
+        <w:t>·</w:t>
+      </w:r>
+      <w:r>
+        <w:rPr>
+          <w:rFonts w:hint="eastAsia" w:ascii="Times New Roman" w:hAnsi="Times New Roman" w:eastAsia="等线" w:cs="宋体"/>
+          <w:b/>
+          <w:bCs/>
+          <w:sz w:val="24"/>
+          <w:szCs w:val="24"/>
+          <w:lang w:val="en-US" w:eastAsia="zh-CN" w:bidi="ar-SA"/>
+        </w:rPr>
+        <w:t xml:space="preserve"> </w:t>
+      </w:r>
+      <w:r>
+        <w:rPr>
+          <w:rFonts w:ascii="Times New Roman" w:hAnsi="Times New Roman" w:eastAsia="等线" w:cs="宋体"/>
+          <w:sz w:val="22"/>
+          <w:szCs w:val="22"/>
+          <w:lang w:val="en-US" w:eastAsia="en-US" w:bidi="ar-SA"/>
+        </w:rPr>
+        <w:t>UK</w:t>
+      </w:r>
+      <w:r>
+        <w:rPr>
+          <w:rFonts w:hint="eastAsia" w:ascii="Times New Roman" w:hAnsi="Times New Roman" w:eastAsia="等线" w:cs="宋体"/>
+          <w:sz w:val="22"/>
+          <w:szCs w:val="22"/>
+          <w:lang w:val="en-US" w:eastAsia="zh-CN" w:bidi="ar-SA"/>
+        </w:rPr>
+        <w:t xml:space="preserve"> </w:t>
+      </w:r>
+      <w:r>
+        <w:rPr>
+          <w:rFonts w:ascii="Times New Roman" w:hAnsi="Times New Roman" w:eastAsia="等线" w:cs="宋体"/>
+          <w:b/>
+          <w:bCs/>
+          <w:sz w:val="24"/>
+          <w:szCs w:val="24"/>
+          <w:lang w:val="en-US" w:eastAsia="zh-CN" w:bidi="ar-SA"/>
+        </w:rPr>
+        <w:t>·</w:t>
+      </w:r>
+      <w:r>
+        <w:rPr>
+          <w:rFonts w:hint="eastAsia" w:ascii="Times New Roman" w:hAnsi="Times New Roman" w:eastAsia="等线" w:cs="宋体"/>
+          <w:b/>
+          <w:bCs/>
+          <w:sz w:val="24"/>
+          <w:szCs w:val="24"/>
+          <w:lang w:val="en-US" w:eastAsia="zh-CN" w:bidi="ar-SA"/>
+        </w:rPr>
+        <w:t xml:space="preserve"> </w:t>
+      </w:r>
+      <w:r>
+        <w:rPr>
+          <w:rFonts w:ascii="Times New Roman" w:hAnsi="Times New Roman" w:eastAsia="等线" w:cs="宋体"/>
+          <w:sz w:val="22"/>
+          <w:szCs w:val="22"/>
+          <w:lang w:val="en-US" w:eastAsia="en-US" w:bidi="ar-SA"/>
+        </w:rPr>
+        <w:t>Singapore</w:t>
+      </w:r>
+      <w:r>
+        <w:rPr>
+          <w:rFonts w:hint="eastAsia" w:ascii="Times New Roman" w:hAnsi="Times New Roman" w:eastAsia="等线" w:cs="宋体"/>
+          <w:sz w:val="22"/>
+          <w:szCs w:val="22"/>
+          <w:lang w:val="en-US" w:eastAsia="zh-CN" w:bidi="ar-SA"/>
+        </w:rPr>
+        <w:t xml:space="preserve"> </w:t>
+      </w:r>
+      <w:r>
+        <w:rPr>
+          <w:rFonts w:ascii="Times New Roman" w:hAnsi="Times New Roman" w:eastAsia="等线" w:cs="宋体"/>
+          <w:b/>
+          <w:bCs/>
+          <w:sz w:val="24"/>
+          <w:szCs w:val="24"/>
+          <w:lang w:val="en-US" w:eastAsia="zh-CN" w:bidi="ar-SA"/>
+        </w:rPr>
+        <w:t>·</w:t>
+      </w:r>
+      <w:r>
+        <w:rPr>
+          <w:rFonts w:hint="eastAsia" w:ascii="Times New Roman" w:hAnsi="Times New Roman" w:eastAsia="等线" w:cs="宋体"/>
+          <w:b/>
+          <w:bCs/>
+          <w:sz w:val="24"/>
+          <w:szCs w:val="24"/>
+          <w:lang w:val="en-US" w:eastAsia="zh-CN" w:bidi="ar-SA"/>
+        </w:rPr>
+        <w:t xml:space="preserve"> </w:t>
+      </w:r>
+      <w:r>
+        <w:rPr>
+          <w:rFonts w:ascii="Times New Roman" w:hAnsi="Times New Roman" w:eastAsia="等线" w:cs="宋体"/>
+          <w:sz w:val="22"/>
+          <w:szCs w:val="22"/>
+          <w:lang w:val="en-US" w:eastAsia="en-US" w:bidi="ar-SA"/>
+        </w:rPr>
+        <w:t>Netherlands</w:t>
+      </w:r>
+      <w:r>
+        <w:rPr>
+          <w:rFonts w:hint="eastAsia" w:ascii="Times New Roman" w:hAnsi="Times New Roman" w:eastAsia="等线" w:cs="宋体"/>
+          <w:sz w:val="22"/>
+          <w:szCs w:val="22"/>
+          <w:lang w:val="en-US" w:eastAsia="zh-CN" w:bidi="ar-SA"/>
+        </w:rPr>
+        <w:t xml:space="preserve"> </w:t>
+      </w:r>
+      <w:r>
+        <w:rPr>
+          <w:rFonts w:ascii="Times New Roman" w:hAnsi="Times New Roman" w:eastAsia="等线" w:cs="宋体"/>
+          <w:b/>
+          <w:bCs/>
+          <w:sz w:val="24"/>
+          <w:szCs w:val="24"/>
+          <w:lang w:val="en-US" w:eastAsia="zh-CN" w:bidi="ar-SA"/>
+        </w:rPr>
+        <w:t>·</w:t>
+      </w:r>
+      <w:r>
+        <w:rPr>
+          <w:rFonts w:hint="eastAsia" w:ascii="Times New Roman" w:hAnsi="Times New Roman" w:eastAsia="等线" w:cs="宋体"/>
+          <w:b/>
+          <w:bCs/>
+          <w:sz w:val="24"/>
+          <w:szCs w:val="24"/>
+          <w:lang w:val="en-US" w:eastAsia="zh-CN" w:bidi="ar-SA"/>
+        </w:rPr>
+        <w:t xml:space="preserve"> </w:t>
+      </w:r>
+      <w:r>
+        <w:rPr>
+          <w:rFonts w:hint="eastAsia" w:ascii="Times New Roman" w:hAnsi="Times New Roman" w:eastAsia="等线" w:cs="宋体"/>
+          <w:sz w:val="22"/>
+          <w:szCs w:val="22"/>
+          <w:lang w:val="en-US" w:eastAsia="zh-CN" w:bidi="ar-SA"/>
+        </w:rPr>
+        <w:t>J</w:t>
+      </w:r>
+      <w:r>
+        <w:rPr>
+          <w:rFonts w:ascii="Times New Roman" w:hAnsi="Times New Roman" w:eastAsia="等线" w:cs="宋体"/>
+          <w:sz w:val="22"/>
+          <w:szCs w:val="22"/>
+          <w:lang w:val="en-US" w:eastAsia="en-US" w:bidi="ar-SA"/>
+        </w:rPr>
+        <w:t>apan</w:t>
+      </w:r>
+      <w:bookmarkStart w:id="84" w:name="_GoBack"/>
+      <w:bookmarkEnd w:id="84"/>
+      <w:r>
+        <w:rPr>
+          <w:lang w:eastAsia="zh-CN"/>
+        </w:rPr>
+        <w:br w:type="page"/>
+      </w:r>
+    </w:p>
+    <w:p>
+      <w:pPr>
+        <w:rPr>
+          <w:lang w:eastAsia="zh-CN"/>
         </w:rPr>
       </w:pPr>
       <w:r>
@@ -21871,10 +22915,10 @@
           <wp:anchor distT="0" distB="0" distL="114300" distR="114300" simplePos="0" relativeHeight="251661312" behindDoc="0" locked="0" layoutInCell="1" allowOverlap="1">
             <wp:simplePos x="0" y="0"/>
             <wp:positionH relativeFrom="column">
-              <wp:posOffset>-655320</wp:posOffset>
+              <wp:posOffset>-647700</wp:posOffset>
             </wp:positionH>
             <wp:positionV relativeFrom="paragraph">
-              <wp:posOffset>-891540</wp:posOffset>
+              <wp:posOffset>-725805</wp:posOffset>
             </wp:positionV>
             <wp:extent cx="7564120" cy="10699115"/>
             <wp:effectExtent l="0" t="0" r="10160" b="14605"/>
@@ -21893,7 +22937,7 @@
                     </pic:cNvPicPr>
                   </pic:nvPicPr>
                   <pic:blipFill>
-                    <a:blip r:embed="rId13"/>
+                    <a:blip r:embed="rId16"/>
                     <a:stretch>
                       <a:fillRect/>
                     </a:stretch>
@@ -21913,6 +22957,15 @@
           </wp:anchor>
         </w:drawing>
       </w:r>
+    </w:p>
+    <w:p>
+      <w:pPr>
+        <w:rPr>
+          <w:rFonts w:ascii="Times New Roman" w:hAnsi="Times New Roman" w:eastAsia="等线"/>
+          <w:sz w:val="22"/>
+          <w:highlight w:val="none"/>
+        </w:rPr>
+      </w:pPr>
     </w:p>
     <w:sectPr>
       <w:footerReference r:id="rId7" w:type="default"/>

--- a/WebContent/docx/中国人群BRCA12基因分子分型研究_胚系-基智远.docx
+++ b/WebContent/docx/中国人群BRCA12基因分子分型研究_胚系-基智远.docx
@@ -2269,9 +2269,9 @@
         <w:fldChar w:fldCharType="end"/>
       </w:r>
       <w:bookmarkStart w:id="0" w:name="_Toc24178_WPSOffice_Level1"/>
-      <w:bookmarkStart w:id="1" w:name="_Toc21009_WPSOffice_Level1"/>
-      <w:bookmarkStart w:id="2" w:name="_Toc21669"/>
-      <w:bookmarkStart w:id="3" w:name="_Toc30143_WPSOffice_Level1"/>
+      <w:bookmarkStart w:id="1" w:name="_Toc30143_WPSOffice_Level1"/>
+      <w:bookmarkStart w:id="2" w:name="_Toc21009_WPSOffice_Level1"/>
+      <w:bookmarkStart w:id="3" w:name="_Toc21669"/>
       <w:bookmarkStart w:id="4" w:name="_Toc13806"/>
     </w:p>
     <w:p>
@@ -2342,6 +2342,12 @@
             <w:insideH w:val="single" w:color="A4A4A4" w:sz="4" w:space="0"/>
             <w:insideV w:val="single" w:color="A4A4A4" w:sz="4" w:space="0"/>
           </w:tblBorders>
+          <w:tblCellMar>
+            <w:top w:w="0" w:type="dxa"/>
+            <w:left w:w="108" w:type="dxa"/>
+            <w:bottom w:w="0" w:type="dxa"/>
+            <w:right w:w="108" w:type="dxa"/>
+          </w:tblCellMar>
         </w:tblPrEx>
         <w:trPr>
           <w:trHeight w:val="397" w:hRule="atLeast"/>
@@ -2535,14 +2541,36 @@
             </w:pPr>
             <w:r>
               <w:rPr>
-                <w:rFonts w:hint="default" w:ascii="Times New Roman" w:hAnsi="Times New Roman" w:eastAsia="微软雅黑" w:cs="Times New Roman"/>
+                <w:rFonts w:hint="eastAsia" w:ascii="Times New Roman" w:hAnsi="Times New Roman" w:eastAsia="微软雅黑" w:cs="Times New Roman"/>
                 <w:bCs/>
                 <w:color w:val="000000"/>
                 <w:sz w:val="21"/>
                 <w:szCs w:val="21"/>
-                <w:lang w:eastAsia="zh-CN"/>
-              </w:rPr>
-              <w:t>门诊/住院号：{{ room }}</w:t>
+                <w:lang w:val="en-US" w:eastAsia="zh-CN"/>
+              </w:rPr>
+              <w:t>样本采集</w:t>
+            </w:r>
+            <w:r>
+              <w:rPr>
+                <w:rFonts w:ascii="Times New Roman" w:hAnsi="Times New Roman" w:eastAsia="微软雅黑" w:cs="Times New Roman"/>
+                <w:bCs/>
+                <w:color w:val="000000"/>
+                <w:sz w:val="21"/>
+                <w:szCs w:val="21"/>
+                <w:lang w:eastAsia="zh-CN"/>
+              </w:rPr>
+              <w:t>时间：</w:t>
+            </w:r>
+            <w:r>
+              <w:rPr>
+                <w:rFonts w:hint="eastAsia" w:ascii="Times New Roman" w:hAnsi="Times New Roman" w:eastAsia="微软雅黑" w:cs="Times New Roman"/>
+                <w:bCs/>
+                <w:color w:val="000000"/>
+                <w:sz w:val="21"/>
+                <w:szCs w:val="21"/>
+                <w:lang w:eastAsia="zh-CN"/>
+              </w:rPr>
+              <w:t>{{sample.collect_date}}</w:t>
             </w:r>
           </w:p>
         </w:tc>
@@ -2635,41 +2663,30 @@
                 <w:color w:val="000000"/>
                 <w:sz w:val="21"/>
                 <w:szCs w:val="21"/>
-                <w:lang w:val="en-US" w:eastAsia="zh-CN" w:bidi="ar-SA"/>
-              </w:rPr>
-            </w:pPr>
-            <w:r>
-              <w:rPr>
-                <w:rFonts w:hint="eastAsia" w:ascii="Times New Roman" w:hAnsi="Times New Roman" w:eastAsia="微软雅黑" w:cs="Times New Roman"/>
+                <w:lang w:eastAsia="zh-CN"/>
+              </w:rPr>
+            </w:pPr>
+            <w:r>
+              <w:rPr>
+                <w:rFonts w:ascii="Times New Roman" w:hAnsi="Times New Roman" w:eastAsia="微软雅黑" w:cs="Times New Roman"/>
                 <w:bCs/>
                 <w:color w:val="000000"/>
                 <w:sz w:val="21"/>
                 <w:szCs w:val="21"/>
-                <w:lang w:val="en-US" w:eastAsia="zh-CN"/>
-              </w:rPr>
-              <w:t>样本采集</w:t>
-            </w:r>
-            <w:r>
-              <w:rPr>
-                <w:rFonts w:ascii="Times New Roman" w:hAnsi="Times New Roman" w:eastAsia="微软雅黑" w:cs="Times New Roman"/>
+                <w:lang w:eastAsia="zh-CN"/>
+              </w:rPr>
+              <w:t>接收时间：</w:t>
+            </w:r>
+            <w:r>
+              <w:rPr>
+                <w:rFonts w:hint="eastAsia" w:ascii="Times New Roman" w:hAnsi="Times New Roman" w:eastAsia="微软雅黑" w:cs="Times New Roman"/>
                 <w:bCs/>
                 <w:color w:val="000000"/>
                 <w:sz w:val="21"/>
                 <w:szCs w:val="21"/>
                 <w:lang w:eastAsia="zh-CN"/>
               </w:rPr>
-              <w:t>时间：</w:t>
-            </w:r>
-            <w:r>
-              <w:rPr>
-                <w:rFonts w:hint="eastAsia" w:ascii="Times New Roman" w:hAnsi="Times New Roman" w:eastAsia="微软雅黑" w:cs="Times New Roman"/>
-                <w:bCs/>
-                <w:color w:val="000000"/>
-                <w:sz w:val="21"/>
-                <w:szCs w:val="21"/>
-                <w:lang w:eastAsia="zh-CN"/>
-              </w:rPr>
-              <w:t>{{sample.collect_date}}</w:t>
+              <w:t>{{ receiveddate }}</w:t>
             </w:r>
           </w:p>
         </w:tc>
@@ -2715,111 +2732,6 @@
                 <w:color w:val="000000"/>
                 <w:sz w:val="21"/>
                 <w:szCs w:val="21"/>
-                <w:lang w:val="en-US" w:eastAsia="zh-CN" w:bidi="ar-SA"/>
-              </w:rPr>
-            </w:pPr>
-            <w:r>
-              <w:rPr>
-                <w:rFonts w:hint="default" w:ascii="Times New Roman" w:hAnsi="Times New Roman" w:eastAsia="微软雅黑" w:cs="Times New Roman"/>
-                <w:bCs/>
-                <w:color w:val="000000"/>
-                <w:sz w:val="21"/>
-                <w:szCs w:val="21"/>
-                <w:lang w:eastAsia="zh-CN"/>
-              </w:rPr>
-              <w:t>送检医院：{{ hospital }}</w:t>
-            </w:r>
-          </w:p>
-        </w:tc>
-        <w:tc>
-          <w:tcPr>
-            <w:tcW w:w="4882" w:type="dxa"/>
-            <w:tcBorders>
-              <w:top w:val="single" w:color="0070C0" w:sz="4" w:space="0"/>
-              <w:left w:val="single" w:color="0070C0" w:sz="4" w:space="0"/>
-              <w:bottom w:val="single" w:color="0070C0" w:sz="4" w:space="0"/>
-            </w:tcBorders>
-            <w:shd w:val="clear" w:color="auto" w:fill="auto"/>
-            <w:vAlign w:val="center"/>
-          </w:tcPr>
-          <w:p>
-            <w:pPr>
-              <w:jc w:val="both"/>
-              <w:rPr>
-                <w:rFonts w:hint="eastAsia" w:ascii="Times New Roman" w:hAnsi="Times New Roman" w:eastAsia="微软雅黑" w:cs="Times New Roman"/>
-                <w:bCs/>
-                <w:color w:val="000000"/>
-                <w:sz w:val="21"/>
-                <w:szCs w:val="21"/>
-                <w:lang w:val="en-US" w:eastAsia="zh-CN" w:bidi="ar-SA"/>
-              </w:rPr>
-            </w:pPr>
-            <w:r>
-              <w:rPr>
-                <w:rFonts w:ascii="Times New Roman" w:hAnsi="Times New Roman" w:eastAsia="微软雅黑" w:cs="Times New Roman"/>
-                <w:bCs/>
-                <w:color w:val="000000"/>
-                <w:sz w:val="21"/>
-                <w:szCs w:val="21"/>
-                <w:lang w:eastAsia="zh-CN"/>
-              </w:rPr>
-              <w:t>接收时间：</w:t>
-            </w:r>
-            <w:r>
-              <w:rPr>
-                <w:rFonts w:hint="eastAsia" w:ascii="Times New Roman" w:hAnsi="Times New Roman" w:eastAsia="微软雅黑" w:cs="Times New Roman"/>
-                <w:bCs/>
-                <w:color w:val="000000"/>
-                <w:sz w:val="21"/>
-                <w:szCs w:val="21"/>
-                <w:lang w:eastAsia="zh-CN"/>
-              </w:rPr>
-              <w:t>{{ receiveddate }}</w:t>
-            </w:r>
-          </w:p>
-        </w:tc>
-      </w:tr>
-      <w:tr>
-        <w:tblPrEx>
-          <w:tblBorders>
-            <w:top w:val="single" w:color="5A9D46" w:sz="24" w:space="0"/>
-            <w:left w:val="none" w:color="auto" w:sz="0" w:space="0"/>
-            <w:bottom w:val="single" w:color="A4A4A4" w:sz="4" w:space="0"/>
-            <w:right w:val="none" w:color="auto" w:sz="0" w:space="0"/>
-            <w:insideH w:val="single" w:color="A4A4A4" w:sz="4" w:space="0"/>
-            <w:insideV w:val="single" w:color="A4A4A4" w:sz="4" w:space="0"/>
-          </w:tblBorders>
-          <w:tblCellMar>
-            <w:top w:w="0" w:type="dxa"/>
-            <w:left w:w="108" w:type="dxa"/>
-            <w:bottom w:w="0" w:type="dxa"/>
-            <w:right w:w="108" w:type="dxa"/>
-          </w:tblCellMar>
-        </w:tblPrEx>
-        <w:trPr>
-          <w:trHeight w:val="397" w:hRule="atLeast"/>
-          <w:jc w:val="center"/>
-        </w:trPr>
-        <w:tc>
-          <w:tcPr>
-            <w:tcW w:w="4756" w:type="dxa"/>
-            <w:tcBorders>
-              <w:top w:val="single" w:color="0070C0" w:sz="4" w:space="0"/>
-              <w:bottom w:val="single" w:color="0070C0" w:sz="4" w:space="0"/>
-              <w:right w:val="single" w:color="0070C0" w:sz="4" w:space="0"/>
-            </w:tcBorders>
-            <w:shd w:val="clear" w:color="auto" w:fill="auto"/>
-            <w:vAlign w:val="center"/>
-          </w:tcPr>
-          <w:p>
-            <w:pPr>
-              <w:jc w:val="both"/>
-              <w:rPr>
-                <w:rFonts w:ascii="Times New Roman" w:hAnsi="Times New Roman" w:eastAsia="微软雅黑" w:cs="Times New Roman"/>
-                <w:bCs/>
-                <w:color w:val="000000"/>
-                <w:sz w:val="21"/>
-                <w:szCs w:val="21"/>
                 <w:lang w:eastAsia="zh-CN"/>
               </w:rPr>
             </w:pPr>
@@ -2921,6 +2833,7 @@
               <w:jc w:val="both"/>
               <w:rPr>
                 <w:rFonts w:ascii="Times New Roman" w:hAnsi="Times New Roman" w:eastAsia="微软雅黑" w:cs="Times New Roman"/>
+                <w:bCs/>
                 <w:color w:val="000000"/>
                 <w:sz w:val="21"/>
                 <w:szCs w:val="21"/>
@@ -2962,6 +2875,141 @@
           <w:lang w:eastAsia="zh-CN"/>
         </w:rPr>
       </w:pPr>
+    </w:p>
+    <w:tbl>
+      <w:tblPr>
+        <w:tblStyle w:val="14"/>
+        <w:tblpPr w:leftFromText="180" w:rightFromText="180" w:vertAnchor="text" w:horzAnchor="page" w:tblpXSpec="center" w:tblpY="71"/>
+        <w:tblW w:w="9638" w:type="dxa"/>
+        <w:jc w:val="center"/>
+        <w:tblBorders>
+          <w:top w:val="single" w:color="5A9D46" w:sz="24" w:space="0"/>
+          <w:left w:val="none" w:color="auto" w:sz="0" w:space="0"/>
+          <w:bottom w:val="single" w:color="A4A4A4" w:sz="4" w:space="0"/>
+          <w:right w:val="none" w:color="auto" w:sz="0" w:space="0"/>
+          <w:insideH w:val="single" w:color="A4A4A4" w:sz="4" w:space="0"/>
+          <w:insideV w:val="single" w:color="A4A4A4" w:sz="4" w:space="0"/>
+        </w:tblBorders>
+        <w:tblLayout w:type="fixed"/>
+        <w:tblCellMar>
+          <w:top w:w="0" w:type="dxa"/>
+          <w:left w:w="108" w:type="dxa"/>
+          <w:bottom w:w="0" w:type="dxa"/>
+          <w:right w:w="108" w:type="dxa"/>
+        </w:tblCellMar>
+      </w:tblPr>
+      <w:tblGrid>
+        <w:gridCol w:w="4756"/>
+        <w:gridCol w:w="4882"/>
+      </w:tblGrid>
+      <w:tr>
+        <w:tblPrEx>
+          <w:tblBorders>
+            <w:top w:val="single" w:color="5A9D46" w:sz="24" w:space="0"/>
+            <w:left w:val="none" w:color="auto" w:sz="0" w:space="0"/>
+            <w:bottom w:val="single" w:color="A4A4A4" w:sz="4" w:space="0"/>
+            <w:right w:val="none" w:color="auto" w:sz="0" w:space="0"/>
+            <w:insideH w:val="single" w:color="A4A4A4" w:sz="4" w:space="0"/>
+            <w:insideV w:val="single" w:color="A4A4A4" w:sz="4" w:space="0"/>
+          </w:tblBorders>
+          <w:tblCellMar>
+            <w:top w:w="0" w:type="dxa"/>
+            <w:left w:w="108" w:type="dxa"/>
+            <w:bottom w:w="0" w:type="dxa"/>
+            <w:right w:w="108" w:type="dxa"/>
+          </w:tblCellMar>
+        </w:tblPrEx>
+        <w:trPr>
+          <w:trHeight w:val="397" w:hRule="atLeast"/>
+          <w:jc w:val="center"/>
+        </w:trPr>
+        <w:tc>
+          <w:tcPr>
+            <w:tcW w:w="4756" w:type="dxa"/>
+            <w:tcBorders>
+              <w:top w:val="single" w:color="0070C0" w:sz="18" w:space="0"/>
+              <w:bottom w:val="single" w:color="0070C0" w:sz="18" w:space="0"/>
+              <w:right w:val="single" w:color="0070C0" w:sz="4" w:space="0"/>
+            </w:tcBorders>
+            <w:shd w:val="clear" w:color="auto" w:fill="auto"/>
+            <w:vAlign w:val="center"/>
+          </w:tcPr>
+          <w:p>
+            <w:pPr>
+              <w:jc w:val="both"/>
+              <w:rPr>
+                <w:rFonts w:ascii="Times New Roman" w:hAnsi="Times New Roman" w:eastAsia="微软雅黑" w:cs="Times New Roman"/>
+                <w:bCs/>
+                <w:color w:val="000000"/>
+                <w:sz w:val="21"/>
+                <w:szCs w:val="21"/>
+                <w:lang w:eastAsia="zh-CN"/>
+              </w:rPr>
+            </w:pPr>
+            <w:r>
+              <w:rPr>
+                <w:rFonts w:hint="default" w:ascii="Times New Roman" w:hAnsi="Times New Roman" w:eastAsia="微软雅黑" w:cs="Times New Roman"/>
+                <w:bCs/>
+                <w:color w:val="000000"/>
+                <w:sz w:val="21"/>
+                <w:szCs w:val="21"/>
+                <w:lang w:eastAsia="zh-CN"/>
+              </w:rPr>
+              <w:t>送检医院：{{ hospital }}</w:t>
+            </w:r>
+          </w:p>
+        </w:tc>
+        <w:tc>
+          <w:tcPr>
+            <w:tcW w:w="4882" w:type="dxa"/>
+            <w:tcBorders>
+              <w:top w:val="single" w:color="0070C0" w:sz="18" w:space="0"/>
+              <w:left w:val="single" w:color="0070C0" w:sz="4" w:space="0"/>
+              <w:bottom w:val="single" w:color="0070C0" w:sz="18" w:space="0"/>
+            </w:tcBorders>
+            <w:shd w:val="clear" w:color="auto" w:fill="auto"/>
+            <w:vAlign w:val="center"/>
+          </w:tcPr>
+          <w:p>
+            <w:pPr>
+              <w:jc w:val="both"/>
+              <w:rPr>
+                <w:rFonts w:ascii="Times New Roman" w:hAnsi="Times New Roman" w:eastAsia="微软雅黑" w:cs="Times New Roman"/>
+                <w:bCs/>
+                <w:color w:val="000000"/>
+                <w:sz w:val="21"/>
+                <w:szCs w:val="21"/>
+                <w:lang w:eastAsia="zh-CN"/>
+              </w:rPr>
+            </w:pPr>
+            <w:r>
+              <w:rPr>
+                <w:rFonts w:hint="default" w:ascii="Times New Roman" w:hAnsi="Times New Roman" w:eastAsia="微软雅黑" w:cs="Times New Roman"/>
+                <w:bCs/>
+                <w:color w:val="000000"/>
+                <w:sz w:val="21"/>
+                <w:szCs w:val="21"/>
+                <w:lang w:eastAsia="zh-CN"/>
+              </w:rPr>
+              <w:t>门诊/住院号：{{ room }}</w:t>
+            </w:r>
+          </w:p>
+        </w:tc>
+      </w:tr>
+    </w:tbl>
+    <w:p>
+      <w:pPr>
+        <w:rPr>
+          <w:rFonts w:ascii="Times New Roman" w:hAnsi="Times New Roman" w:eastAsia="微软雅黑" w:cs="Times New Roman"/>
+          <w:b/>
+          <w:color w:val="00B050"/>
+          <w:sz w:val="28"/>
+          <w:szCs w:val="28"/>
+          <w:lang w:eastAsia="zh-CN"/>
+        </w:rPr>
+      </w:pPr>
+      <w:bookmarkStart w:id="84" w:name="_GoBack"/>
+      <w:bookmarkEnd w:id="84"/>
     </w:p>
     <w:p>
       <w:pPr>
@@ -2978,11 +3026,11 @@
           <w:szCs w:val="32"/>
         </w:rPr>
       </w:pPr>
-      <w:bookmarkStart w:id="6" w:name="_Toc7021_WPSOffice_Level1"/>
-      <w:bookmarkStart w:id="7" w:name="_Toc9085"/>
-      <w:bookmarkStart w:id="8" w:name="_Toc11015_WPSOffice_Level1"/>
-      <w:bookmarkStart w:id="9" w:name="_Toc17451"/>
-      <w:bookmarkStart w:id="10" w:name="_Toc18062_WPSOffice_Level1"/>
+      <w:bookmarkStart w:id="6" w:name="_Toc11015_WPSOffice_Level1"/>
+      <w:bookmarkStart w:id="7" w:name="_Toc18062_WPSOffice_Level1"/>
+      <w:bookmarkStart w:id="8" w:name="_Toc17451"/>
+      <w:bookmarkStart w:id="9" w:name="_Toc7021_WPSOffice_Level1"/>
+      <w:bookmarkStart w:id="10" w:name="_Toc9085"/>
       <w:bookmarkStart w:id="11" w:name="_Toc3823"/>
       <w:r>
         <w:rPr>
@@ -3165,10 +3213,10 @@
           <w:lang w:val="en-US" w:eastAsia="zh-CN"/>
         </w:rPr>
       </w:pPr>
-      <w:bookmarkStart w:id="12" w:name="_Toc18058"/>
-      <w:bookmarkStart w:id="13" w:name="_Toc6221_WPSOffice_Level1"/>
-      <w:bookmarkStart w:id="14" w:name="_Toc25920"/>
-      <w:bookmarkStart w:id="15" w:name="_Toc23369_WPSOffice_Level1"/>
+      <w:bookmarkStart w:id="12" w:name="_Toc6221_WPSOffice_Level1"/>
+      <w:bookmarkStart w:id="13" w:name="_Toc23369_WPSOffice_Level1"/>
+      <w:bookmarkStart w:id="14" w:name="_Toc18058"/>
+      <w:bookmarkStart w:id="15" w:name="_Toc25920"/>
       <w:bookmarkStart w:id="16" w:name="_Toc23124"/>
       <w:bookmarkStart w:id="17" w:name="_Toc534807930"/>
       <w:r>
@@ -3225,8 +3273,8 @@
           <w:lang w:val="en-US" w:eastAsia="zh-CN"/>
         </w:rPr>
       </w:pPr>
-      <w:bookmarkStart w:id="18" w:name="_Toc19624"/>
-      <w:bookmarkStart w:id="19" w:name="_Toc149837254"/>
+      <w:bookmarkStart w:id="18" w:name="_Toc149837254"/>
+      <w:bookmarkStart w:id="19" w:name="_Toc19624"/>
       <w:r>
         <w:rPr>
           <w:rFonts w:hint="eastAsia"/>
@@ -4683,6 +4731,14 @@
         <w:gridCol w:w="2294"/>
       </w:tblGrid>
       <w:tr>
+        <w:tblPrEx>
+          <w:tblCellMar>
+            <w:top w:w="0" w:type="dxa"/>
+            <w:left w:w="0" w:type="dxa"/>
+            <w:bottom w:w="0" w:type="dxa"/>
+            <w:right w:w="0" w:type="dxa"/>
+          </w:tblCellMar>
+        </w:tblPrEx>
         <w:trPr>
           <w:trHeight w:val="441" w:hRule="exact"/>
           <w:jc w:val="right"/>
@@ -5527,17 +5583,17 @@
           <w:szCs w:val="32"/>
         </w:rPr>
       </w:pPr>
-      <w:bookmarkStart w:id="20" w:name="_Toc28496"/>
-      <w:bookmarkStart w:id="21" w:name="_Toc20136_WPSOffice_Level1"/>
-      <w:bookmarkStart w:id="22" w:name="_Toc22132"/>
+      <w:bookmarkStart w:id="20" w:name="_Toc20136_WPSOffice_Level1"/>
+      <w:bookmarkStart w:id="21" w:name="_Toc2781"/>
+      <w:bookmarkStart w:id="22" w:name="_Toc19898_WPSOffice_Level1"/>
       <w:bookmarkStart w:id="23" w:name="_Toc31696"/>
-      <w:bookmarkStart w:id="24" w:name="_Toc19898_WPSOffice_Level1"/>
-      <w:bookmarkStart w:id="25" w:name="_Toc2781"/>
-      <w:bookmarkStart w:id="26" w:name="_Toc25727"/>
-      <w:bookmarkStart w:id="27" w:name="_Toc23903"/>
-      <w:bookmarkStart w:id="28" w:name="_Toc32443_WPSOffice_Level1"/>
-      <w:bookmarkStart w:id="29" w:name="_Toc23846_WPSOffice_Level1"/>
-      <w:bookmarkStart w:id="30" w:name="_Toc4331_WPSOffice_Level1"/>
+      <w:bookmarkStart w:id="24" w:name="_Toc28496"/>
+      <w:bookmarkStart w:id="25" w:name="_Toc22132"/>
+      <w:bookmarkStart w:id="26" w:name="_Toc23903"/>
+      <w:bookmarkStart w:id="27" w:name="_Toc32443_WPSOffice_Level1"/>
+      <w:bookmarkStart w:id="28" w:name="_Toc25727"/>
+      <w:bookmarkStart w:id="29" w:name="_Toc4331_WPSOffice_Level1"/>
+      <w:bookmarkStart w:id="30" w:name="_Toc23846_WPSOffice_Level1"/>
       <w:r>
         <w:rPr>
           <w:rFonts w:hint="default"/>
@@ -5566,9 +5622,9 @@
           <w:color w:val="0070C0"/>
         </w:rPr>
       </w:pPr>
-      <w:bookmarkStart w:id="31" w:name="_Toc4979"/>
-      <w:bookmarkStart w:id="32" w:name="_Toc8159"/>
-      <w:bookmarkStart w:id="33" w:name="_Toc149837259"/>
+      <w:bookmarkStart w:id="31" w:name="_Toc8159"/>
+      <w:bookmarkStart w:id="32" w:name="_Toc149837259"/>
+      <w:bookmarkStart w:id="33" w:name="_Toc4979"/>
       <w:r>
         <w:rPr>
           <w:rFonts w:hint="eastAsia"/>
@@ -7345,6 +7401,12 @@
             <w:insideH w:val="dotted" w:color="00B050" w:sz="4" w:space="0"/>
             <w:insideV w:val="dotted" w:color="00B050" w:sz="4" w:space="0"/>
           </w:tblBorders>
+          <w:tblCellMar>
+            <w:top w:w="0" w:type="dxa"/>
+            <w:left w:w="0" w:type="dxa"/>
+            <w:bottom w:w="0" w:type="dxa"/>
+            <w:right w:w="0" w:type="dxa"/>
+          </w:tblCellMar>
         </w:tblPrEx>
         <w:trPr>
           <w:trHeight w:val="510" w:hRule="atLeast"/>
@@ -11812,12 +11874,6 @@
             <w:insideH w:val="none" w:color="auto" w:sz="0" w:space="0"/>
             <w:insideV w:val="none" w:color="auto" w:sz="0" w:space="0"/>
           </w:tblBorders>
-          <w:tblCellMar>
-            <w:top w:w="0" w:type="dxa"/>
-            <w:left w:w="108" w:type="dxa"/>
-            <w:bottom w:w="0" w:type="dxa"/>
-            <w:right w:w="108" w:type="dxa"/>
-          </w:tblCellMar>
         </w:tblPrEx>
         <w:trPr>
           <w:trHeight w:val="313" w:hRule="atLeast"/>
@@ -13198,8 +13254,8 @@
         </w:rPr>
       </w:pPr>
       <w:bookmarkStart w:id="43" w:name="_Toc8867"/>
-      <w:bookmarkStart w:id="44" w:name="_Toc149837265"/>
-      <w:bookmarkStart w:id="45" w:name="_Toc5547"/>
+      <w:bookmarkStart w:id="44" w:name="_Toc5547"/>
+      <w:bookmarkStart w:id="45" w:name="_Toc149837265"/>
       <w:r>
         <w:rPr>
           <w:rFonts w:hint="eastAsia"/>
@@ -13274,11 +13330,11 @@
           <w:lang w:eastAsia="zh-CN"/>
         </w:rPr>
       </w:pPr>
-      <w:bookmarkStart w:id="46" w:name="_Toc13196_WPSOffice_Level1"/>
-      <w:bookmarkStart w:id="47" w:name="_Toc28240"/>
-      <w:bookmarkStart w:id="48" w:name="_Toc27302"/>
-      <w:bookmarkStart w:id="49" w:name="_Toc1707_WPSOffice_Level1"/>
-      <w:bookmarkStart w:id="50" w:name="_Toc21764_WPSOffice_Level1"/>
+      <w:bookmarkStart w:id="46" w:name="_Toc27302"/>
+      <w:bookmarkStart w:id="47" w:name="_Toc1707_WPSOffice_Level1"/>
+      <w:bookmarkStart w:id="48" w:name="_Toc21764_WPSOffice_Level1"/>
+      <w:bookmarkStart w:id="49" w:name="_Toc13196_WPSOffice_Level1"/>
+      <w:bookmarkStart w:id="50" w:name="_Toc28240"/>
       <w:r>
         <w:rPr>
           <w:rFonts w:hint="eastAsia" w:ascii="Times New Roman" w:hAnsi="Times New Roman" w:eastAsia="微软雅黑" w:cs="黑体"/>
@@ -17346,12 +17402,12 @@
           <w:lang w:val="en-US" w:eastAsia="zh-CN"/>
         </w:rPr>
       </w:pPr>
-      <w:bookmarkStart w:id="52" w:name="_Toc3767"/>
+      <w:bookmarkStart w:id="52" w:name="_Toc14255_WPSOffice_Level1"/>
       <w:bookmarkStart w:id="53" w:name="_Toc24085_WPSOffice_Level1"/>
-      <w:bookmarkStart w:id="54" w:name="_Toc9066"/>
-      <w:bookmarkStart w:id="55" w:name="_Toc3674"/>
-      <w:bookmarkStart w:id="56" w:name="_Toc15840_WPSOffice_Level1"/>
-      <w:bookmarkStart w:id="57" w:name="_Toc14255_WPSOffice_Level1"/>
+      <w:bookmarkStart w:id="54" w:name="_Toc15840_WPSOffice_Level1"/>
+      <w:bookmarkStart w:id="55" w:name="_Toc3767"/>
+      <w:bookmarkStart w:id="56" w:name="_Toc9066"/>
+      <w:bookmarkStart w:id="57" w:name="_Toc3674"/>
       <w:bookmarkStart w:id="58" w:name="_Hlk33190413"/>
       <w:bookmarkStart w:id="59" w:name="_Toc18699"/>
       <w:bookmarkStart w:id="60" w:name="_Toc28810_WPSOffice_Level1"/>
@@ -17420,12 +17476,6 @@
             <w:insideH w:val="single" w:color="A4A4A4" w:sz="4" w:space="0"/>
             <w:insideV w:val="single" w:color="A4A4A4" w:sz="4" w:space="0"/>
           </w:tblBorders>
-          <w:tblCellMar>
-            <w:top w:w="0" w:type="dxa"/>
-            <w:left w:w="0" w:type="dxa"/>
-            <w:bottom w:w="0" w:type="dxa"/>
-            <w:right w:w="0" w:type="dxa"/>
-          </w:tblCellMar>
         </w:tblPrEx>
         <w:trPr>
           <w:trHeight w:val="513" w:hRule="atLeast"/>
@@ -21604,12 +21654,12 @@
           <w:lang w:eastAsia="zh-CN"/>
         </w:rPr>
       </w:pPr>
-      <w:bookmarkStart w:id="67" w:name="_Toc23769"/>
+      <w:bookmarkStart w:id="67" w:name="_Toc5400"/>
       <w:bookmarkStart w:id="68" w:name="_Toc9076"/>
-      <w:bookmarkStart w:id="69" w:name="_Toc3846"/>
-      <w:bookmarkStart w:id="70" w:name="_Toc5400"/>
-      <w:bookmarkStart w:id="71" w:name="_Toc8993"/>
-      <w:bookmarkStart w:id="72" w:name="_Toc32060"/>
+      <w:bookmarkStart w:id="69" w:name="_Toc32060"/>
+      <w:bookmarkStart w:id="70" w:name="_Toc8993"/>
+      <w:bookmarkStart w:id="71" w:name="_Toc3846"/>
+      <w:bookmarkStart w:id="72" w:name="_Toc23769"/>
       <w:bookmarkStart w:id="73" w:name="_Toc17547"/>
       <w:bookmarkStart w:id="74" w:name="_Toc30922"/>
       <w:r>
@@ -21770,14 +21820,14 @@
           <w:lang w:eastAsia="zh-CN"/>
         </w:rPr>
       </w:pPr>
-      <w:bookmarkStart w:id="75" w:name="_Toc24939"/>
-      <w:bookmarkStart w:id="76" w:name="_Toc22915"/>
-      <w:bookmarkStart w:id="77" w:name="_Toc30105"/>
-      <w:bookmarkStart w:id="78" w:name="_Toc3389"/>
-      <w:bookmarkStart w:id="79" w:name="_Toc15385"/>
-      <w:bookmarkStart w:id="80" w:name="_Toc126"/>
-      <w:bookmarkStart w:id="81" w:name="_Toc22196"/>
-      <w:bookmarkStart w:id="82" w:name="_Toc10299"/>
+      <w:bookmarkStart w:id="75" w:name="_Toc126"/>
+      <w:bookmarkStart w:id="76" w:name="_Toc24939"/>
+      <w:bookmarkStart w:id="77" w:name="_Toc22196"/>
+      <w:bookmarkStart w:id="78" w:name="_Toc22915"/>
+      <w:bookmarkStart w:id="79" w:name="_Toc30105"/>
+      <w:bookmarkStart w:id="80" w:name="_Toc15385"/>
+      <w:bookmarkStart w:id="81" w:name="_Toc10299"/>
+      <w:bookmarkStart w:id="82" w:name="_Toc3389"/>
       <w:r>
         <w:rPr>
           <w:rFonts w:ascii="Times New Roman" w:hAnsi="Times New Roman" w:eastAsia="微软雅黑" w:cs="Times New Roman"/>
@@ -22890,8 +22940,6 @@
         </w:rPr>
         <w:t>apan</w:t>
       </w:r>
-      <w:bookmarkStart w:id="84" w:name="_GoBack"/>
-      <w:bookmarkEnd w:id="84"/>
       <w:r>
         <w:rPr>
           <w:lang w:eastAsia="zh-CN"/>

--- a/WebContent/docx/中国人群BRCA12基因分子分型研究_胚系-基智远.docx
+++ b/WebContent/docx/中国人群BRCA12基因分子分型研究_胚系-基智远.docx
@@ -2268,11 +2268,11 @@
         </w:rPr>
         <w:fldChar w:fldCharType="end"/>
       </w:r>
-      <w:bookmarkStart w:id="0" w:name="_Toc24178_WPSOffice_Level1"/>
-      <w:bookmarkStart w:id="1" w:name="_Toc30143_WPSOffice_Level1"/>
+      <w:bookmarkStart w:id="0" w:name="_Toc13806"/>
+      <w:bookmarkStart w:id="1" w:name="_Toc24178_WPSOffice_Level1"/>
       <w:bookmarkStart w:id="2" w:name="_Toc21009_WPSOffice_Level1"/>
       <w:bookmarkStart w:id="3" w:name="_Toc21669"/>
-      <w:bookmarkStart w:id="4" w:name="_Toc13806"/>
+      <w:bookmarkStart w:id="4" w:name="_Toc30143_WPSOffice_Level1"/>
     </w:p>
     <w:p>
       <w:pPr>
@@ -3008,8 +3008,6 @@
           <w:lang w:eastAsia="zh-CN"/>
         </w:rPr>
       </w:pPr>
-      <w:bookmarkStart w:id="84" w:name="_GoBack"/>
-      <w:bookmarkEnd w:id="84"/>
     </w:p>
     <w:p>
       <w:pPr>
@@ -3026,11 +3024,11 @@
           <w:szCs w:val="32"/>
         </w:rPr>
       </w:pPr>
-      <w:bookmarkStart w:id="6" w:name="_Toc11015_WPSOffice_Level1"/>
-      <w:bookmarkStart w:id="7" w:name="_Toc18062_WPSOffice_Level1"/>
-      <w:bookmarkStart w:id="8" w:name="_Toc17451"/>
+      <w:bookmarkStart w:id="6" w:name="_Toc9085"/>
+      <w:bookmarkStart w:id="7" w:name="_Toc17451"/>
+      <w:bookmarkStart w:id="8" w:name="_Toc18062_WPSOffice_Level1"/>
       <w:bookmarkStart w:id="9" w:name="_Toc7021_WPSOffice_Level1"/>
-      <w:bookmarkStart w:id="10" w:name="_Toc9085"/>
+      <w:bookmarkStart w:id="10" w:name="_Toc11015_WPSOffice_Level1"/>
       <w:bookmarkStart w:id="11" w:name="_Toc3823"/>
       <w:r>
         <w:rPr>
@@ -3213,8 +3211,8 @@
           <w:lang w:val="en-US" w:eastAsia="zh-CN"/>
         </w:rPr>
       </w:pPr>
-      <w:bookmarkStart w:id="12" w:name="_Toc6221_WPSOffice_Level1"/>
-      <w:bookmarkStart w:id="13" w:name="_Toc23369_WPSOffice_Level1"/>
+      <w:bookmarkStart w:id="12" w:name="_Toc23369_WPSOffice_Level1"/>
+      <w:bookmarkStart w:id="13" w:name="_Toc6221_WPSOffice_Level1"/>
       <w:bookmarkStart w:id="14" w:name="_Toc18058"/>
       <w:bookmarkStart w:id="15" w:name="_Toc25920"/>
       <w:bookmarkStart w:id="16" w:name="_Toc23124"/>
@@ -3273,8 +3271,8 @@
           <w:lang w:val="en-US" w:eastAsia="zh-CN"/>
         </w:rPr>
       </w:pPr>
-      <w:bookmarkStart w:id="18" w:name="_Toc149837254"/>
-      <w:bookmarkStart w:id="19" w:name="_Toc19624"/>
+      <w:bookmarkStart w:id="18" w:name="_Toc19624"/>
+      <w:bookmarkStart w:id="19" w:name="_Toc149837254"/>
       <w:r>
         <w:rPr>
           <w:rFonts w:hint="eastAsia"/>
@@ -5583,16 +5581,16 @@
           <w:szCs w:val="32"/>
         </w:rPr>
       </w:pPr>
-      <w:bookmarkStart w:id="20" w:name="_Toc20136_WPSOffice_Level1"/>
-      <w:bookmarkStart w:id="21" w:name="_Toc2781"/>
-      <w:bookmarkStart w:id="22" w:name="_Toc19898_WPSOffice_Level1"/>
-      <w:bookmarkStart w:id="23" w:name="_Toc31696"/>
-      <w:bookmarkStart w:id="24" w:name="_Toc28496"/>
-      <w:bookmarkStart w:id="25" w:name="_Toc22132"/>
+      <w:bookmarkStart w:id="20" w:name="_Toc22132"/>
+      <w:bookmarkStart w:id="21" w:name="_Toc28496"/>
+      <w:bookmarkStart w:id="22" w:name="_Toc31696"/>
+      <w:bookmarkStart w:id="23" w:name="_Toc19898_WPSOffice_Level1"/>
+      <w:bookmarkStart w:id="24" w:name="_Toc2781"/>
+      <w:bookmarkStart w:id="25" w:name="_Toc20136_WPSOffice_Level1"/>
       <w:bookmarkStart w:id="26" w:name="_Toc23903"/>
-      <w:bookmarkStart w:id="27" w:name="_Toc32443_WPSOffice_Level1"/>
+      <w:bookmarkStart w:id="27" w:name="_Toc4331_WPSOffice_Level1"/>
       <w:bookmarkStart w:id="28" w:name="_Toc25727"/>
-      <w:bookmarkStart w:id="29" w:name="_Toc4331_WPSOffice_Level1"/>
+      <w:bookmarkStart w:id="29" w:name="_Toc32443_WPSOffice_Level1"/>
       <w:bookmarkStart w:id="30" w:name="_Toc23846_WPSOffice_Level1"/>
       <w:r>
         <w:rPr>
@@ -5622,9 +5620,9 @@
           <w:color w:val="0070C0"/>
         </w:rPr>
       </w:pPr>
-      <w:bookmarkStart w:id="31" w:name="_Toc8159"/>
-      <w:bookmarkStart w:id="32" w:name="_Toc149837259"/>
-      <w:bookmarkStart w:id="33" w:name="_Toc4979"/>
+      <w:bookmarkStart w:id="31" w:name="_Toc149837259"/>
+      <w:bookmarkStart w:id="32" w:name="_Toc4979"/>
+      <w:bookmarkStart w:id="33" w:name="_Toc8159"/>
       <w:r>
         <w:rPr>
           <w:rFonts w:hint="eastAsia"/>
@@ -10195,9 +10193,9 @@
         </w:rPr>
       </w:pPr>
       <w:bookmarkStart w:id="34" w:name="_Toc29769"/>
-      <w:bookmarkStart w:id="35" w:name="_Toc106719764"/>
-      <w:bookmarkStart w:id="36" w:name="_Toc10223"/>
-      <w:bookmarkStart w:id="37" w:name="_Toc20034"/>
+      <w:bookmarkStart w:id="35" w:name="_Toc20034"/>
+      <w:bookmarkStart w:id="36" w:name="_Toc106719764"/>
+      <w:bookmarkStart w:id="37" w:name="_Toc10223"/>
       <w:r>
         <w:rPr>
           <w:rFonts w:hint="eastAsia"/>
@@ -11874,6 +11872,12 @@
             <w:insideH w:val="none" w:color="auto" w:sz="0" w:space="0"/>
             <w:insideV w:val="none" w:color="auto" w:sz="0" w:space="0"/>
           </w:tblBorders>
+          <w:tblCellMar>
+            <w:top w:w="0" w:type="dxa"/>
+            <w:left w:w="108" w:type="dxa"/>
+            <w:bottom w:w="0" w:type="dxa"/>
+            <w:right w:w="108" w:type="dxa"/>
+          </w:tblCellMar>
         </w:tblPrEx>
         <w:trPr>
           <w:trHeight w:val="313" w:hRule="atLeast"/>
@@ -13176,9 +13180,9 @@
       <w:bookmarkEnd w:id="28"/>
       <w:bookmarkEnd w:id="29"/>
       <w:bookmarkEnd w:id="30"/>
-      <w:bookmarkStart w:id="38" w:name="_Toc15289_WPSOffice_Level3"/>
-      <w:bookmarkStart w:id="39" w:name="_Toc26395"/>
-      <w:bookmarkStart w:id="40" w:name="_Toc6931_WPSOffice_Level3"/>
+      <w:bookmarkStart w:id="38" w:name="_Toc6931_WPSOffice_Level3"/>
+      <w:bookmarkStart w:id="39" w:name="_Toc15289_WPSOffice_Level3"/>
+      <w:bookmarkStart w:id="40" w:name="_Toc26395"/>
       <w:r>
         <w:rPr>
           <w:rFonts w:hint="eastAsia" w:ascii="Times New Roman" w:hAnsi="Times New Roman" w:eastAsia="微软雅黑" w:cs="Times New Roman"/>
@@ -13254,8 +13258,8 @@
         </w:rPr>
       </w:pPr>
       <w:bookmarkStart w:id="43" w:name="_Toc8867"/>
-      <w:bookmarkStart w:id="44" w:name="_Toc5547"/>
-      <w:bookmarkStart w:id="45" w:name="_Toc149837265"/>
+      <w:bookmarkStart w:id="44" w:name="_Toc149837265"/>
+      <w:bookmarkStart w:id="45" w:name="_Toc5547"/>
       <w:r>
         <w:rPr>
           <w:rFonts w:hint="eastAsia"/>
@@ -13331,10 +13335,10 @@
         </w:rPr>
       </w:pPr>
       <w:bookmarkStart w:id="46" w:name="_Toc27302"/>
-      <w:bookmarkStart w:id="47" w:name="_Toc1707_WPSOffice_Level1"/>
-      <w:bookmarkStart w:id="48" w:name="_Toc21764_WPSOffice_Level1"/>
+      <w:bookmarkStart w:id="47" w:name="_Toc21764_WPSOffice_Level1"/>
+      <w:bookmarkStart w:id="48" w:name="_Toc28240"/>
       <w:bookmarkStart w:id="49" w:name="_Toc13196_WPSOffice_Level1"/>
-      <w:bookmarkStart w:id="50" w:name="_Toc28240"/>
+      <w:bookmarkStart w:id="50" w:name="_Toc1707_WPSOffice_Level1"/>
       <w:r>
         <w:rPr>
           <w:rFonts w:hint="eastAsia" w:ascii="Times New Roman" w:hAnsi="Times New Roman" w:eastAsia="微软雅黑" w:cs="黑体"/>
@@ -17402,16 +17406,16 @@
           <w:lang w:val="en-US" w:eastAsia="zh-CN"/>
         </w:rPr>
       </w:pPr>
-      <w:bookmarkStart w:id="52" w:name="_Toc14255_WPSOffice_Level1"/>
-      <w:bookmarkStart w:id="53" w:name="_Toc24085_WPSOffice_Level1"/>
-      <w:bookmarkStart w:id="54" w:name="_Toc15840_WPSOffice_Level1"/>
-      <w:bookmarkStart w:id="55" w:name="_Toc3767"/>
-      <w:bookmarkStart w:id="56" w:name="_Toc9066"/>
-      <w:bookmarkStart w:id="57" w:name="_Toc3674"/>
+      <w:bookmarkStart w:id="52" w:name="_Toc24085_WPSOffice_Level1"/>
+      <w:bookmarkStart w:id="53" w:name="_Toc9066"/>
+      <w:bookmarkStart w:id="54" w:name="_Toc3767"/>
+      <w:bookmarkStart w:id="55" w:name="_Toc3674"/>
+      <w:bookmarkStart w:id="56" w:name="_Toc14255_WPSOffice_Level1"/>
+      <w:bookmarkStart w:id="57" w:name="_Toc15840_WPSOffice_Level1"/>
       <w:bookmarkStart w:id="58" w:name="_Hlk33190413"/>
       <w:bookmarkStart w:id="59" w:name="_Toc18699"/>
-      <w:bookmarkStart w:id="60" w:name="_Toc28810_WPSOffice_Level1"/>
-      <w:bookmarkStart w:id="61" w:name="_Toc11896_WPSOffice_Level1"/>
+      <w:bookmarkStart w:id="60" w:name="_Toc11896_WPSOffice_Level1"/>
+      <w:bookmarkStart w:id="61" w:name="_Toc28810_WPSOffice_Level1"/>
       <w:bookmarkStart w:id="62" w:name="_Toc11193_WPSOffice_Level1"/>
       <w:r>
         <w:rPr>
@@ -17476,6 +17480,12 @@
             <w:insideH w:val="single" w:color="A4A4A4" w:sz="4" w:space="0"/>
             <w:insideV w:val="single" w:color="A4A4A4" w:sz="4" w:space="0"/>
           </w:tblBorders>
+          <w:tblCellMar>
+            <w:top w:w="0" w:type="dxa"/>
+            <w:left w:w="0" w:type="dxa"/>
+            <w:bottom w:w="0" w:type="dxa"/>
+            <w:right w:w="0" w:type="dxa"/>
+          </w:tblCellMar>
         </w:tblPrEx>
         <w:trPr>
           <w:trHeight w:val="513" w:hRule="atLeast"/>
@@ -19386,32 +19396,22 @@
         <w:spacing w:line="270" w:lineRule="exact"/>
         <w:ind w:left="613" w:leftChars="150" w:hanging="283"/>
         <w:rPr>
-          <w:rFonts w:ascii="Times New Roman" w:hAnsi="Times New Roman" w:eastAsia="微软雅黑" w:cs="Times New Roman"/>
-          <w:bCs/>
-          <w:sz w:val="18"/>
-          <w:szCs w:val="18"/>
-          <w:lang w:eastAsia="zh-CN"/>
-        </w:rPr>
-      </w:pPr>
-      <w:r>
-        <w:rPr>
-          <w:rFonts w:ascii="Times New Roman" w:hAnsi="Times New Roman" w:eastAsia="微软雅黑" w:cs="Times New Roman"/>
-          <w:bCs/>
-          <w:sz w:val="18"/>
-          <w:szCs w:val="18"/>
-          <w:lang w:eastAsia="zh-CN"/>
-        </w:rPr>
-        <w:t>A级：有主带，或降解均匀且降解区域主要集中在5000bp以上</w:t>
-      </w:r>
-      <w:r>
-        <w:rPr>
           <w:rFonts w:hint="eastAsia" w:ascii="Times New Roman" w:hAnsi="Times New Roman" w:eastAsia="微软雅黑" w:cs="Times New Roman"/>
           <w:bCs/>
           <w:sz w:val="18"/>
           <w:szCs w:val="18"/>
           <w:lang w:eastAsia="zh-CN"/>
         </w:rPr>
-        <w:t>；</w:t>
+      </w:pPr>
+      <w:r>
+        <w:rPr>
+          <w:rFonts w:hint="eastAsia" w:ascii="Times New Roman" w:hAnsi="Times New Roman" w:eastAsia="微软雅黑" w:cs="Times New Roman"/>
+          <w:bCs/>
+          <w:sz w:val="18"/>
+          <w:szCs w:val="18"/>
+          <w:lang w:eastAsia="zh-CN"/>
+        </w:rPr>
+        <w:t>A级：有主带，且主带条带清晰，有轻微降解；</w:t>
       </w:r>
     </w:p>
     <w:p>
@@ -19423,32 +19423,22 @@
         <w:spacing w:line="270" w:lineRule="exact"/>
         <w:ind w:left="613" w:leftChars="150" w:hanging="283"/>
         <w:rPr>
-          <w:rFonts w:ascii="Times New Roman" w:hAnsi="Times New Roman" w:eastAsia="微软雅黑" w:cs="Times New Roman"/>
-          <w:bCs/>
-          <w:sz w:val="18"/>
-          <w:szCs w:val="18"/>
-          <w:lang w:eastAsia="zh-CN"/>
-        </w:rPr>
-      </w:pPr>
-      <w:r>
-        <w:rPr>
-          <w:rFonts w:ascii="Times New Roman" w:hAnsi="Times New Roman" w:eastAsia="微软雅黑" w:cs="Times New Roman"/>
-          <w:bCs/>
-          <w:sz w:val="18"/>
-          <w:szCs w:val="18"/>
-          <w:lang w:eastAsia="zh-CN"/>
-        </w:rPr>
-        <w:t>B级：无主带，降解均匀且降解区域主要集中在1500-5000bp之间</w:t>
-      </w:r>
-      <w:r>
-        <w:rPr>
           <w:rFonts w:hint="eastAsia" w:ascii="Times New Roman" w:hAnsi="Times New Roman" w:eastAsia="微软雅黑" w:cs="Times New Roman"/>
           <w:bCs/>
           <w:sz w:val="18"/>
           <w:szCs w:val="18"/>
           <w:lang w:eastAsia="zh-CN"/>
         </w:rPr>
-        <w:t>；</w:t>
+      </w:pPr>
+      <w:r>
+        <w:rPr>
+          <w:rFonts w:hint="eastAsia" w:ascii="Times New Roman" w:hAnsi="Times New Roman" w:eastAsia="微软雅黑" w:cs="Times New Roman"/>
+          <w:bCs/>
+          <w:sz w:val="18"/>
+          <w:szCs w:val="18"/>
+          <w:lang w:eastAsia="zh-CN"/>
+        </w:rPr>
+        <w:t>B级：无主带，降解均匀且降解区域主要集中在5000bp以上；</w:t>
       </w:r>
     </w:p>
     <w:p>
@@ -19460,32 +19450,22 @@
         <w:spacing w:line="270" w:lineRule="exact"/>
         <w:ind w:left="613" w:leftChars="150" w:hanging="283"/>
         <w:rPr>
-          <w:rFonts w:ascii="Times New Roman" w:hAnsi="Times New Roman" w:eastAsia="微软雅黑" w:cs="Times New Roman"/>
-          <w:bCs/>
-          <w:sz w:val="18"/>
-          <w:szCs w:val="18"/>
-          <w:lang w:eastAsia="zh-CN"/>
-        </w:rPr>
-      </w:pPr>
-      <w:r>
-        <w:rPr>
-          <w:rFonts w:ascii="Times New Roman" w:hAnsi="Times New Roman" w:eastAsia="微软雅黑" w:cs="Times New Roman"/>
-          <w:bCs/>
-          <w:sz w:val="18"/>
-          <w:szCs w:val="18"/>
-          <w:lang w:eastAsia="zh-CN"/>
-        </w:rPr>
-        <w:t>C级：无主带，降解均匀且降解区域主要集中在500-1500bp之间</w:t>
-      </w:r>
-      <w:r>
-        <w:rPr>
           <w:rFonts w:hint="eastAsia" w:ascii="Times New Roman" w:hAnsi="Times New Roman" w:eastAsia="微软雅黑" w:cs="Times New Roman"/>
           <w:bCs/>
           <w:sz w:val="18"/>
           <w:szCs w:val="18"/>
           <w:lang w:eastAsia="zh-CN"/>
         </w:rPr>
-        <w:t>；</w:t>
+      </w:pPr>
+      <w:r>
+        <w:rPr>
+          <w:rFonts w:hint="eastAsia" w:ascii="Times New Roman" w:hAnsi="Times New Roman" w:eastAsia="微软雅黑" w:cs="Times New Roman"/>
+          <w:bCs/>
+          <w:sz w:val="18"/>
+          <w:szCs w:val="18"/>
+          <w:lang w:eastAsia="zh-CN"/>
+        </w:rPr>
+        <w:t>C级：无主带，降解均匀且降解区域主要集中在500-5000bp之间；</w:t>
       </w:r>
     </w:p>
     <w:p>
@@ -19506,140 +19486,25 @@
       </w:pPr>
       <w:r>
         <w:rPr>
-          <w:rFonts w:ascii="Times New Roman" w:hAnsi="Times New Roman" w:eastAsia="微软雅黑" w:cs="Times New Roman"/>
-          <w:bCs/>
-          <w:spacing w:val="3"/>
-          <w:sz w:val="18"/>
-          <w:szCs w:val="18"/>
-          <w:lang w:eastAsia="zh-CN"/>
-        </w:rPr>
-        <w:t>D级</w:t>
-      </w:r>
-      <w:r>
-        <w:rPr>
-          <w:rFonts w:ascii="Times New Roman" w:hAnsi="Times New Roman" w:eastAsia="微软雅黑" w:cs="Times New Roman"/>
+          <w:rFonts w:hint="eastAsia" w:ascii="Times New Roman" w:hAnsi="Times New Roman" w:eastAsia="微软雅黑" w:cs="Times New Roman"/>
           <w:bCs/>
           <w:sz w:val="18"/>
           <w:szCs w:val="18"/>
           <w:lang w:eastAsia="zh-CN"/>
         </w:rPr>
-        <w:t>（</w:t>
-      </w:r>
-      <w:r>
-        <w:rPr>
-          <w:rFonts w:ascii="Times New Roman" w:hAnsi="Times New Roman" w:eastAsia="微软雅黑" w:cs="Times New Roman"/>
-          <w:bCs/>
-          <w:spacing w:val="1"/>
-          <w:sz w:val="18"/>
-          <w:szCs w:val="18"/>
-          <w:lang w:eastAsia="zh-CN"/>
-        </w:rPr>
-        <w:t>不合格</w:t>
-      </w:r>
-      <w:r>
-        <w:rPr>
-          <w:rFonts w:ascii="Times New Roman" w:hAnsi="Times New Roman" w:eastAsia="微软雅黑" w:cs="Times New Roman"/>
-          <w:bCs/>
-          <w:spacing w:val="-90"/>
-          <w:sz w:val="18"/>
-          <w:szCs w:val="18"/>
-          <w:lang w:eastAsia="zh-CN"/>
-        </w:rPr>
-        <w:t>）</w:t>
-      </w:r>
-      <w:r>
-        <w:rPr>
-          <w:rFonts w:ascii="Times New Roman" w:hAnsi="Times New Roman" w:eastAsia="微软雅黑" w:cs="Times New Roman"/>
+        <w:t>D级：无主带，降解区域集中在500bp以</w:t>
+      </w:r>
+      <w:bookmarkStart w:id="84" w:name="_GoBack"/>
+      <w:bookmarkEnd w:id="84"/>
+      <w:r>
+        <w:rPr>
+          <w:rFonts w:hint="eastAsia" w:ascii="Times New Roman" w:hAnsi="Times New Roman" w:eastAsia="微软雅黑" w:cs="Times New Roman"/>
           <w:bCs/>
           <w:sz w:val="18"/>
           <w:szCs w:val="18"/>
           <w:lang w:eastAsia="zh-CN"/>
         </w:rPr>
-        <w:t>）：无主带，降解均匀且降解区域主要集中在500-1500bp</w:t>
-      </w:r>
-      <w:r>
-        <w:rPr>
-          <w:rFonts w:ascii="Times New Roman" w:hAnsi="Times New Roman" w:eastAsia="微软雅黑" w:cs="Times New Roman"/>
-          <w:bCs/>
-          <w:spacing w:val="-1"/>
-          <w:sz w:val="18"/>
-          <w:szCs w:val="18"/>
-          <w:lang w:eastAsia="zh-CN"/>
-        </w:rPr>
-        <w:t>之间，但总量介于</w:t>
-      </w:r>
-      <w:r>
-        <w:rPr>
-          <w:rFonts w:ascii="Times New Roman" w:hAnsi="Times New Roman" w:eastAsia="微软雅黑" w:cs="Times New Roman"/>
-          <w:bCs/>
-          <w:sz w:val="18"/>
-          <w:szCs w:val="18"/>
-          <w:lang w:eastAsia="zh-CN"/>
-        </w:rPr>
-        <w:t>100ng</w:t>
-      </w:r>
-      <w:r>
-        <w:rPr>
-          <w:rFonts w:ascii="Times New Roman" w:hAnsi="Times New Roman" w:eastAsia="微软雅黑" w:cs="Times New Roman"/>
-          <w:bCs/>
-          <w:spacing w:val="-3"/>
-          <w:sz w:val="18"/>
-          <w:szCs w:val="18"/>
-          <w:lang w:eastAsia="zh-CN"/>
-        </w:rPr>
-        <w:t>到</w:t>
-      </w:r>
-      <w:r>
-        <w:rPr>
-          <w:rFonts w:ascii="Times New Roman" w:hAnsi="Times New Roman" w:eastAsia="微软雅黑" w:cs="Times New Roman"/>
-          <w:bCs/>
-          <w:sz w:val="18"/>
-          <w:szCs w:val="18"/>
-          <w:lang w:eastAsia="zh-CN"/>
-        </w:rPr>
-        <w:t>300ng之间；或降解区</w:t>
-      </w:r>
-      <w:r>
-        <w:rPr>
-          <w:rFonts w:ascii="Times New Roman" w:hAnsi="Times New Roman" w:eastAsia="微软雅黑" w:cs="Times New Roman"/>
-          <w:bCs/>
-          <w:spacing w:val="-2"/>
-          <w:sz w:val="18"/>
-          <w:szCs w:val="18"/>
-          <w:lang w:eastAsia="zh-CN"/>
-        </w:rPr>
-        <w:t>域弥散在</w:t>
-      </w:r>
-      <w:r>
-        <w:rPr>
-          <w:rFonts w:ascii="Times New Roman" w:hAnsi="Times New Roman" w:eastAsia="微软雅黑" w:cs="Times New Roman"/>
-          <w:bCs/>
-          <w:sz w:val="18"/>
-          <w:szCs w:val="18"/>
-          <w:lang w:eastAsia="zh-CN"/>
-        </w:rPr>
-        <w:t>150-1000bp</w:t>
-      </w:r>
-      <w:r>
-        <w:rPr>
-          <w:rFonts w:ascii="Times New Roman" w:hAnsi="Times New Roman" w:eastAsia="微软雅黑" w:cs="Times New Roman"/>
-          <w:bCs/>
-          <w:spacing w:val="-2"/>
-          <w:sz w:val="18"/>
-          <w:szCs w:val="18"/>
-          <w:lang w:eastAsia="zh-CN"/>
-        </w:rPr>
-        <w:t>，或集中在</w:t>
-      </w:r>
-      <w:r>
-        <w:rPr>
-          <w:rFonts w:ascii="Times New Roman" w:hAnsi="Times New Roman" w:eastAsia="微软雅黑" w:cs="Times New Roman"/>
-          <w:bCs/>
-          <w:sz w:val="18"/>
-          <w:szCs w:val="18"/>
-          <w:lang w:eastAsia="zh-CN"/>
-        </w:rPr>
-        <w:t>500bp以下。</w:t>
+        <w:t>下，或总量低于100ng。</w:t>
       </w:r>
     </w:p>
     <w:p>
@@ -21654,14 +21519,14 @@
           <w:lang w:eastAsia="zh-CN"/>
         </w:rPr>
       </w:pPr>
-      <w:bookmarkStart w:id="67" w:name="_Toc5400"/>
-      <w:bookmarkStart w:id="68" w:name="_Toc9076"/>
-      <w:bookmarkStart w:id="69" w:name="_Toc32060"/>
+      <w:bookmarkStart w:id="67" w:name="_Toc23769"/>
+      <w:bookmarkStart w:id="68" w:name="_Toc32060"/>
+      <w:bookmarkStart w:id="69" w:name="_Toc3846"/>
       <w:bookmarkStart w:id="70" w:name="_Toc8993"/>
-      <w:bookmarkStart w:id="71" w:name="_Toc3846"/>
-      <w:bookmarkStart w:id="72" w:name="_Toc23769"/>
-      <w:bookmarkStart w:id="73" w:name="_Toc17547"/>
-      <w:bookmarkStart w:id="74" w:name="_Toc30922"/>
+      <w:bookmarkStart w:id="71" w:name="_Toc17547"/>
+      <w:bookmarkStart w:id="72" w:name="_Toc5400"/>
+      <w:bookmarkStart w:id="73" w:name="_Toc30922"/>
+      <w:bookmarkStart w:id="74" w:name="_Toc9076"/>
       <w:r>
         <w:rPr>
           <w:rFonts w:ascii="Times New Roman" w:hAnsi="Times New Roman" w:eastAsia="微软雅黑" w:cs="Times New Roman"/>
@@ -21820,14 +21685,14 @@
           <w:lang w:eastAsia="zh-CN"/>
         </w:rPr>
       </w:pPr>
-      <w:bookmarkStart w:id="75" w:name="_Toc126"/>
-      <w:bookmarkStart w:id="76" w:name="_Toc24939"/>
-      <w:bookmarkStart w:id="77" w:name="_Toc22196"/>
-      <w:bookmarkStart w:id="78" w:name="_Toc22915"/>
-      <w:bookmarkStart w:id="79" w:name="_Toc30105"/>
-      <w:bookmarkStart w:id="80" w:name="_Toc15385"/>
-      <w:bookmarkStart w:id="81" w:name="_Toc10299"/>
-      <w:bookmarkStart w:id="82" w:name="_Toc3389"/>
+      <w:bookmarkStart w:id="75" w:name="_Toc10299"/>
+      <w:bookmarkStart w:id="76" w:name="_Toc3389"/>
+      <w:bookmarkStart w:id="77" w:name="_Toc15385"/>
+      <w:bookmarkStart w:id="78" w:name="_Toc126"/>
+      <w:bookmarkStart w:id="79" w:name="_Toc22915"/>
+      <w:bookmarkStart w:id="80" w:name="_Toc22196"/>
+      <w:bookmarkStart w:id="81" w:name="_Toc24939"/>
+      <w:bookmarkStart w:id="82" w:name="_Toc30105"/>
       <w:r>
         <w:rPr>
           <w:rFonts w:ascii="Times New Roman" w:hAnsi="Times New Roman" w:eastAsia="微软雅黑" w:cs="Times New Roman"/>
@@ -22372,6 +22237,1121 @@
     </w:p>
     <w:p>
       <w:pPr>
+        <w:rPr>
+          <w:rFonts w:ascii="Times New Roman" w:hAnsi="Times New Roman" w:eastAsia="微软雅黑" w:cs="Times New Roman"/>
+          <w:sz w:val="24"/>
+          <w:szCs w:val="24"/>
+          <w:lang w:eastAsia="zh-CN"/>
+        </w:rPr>
+      </w:pPr>
+      <w:r>
+        <w:rPr>
+          <w:rFonts w:hint="eastAsia" w:ascii="Times New Roman" w:hAnsi="Times New Roman" w:eastAsia="微软雅黑" w:cs="Times New Roman"/>
+          <w:sz w:val="24"/>
+          <w:szCs w:val="24"/>
+          <w:lang w:eastAsia="zh-CN"/>
+        </w:rPr>
+        <w:t xml:space="preserve">{% if testedby == </w:t>
+      </w:r>
+      <w:r>
+        <w:rPr>
+          <w:rFonts w:ascii="Times New Roman" w:hAnsi="Times New Roman" w:eastAsia="微软雅黑" w:cs="Times New Roman"/>
+          <w:sz w:val="24"/>
+          <w:szCs w:val="24"/>
+          <w:lang w:eastAsia="zh-CN"/>
+        </w:rPr>
+        <w:t>“</w:t>
+      </w:r>
+      <w:r>
+        <w:rPr>
+          <w:rFonts w:hint="eastAsia" w:ascii="Times New Roman" w:hAnsi="Times New Roman" w:eastAsia="微软雅黑" w:cs="Times New Roman"/>
+          <w:sz w:val="24"/>
+          <w:szCs w:val="24"/>
+          <w:lang w:eastAsia="zh-CN"/>
+        </w:rPr>
+        <w:t>1</w:t>
+      </w:r>
+      <w:r>
+        <w:rPr>
+          <w:rFonts w:ascii="Times New Roman" w:hAnsi="Times New Roman" w:eastAsia="微软雅黑" w:cs="Times New Roman"/>
+          <w:sz w:val="24"/>
+          <w:szCs w:val="24"/>
+          <w:lang w:eastAsia="zh-CN"/>
+        </w:rPr>
+        <w:t>”</w:t>
+      </w:r>
+      <w:r>
+        <w:rPr>
+          <w:rFonts w:hint="eastAsia" w:ascii="Times New Roman" w:hAnsi="Times New Roman" w:eastAsia="微软雅黑" w:cs="Times New Roman"/>
+          <w:sz w:val="24"/>
+          <w:szCs w:val="24"/>
+          <w:lang w:eastAsia="zh-CN"/>
+        </w:rPr>
+        <w:t xml:space="preserve"> %}</w:t>
+      </w:r>
+    </w:p>
+    <w:p>
+      <w:pPr>
+        <w:rPr>
+          <w:lang w:eastAsia="zh-CN"/>
+        </w:rPr>
+      </w:pPr>
+    </w:p>
+    <w:tbl>
+      <w:tblPr>
+        <w:tblStyle w:val="34"/>
+        <w:tblW w:w="6772" w:type="dxa"/>
+        <w:tblInd w:w="0" w:type="dxa"/>
+        <w:tblLayout w:type="fixed"/>
+        <w:tblCellMar>
+          <w:top w:w="0" w:type="dxa"/>
+          <w:left w:w="0" w:type="dxa"/>
+          <w:bottom w:w="0" w:type="dxa"/>
+          <w:right w:w="0" w:type="dxa"/>
+        </w:tblCellMar>
+      </w:tblPr>
+      <w:tblGrid>
+        <w:gridCol w:w="1272"/>
+        <w:gridCol w:w="2040"/>
+        <w:gridCol w:w="1166"/>
+        <w:gridCol w:w="2294"/>
+      </w:tblGrid>
+      <w:tr>
+        <w:tblPrEx>
+          <w:tblCellMar>
+            <w:top w:w="0" w:type="dxa"/>
+            <w:left w:w="0" w:type="dxa"/>
+            <w:bottom w:w="0" w:type="dxa"/>
+            <w:right w:w="0" w:type="dxa"/>
+          </w:tblCellMar>
+        </w:tblPrEx>
+        <w:trPr>
+          <w:trHeight w:val="441" w:hRule="exact"/>
+        </w:trPr>
+        <w:tc>
+          <w:tcPr>
+            <w:tcW w:w="1272" w:type="dxa"/>
+            <w:vAlign w:val="center"/>
+          </w:tcPr>
+          <w:p>
+            <w:pPr>
+              <w:pStyle w:val="20"/>
+              <w:spacing w:before="13"/>
+              <w:ind w:left="13" w:right="95"/>
+              <w:jc w:val="both"/>
+              <w:rPr>
+                <w:rFonts w:ascii="Times New Roman" w:hAnsi="Times New Roman" w:cs="Times New Roman"/>
+                <w:b/>
+                <w:sz w:val="24"/>
+                <w:szCs w:val="24"/>
+              </w:rPr>
+            </w:pPr>
+            <w:r>
+              <w:rPr>
+                <w:rFonts w:ascii="Times New Roman" w:hAnsi="Times New Roman" w:cs="Times New Roman"/>
+                <w:b/>
+                <w:sz w:val="24"/>
+                <w:szCs w:val="24"/>
+              </w:rPr>
+              <w:t>检测人：</w:t>
+            </w:r>
+          </w:p>
+        </w:tc>
+        <w:tc>
+          <w:tcPr>
+            <w:tcW w:w="2040" w:type="dxa"/>
+            <w:vAlign w:val="center"/>
+          </w:tcPr>
+          <w:p>
+            <w:pPr>
+              <w:pStyle w:val="20"/>
+              <w:spacing w:before="13"/>
+              <w:jc w:val="both"/>
+              <w:rPr>
+                <w:rFonts w:ascii="Times New Roman" w:hAnsi="Times New Roman" w:cs="Times New Roman"/>
+                <w:b/>
+                <w:sz w:val="24"/>
+                <w:szCs w:val="24"/>
+              </w:rPr>
+            </w:pPr>
+            <w:r>
+              <w:rPr>
+                <w:sz w:val="22"/>
+              </w:rPr>
+              <mc:AlternateContent>
+                <mc:Choice Requires="wpg">
+                  <w:drawing>
+                    <wp:anchor distT="0" distB="0" distL="114300" distR="114300" simplePos="0" relativeHeight="251668480" behindDoc="0" locked="0" layoutInCell="1" allowOverlap="1">
+                      <wp:simplePos x="0" y="0"/>
+                      <wp:positionH relativeFrom="column">
+                        <wp:posOffset>7620</wp:posOffset>
+                      </wp:positionH>
+                      <wp:positionV relativeFrom="paragraph">
+                        <wp:posOffset>-480060</wp:posOffset>
+                      </wp:positionV>
+                      <wp:extent cx="3058160" cy="1442720"/>
+                      <wp:effectExtent l="0" t="0" r="5080" b="5080"/>
+                      <wp:wrapNone/>
+                      <wp:docPr id="8" name="组合 8"/>
+                      <wp:cNvGraphicFramePr/>
+                      <a:graphic xmlns:a="http://schemas.openxmlformats.org/drawingml/2006/main">
+                        <a:graphicData uri="http://schemas.microsoft.com/office/word/2010/wordprocessingGroup">
+                          <wpg:wgp>
+                            <wpg:cNvGrpSpPr/>
+                            <wpg:grpSpPr>
+                              <a:xfrm>
+                                <a:off x="0" y="0"/>
+                                <a:ext cx="3058160" cy="1442720"/>
+                                <a:chOff x="19211" y="18842"/>
+                                <a:chExt cx="4816" cy="2272"/>
+                              </a:xfrm>
+                            </wpg:grpSpPr>
+                            <wpg:grpSp>
+                              <wpg:cNvPr id="12" name="组合 6"/>
+                              <wpg:cNvGrpSpPr/>
+                              <wpg:grpSpPr>
+                                <a:xfrm>
+                                  <a:off x="19211" y="18842"/>
+                                  <a:ext cx="4816" cy="2273"/>
+                                  <a:chOff x="19199" y="18902"/>
+                                  <a:chExt cx="4816" cy="2273"/>
+                                </a:xfrm>
+                              </wpg:grpSpPr>
+                              <pic:pic xmlns:pic="http://schemas.openxmlformats.org/drawingml/2006/picture">
+                                <pic:nvPicPr>
+                                  <pic:cNvPr id="14" name="图片 6" descr="蔡冬雪"/>
+                                  <pic:cNvPicPr>
+                                    <a:picLocks noChangeAspect="1"/>
+                                  </pic:cNvPicPr>
+                                </pic:nvPicPr>
+                                <pic:blipFill>
+                                  <a:blip r:embed="rId11">
+                                    <a:clrChange>
+                                      <a:clrFrom>
+                                        <a:srgbClr val="FFFFFF">
+                                          <a:alpha val="100000"/>
+                                        </a:srgbClr>
+                                      </a:clrFrom>
+                                      <a:clrTo>
+                                        <a:srgbClr val="FFFFFF">
+                                          <a:alpha val="100000"/>
+                                          <a:alpha val="0"/>
+                                        </a:srgbClr>
+                                      </a:clrTo>
+                                    </a:clrChange>
+                                  </a:blip>
+                                  <a:srcRect l="18656" t="33322" r="18897" b="26699"/>
+                                  <a:stretch>
+                                    <a:fillRect/>
+                                  </a:stretch>
+                                </pic:blipFill>
+                                <pic:spPr>
+                                  <a:xfrm>
+                                    <a:off x="19199" y="19551"/>
+                                    <a:ext cx="1261" cy="566"/>
+                                  </a:xfrm>
+                                  <a:prstGeom prst="rect">
+                                    <a:avLst/>
+                                  </a:prstGeom>
+                                </pic:spPr>
+                              </pic:pic>
+                              <pic:pic xmlns:pic="http://schemas.openxmlformats.org/drawingml/2006/picture">
+                                <pic:nvPicPr>
+                                  <pic:cNvPr id="21" name="图片 25"/>
+                                  <pic:cNvPicPr>
+                                    <a:picLocks noChangeAspect="1" noChangeArrowheads="1"/>
+                                  </pic:cNvPicPr>
+                                </pic:nvPicPr>
+                                <pic:blipFill>
+                                  <a:blip r:embed="rId14">
+                                    <a:extLst>
+                                      <a:ext uri="{28A0092B-C50C-407E-A947-70E740481C1C}">
+                                        <a14:useLocalDpi xmlns:a14="http://schemas.microsoft.com/office/drawing/2010/main" val="0"/>
+                                      </a:ext>
+                                    </a:extLst>
+                                  </a:blip>
+                                  <a:srcRect/>
+                                  <a:stretch>
+                                    <a:fillRect/>
+                                  </a:stretch>
+                                </pic:blipFill>
+                                <pic:spPr>
+                                  <a:xfrm>
+                                    <a:off x="21742" y="18902"/>
+                                    <a:ext cx="2273" cy="2273"/>
+                                  </a:xfrm>
+                                  <a:prstGeom prst="rect">
+                                    <a:avLst/>
+                                  </a:prstGeom>
+                                  <a:noFill/>
+                                  <a:ln>
+                                    <a:noFill/>
+                                  </a:ln>
+                                </pic:spPr>
+                              </pic:pic>
+                            </wpg:grpSp>
+                            <pic:pic xmlns:pic="http://schemas.openxmlformats.org/drawingml/2006/picture">
+                              <pic:nvPicPr>
+                                <pic:cNvPr id="15" name="图片 4" descr="王建丽"/>
+                                <pic:cNvPicPr>
+                                  <a:picLocks noChangeAspect="1"/>
+                                </pic:cNvPicPr>
+                              </pic:nvPicPr>
+                              <pic:blipFill>
+                                <a:blip r:embed="rId12">
+                                  <a:clrChange>
+                                    <a:clrFrom>
+                                      <a:srgbClr val="FFFFFF">
+                                        <a:alpha val="100000"/>
+                                      </a:srgbClr>
+                                    </a:clrFrom>
+                                    <a:clrTo>
+                                      <a:srgbClr val="FFFFFF">
+                                        <a:alpha val="100000"/>
+                                        <a:alpha val="0"/>
+                                      </a:srgbClr>
+                                    </a:clrTo>
+                                  </a:clrChange>
+                                </a:blip>
+                                <a:stretch>
+                                  <a:fillRect/>
+                                </a:stretch>
+                              </pic:blipFill>
+                              <pic:spPr>
+                                <a:xfrm>
+                                  <a:off x="22261" y="19395"/>
+                                  <a:ext cx="1258" cy="713"/>
+                                </a:xfrm>
+                                <a:prstGeom prst="rect">
+                                  <a:avLst/>
+                                </a:prstGeom>
+                              </pic:spPr>
+                            </pic:pic>
+                          </wpg:wgp>
+                        </a:graphicData>
+                      </a:graphic>
+                    </wp:anchor>
+                  </w:drawing>
+                </mc:Choice>
+                <mc:Fallback>
+                  <w:pict>
+                    <v:group id="_x0000_s1026" o:spid="_x0000_s1026" o:spt="203" style="position:absolute;left:0pt;margin-left:0.6pt;margin-top:-37.8pt;height:113.6pt;width:240.8pt;z-index:251668480;mso-width-relative:page;mso-height-relative:page;" coordorigin="19211,18842" coordsize="4816,2272" o:gfxdata="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">
+                      <o:lock v:ext="edit" aspectratio="f"/>
+                      <v:group id="组合 6" o:spid="_x0000_s1026" o:spt="203" style="position:absolute;left:19211;top:18842;height:2273;width:4816;" coordorigin="19199,18902" coordsize="4816,2273" o:gfxdata="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">
+                        <o:lock v:ext="edit" aspectratio="f"/>
+                        <v:shape id="图片 6" o:spid="_x0000_s1026" o:spt="75" alt="蔡冬雪" type="#_x0000_t75" style="position:absolute;left:19199;top:19551;height:566;width:1261;" filled="f" o:preferrelative="t" stroked="f" coordsize="21600,21600" o:gfxdata="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">
+                          <v:fill on="f" focussize="0,0"/>
+                          <v:stroke on="f"/>
+                          <v:imagedata r:id="rId11" cropleft="12226f" croptop="21838f" cropright="12384f" cropbottom="17497f" chromakey="#FFFFFF" o:title=""/>
+                          <o:lock v:ext="edit" aspectratio="t"/>
+                        </v:shape>
+                        <v:shape id="图片 25" o:spid="_x0000_s1026" o:spt="75" type="#_x0000_t75" style="position:absolute;left:21742;top:18902;height:2273;width:2273;" filled="f" o:preferrelative="t" stroked="f" coordsize="21600,21600" o:gfxdata="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">
+                          <v:fill on="f" focussize="0,0"/>
+                          <v:stroke on="f"/>
+                          <v:imagedata r:id="rId14" o:title=""/>
+                          <o:lock v:ext="edit" aspectratio="t"/>
+                        </v:shape>
+                      </v:group>
+                      <v:shape id="图片 4" o:spid="_x0000_s1026" o:spt="75" alt="王建丽" type="#_x0000_t75" style="position:absolute;left:22261;top:19395;height:713;width:1258;" filled="f" o:preferrelative="t" stroked="f" coordsize="21600,21600" o:gfxdata="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">
+                        <v:fill on="f" focussize="0,0"/>
+                        <v:stroke on="f"/>
+                        <v:imagedata r:id="rId12" chromakey="#FFFFFF" o:title=""/>
+                        <o:lock v:ext="edit" aspectratio="t"/>
+                      </v:shape>
+                    </v:group>
+                  </w:pict>
+                </mc:Fallback>
+              </mc:AlternateContent>
+            </w:r>
+          </w:p>
+        </w:tc>
+        <w:tc>
+          <w:tcPr>
+            <w:tcW w:w="1166" w:type="dxa"/>
+            <w:vAlign w:val="center"/>
+          </w:tcPr>
+          <w:p>
+            <w:pPr>
+              <w:pStyle w:val="20"/>
+              <w:spacing w:before="13"/>
+              <w:jc w:val="both"/>
+              <w:rPr>
+                <w:rFonts w:ascii="Times New Roman" w:hAnsi="Times New Roman" w:cs="Times New Roman"/>
+                <w:b/>
+                <w:sz w:val="24"/>
+                <w:szCs w:val="24"/>
+              </w:rPr>
+            </w:pPr>
+            <w:r>
+              <w:rPr>
+                <w:rFonts w:ascii="Times New Roman" w:hAnsi="Times New Roman" w:cs="Times New Roman"/>
+                <w:b/>
+                <w:sz w:val="24"/>
+                <w:szCs w:val="24"/>
+              </w:rPr>
+              <w:t>复核人</w:t>
+            </w:r>
+            <w:r>
+              <w:rPr>
+                <w:rFonts w:ascii="Times New Roman" w:hAnsi="Times New Roman" w:cs="Times New Roman"/>
+                <w:b/>
+                <w:sz w:val="24"/>
+                <w:szCs w:val="24"/>
+                <w:lang w:eastAsia="zh-CN"/>
+              </w:rPr>
+              <w:t>：</w:t>
+            </w:r>
+          </w:p>
+        </w:tc>
+        <w:tc>
+          <w:tcPr>
+            <w:tcW w:w="2294" w:type="dxa"/>
+            <w:vAlign w:val="center"/>
+          </w:tcPr>
+          <w:p>
+            <w:pPr>
+              <w:pStyle w:val="20"/>
+              <w:spacing w:before="13"/>
+              <w:ind w:right="15"/>
+              <w:jc w:val="both"/>
+              <w:rPr>
+                <w:rFonts w:ascii="Times New Roman" w:hAnsi="Times New Roman" w:cs="Times New Roman"/>
+                <w:b/>
+                <w:sz w:val="24"/>
+                <w:szCs w:val="24"/>
+              </w:rPr>
+            </w:pPr>
+          </w:p>
+        </w:tc>
+      </w:tr>
+      <w:tr>
+        <w:tblPrEx>
+          <w:tblCellMar>
+            <w:top w:w="0" w:type="dxa"/>
+            <w:left w:w="0" w:type="dxa"/>
+            <w:bottom w:w="0" w:type="dxa"/>
+            <w:right w:w="0" w:type="dxa"/>
+          </w:tblCellMar>
+        </w:tblPrEx>
+        <w:trPr>
+          <w:trHeight w:val="457" w:hRule="exact"/>
+        </w:trPr>
+        <w:tc>
+          <w:tcPr>
+            <w:tcW w:w="1272" w:type="dxa"/>
+            <w:vAlign w:val="center"/>
+          </w:tcPr>
+          <w:p>
+            <w:pPr>
+              <w:pStyle w:val="20"/>
+              <w:spacing w:line="341" w:lineRule="exact"/>
+              <w:ind w:left="13" w:right="165"/>
+              <w:jc w:val="both"/>
+              <w:rPr>
+                <w:rFonts w:ascii="Times New Roman" w:hAnsi="Times New Roman" w:cs="Times New Roman"/>
+                <w:b/>
+                <w:sz w:val="24"/>
+                <w:szCs w:val="24"/>
+              </w:rPr>
+            </w:pPr>
+            <w:r>
+              <w:rPr>
+                <w:rFonts w:ascii="Times New Roman" w:hAnsi="Times New Roman" w:cs="Times New Roman"/>
+                <w:b/>
+                <w:sz w:val="24"/>
+                <w:szCs w:val="24"/>
+              </w:rPr>
+              <w:t>日</w:t>
+            </w:r>
+            <w:r>
+              <w:rPr>
+                <w:rFonts w:ascii="Times New Roman" w:hAnsi="Times New Roman" w:cs="Times New Roman"/>
+                <w:b/>
+                <w:sz w:val="24"/>
+                <w:szCs w:val="24"/>
+                <w:lang w:eastAsia="zh-CN"/>
+              </w:rPr>
+              <w:t xml:space="preserve">  </w:t>
+            </w:r>
+            <w:r>
+              <w:rPr>
+                <w:rFonts w:ascii="Times New Roman" w:hAnsi="Times New Roman" w:cs="Times New Roman"/>
+                <w:b/>
+                <w:sz w:val="24"/>
+                <w:szCs w:val="24"/>
+              </w:rPr>
+              <w:t>期：</w:t>
+            </w:r>
+          </w:p>
+        </w:tc>
+        <w:tc>
+          <w:tcPr>
+            <w:tcW w:w="2040" w:type="dxa"/>
+            <w:vAlign w:val="center"/>
+          </w:tcPr>
+          <w:p>
+            <w:pPr>
+              <w:pStyle w:val="20"/>
+              <w:spacing w:line="363" w:lineRule="exact"/>
+              <w:jc w:val="both"/>
+              <w:rPr>
+                <w:rFonts w:ascii="Times New Roman" w:hAnsi="Times New Roman" w:cs="Times New Roman"/>
+                <w:sz w:val="24"/>
+                <w:szCs w:val="24"/>
+              </w:rPr>
+            </w:pPr>
+            <w:r>
+              <w:rPr>
+                <w:rFonts w:ascii="Times New Roman" w:hAnsi="Times New Roman" w:cs="Times New Roman"/>
+                <w:kern w:val="2"/>
+                <w:sz w:val="24"/>
+                <w:szCs w:val="24"/>
+                <w:lang w:eastAsia="zh-CN"/>
+              </w:rPr>
+              <w:t>{{ reportdate }}</w:t>
+            </w:r>
+          </w:p>
+        </w:tc>
+        <w:tc>
+          <w:tcPr>
+            <w:tcW w:w="1166" w:type="dxa"/>
+            <w:vAlign w:val="center"/>
+          </w:tcPr>
+          <w:p>
+            <w:pPr>
+              <w:pStyle w:val="20"/>
+              <w:spacing w:line="341" w:lineRule="exact"/>
+              <w:jc w:val="both"/>
+              <w:rPr>
+                <w:rFonts w:ascii="Times New Roman" w:hAnsi="Times New Roman" w:cs="Times New Roman"/>
+                <w:b/>
+                <w:sz w:val="24"/>
+                <w:szCs w:val="24"/>
+              </w:rPr>
+            </w:pPr>
+            <w:r>
+              <w:rPr>
+                <w:rFonts w:ascii="Times New Roman" w:hAnsi="Times New Roman" w:cs="Times New Roman"/>
+                <w:b/>
+                <w:sz w:val="24"/>
+                <w:szCs w:val="24"/>
+              </w:rPr>
+              <w:t>日</w:t>
+            </w:r>
+            <w:r>
+              <w:rPr>
+                <w:rFonts w:ascii="Times New Roman" w:hAnsi="Times New Roman" w:cs="Times New Roman"/>
+                <w:b/>
+                <w:sz w:val="24"/>
+                <w:szCs w:val="24"/>
+                <w:lang w:eastAsia="zh-CN"/>
+              </w:rPr>
+              <w:t xml:space="preserve">  </w:t>
+            </w:r>
+            <w:r>
+              <w:rPr>
+                <w:rFonts w:ascii="Times New Roman" w:hAnsi="Times New Roman" w:cs="Times New Roman"/>
+                <w:b/>
+                <w:sz w:val="24"/>
+                <w:szCs w:val="24"/>
+              </w:rPr>
+              <w:t>期：</w:t>
+            </w:r>
+          </w:p>
+        </w:tc>
+        <w:tc>
+          <w:tcPr>
+            <w:tcW w:w="2294" w:type="dxa"/>
+            <w:vAlign w:val="center"/>
+          </w:tcPr>
+          <w:p>
+            <w:pPr>
+              <w:pStyle w:val="20"/>
+              <w:spacing w:line="363" w:lineRule="exact"/>
+              <w:ind w:right="15"/>
+              <w:jc w:val="both"/>
+              <w:rPr>
+                <w:rFonts w:ascii="Times New Roman" w:hAnsi="Times New Roman" w:cs="Times New Roman"/>
+                <w:sz w:val="24"/>
+                <w:szCs w:val="24"/>
+              </w:rPr>
+            </w:pPr>
+            <w:r>
+              <w:rPr>
+                <w:rFonts w:ascii="Times New Roman" w:hAnsi="Times New Roman" w:cs="Times New Roman"/>
+                <w:kern w:val="2"/>
+                <w:sz w:val="24"/>
+                <w:szCs w:val="24"/>
+                <w:lang w:eastAsia="zh-CN"/>
+              </w:rPr>
+              <w:t>{{ reportdate }}</w:t>
+            </w:r>
+          </w:p>
+        </w:tc>
+      </w:tr>
+    </w:tbl>
+    <w:p>
+      <w:pPr>
+        <w:rPr>
+          <w:rFonts w:ascii="Times New Roman" w:hAnsi="Times New Roman" w:eastAsia="微软雅黑" w:cs="Times New Roman"/>
+          <w:sz w:val="24"/>
+          <w:szCs w:val="24"/>
+          <w:lang w:eastAsia="zh-CN"/>
+        </w:rPr>
+      </w:pPr>
+      <w:r>
+        <w:rPr>
+          <w:rFonts w:hint="eastAsia" w:ascii="Times New Roman" w:hAnsi="Times New Roman" w:eastAsia="微软雅黑" w:cs="Times New Roman"/>
+          <w:sz w:val="24"/>
+          <w:szCs w:val="24"/>
+          <w:lang w:eastAsia="zh-CN"/>
+        </w:rPr>
+        <w:t xml:space="preserve">{% endif %}{% if testedby == </w:t>
+      </w:r>
+      <w:r>
+        <w:rPr>
+          <w:rFonts w:ascii="Times New Roman" w:hAnsi="Times New Roman" w:eastAsia="微软雅黑" w:cs="Times New Roman"/>
+          <w:sz w:val="24"/>
+          <w:szCs w:val="24"/>
+          <w:lang w:eastAsia="zh-CN"/>
+        </w:rPr>
+        <w:t>“</w:t>
+      </w:r>
+      <w:r>
+        <w:rPr>
+          <w:rFonts w:hint="eastAsia" w:ascii="Times New Roman" w:hAnsi="Times New Roman" w:eastAsia="微软雅黑" w:cs="Times New Roman"/>
+          <w:sz w:val="24"/>
+          <w:szCs w:val="24"/>
+          <w:lang w:eastAsia="zh-CN"/>
+        </w:rPr>
+        <w:t>2</w:t>
+      </w:r>
+      <w:r>
+        <w:rPr>
+          <w:rFonts w:ascii="Times New Roman" w:hAnsi="Times New Roman" w:eastAsia="微软雅黑" w:cs="Times New Roman"/>
+          <w:sz w:val="24"/>
+          <w:szCs w:val="24"/>
+          <w:lang w:eastAsia="zh-CN"/>
+        </w:rPr>
+        <w:t>”</w:t>
+      </w:r>
+      <w:r>
+        <w:rPr>
+          <w:rFonts w:hint="eastAsia" w:ascii="Times New Roman" w:hAnsi="Times New Roman" w:eastAsia="微软雅黑" w:cs="Times New Roman"/>
+          <w:sz w:val="24"/>
+          <w:szCs w:val="24"/>
+          <w:lang w:eastAsia="zh-CN"/>
+        </w:rPr>
+        <w:t xml:space="preserve"> %}</w:t>
+      </w:r>
+    </w:p>
+    <w:p>
+      <w:pPr>
+        <w:rPr>
+          <w:sz w:val="24"/>
+          <w:lang w:eastAsia="zh-CN"/>
+        </w:rPr>
+      </w:pPr>
+    </w:p>
+    <w:tbl>
+      <w:tblPr>
+        <w:tblStyle w:val="34"/>
+        <w:tblW w:w="6772" w:type="dxa"/>
+        <w:tblInd w:w="0" w:type="dxa"/>
+        <w:tblLayout w:type="fixed"/>
+        <w:tblCellMar>
+          <w:top w:w="0" w:type="dxa"/>
+          <w:left w:w="0" w:type="dxa"/>
+          <w:bottom w:w="0" w:type="dxa"/>
+          <w:right w:w="0" w:type="dxa"/>
+        </w:tblCellMar>
+      </w:tblPr>
+      <w:tblGrid>
+        <w:gridCol w:w="1272"/>
+        <w:gridCol w:w="2040"/>
+        <w:gridCol w:w="1166"/>
+        <w:gridCol w:w="2294"/>
+      </w:tblGrid>
+      <w:tr>
+        <w:tblPrEx>
+          <w:tblCellMar>
+            <w:top w:w="0" w:type="dxa"/>
+            <w:left w:w="0" w:type="dxa"/>
+            <w:bottom w:w="0" w:type="dxa"/>
+            <w:right w:w="0" w:type="dxa"/>
+          </w:tblCellMar>
+        </w:tblPrEx>
+        <w:trPr>
+          <w:trHeight w:val="441" w:hRule="exact"/>
+        </w:trPr>
+        <w:tc>
+          <w:tcPr>
+            <w:tcW w:w="1272" w:type="dxa"/>
+            <w:vAlign w:val="center"/>
+          </w:tcPr>
+          <w:p>
+            <w:pPr>
+              <w:pStyle w:val="20"/>
+              <w:spacing w:before="13"/>
+              <w:ind w:left="13" w:right="95"/>
+              <w:jc w:val="both"/>
+              <w:rPr>
+                <w:rFonts w:ascii="Times New Roman" w:hAnsi="Times New Roman" w:cs="Times New Roman"/>
+                <w:b/>
+                <w:sz w:val="24"/>
+                <w:szCs w:val="24"/>
+              </w:rPr>
+            </w:pPr>
+            <w:r>
+              <w:rPr>
+                <w:rFonts w:ascii="Times New Roman" w:hAnsi="Times New Roman" w:cs="Times New Roman"/>
+                <w:b/>
+                <w:sz w:val="24"/>
+                <w:szCs w:val="24"/>
+              </w:rPr>
+              <w:t>检测人：</w:t>
+            </w:r>
+          </w:p>
+        </w:tc>
+        <w:tc>
+          <w:tcPr>
+            <w:tcW w:w="2040" w:type="dxa"/>
+            <w:vAlign w:val="center"/>
+          </w:tcPr>
+          <w:p>
+            <w:pPr>
+              <w:pStyle w:val="20"/>
+              <w:spacing w:before="13"/>
+              <w:jc w:val="both"/>
+              <w:rPr>
+                <w:rFonts w:ascii="Times New Roman" w:hAnsi="Times New Roman" w:cs="Times New Roman"/>
+                <w:b/>
+                <w:sz w:val="24"/>
+                <w:szCs w:val="24"/>
+              </w:rPr>
+            </w:pPr>
+            <w:r>
+              <w:rPr>
+                <w:sz w:val="22"/>
+              </w:rPr>
+              <mc:AlternateContent>
+                <mc:Choice Requires="wpg">
+                  <w:drawing>
+                    <wp:anchor distT="0" distB="0" distL="114300" distR="114300" simplePos="0" relativeHeight="251669504" behindDoc="0" locked="0" layoutInCell="1" allowOverlap="1">
+                      <wp:simplePos x="0" y="0"/>
+                      <wp:positionH relativeFrom="column">
+                        <wp:posOffset>0</wp:posOffset>
+                      </wp:positionH>
+                      <wp:positionV relativeFrom="paragraph">
+                        <wp:posOffset>-370840</wp:posOffset>
+                      </wp:positionV>
+                      <wp:extent cx="3134360" cy="1443355"/>
+                      <wp:effectExtent l="0" t="0" r="5080" b="4445"/>
+                      <wp:wrapNone/>
+                      <wp:docPr id="16" name="组合 16"/>
+                      <wp:cNvGraphicFramePr/>
+                      <a:graphic xmlns:a="http://schemas.openxmlformats.org/drawingml/2006/main">
+                        <a:graphicData uri="http://schemas.microsoft.com/office/word/2010/wordprocessingGroup">
+                          <wpg:wgp>
+                            <wpg:cNvGrpSpPr/>
+                            <wpg:grpSpPr>
+                              <a:xfrm>
+                                <a:off x="0" y="0"/>
+                                <a:ext cx="3134360" cy="1443355"/>
+                                <a:chOff x="19199" y="20810"/>
+                                <a:chExt cx="4936" cy="2273"/>
+                              </a:xfrm>
+                            </wpg:grpSpPr>
+                            <wpg:grpSp>
+                              <wpg:cNvPr id="18" name="组合 23"/>
+                              <wpg:cNvGrpSpPr/>
+                              <wpg:grpSpPr>
+                                <a:xfrm>
+                                  <a:off x="19199" y="20810"/>
+                                  <a:ext cx="4936" cy="2273"/>
+                                  <a:chOff x="19199" y="20810"/>
+                                  <a:chExt cx="4936" cy="2273"/>
+                                </a:xfrm>
+                              </wpg:grpSpPr>
+                              <pic:pic xmlns:pic="http://schemas.openxmlformats.org/drawingml/2006/picture">
+                                <pic:nvPicPr>
+                                  <pic:cNvPr id="32" name="图片 1"/>
+                                  <pic:cNvPicPr>
+                                    <a:picLocks noChangeAspect="1"/>
+                                  </pic:cNvPicPr>
+                                </pic:nvPicPr>
+                                <pic:blipFill>
+                                  <a:blip r:embed="rId13">
+                                    <a:clrChange>
+                                      <a:clrFrom>
+                                        <a:srgbClr val="FFFFFF">
+                                          <a:alpha val="100000"/>
+                                        </a:srgbClr>
+                                      </a:clrFrom>
+                                      <a:clrTo>
+                                        <a:srgbClr val="FFFFFF">
+                                          <a:alpha val="100000"/>
+                                          <a:alpha val="0"/>
+                                        </a:srgbClr>
+                                      </a:clrTo>
+                                    </a:clrChange>
+                                  </a:blip>
+                                  <a:srcRect l="10922" t="11667"/>
+                                  <a:stretch>
+                                    <a:fillRect/>
+                                  </a:stretch>
+                                </pic:blipFill>
+                                <pic:spPr>
+                                  <a:xfrm>
+                                    <a:off x="19199" y="21203"/>
+                                    <a:ext cx="1672" cy="901"/>
+                                  </a:xfrm>
+                                  <a:prstGeom prst="rect">
+                                    <a:avLst/>
+                                  </a:prstGeom>
+                                  <a:noFill/>
+                                  <a:ln>
+                                    <a:noFill/>
+                                  </a:ln>
+                                </pic:spPr>
+                              </pic:pic>
+                              <pic:pic xmlns:pic="http://schemas.openxmlformats.org/drawingml/2006/picture">
+                                <pic:nvPicPr>
+                                  <pic:cNvPr id="20" name="图片 25"/>
+                                  <pic:cNvPicPr>
+                                    <a:picLocks noChangeAspect="1" noChangeArrowheads="1"/>
+                                  </pic:cNvPicPr>
+                                </pic:nvPicPr>
+                                <pic:blipFill>
+                                  <a:blip r:embed="rId14">
+                                    <a:extLst>
+                                      <a:ext uri="{28A0092B-C50C-407E-A947-70E740481C1C}">
+                                        <a14:useLocalDpi xmlns:a14="http://schemas.microsoft.com/office/drawing/2010/main" val="0"/>
+                                      </a:ext>
+                                    </a:extLst>
+                                  </a:blip>
+                                  <a:srcRect/>
+                                  <a:stretch>
+                                    <a:fillRect/>
+                                  </a:stretch>
+                                </pic:blipFill>
+                                <pic:spPr>
+                                  <a:xfrm>
+                                    <a:off x="21862" y="20810"/>
+                                    <a:ext cx="2273" cy="2273"/>
+                                  </a:xfrm>
+                                  <a:prstGeom prst="rect">
+                                    <a:avLst/>
+                                  </a:prstGeom>
+                                  <a:noFill/>
+                                  <a:ln>
+                                    <a:noFill/>
+                                  </a:ln>
+                                </pic:spPr>
+                              </pic:pic>
+                            </wpg:grpSp>
+                            <pic:pic xmlns:pic="http://schemas.openxmlformats.org/drawingml/2006/picture">
+                              <pic:nvPicPr>
+                                <pic:cNvPr id="25" name="图片 11" descr="王建丽"/>
+                                <pic:cNvPicPr>
+                                  <a:picLocks noChangeAspect="1"/>
+                                </pic:cNvPicPr>
+                              </pic:nvPicPr>
+                              <pic:blipFill>
+                                <a:blip r:embed="rId12">
+                                  <a:clrChange>
+                                    <a:clrFrom>
+                                      <a:srgbClr val="FFFFFF">
+                                        <a:alpha val="100000"/>
+                                      </a:srgbClr>
+                                    </a:clrFrom>
+                                    <a:clrTo>
+                                      <a:srgbClr val="FFFFFF">
+                                        <a:alpha val="100000"/>
+                                        <a:alpha val="0"/>
+                                      </a:srgbClr>
+                                    </a:clrTo>
+                                  </a:clrChange>
+                                </a:blip>
+                                <a:stretch>
+                                  <a:fillRect/>
+                                </a:stretch>
+                              </pic:blipFill>
+                              <pic:spPr>
+                                <a:xfrm>
+                                  <a:off x="22321" y="21215"/>
+                                  <a:ext cx="1488" cy="842"/>
+                                </a:xfrm>
+                                <a:prstGeom prst="rect">
+                                  <a:avLst/>
+                                </a:prstGeom>
+                              </pic:spPr>
+                            </pic:pic>
+                          </wpg:wgp>
+                        </a:graphicData>
+                      </a:graphic>
+                    </wp:anchor>
+                  </w:drawing>
+                </mc:Choice>
+                <mc:Fallback>
+                  <w:pict>
+                    <v:group id="_x0000_s1026" o:spid="_x0000_s1026" o:spt="203" style="position:absolute;left:0pt;margin-left:0pt;margin-top:-29.2pt;height:113.65pt;width:246.8pt;z-index:251669504;mso-width-relative:page;mso-height-relative:page;" coordorigin="19199,20810" coordsize="4936,2273" o:gfxdata="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">
+                      <o:lock v:ext="edit" aspectratio="f"/>
+                      <v:group id="组合 23" o:spid="_x0000_s1026" o:spt="203" style="position:absolute;left:19199;top:20810;height:2273;width:4936;" coordorigin="19199,20810" coordsize="4936,2273" o:gfxdata="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">
+                        <o:lock v:ext="edit" aspectratio="f"/>
+                        <v:shape id="图片 1" o:spid="_x0000_s1026" o:spt="75" type="#_x0000_t75" style="position:absolute;left:19199;top:21203;height:901;width:1672;" filled="f" o:preferrelative="t" stroked="f" coordsize="21600,21600" o:gfxdata="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">
+                          <v:fill on="f" focussize="0,0"/>
+                          <v:stroke on="f"/>
+                          <v:imagedata r:id="rId13" cropleft="7158f" croptop="7646f" chromakey="#FFFFFF" o:title=""/>
+                          <o:lock v:ext="edit" aspectratio="t"/>
+                        </v:shape>
+                        <v:shape id="图片 25" o:spid="_x0000_s1026" o:spt="75" type="#_x0000_t75" style="position:absolute;left:21862;top:20810;height:2273;width:2273;" filled="f" o:preferrelative="t" stroked="f" coordsize="21600,21600" o:gfxdata="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">
+                          <v:fill on="f" focussize="0,0"/>
+                          <v:stroke on="f"/>
+                          <v:imagedata r:id="rId14" o:title=""/>
+                          <o:lock v:ext="edit" aspectratio="t"/>
+                        </v:shape>
+                      </v:group>
+                      <v:shape id="图片 11" o:spid="_x0000_s1026" o:spt="75" alt="王建丽" type="#_x0000_t75" style="position:absolute;left:22321;top:21215;height:842;width:1488;" filled="f" o:preferrelative="t" stroked="f" coordsize="21600,21600" o:gfxdata="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">
+                        <v:fill on="f" focussize="0,0"/>
+                        <v:stroke on="f"/>
+                        <v:imagedata r:id="rId12" chromakey="#FFFFFF" o:title=""/>
+                        <o:lock v:ext="edit" aspectratio="t"/>
+                      </v:shape>
+                    </v:group>
+                  </w:pict>
+                </mc:Fallback>
+              </mc:AlternateContent>
+            </w:r>
+          </w:p>
+        </w:tc>
+        <w:tc>
+          <w:tcPr>
+            <w:tcW w:w="1166" w:type="dxa"/>
+            <w:vAlign w:val="center"/>
+          </w:tcPr>
+          <w:p>
+            <w:pPr>
+              <w:pStyle w:val="20"/>
+              <w:spacing w:before="13"/>
+              <w:jc w:val="both"/>
+              <w:rPr>
+                <w:rFonts w:ascii="Times New Roman" w:hAnsi="Times New Roman" w:cs="Times New Roman"/>
+                <w:b/>
+                <w:sz w:val="24"/>
+                <w:szCs w:val="24"/>
+              </w:rPr>
+            </w:pPr>
+            <w:r>
+              <w:rPr>
+                <w:rFonts w:ascii="Times New Roman" w:hAnsi="Times New Roman" w:cs="Times New Roman"/>
+                <w:b/>
+                <w:sz w:val="24"/>
+                <w:szCs w:val="24"/>
+              </w:rPr>
+              <w:t>复核人</w:t>
+            </w:r>
+            <w:r>
+              <w:rPr>
+                <w:rFonts w:ascii="Times New Roman" w:hAnsi="Times New Roman" w:cs="Times New Roman"/>
+                <w:b/>
+                <w:sz w:val="24"/>
+                <w:szCs w:val="24"/>
+                <w:lang w:eastAsia="zh-CN"/>
+              </w:rPr>
+              <w:t>：</w:t>
+            </w:r>
+          </w:p>
+        </w:tc>
+        <w:tc>
+          <w:tcPr>
+            <w:tcW w:w="2294" w:type="dxa"/>
+            <w:vAlign w:val="center"/>
+          </w:tcPr>
+          <w:p>
+            <w:pPr>
+              <w:pStyle w:val="20"/>
+              <w:spacing w:before="13"/>
+              <w:ind w:right="15"/>
+              <w:jc w:val="both"/>
+              <w:rPr>
+                <w:rFonts w:ascii="Times New Roman" w:hAnsi="Times New Roman" w:cs="Times New Roman"/>
+                <w:b/>
+                <w:sz w:val="24"/>
+                <w:szCs w:val="24"/>
+              </w:rPr>
+            </w:pPr>
+          </w:p>
+        </w:tc>
+      </w:tr>
+      <w:tr>
+        <w:tblPrEx>
+          <w:tblCellMar>
+            <w:top w:w="0" w:type="dxa"/>
+            <w:left w:w="0" w:type="dxa"/>
+            <w:bottom w:w="0" w:type="dxa"/>
+            <w:right w:w="0" w:type="dxa"/>
+          </w:tblCellMar>
+        </w:tblPrEx>
+        <w:trPr>
+          <w:trHeight w:val="457" w:hRule="exact"/>
+        </w:trPr>
+        <w:tc>
+          <w:tcPr>
+            <w:tcW w:w="1272" w:type="dxa"/>
+            <w:vAlign w:val="center"/>
+          </w:tcPr>
+          <w:p>
+            <w:pPr>
+              <w:pStyle w:val="20"/>
+              <w:spacing w:line="341" w:lineRule="exact"/>
+              <w:ind w:left="13" w:right="165"/>
+              <w:jc w:val="both"/>
+              <w:rPr>
+                <w:rFonts w:ascii="Times New Roman" w:hAnsi="Times New Roman" w:cs="Times New Roman"/>
+                <w:b/>
+                <w:sz w:val="24"/>
+                <w:szCs w:val="24"/>
+              </w:rPr>
+            </w:pPr>
+            <w:r>
+              <w:rPr>
+                <w:rFonts w:ascii="Times New Roman" w:hAnsi="Times New Roman" w:cs="Times New Roman"/>
+                <w:b/>
+                <w:sz w:val="24"/>
+                <w:szCs w:val="24"/>
+              </w:rPr>
+              <w:t>日</w:t>
+            </w:r>
+            <w:r>
+              <w:rPr>
+                <w:rFonts w:ascii="Times New Roman" w:hAnsi="Times New Roman" w:cs="Times New Roman"/>
+                <w:b/>
+                <w:sz w:val="24"/>
+                <w:szCs w:val="24"/>
+                <w:lang w:eastAsia="zh-CN"/>
+              </w:rPr>
+              <w:t xml:space="preserve">  </w:t>
+            </w:r>
+            <w:r>
+              <w:rPr>
+                <w:rFonts w:ascii="Times New Roman" w:hAnsi="Times New Roman" w:cs="Times New Roman"/>
+                <w:b/>
+                <w:sz w:val="24"/>
+                <w:szCs w:val="24"/>
+              </w:rPr>
+              <w:t>期：</w:t>
+            </w:r>
+          </w:p>
+        </w:tc>
+        <w:tc>
+          <w:tcPr>
+            <w:tcW w:w="2040" w:type="dxa"/>
+            <w:vAlign w:val="center"/>
+          </w:tcPr>
+          <w:p>
+            <w:pPr>
+              <w:pStyle w:val="20"/>
+              <w:spacing w:line="363" w:lineRule="exact"/>
+              <w:jc w:val="both"/>
+              <w:rPr>
+                <w:rFonts w:ascii="Times New Roman" w:hAnsi="Times New Roman" w:cs="Times New Roman"/>
+                <w:sz w:val="24"/>
+                <w:szCs w:val="24"/>
+              </w:rPr>
+            </w:pPr>
+            <w:r>
+              <w:rPr>
+                <w:rFonts w:ascii="Times New Roman" w:hAnsi="Times New Roman" w:cs="Times New Roman"/>
+                <w:kern w:val="2"/>
+                <w:sz w:val="24"/>
+                <w:szCs w:val="24"/>
+                <w:lang w:eastAsia="zh-CN"/>
+              </w:rPr>
+              <w:t>{{ reportdate }}</w:t>
+            </w:r>
+          </w:p>
+        </w:tc>
+        <w:tc>
+          <w:tcPr>
+            <w:tcW w:w="1166" w:type="dxa"/>
+            <w:vAlign w:val="center"/>
+          </w:tcPr>
+          <w:p>
+            <w:pPr>
+              <w:pStyle w:val="20"/>
+              <w:spacing w:line="341" w:lineRule="exact"/>
+              <w:jc w:val="both"/>
+              <w:rPr>
+                <w:rFonts w:ascii="Times New Roman" w:hAnsi="Times New Roman" w:cs="Times New Roman"/>
+                <w:b/>
+                <w:sz w:val="24"/>
+                <w:szCs w:val="24"/>
+              </w:rPr>
+            </w:pPr>
+            <w:r>
+              <w:rPr>
+                <w:rFonts w:ascii="Times New Roman" w:hAnsi="Times New Roman" w:cs="Times New Roman"/>
+                <w:b/>
+                <w:sz w:val="24"/>
+                <w:szCs w:val="24"/>
+              </w:rPr>
+              <w:t>日</w:t>
+            </w:r>
+            <w:r>
+              <w:rPr>
+                <w:rFonts w:ascii="Times New Roman" w:hAnsi="Times New Roman" w:cs="Times New Roman"/>
+                <w:b/>
+                <w:sz w:val="24"/>
+                <w:szCs w:val="24"/>
+                <w:lang w:eastAsia="zh-CN"/>
+              </w:rPr>
+              <w:t xml:space="preserve">  </w:t>
+            </w:r>
+            <w:r>
+              <w:rPr>
+                <w:rFonts w:ascii="Times New Roman" w:hAnsi="Times New Roman" w:cs="Times New Roman"/>
+                <w:b/>
+                <w:sz w:val="24"/>
+                <w:szCs w:val="24"/>
+              </w:rPr>
+              <w:t>期：</w:t>
+            </w:r>
+          </w:p>
+        </w:tc>
+        <w:tc>
+          <w:tcPr>
+            <w:tcW w:w="2294" w:type="dxa"/>
+            <w:vAlign w:val="center"/>
+          </w:tcPr>
+          <w:p>
+            <w:pPr>
+              <w:pStyle w:val="20"/>
+              <w:spacing w:line="363" w:lineRule="exact"/>
+              <w:ind w:right="15"/>
+              <w:jc w:val="both"/>
+              <w:rPr>
+                <w:rFonts w:ascii="Times New Roman" w:hAnsi="Times New Roman" w:cs="Times New Roman"/>
+                <w:sz w:val="24"/>
+                <w:szCs w:val="24"/>
+              </w:rPr>
+            </w:pPr>
+            <w:r>
+              <w:rPr>
+                <w:rFonts w:ascii="Times New Roman" w:hAnsi="Times New Roman" w:cs="Times New Roman"/>
+                <w:kern w:val="2"/>
+                <w:sz w:val="24"/>
+                <w:szCs w:val="24"/>
+                <w:lang w:eastAsia="zh-CN"/>
+              </w:rPr>
+              <w:t>{{ reportdate }}</w:t>
+            </w:r>
+          </w:p>
+        </w:tc>
+      </w:tr>
+    </w:tbl>
+    <w:p>
+      <w:pPr>
         <w:tabs>
           <w:tab w:val="left" w:pos="6770"/>
         </w:tabs>
@@ -22385,6 +23365,15 @@
           <w:lang w:val="en-US" w:eastAsia="zh-CN" w:bidi="ar-SA"/>
         </w:rPr>
       </w:pPr>
+      <w:r>
+        <w:rPr>
+          <w:rFonts w:hint="eastAsia" w:ascii="Times New Roman" w:hAnsi="Times New Roman" w:eastAsia="微软雅黑" w:cs="Times New Roman"/>
+          <w:sz w:val="24"/>
+          <w:szCs w:val="24"/>
+          <w:lang w:eastAsia="zh-CN"/>
+        </w:rPr>
+        <w:t>{% endif %}</w:t>
+      </w:r>
     </w:p>
     <w:p>
       <w:pPr>
@@ -22429,7 +23418,7 @@
                     </pic:cNvPicPr>
                   </pic:nvPicPr>
                   <pic:blipFill>
-                    <a:blip r:embed="rId14"/>
+                    <a:blip r:embed="rId15"/>
                     <a:stretch>
                       <a:fillRect/>
                     </a:stretch>
@@ -22486,7 +23475,7 @@
                     </pic:cNvPicPr>
                   </pic:nvPicPr>
                   <pic:blipFill>
-                    <a:blip r:embed="rId15"/>
+                    <a:blip r:embed="rId16"/>
                     <a:stretch>
                       <a:fillRect/>
                     </a:stretch>
@@ -22985,7 +23974,7 @@
                     </pic:cNvPicPr>
                   </pic:nvPicPr>
                   <pic:blipFill>
-                    <a:blip r:embed="rId16"/>
+                    <a:blip r:embed="rId17"/>
                     <a:stretch>
                       <a:fillRect/>
                     </a:stretch>

--- a/WebContent/docx/中国人群BRCA12基因分子分型研究_胚系-基智远.docx
+++ b/WebContent/docx/中国人群BRCA12基因分子分型研究_胚系-基智远.docx
@@ -2269,10 +2269,10 @@
         <w:fldChar w:fldCharType="end"/>
       </w:r>
       <w:bookmarkStart w:id="0" w:name="_Toc13806"/>
-      <w:bookmarkStart w:id="1" w:name="_Toc24178_WPSOffice_Level1"/>
-      <w:bookmarkStart w:id="2" w:name="_Toc21009_WPSOffice_Level1"/>
-      <w:bookmarkStart w:id="3" w:name="_Toc21669"/>
-      <w:bookmarkStart w:id="4" w:name="_Toc30143_WPSOffice_Level1"/>
+      <w:bookmarkStart w:id="1" w:name="_Toc30143_WPSOffice_Level1"/>
+      <w:bookmarkStart w:id="2" w:name="_Toc24178_WPSOffice_Level1"/>
+      <w:bookmarkStart w:id="3" w:name="_Toc21009_WPSOffice_Level1"/>
+      <w:bookmarkStart w:id="4" w:name="_Toc21669"/>
     </w:p>
     <w:p>
       <w:pPr>
@@ -3211,10 +3211,10 @@
           <w:lang w:val="en-US" w:eastAsia="zh-CN"/>
         </w:rPr>
       </w:pPr>
-      <w:bookmarkStart w:id="12" w:name="_Toc23369_WPSOffice_Level1"/>
-      <w:bookmarkStart w:id="13" w:name="_Toc6221_WPSOffice_Level1"/>
-      <w:bookmarkStart w:id="14" w:name="_Toc18058"/>
-      <w:bookmarkStart w:id="15" w:name="_Toc25920"/>
+      <w:bookmarkStart w:id="12" w:name="_Toc18058"/>
+      <w:bookmarkStart w:id="13" w:name="_Toc23369_WPSOffice_Level1"/>
+      <w:bookmarkStart w:id="14" w:name="_Toc25920"/>
+      <w:bookmarkStart w:id="15" w:name="_Toc6221_WPSOffice_Level1"/>
       <w:bookmarkStart w:id="16" w:name="_Toc23124"/>
       <w:bookmarkStart w:id="17" w:name="_Toc534807930"/>
       <w:r>
@@ -5205,7 +5205,7 @@
           </mc:Choice>
           <mc:Fallback>
             <w:pict>
-              <v:group id="_x0000_s1026" o:spid="_x0000_s1026" o:spt="203" style="position:absolute;left:0pt;margin-left:218.5pt;margin-top:6pt;height:45.05pt;width:230.5pt;z-index:251663360;mso-width-relative:page;mso-height-relative:page;" coordorigin="19199,21203" coordsize="4610,901" o:gfxdata="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">
+              <v:group id="_x0000_s1026" o:spid="_x0000_s1026" o:spt="203" style="position:absolute;left:0pt;margin-left:218.5pt;margin-top:6pt;height:45.05pt;width:230.5pt;z-index:251663360;mso-width-relative:page;mso-height-relative:page;" coordorigin="19199,21203" coordsize="4610,901" o:gfxdata="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">
                 <o:lock v:ext="edit" aspectratio="f"/>
                 <v:shape id="图片 1" o:spid="_x0000_s1026" o:spt="75" type="#_x0000_t75" style="position:absolute;left:19199;top:21203;height:901;width:1672;" filled="f" o:preferrelative="t" stroked="f" coordsize="21600,21600" o:gfxdata="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">
                   <v:fill on="f" focussize="0,0"/>
@@ -5581,16 +5581,16 @@
           <w:szCs w:val="32"/>
         </w:rPr>
       </w:pPr>
-      <w:bookmarkStart w:id="20" w:name="_Toc22132"/>
-      <w:bookmarkStart w:id="21" w:name="_Toc28496"/>
-      <w:bookmarkStart w:id="22" w:name="_Toc31696"/>
-      <w:bookmarkStart w:id="23" w:name="_Toc19898_WPSOffice_Level1"/>
+      <w:bookmarkStart w:id="20" w:name="_Toc31696"/>
+      <w:bookmarkStart w:id="21" w:name="_Toc20136_WPSOffice_Level1"/>
+      <w:bookmarkStart w:id="22" w:name="_Toc28496"/>
+      <w:bookmarkStart w:id="23" w:name="_Toc22132"/>
       <w:bookmarkStart w:id="24" w:name="_Toc2781"/>
-      <w:bookmarkStart w:id="25" w:name="_Toc20136_WPSOffice_Level1"/>
+      <w:bookmarkStart w:id="25" w:name="_Toc19898_WPSOffice_Level1"/>
       <w:bookmarkStart w:id="26" w:name="_Toc23903"/>
       <w:bookmarkStart w:id="27" w:name="_Toc4331_WPSOffice_Level1"/>
-      <w:bookmarkStart w:id="28" w:name="_Toc25727"/>
-      <w:bookmarkStart w:id="29" w:name="_Toc32443_WPSOffice_Level1"/>
+      <w:bookmarkStart w:id="28" w:name="_Toc32443_WPSOffice_Level1"/>
+      <w:bookmarkStart w:id="29" w:name="_Toc25727"/>
       <w:bookmarkStart w:id="30" w:name="_Toc23846_WPSOffice_Level1"/>
       <w:r>
         <w:rPr>
@@ -5620,9 +5620,11 @@
           <w:color w:val="0070C0"/>
         </w:rPr>
       </w:pPr>
+      <w:bookmarkStart w:id="84" w:name="_GoBack"/>
+      <w:bookmarkEnd w:id="84"/>
       <w:bookmarkStart w:id="31" w:name="_Toc149837259"/>
-      <w:bookmarkStart w:id="32" w:name="_Toc4979"/>
-      <w:bookmarkStart w:id="33" w:name="_Toc8159"/>
+      <w:bookmarkStart w:id="32" w:name="_Toc8159"/>
+      <w:bookmarkStart w:id="33" w:name="_Toc4979"/>
       <w:r>
         <w:rPr>
           <w:rFonts w:hint="eastAsia"/>
@@ -5923,18 +5925,7 @@
                 <w:szCs w:val="21"/>
                 <w:lang w:eastAsia="zh-CN"/>
               </w:rPr>
-              <w:t>突变</w:t>
-            </w:r>
-            <w:r>
-              <w:rPr>
-                <w:rFonts w:ascii="Times New Roman" w:hAnsi="Times New Roman" w:eastAsia="微软雅黑" w:cs="Times New Roman"/>
-                <w:b/>
-                <w:bCs/>
-                <w:color w:val="0070C0"/>
-                <w:sz w:val="21"/>
-                <w:szCs w:val="21"/>
-              </w:rPr>
-              <w:t>基因</w:t>
+              <w:t>检测基因</w:t>
             </w:r>
           </w:p>
         </w:tc>
@@ -7959,22 +7950,24 @@
               <w:pStyle w:val="20"/>
               <w:jc w:val="center"/>
               <w:rPr>
-                <w:rFonts w:ascii="Times New Roman" w:hAnsi="Times New Roman" w:eastAsia="微软雅黑" w:cs="Times New Roman"/>
+                <w:rFonts w:hint="eastAsia" w:ascii="Times New Roman" w:hAnsi="Times New Roman" w:eastAsia="微软雅黑" w:cs="Times New Roman"/>
                 <w:b/>
                 <w:color w:val="0070C0"/>
                 <w:sz w:val="21"/>
                 <w:szCs w:val="21"/>
-              </w:rPr>
-            </w:pPr>
-            <w:r>
-              <w:rPr>
-                <w:rFonts w:ascii="Times New Roman" w:hAnsi="Times New Roman" w:eastAsia="微软雅黑" w:cs="Times New Roman"/>
+                <w:lang w:eastAsia="zh-CN"/>
+              </w:rPr>
+            </w:pPr>
+            <w:r>
+              <w:rPr>
+                <w:rFonts w:hint="eastAsia" w:ascii="Times New Roman" w:hAnsi="Times New Roman" w:eastAsia="微软雅黑" w:cs="Times New Roman"/>
                 <w:b/>
                 <w:color w:val="0070C0"/>
                 <w:sz w:val="21"/>
                 <w:szCs w:val="21"/>
-              </w:rPr>
-              <w:t>突变基因</w:t>
+                <w:lang w:eastAsia="zh-CN"/>
+              </w:rPr>
+              <w:t>检测基因</w:t>
             </w:r>
           </w:p>
         </w:tc>
@@ -10192,10 +10185,10 @@
           <w:lang w:eastAsia="zh-CN"/>
         </w:rPr>
       </w:pPr>
-      <w:bookmarkStart w:id="34" w:name="_Toc29769"/>
+      <w:bookmarkStart w:id="34" w:name="_Toc10223"/>
       <w:bookmarkStart w:id="35" w:name="_Toc20034"/>
       <w:bookmarkStart w:id="36" w:name="_Toc106719764"/>
-      <w:bookmarkStart w:id="37" w:name="_Toc10223"/>
+      <w:bookmarkStart w:id="37" w:name="_Toc29769"/>
       <w:r>
         <w:rPr>
           <w:rFonts w:hint="eastAsia"/>
@@ -13180,9 +13173,9 @@
       <w:bookmarkEnd w:id="28"/>
       <w:bookmarkEnd w:id="29"/>
       <w:bookmarkEnd w:id="30"/>
-      <w:bookmarkStart w:id="38" w:name="_Toc6931_WPSOffice_Level3"/>
-      <w:bookmarkStart w:id="39" w:name="_Toc15289_WPSOffice_Level3"/>
-      <w:bookmarkStart w:id="40" w:name="_Toc26395"/>
+      <w:bookmarkStart w:id="38" w:name="_Toc15289_WPSOffice_Level3"/>
+      <w:bookmarkStart w:id="39" w:name="_Toc26395"/>
+      <w:bookmarkStart w:id="40" w:name="_Toc6931_WPSOffice_Level3"/>
       <w:r>
         <w:rPr>
           <w:rFonts w:hint="eastAsia" w:ascii="Times New Roman" w:hAnsi="Times New Roman" w:eastAsia="微软雅黑" w:cs="Times New Roman"/>
@@ -13228,8 +13221,8 @@
           <w:lang w:eastAsia="zh-CN"/>
         </w:rPr>
       </w:pPr>
-      <w:bookmarkStart w:id="41" w:name="_Toc1566"/>
-      <w:bookmarkStart w:id="42" w:name="_Toc30134"/>
+      <w:bookmarkStart w:id="41" w:name="_Toc30134"/>
+      <w:bookmarkStart w:id="42" w:name="_Toc1566"/>
       <w:r>
         <w:rPr>
           <w:rFonts w:hint="eastAsia"/>
@@ -13258,8 +13251,8 @@
         </w:rPr>
       </w:pPr>
       <w:bookmarkStart w:id="43" w:name="_Toc8867"/>
-      <w:bookmarkStart w:id="44" w:name="_Toc149837265"/>
-      <w:bookmarkStart w:id="45" w:name="_Toc5547"/>
+      <w:bookmarkStart w:id="44" w:name="_Toc5547"/>
+      <w:bookmarkStart w:id="45" w:name="_Toc149837265"/>
       <w:r>
         <w:rPr>
           <w:rFonts w:hint="eastAsia"/>
@@ -13334,8 +13327,8 @@
           <w:lang w:eastAsia="zh-CN"/>
         </w:rPr>
       </w:pPr>
-      <w:bookmarkStart w:id="46" w:name="_Toc27302"/>
-      <w:bookmarkStart w:id="47" w:name="_Toc21764_WPSOffice_Level1"/>
+      <w:bookmarkStart w:id="46" w:name="_Toc21764_WPSOffice_Level1"/>
+      <w:bookmarkStart w:id="47" w:name="_Toc27302"/>
       <w:bookmarkStart w:id="48" w:name="_Toc28240"/>
       <w:bookmarkStart w:id="49" w:name="_Toc13196_WPSOffice_Level1"/>
       <w:bookmarkStart w:id="50" w:name="_Toc1707_WPSOffice_Level1"/>
@@ -17406,17 +17399,17 @@
           <w:lang w:val="en-US" w:eastAsia="zh-CN"/>
         </w:rPr>
       </w:pPr>
-      <w:bookmarkStart w:id="52" w:name="_Toc24085_WPSOffice_Level1"/>
-      <w:bookmarkStart w:id="53" w:name="_Toc9066"/>
-      <w:bookmarkStart w:id="54" w:name="_Toc3767"/>
-      <w:bookmarkStart w:id="55" w:name="_Toc3674"/>
-      <w:bookmarkStart w:id="56" w:name="_Toc14255_WPSOffice_Level1"/>
-      <w:bookmarkStart w:id="57" w:name="_Toc15840_WPSOffice_Level1"/>
+      <w:bookmarkStart w:id="52" w:name="_Toc3767"/>
+      <w:bookmarkStart w:id="53" w:name="_Toc14255_WPSOffice_Level1"/>
+      <w:bookmarkStart w:id="54" w:name="_Toc3674"/>
+      <w:bookmarkStart w:id="55" w:name="_Toc15840_WPSOffice_Level1"/>
+      <w:bookmarkStart w:id="56" w:name="_Toc9066"/>
+      <w:bookmarkStart w:id="57" w:name="_Toc24085_WPSOffice_Level1"/>
       <w:bookmarkStart w:id="58" w:name="_Hlk33190413"/>
       <w:bookmarkStart w:id="59" w:name="_Toc18699"/>
-      <w:bookmarkStart w:id="60" w:name="_Toc11896_WPSOffice_Level1"/>
-      <w:bookmarkStart w:id="61" w:name="_Toc28810_WPSOffice_Level1"/>
-      <w:bookmarkStart w:id="62" w:name="_Toc11193_WPSOffice_Level1"/>
+      <w:bookmarkStart w:id="60" w:name="_Toc11193_WPSOffice_Level1"/>
+      <w:bookmarkStart w:id="61" w:name="_Toc11896_WPSOffice_Level1"/>
+      <w:bookmarkStart w:id="62" w:name="_Toc28810_WPSOffice_Level1"/>
       <w:r>
         <w:rPr>
           <w:rFonts w:hint="eastAsia" w:ascii="Times New Roman" w:hAnsi="Times New Roman"/>
@@ -19492,19 +19485,7 @@
           <w:szCs w:val="18"/>
           <w:lang w:eastAsia="zh-CN"/>
         </w:rPr>
-        <w:t>D级：无主带，降解区域集中在500bp以</w:t>
-      </w:r>
-      <w:bookmarkStart w:id="84" w:name="_GoBack"/>
-      <w:bookmarkEnd w:id="84"/>
-      <w:r>
-        <w:rPr>
-          <w:rFonts w:hint="eastAsia" w:ascii="Times New Roman" w:hAnsi="Times New Roman" w:eastAsia="微软雅黑" w:cs="Times New Roman"/>
-          <w:bCs/>
-          <w:sz w:val="18"/>
-          <w:szCs w:val="18"/>
-          <w:lang w:eastAsia="zh-CN"/>
-        </w:rPr>
-        <w:t>下，或总量低于100ng。</w:t>
+        <w:t>D级：无主带，降解区域集中在500bp以下，或总量低于100ng。</w:t>
       </w:r>
     </w:p>
     <w:p>
@@ -20802,8 +20783,8 @@
           <w:lang w:eastAsia="zh-CN"/>
         </w:rPr>
       </w:pPr>
-      <w:bookmarkStart w:id="65" w:name="_Toc7697"/>
-      <w:bookmarkStart w:id="66" w:name="_Toc26220"/>
+      <w:bookmarkStart w:id="65" w:name="_Toc26220"/>
+      <w:bookmarkStart w:id="66" w:name="_Toc7697"/>
       <w:r>
         <w:rPr>
           <w:rFonts w:hint="eastAsia" w:ascii="Times New Roman" w:hAnsi="Times New Roman"/>
@@ -21519,13 +21500,13 @@
           <w:lang w:eastAsia="zh-CN"/>
         </w:rPr>
       </w:pPr>
-      <w:bookmarkStart w:id="67" w:name="_Toc23769"/>
-      <w:bookmarkStart w:id="68" w:name="_Toc32060"/>
-      <w:bookmarkStart w:id="69" w:name="_Toc3846"/>
+      <w:bookmarkStart w:id="67" w:name="_Toc30922"/>
+      <w:bookmarkStart w:id="68" w:name="_Toc3846"/>
+      <w:bookmarkStart w:id="69" w:name="_Toc32060"/>
       <w:bookmarkStart w:id="70" w:name="_Toc8993"/>
-      <w:bookmarkStart w:id="71" w:name="_Toc17547"/>
-      <w:bookmarkStart w:id="72" w:name="_Toc5400"/>
-      <w:bookmarkStart w:id="73" w:name="_Toc30922"/>
+      <w:bookmarkStart w:id="71" w:name="_Toc5400"/>
+      <w:bookmarkStart w:id="72" w:name="_Toc23769"/>
+      <w:bookmarkStart w:id="73" w:name="_Toc17547"/>
       <w:bookmarkStart w:id="74" w:name="_Toc9076"/>
       <w:r>
         <w:rPr>
@@ -21686,13 +21667,13 @@
         </w:rPr>
       </w:pPr>
       <w:bookmarkStart w:id="75" w:name="_Toc10299"/>
-      <w:bookmarkStart w:id="76" w:name="_Toc3389"/>
-      <w:bookmarkStart w:id="77" w:name="_Toc15385"/>
-      <w:bookmarkStart w:id="78" w:name="_Toc126"/>
+      <w:bookmarkStart w:id="76" w:name="_Toc15385"/>
+      <w:bookmarkStart w:id="77" w:name="_Toc3389"/>
+      <w:bookmarkStart w:id="78" w:name="_Toc30105"/>
       <w:bookmarkStart w:id="79" w:name="_Toc22915"/>
-      <w:bookmarkStart w:id="80" w:name="_Toc22196"/>
+      <w:bookmarkStart w:id="80" w:name="_Toc126"/>
       <w:bookmarkStart w:id="81" w:name="_Toc24939"/>
-      <w:bookmarkStart w:id="82" w:name="_Toc30105"/>
+      <w:bookmarkStart w:id="82" w:name="_Toc22196"/>
       <w:r>
         <w:rPr>
           <w:rFonts w:ascii="Times New Roman" w:hAnsi="Times New Roman" w:eastAsia="微软雅黑" w:cs="Times New Roman"/>
@@ -22535,7 +22516,7 @@
                 </mc:Choice>
                 <mc:Fallback>
                   <w:pict>
-                    <v:group id="_x0000_s1026" o:spid="_x0000_s1026" o:spt="203" style="position:absolute;left:0pt;margin-left:0.6pt;margin-top:-37.8pt;height:113.6pt;width:240.8pt;z-index:251668480;mso-width-relative:page;mso-height-relative:page;" coordorigin="19211,18842" coordsize="4816,2272" o:gfxdata="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">
+                    <v:group id="_x0000_s1026" o:spid="_x0000_s1026" o:spt="203" style="position:absolute;left:0pt;margin-left:0.6pt;margin-top:-37.8pt;height:113.6pt;width:240.8pt;z-index:251668480;mso-width-relative:page;mso-height-relative:page;" coordorigin="19211,18842" coordsize="4816,2272" o:gfxdata="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">
                       <o:lock v:ext="edit" aspectratio="f"/>
                       <v:group id="组合 6" o:spid="_x0000_s1026" o:spt="203" style="position:absolute;left:19211;top:18842;height:2273;width:4816;" coordorigin="19199,18902" coordsize="4816,2273" o:gfxdata="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">
                         <o:lock v:ext="edit" aspectratio="f"/>
@@ -23095,7 +23076,7 @@
                 </mc:Choice>
                 <mc:Fallback>
                   <w:pict>
-                    <v:group id="_x0000_s1026" o:spid="_x0000_s1026" o:spt="203" style="position:absolute;left:0pt;margin-left:0pt;margin-top:-29.2pt;height:113.65pt;width:246.8pt;z-index:251669504;mso-width-relative:page;mso-height-relative:page;" coordorigin="19199,20810" coordsize="4936,2273" o:gfxdata="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